--- a/docs/informe_tecnico/output/INFORME_TECNICO_PLUGINS_ISER_2025.docx
+++ b/docs/informe_tecnico/output/INFORME_TECNICO_PLUGINS_ISER_2025.docx
@@ -327,7 +327,7 @@
         <w:spacing w:before="400" w:after="200"/>
       </w:pPr>
       <w:r>
-        <w:t xml:space="preserve">PLUGIN LOCAL_JOBBOARD</w:t>
+        <w:t xml:space="preserve">1. INTRODUCCION</w:t>
       </w:r>
     </w:p>
     <w:p>
@@ -340,651 +340,7 @@
           <w:sz w:val="24"/>
           <w:szCs w:val="24"/>
         </w:rPr>
-        <w:t xml:space="preserve">Plugin de bolsa de empleo para gestión de vacantes académicas y postulaciones docentes. Diseñado para reclutamiento de catedráticos en instituciones de educación superior. Compatible con arquitectura multi-tenant IOMAD.</w:t>
-      </w:r>
-    </w:p>
-    <w:p>
-      <w:pPr>
-        <w:pStyle w:val="Heading2"/>
-        <w:spacing w:before="300" w:after="150"/>
-      </w:pPr>
-      <w:r>
-        <w:t xml:space="preserve">Información de Versión</w:t>
-      </w:r>
-    </w:p>
-    <w:tbl>
-      <w:tblPr>
-        <w:tblW w:type="pct" w:w="100%"/>
-        <w:tblBorders>
-          <w:top w:val="single" w:color="646363" w:sz="1"/>
-          <w:left w:val="single" w:color="646363" w:sz="1"/>
-          <w:bottom w:val="single" w:color="646363" w:sz="1"/>
-          <w:right w:val="single" w:color="646363" w:sz="1"/>
-          <w:insideH w:val="single" w:color="646363" w:sz="1"/>
-          <w:insideV w:val="single" w:color="646363" w:sz="1"/>
-        </w:tblBorders>
-      </w:tblPr>
-      <w:tblGrid>
-        <w:gridCol w:w="100"/>
-        <w:gridCol w:w="100"/>
-      </w:tblGrid>
-      <w:tr>
-        <w:tc>
-          <w:tcPr>
-            <w:tcW w:type="pct" w:w="30%"/>
-            <w:shd w:fill="1B9E88"/>
-            <w:tcMar>
-              <w:top w:type="dxa" w:w="100"/>
-              <w:left w:type="dxa" w:w="100"/>
-              <w:bottom w:type="dxa" w:w="100"/>
-              <w:right w:type="dxa" w:w="100"/>
-            </w:tcMar>
-            <w:vAlign w:val="center"/>
-          </w:tcPr>
-          <w:p>
-            <w:pPr>
-              <w:spacing w:before="50" w:after="50"/>
-              <w:jc w:val="left"/>
-            </w:pPr>
-            <w:r>
-              <w:rPr>
-                <w:b/>
-                <w:bCs/>
-                <w:color w:val="FFFFFF"/>
-                <w:sz w:val="22"/>
-                <w:szCs w:val="22"/>
-              </w:rPr>
-              <w:t xml:space="preserve">Campo</w:t>
-            </w:r>
-          </w:p>
-        </w:tc>
-        <w:tc>
-          <w:tcPr>
-            <w:tcW w:type="pct" w:w="70%"/>
-            <w:shd w:fill="1B9E88"/>
-            <w:tcMar>
-              <w:top w:type="dxa" w:w="100"/>
-              <w:left w:type="dxa" w:w="100"/>
-              <w:bottom w:type="dxa" w:w="100"/>
-              <w:right w:type="dxa" w:w="100"/>
-            </w:tcMar>
-            <w:vAlign w:val="center"/>
-          </w:tcPr>
-          <w:p>
-            <w:pPr>
-              <w:spacing w:before="50" w:after="50"/>
-              <w:jc w:val="left"/>
-            </w:pPr>
-            <w:r>
-              <w:rPr>
-                <w:b/>
-                <w:bCs/>
-                <w:color w:val="FFFFFF"/>
-                <w:sz w:val="22"/>
-                <w:szCs w:val="22"/>
-              </w:rPr>
-              <w:t xml:space="preserve">Valor</w:t>
-            </w:r>
-          </w:p>
-        </w:tc>
-      </w:tr>
-      <w:tr>
-        <w:tc>
-          <w:tcPr>
-            <w:tcW w:type="pct" w:w="30%"/>
-            <w:shd w:fill="FFFFFF"/>
-            <w:tcMar>
-              <w:top w:type="dxa" w:w="100"/>
-              <w:left w:type="dxa" w:w="100"/>
-              <w:bottom w:type="dxa" w:w="100"/>
-              <w:right w:type="dxa" w:w="100"/>
-            </w:tcMar>
-            <w:vAlign w:val="center"/>
-          </w:tcPr>
-          <w:p>
-            <w:pPr>
-              <w:spacing w:before="50" w:after="50"/>
-              <w:jc w:val="left"/>
-            </w:pPr>
-            <w:r>
-              <w:rPr>
-                <w:b w:val="false"/>
-                <w:bCs w:val="false"/>
-                <w:color w:val="000000"/>
-                <w:sz w:val="22"/>
-                <w:szCs w:val="22"/>
-              </w:rPr>
-              <w:t xml:space="preserve">Versión</w:t>
-            </w:r>
-          </w:p>
-        </w:tc>
-        <w:tc>
-          <w:tcPr>
-            <w:tcW w:type="pct" w:w="70%"/>
-            <w:shd w:fill="FFFFFF"/>
-            <w:tcMar>
-              <w:top w:type="dxa" w:w="100"/>
-              <w:left w:type="dxa" w:w="100"/>
-              <w:bottom w:type="dxa" w:w="100"/>
-              <w:right w:type="dxa" w:w="100"/>
-            </w:tcMar>
-            <w:vAlign w:val="center"/>
-          </w:tcPr>
-          <w:p>
-            <w:pPr>
-              <w:spacing w:before="50" w:after="50"/>
-              <w:jc w:val="left"/>
-            </w:pPr>
-            <w:r>
-              <w:rPr>
-                <w:b w:val="false"/>
-                <w:bCs w:val="false"/>
-                <w:color w:val="000000"/>
-                <w:sz w:val="22"/>
-                <w:szCs w:val="22"/>
-              </w:rPr>
-              <w:t xml:space="preserve">4.0.2</w:t>
-            </w:r>
-          </w:p>
-        </w:tc>
-      </w:tr>
-      <w:tr>
-        <w:tc>
-          <w:tcPr>
-            <w:tcW w:type="pct" w:w="30%"/>
-            <w:shd w:fill="FFFFFF"/>
-            <w:tcMar>
-              <w:top w:type="dxa" w:w="100"/>
-              <w:left w:type="dxa" w:w="100"/>
-              <w:bottom w:type="dxa" w:w="100"/>
-              <w:right w:type="dxa" w:w="100"/>
-            </w:tcMar>
-            <w:vAlign w:val="center"/>
-          </w:tcPr>
-          <w:p>
-            <w:pPr>
-              <w:spacing w:before="50" w:after="50"/>
-              <w:jc w:val="left"/>
-            </w:pPr>
-            <w:r>
-              <w:rPr>
-                <w:b w:val="false"/>
-                <w:bCs w:val="false"/>
-                <w:color w:val="000000"/>
-                <w:sz w:val="22"/>
-                <w:szCs w:val="22"/>
-              </w:rPr>
-              <w:t xml:space="preserve">Build</w:t>
-            </w:r>
-          </w:p>
-        </w:tc>
-        <w:tc>
-          <w:tcPr>
-            <w:tcW w:type="pct" w:w="70%"/>
-            <w:shd w:fill="FFFFFF"/>
-            <w:tcMar>
-              <w:top w:type="dxa" w:w="100"/>
-              <w:left w:type="dxa" w:w="100"/>
-              <w:bottom w:type="dxa" w:w="100"/>
-              <w:right w:type="dxa" w:w="100"/>
-            </w:tcMar>
-            <w:vAlign w:val="center"/>
-          </w:tcPr>
-          <w:p>
-            <w:pPr>
-              <w:spacing w:before="50" w:after="50"/>
-              <w:jc w:val="left"/>
-            </w:pPr>
-            <w:r>
-              <w:rPr>
-                <w:b w:val="false"/>
-                <w:bCs w:val="false"/>
-                <w:color w:val="000000"/>
-                <w:sz w:val="22"/>
-                <w:szCs w:val="22"/>
-              </w:rPr>
-              <w:t xml:space="preserve">2025122302</w:t>
-            </w:r>
-          </w:p>
-        </w:tc>
-      </w:tr>
-      <w:tr>
-        <w:tc>
-          <w:tcPr>
-            <w:tcW w:type="pct" w:w="30%"/>
-            <w:shd w:fill="FFFFFF"/>
-            <w:tcMar>
-              <w:top w:type="dxa" w:w="100"/>
-              <w:left w:type="dxa" w:w="100"/>
-              <w:bottom w:type="dxa" w:w="100"/>
-              <w:right w:type="dxa" w:w="100"/>
-            </w:tcMar>
-            <w:vAlign w:val="center"/>
-          </w:tcPr>
-          <w:p>
-            <w:pPr>
-              <w:spacing w:before="50" w:after="50"/>
-              <w:jc w:val="left"/>
-            </w:pPr>
-            <w:r>
-              <w:rPr>
-                <w:b w:val="false"/>
-                <w:bCs w:val="false"/>
-                <w:color w:val="000000"/>
-                <w:sz w:val="22"/>
-                <w:szCs w:val="22"/>
-              </w:rPr>
-              <w:t xml:space="preserve">Madurez</w:t>
-            </w:r>
-          </w:p>
-        </w:tc>
-        <w:tc>
-          <w:tcPr>
-            <w:tcW w:type="pct" w:w="70%"/>
-            <w:shd w:fill="FFFFFF"/>
-            <w:tcMar>
-              <w:top w:type="dxa" w:w="100"/>
-              <w:left w:type="dxa" w:w="100"/>
-              <w:bottom w:type="dxa" w:w="100"/>
-              <w:right w:type="dxa" w:w="100"/>
-            </w:tcMar>
-            <w:vAlign w:val="center"/>
-          </w:tcPr>
-          <w:p>
-            <w:pPr>
-              <w:spacing w:before="50" w:after="50"/>
-              <w:jc w:val="left"/>
-            </w:pPr>
-            <w:r>
-              <w:rPr>
-                <w:b w:val="false"/>
-                <w:bCs w:val="false"/>
-                <w:color w:val="000000"/>
-                <w:sz w:val="22"/>
-                <w:szCs w:val="22"/>
-              </w:rPr>
-              <w:t xml:space="preserve">MATURITY_STABLE</w:t>
-            </w:r>
-          </w:p>
-        </w:tc>
-      </w:tr>
-      <w:tr>
-        <w:tc>
-          <w:tcPr>
-            <w:tcW w:type="pct" w:w="30%"/>
-            <w:shd w:fill="FFFFFF"/>
-            <w:tcMar>
-              <w:top w:type="dxa" w:w="100"/>
-              <w:left w:type="dxa" w:w="100"/>
-              <w:bottom w:type="dxa" w:w="100"/>
-              <w:right w:type="dxa" w:w="100"/>
-            </w:tcMar>
-            <w:vAlign w:val="center"/>
-          </w:tcPr>
-          <w:p>
-            <w:pPr>
-              <w:spacing w:before="50" w:after="50"/>
-              <w:jc w:val="left"/>
-            </w:pPr>
-            <w:r>
-              <w:rPr>
-                <w:b w:val="false"/>
-                <w:bCs w:val="false"/>
-                <w:color w:val="000000"/>
-                <w:sz w:val="22"/>
-                <w:szCs w:val="22"/>
-              </w:rPr>
-              <w:t xml:space="preserve">Moodle requerido</w:t>
-            </w:r>
-          </w:p>
-        </w:tc>
-        <w:tc>
-          <w:tcPr>
-            <w:tcW w:type="pct" w:w="70%"/>
-            <w:shd w:fill="FFFFFF"/>
-            <w:tcMar>
-              <w:top w:type="dxa" w:w="100"/>
-              <w:left w:type="dxa" w:w="100"/>
-              <w:bottom w:type="dxa" w:w="100"/>
-              <w:right w:type="dxa" w:w="100"/>
-            </w:tcMar>
-            <w:vAlign w:val="center"/>
-          </w:tcPr>
-          <w:p>
-            <w:pPr>
-              <w:spacing w:before="50" w:after="50"/>
-              <w:jc w:val="left"/>
-            </w:pPr>
-            <w:r>
-              <w:rPr>
-                <w:b w:val="false"/>
-                <w:bCs w:val="false"/>
-                <w:color w:val="000000"/>
-                <w:sz w:val="22"/>
-                <w:szCs w:val="22"/>
-              </w:rPr>
-              <w:t xml:space="preserve">Moodle 4.1 LTS mínimo</w:t>
-            </w:r>
-          </w:p>
-        </w:tc>
-      </w:tr>
-      <w:tr>
-        <w:tc>
-          <w:tcPr>
-            <w:tcW w:type="pct" w:w="30%"/>
-            <w:shd w:fill="FFFFFF"/>
-            <w:tcMar>
-              <w:top w:type="dxa" w:w="100"/>
-              <w:left w:type="dxa" w:w="100"/>
-              <w:bottom w:type="dxa" w:w="100"/>
-              <w:right w:type="dxa" w:w="100"/>
-            </w:tcMar>
-            <w:vAlign w:val="center"/>
-          </w:tcPr>
-          <w:p>
-            <w:pPr>
-              <w:spacing w:before="50" w:after="50"/>
-              <w:jc w:val="left"/>
-            </w:pPr>
-            <w:r>
-              <w:rPr>
-                <w:b w:val="false"/>
-                <w:bCs w:val="false"/>
-                <w:color w:val="000000"/>
-                <w:sz w:val="22"/>
-                <w:szCs w:val="22"/>
-              </w:rPr>
-              <w:t xml:space="preserve">Moodle soportado</w:t>
-            </w:r>
-          </w:p>
-        </w:tc>
-        <w:tc>
-          <w:tcPr>
-            <w:tcW w:type="pct" w:w="70%"/>
-            <w:shd w:fill="FFFFFF"/>
-            <w:tcMar>
-              <w:top w:type="dxa" w:w="100"/>
-              <w:left w:type="dxa" w:w="100"/>
-              <w:bottom w:type="dxa" w:w="100"/>
-              <w:right w:type="dxa" w:w="100"/>
-            </w:tcMar>
-            <w:vAlign w:val="center"/>
-          </w:tcPr>
-          <w:p>
-            <w:pPr>
-              <w:spacing w:before="50" w:after="50"/>
-              <w:jc w:val="left"/>
-            </w:pPr>
-            <w:r>
-              <w:rPr>
-                <w:b w:val="false"/>
-                <w:bCs w:val="false"/>
-                <w:color w:val="000000"/>
-                <w:sz w:val="22"/>
-                <w:szCs w:val="22"/>
-              </w:rPr>
-              <w:t xml:space="preserve">Moodle 4.1 a 4.5</w:t>
-            </w:r>
-          </w:p>
-        </w:tc>
-      </w:tr>
-      <w:tr>
-        <w:tc>
-          <w:tcPr>
-            <w:tcW w:type="pct" w:w="30%"/>
-            <w:shd w:fill="FFFFFF"/>
-            <w:tcMar>
-              <w:top w:type="dxa" w:w="100"/>
-              <w:left w:type="dxa" w:w="100"/>
-              <w:bottom w:type="dxa" w:w="100"/>
-              <w:right w:type="dxa" w:w="100"/>
-            </w:tcMar>
-            <w:vAlign w:val="center"/>
-          </w:tcPr>
-          <w:p>
-            <w:pPr>
-              <w:spacing w:before="50" w:after="50"/>
-              <w:jc w:val="left"/>
-            </w:pPr>
-            <w:r>
-              <w:rPr>
-                <w:b w:val="false"/>
-                <w:bCs w:val="false"/>
-                <w:color w:val="000000"/>
-                <w:sz w:val="22"/>
-                <w:szCs w:val="22"/>
-              </w:rPr>
-              <w:t xml:space="preserve">Autor</w:t>
-            </w:r>
-          </w:p>
-        </w:tc>
-        <w:tc>
-          <w:tcPr>
-            <w:tcW w:type="pct" w:w="70%"/>
-            <w:shd w:fill="FFFFFF"/>
-            <w:tcMar>
-              <w:top w:type="dxa" w:w="100"/>
-              <w:left w:type="dxa" w:w="100"/>
-              <w:bottom w:type="dxa" w:w="100"/>
-              <w:right w:type="dxa" w:w="100"/>
-            </w:tcMar>
-            <w:vAlign w:val="center"/>
-          </w:tcPr>
-          <w:p>
-            <w:pPr>
-              <w:spacing w:before="50" w:after="50"/>
-              <w:jc w:val="left"/>
-            </w:pPr>
-            <w:r>
-              <w:rPr>
-                <w:b w:val="false"/>
-                <w:bCs w:val="false"/>
-                <w:color w:val="000000"/>
-                <w:sz w:val="22"/>
-                <w:szCs w:val="22"/>
-              </w:rPr>
-              <w:t xml:space="preserve">Alonso Arias</w:t>
-            </w:r>
-          </w:p>
-        </w:tc>
-      </w:tr>
-      <w:tr>
-        <w:tc>
-          <w:tcPr>
-            <w:tcW w:type="pct" w:w="30%"/>
-            <w:shd w:fill="FFFFFF"/>
-            <w:tcMar>
-              <w:top w:type="dxa" w:w="100"/>
-              <w:left w:type="dxa" w:w="100"/>
-              <w:bottom w:type="dxa" w:w="100"/>
-              <w:right w:type="dxa" w:w="100"/>
-            </w:tcMar>
-            <w:vAlign w:val="center"/>
-          </w:tcPr>
-          <w:p>
-            <w:pPr>
-              <w:spacing w:before="50" w:after="50"/>
-              <w:jc w:val="left"/>
-            </w:pPr>
-            <w:r>
-              <w:rPr>
-                <w:b w:val="false"/>
-                <w:bCs w:val="false"/>
-                <w:color w:val="000000"/>
-                <w:sz w:val="22"/>
-                <w:szCs w:val="22"/>
-              </w:rPr>
-              <w:t xml:space="preserve">Email</w:t>
-            </w:r>
-          </w:p>
-        </w:tc>
-        <w:tc>
-          <w:tcPr>
-            <w:tcW w:type="pct" w:w="70%"/>
-            <w:shd w:fill="FFFFFF"/>
-            <w:tcMar>
-              <w:top w:type="dxa" w:w="100"/>
-              <w:left w:type="dxa" w:w="100"/>
-              <w:bottom w:type="dxa" w:w="100"/>
-              <w:right w:type="dxa" w:w="100"/>
-            </w:tcMar>
-            <w:vAlign w:val="center"/>
-          </w:tcPr>
-          <w:p>
-            <w:pPr>
-              <w:spacing w:before="50" w:after="50"/>
-              <w:jc w:val="left"/>
-            </w:pPr>
-            <w:r>
-              <w:rPr>
-                <w:b w:val="false"/>
-                <w:bCs w:val="false"/>
-                <w:color w:val="000000"/>
-                <w:sz w:val="22"/>
-                <w:szCs w:val="22"/>
-              </w:rPr>
-              <w:t xml:space="preserve">soporteplataformas@iser.edu.co</w:t>
-            </w:r>
-          </w:p>
-        </w:tc>
-      </w:tr>
-      <w:tr>
-        <w:tc>
-          <w:tcPr>
-            <w:tcW w:type="pct" w:w="30%"/>
-            <w:shd w:fill="FFFFFF"/>
-            <w:tcMar>
-              <w:top w:type="dxa" w:w="100"/>
-              <w:left w:type="dxa" w:w="100"/>
-              <w:bottom w:type="dxa" w:w="100"/>
-              <w:right w:type="dxa" w:w="100"/>
-            </w:tcMar>
-            <w:vAlign w:val="center"/>
-          </w:tcPr>
-          <w:p>
-            <w:pPr>
-              <w:spacing w:before="50" w:after="50"/>
-              <w:jc w:val="left"/>
-            </w:pPr>
-            <w:r>
-              <w:rPr>
-                <w:b w:val="false"/>
-                <w:bCs w:val="false"/>
-                <w:color w:val="000000"/>
-                <w:sz w:val="22"/>
-                <w:szCs w:val="22"/>
-              </w:rPr>
-              <w:t xml:space="preserve">Copyright</w:t>
-            </w:r>
-          </w:p>
-        </w:tc>
-        <w:tc>
-          <w:tcPr>
-            <w:tcW w:type="pct" w:w="70%"/>
-            <w:shd w:fill="FFFFFF"/>
-            <w:tcMar>
-              <w:top w:type="dxa" w:w="100"/>
-              <w:left w:type="dxa" w:w="100"/>
-              <w:bottom w:type="dxa" w:w="100"/>
-              <w:right w:type="dxa" w:w="100"/>
-            </w:tcMar>
-            <w:vAlign w:val="center"/>
-          </w:tcPr>
-          <w:p>
-            <w:pPr>
-              <w:spacing w:before="50" w:after="50"/>
-              <w:jc w:val="left"/>
-            </w:pPr>
-            <w:r>
-              <w:rPr>
-                <w:b w:val="false"/>
-                <w:bCs w:val="false"/>
-                <w:color w:val="000000"/>
-                <w:sz w:val="22"/>
-                <w:szCs w:val="22"/>
-              </w:rPr>
-              <w:t xml:space="preserve">2025 ISER - Instituto Superior de Educación Rural</w:t>
-            </w:r>
-          </w:p>
-        </w:tc>
-      </w:tr>
-      <w:tr>
-        <w:tc>
-          <w:tcPr>
-            <w:tcW w:type="pct" w:w="30%"/>
-            <w:shd w:fill="FFFFFF"/>
-            <w:tcMar>
-              <w:top w:type="dxa" w:w="100"/>
-              <w:left w:type="dxa" w:w="100"/>
-              <w:bottom w:type="dxa" w:w="100"/>
-              <w:right w:type="dxa" w:w="100"/>
-            </w:tcMar>
-            <w:vAlign w:val="center"/>
-          </w:tcPr>
-          <w:p>
-            <w:pPr>
-              <w:spacing w:before="50" w:after="50"/>
-              <w:jc w:val="left"/>
-            </w:pPr>
-            <w:r>
-              <w:rPr>
-                <w:b w:val="false"/>
-                <w:bCs w:val="false"/>
-                <w:color w:val="000000"/>
-                <w:sz w:val="22"/>
-                <w:szCs w:val="22"/>
-              </w:rPr>
-              <w:t xml:space="preserve">Licencia</w:t>
-            </w:r>
-          </w:p>
-        </w:tc>
-        <w:tc>
-          <w:tcPr>
-            <w:tcW w:type="pct" w:w="70%"/>
-            <w:shd w:fill="FFFFFF"/>
-            <w:tcMar>
-              <w:top w:type="dxa" w:w="100"/>
-              <w:left w:type="dxa" w:w="100"/>
-              <w:bottom w:type="dxa" w:w="100"/>
-              <w:right w:type="dxa" w:w="100"/>
-            </w:tcMar>
-            <w:vAlign w:val="center"/>
-          </w:tcPr>
-          <w:p>
-            <w:pPr>
-              <w:spacing w:before="50" w:after="50"/>
-              <w:jc w:val="left"/>
-            </w:pPr>
-            <w:r>
-              <w:rPr>
-                <w:b w:val="false"/>
-                <w:bCs w:val="false"/>
-                <w:color w:val="000000"/>
-                <w:sz w:val="22"/>
-                <w:szCs w:val="22"/>
-              </w:rPr>
-              <w:t xml:space="preserve">GNU GPL v3 or later</w:t>
-            </w:r>
-          </w:p>
-        </w:tc>
-      </w:tr>
-    </w:tbl>
-    <w:p>
-      <w:pPr>
-        <w:pStyle w:val="PieTabla"/>
-        <w:spacing w:before="100" w:after="300"/>
-      </w:pPr>
-      <w:r>
-        <w:t xml:space="preserve">Tabla 1. Información de versión del plugin local_jobboard</w:t>
-      </w:r>
-    </w:p>
-    <w:p>
-      <w:pPr>
-        <w:pStyle w:val="Heading2"/>
-        <w:spacing w:before="300" w:after="150"/>
-      </w:pPr>
-      <w:r>
-        <w:t xml:space="preserve">Estructura del Plugin</w:t>
+        <w:t xml:space="preserve">El Instituto Superior de Educacion Rural (ISER) ha desarrollado un conjunto de plugins personalizados para la plataforma Moodle con el objetivo de optimizar y automatizar procesos institucionales criticos. Estos desarrollos representan un esfuerzo significativo por adaptar la plataforma de aprendizaje a las necesidades especificas de la institucion, mejorando la experiencia tanto de administradores como de usuarios finales.</w:t>
       </w:r>
     </w:p>
     <w:p>
@@ -997,154 +353,15 @@
           <w:sz w:val="24"/>
           <w:szCs w:val="24"/>
         </w:rPr>
-        <w:t xml:space="preserve">El plugin local_jobboard sigue la estructura estándar de plugins locales de Moodle. La organización de directorios y archivos está diseñada para facilitar el mantenimiento y cumplir con las convenciones de Moodle.</w:t>
-      </w:r>
-    </w:p>
-    <w:p>
-      <w:pPr>
-        <w:pBdr>
-          <w:top w:val="single" w:color="646363" w:sz="1"/>
-          <w:bottom w:val="single" w:color="646363" w:sz="1"/>
-          <w:left w:val="single" w:color="646363" w:sz="1"/>
-          <w:right w:val="single" w:color="646363" w:sz="1"/>
-        </w:pBdr>
-        <w:spacing w:before="200" w:after="200"/>
-        <w:jc w:val="center"/>
-      </w:pPr>
-      <w:r>
-        <w:rPr>
-          <w:i/>
-          <w:iCs/>
-          <w:sz w:val="24"/>
-          <w:szCs w:val="24"/>
-        </w:rPr>
-        <w:t xml:space="preserve">[Aquí se insertará el diagrama SVG: </w:t>
-      </w:r>
-      <w:r>
-        <w:rPr>
-          <w:b/>
-          <w:bCs/>
-          <w:i/>
-          <w:iCs/>
-          <w:color w:val="1B9E88"/>
-          <w:sz w:val="24"/>
-          <w:szCs w:val="24"/>
-        </w:rPr>
-        <w:t xml:space="preserve">svg/local_jobboard/estructura_directorios.svg</w:t>
-      </w:r>
-      <w:r>
-        <w:rPr>
-          <w:i/>
-          <w:iCs/>
-          <w:sz w:val="24"/>
-          <w:szCs w:val="24"/>
-        </w:rPr>
-        <w:t xml:space="preserve">]</w:t>
-      </w:r>
-    </w:p>
-    <w:p>
-      <w:pPr>
-        <w:pStyle w:val="PieIlustracion"/>
-        <w:spacing w:before="100" w:after="300"/>
-      </w:pPr>
-      <w:r>
-        <w:t xml:space="preserve">Figura 1. Estructura de directorios del plugin local_jobboard</w:t>
-      </w:r>
-    </w:p>
-    <w:p>
-      <w:pPr>
-        <w:pStyle w:val="Heading2"/>
-        <w:spacing w:before="300" w:after="150"/>
-      </w:pPr>
-      <w:r>
-        <w:t xml:space="preserve">Arquitectura del Sistema</w:t>
-      </w:r>
-    </w:p>
-    <w:p>
-      <w:pPr>
-        <w:spacing w:after="200"/>
+        <w:t xml:space="preserve">El presente informe tecnico documenta de manera exhaustiva tres plugins desarrollados para el ecosistema Moodle de ISER:</w:t>
+      </w:r>
+    </w:p>
+    <w:p>
+      <w:pPr>
+        <w:spacing w:after="150"/>
+        <w:ind w:left="360"/>
         <w:jc w:val="both"/>
       </w:pPr>
-      <w:r>
-        <w:rPr>
-          <w:sz w:val="24"/>
-          <w:szCs w:val="24"/>
-        </w:rPr>
-        <w:t xml:space="preserve">El plugin implementa una arquitectura modular que separa las responsabilidades en capas: presentación (páginas y formularios), lógica de negocio (clases), acceso a datos (base de datos), y servicios web (APIs externas). Esta arquitectura facilita el mantenimiento, testing y escalabilidad del sistema.</w:t>
-      </w:r>
-    </w:p>
-    <w:p>
-      <w:pPr>
-        <w:pBdr>
-          <w:top w:val="single" w:color="646363" w:sz="1"/>
-          <w:bottom w:val="single" w:color="646363" w:sz="1"/>
-          <w:left w:val="single" w:color="646363" w:sz="1"/>
-          <w:right w:val="single" w:color="646363" w:sz="1"/>
-        </w:pBdr>
-        <w:spacing w:before="200" w:after="200"/>
-        <w:jc w:val="center"/>
-      </w:pPr>
-      <w:r>
-        <w:rPr>
-          <w:i/>
-          <w:iCs/>
-          <w:sz w:val="24"/>
-          <w:szCs w:val="24"/>
-        </w:rPr>
-        <w:t xml:space="preserve">[Aquí se insertará el diagrama SVG: </w:t>
-      </w:r>
-      <w:r>
-        <w:rPr>
-          <w:b/>
-          <w:bCs/>
-          <w:i/>
-          <w:iCs/>
-          <w:color w:val="1B9E88"/>
-          <w:sz w:val="24"/>
-          <w:szCs w:val="24"/>
-        </w:rPr>
-        <w:t xml:space="preserve">svg/local_jobboard/arquitectura.svg</w:t>
-      </w:r>
-      <w:r>
-        <w:rPr>
-          <w:i/>
-          <w:iCs/>
-          <w:sz w:val="24"/>
-          <w:szCs w:val="24"/>
-        </w:rPr>
-        <w:t xml:space="preserve">]</w:t>
-      </w:r>
-    </w:p>
-    <w:p>
-      <w:pPr>
-        <w:pStyle w:val="PieIlustracion"/>
-        <w:spacing w:before="100" w:after="300"/>
-      </w:pPr>
-      <w:r>
-        <w:t xml:space="preserve">Figura 2. Arquitectura del plugin local_jobboard</w:t>
-      </w:r>
-    </w:p>
-    <w:p>
-      <w:pPr>
-        <w:pStyle w:val="Heading2"/>
-        <w:spacing w:before="300" w:after="150"/>
-      </w:pPr>
-      <w:r>
-        <w:t xml:space="preserve">Base de Datos</w:t>
-      </w:r>
-    </w:p>
-    <w:p>
-      <w:pPr>
-        <w:spacing w:after="200"/>
-        <w:jc w:val="both"/>
-      </w:pPr>
-      <w:r>
-        <w:rPr>
-          <w:sz w:val="24"/>
-          <w:szCs w:val="24"/>
-        </w:rPr>
-        <w:t xml:space="preserve">El plugin utiliza </w:t>
-      </w:r>
       <w:r>
         <w:rPr>
           <w:b/>
@@ -1153,39 +370,835 @@
           <w:sz w:val="24"/>
           <w:szCs w:val="24"/>
         </w:rPr>
-        <w:t xml:space="preserve">24</w:t>
+        <w:t xml:space="preserve">• local_jobboard: </w:t>
       </w:r>
       <w:r>
         <w:rPr>
           <w:sz w:val="24"/>
           <w:szCs w:val="24"/>
         </w:rPr>
-        <w:t xml:space="preserve"> tablas para almacenar la información de vacantes, postulaciones, documentos y configuraciones. Todas las tablas siguen las convenciones de nomenclatura de Moodle con el prefijo </w:t>
-      </w:r>
+        <w:t xml:space="preserve">Sistema integral de gestion de vacantes academicas y procesos de seleccion docente. Permite la publicacion de convocatorias, recepcion de postulaciones, validacion de documentos y seguimiento del proceso de contratacion.</w:t>
+      </w:r>
+    </w:p>
+    <w:p>
+      <w:pPr>
+        <w:spacing w:after="150"/>
+        <w:ind w:left="360"/>
+        <w:jc w:val="both"/>
+      </w:pPr>
       <w:r>
         <w:rPr>
-          <w:color w:val="646363"/>
+          <w:b/>
+          <w:bCs/>
+          <w:color w:val="1B9E88"/>
           <w:sz w:val="24"/>
           <w:szCs w:val="24"/>
-          <w:rFonts w:ascii="Courier New" w:cs="Courier New" w:eastAsia="Courier New" w:hAnsi="Courier New"/>
         </w:rPr>
-        <w:t xml:space="preserve">mdl_local_jobboard_</w:t>
+        <w:t xml:space="preserve">• report_platform_usage: </w:t>
       </w:r>
       <w:r>
         <w:rPr>
           <w:sz w:val="24"/>
           <w:szCs w:val="24"/>
         </w:rPr>
-        <w:t xml:space="preserve">.</w:t>
-      </w:r>
-    </w:p>
-    <w:p>
-      <w:pPr>
-        <w:pStyle w:val="Heading3"/>
+        <w:t xml:space="preserve">Herramienta de analisis y reporteria que proporciona metricas detalladas sobre el uso de la plataforma, incluyendo tiempo de dedicacion, patrones de acceso y estadisticas de completitud de cursos.</w:t>
+      </w:r>
+    </w:p>
+    <w:p>
+      <w:pPr>
+        <w:spacing w:after="150"/>
+        <w:ind w:left="360"/>
+        <w:jc w:val="both"/>
+      </w:pPr>
+      <w:r>
+        <w:rPr>
+          <w:b/>
+          <w:bCs/>
+          <w:color w:val="1B9E88"/>
+          <w:sz w:val="24"/>
+          <w:szCs w:val="24"/>
+        </w:rPr>
+        <w:t xml:space="preserve">• local_platform_access: </w:t>
+      </w:r>
+      <w:r>
+        <w:rPr>
+          <w:sz w:val="24"/>
+          <w:szCs w:val="24"/>
+        </w:rPr>
+        <w:t xml:space="preserve">Utilidad para la generacion de datos de acceso de prueba, facilitando los procesos de testing, capacitacion y demostraciones del sistema sin afectar datos reales.</w:t>
+      </w:r>
+    </w:p>
+    <w:p>
+      <w:pPr>
+        <w:spacing w:before="200" w:after="200"/>
+        <w:jc w:val="both"/>
+      </w:pPr>
+      <w:r>
+        <w:rPr>
+          <w:sz w:val="24"/>
+          <w:szCs w:val="24"/>
+        </w:rPr>
+        <w:t xml:space="preserve">Esta documentacion ha sido elaborada siguiendo las normas ICONTEC (NTC 1486) para la presentacion de trabajos escritos, garantizando una estructura clara, coherente y profesional que facilite la comprension y mantenimiento futuro de los desarrollos.</w:t>
+      </w:r>
+    </w:p>
+    <w:p>
+      <w:pPr>
+        <w:pStyle w:val="Heading1"/>
+        <w:spacing w:before="400" w:after="200"/>
+      </w:pPr>
+      <w:r>
+        <w:t xml:space="preserve">2. OBJETIVOS</w:t>
+      </w:r>
+    </w:p>
+    <w:p>
+      <w:pPr>
+        <w:pStyle w:val="Heading2"/>
+        <w:spacing w:before="300" w:after="150"/>
+      </w:pPr>
+      <w:r>
+        <w:t xml:space="preserve">2.1 Objetivo General</w:t>
+      </w:r>
+    </w:p>
+    <w:p>
+      <w:pPr>
+        <w:spacing w:after="200"/>
+        <w:jc w:val="both"/>
+      </w:pPr>
+      <w:r>
+        <w:rPr>
+          <w:sz w:val="24"/>
+          <w:szCs w:val="24"/>
+        </w:rPr>
+        <w:t xml:space="preserve">Documentar de manera integral la arquitectura, funcionalidad y especificaciones tecnicas de los plugins Moodle desarrollados para ISER, proporcionando una referencia tecnica completa que facilite el mantenimiento, actualizacion y extension futura de estos componentes de software.</w:t>
+      </w:r>
+    </w:p>
+    <w:p>
+      <w:pPr>
+        <w:pStyle w:val="Heading2"/>
+        <w:spacing w:before="300" w:after="150"/>
+      </w:pPr>
+      <w:r>
+        <w:t xml:space="preserve">2.2 Objetivos Especificos</w:t>
+      </w:r>
+    </w:p>
+    <w:p>
+      <w:pPr>
+        <w:spacing w:after="100"/>
+        <w:ind w:left="360"/>
+        <w:jc w:val="both"/>
+      </w:pPr>
+      <w:r>
+        <w:rPr>
+          <w:b/>
+          <w:bCs/>
+          <w:color w:val="1B9E88"/>
+          <w:sz w:val="24"/>
+          <w:szCs w:val="24"/>
+        </w:rPr>
+        <w:t xml:space="preserve">1. </w:t>
+      </w:r>
+      <w:r>
+        <w:rPr>
+          <w:sz w:val="24"/>
+          <w:szCs w:val="24"/>
+        </w:rPr>
+        <w:t xml:space="preserve">Describir la estructura de directorios y organizacion de archivos de cada plugin, siguiendo las convenciones de desarrollo de Moodle.</w:t>
+      </w:r>
+    </w:p>
+    <w:p>
+      <w:pPr>
+        <w:spacing w:after="100"/>
+        <w:ind w:left="360"/>
+        <w:jc w:val="both"/>
+      </w:pPr>
+      <w:r>
+        <w:rPr>
+          <w:b/>
+          <w:bCs/>
+          <w:color w:val="1B9E88"/>
+          <w:sz w:val="24"/>
+          <w:szCs w:val="24"/>
+        </w:rPr>
+        <w:t xml:space="preserve">2. </w:t>
+      </w:r>
+      <w:r>
+        <w:rPr>
+          <w:sz w:val="24"/>
+          <w:szCs w:val="24"/>
+        </w:rPr>
+        <w:t xml:space="preserve">Documentar el modelo de datos, incluyendo tablas de base de datos, relaciones y campos relevantes.</w:t>
+      </w:r>
+    </w:p>
+    <w:p>
+      <w:pPr>
+        <w:spacing w:after="100"/>
+        <w:ind w:left="360"/>
+        <w:jc w:val="both"/>
+      </w:pPr>
+      <w:r>
+        <w:rPr>
+          <w:b/>
+          <w:bCs/>
+          <w:color w:val="1B9E88"/>
+          <w:sz w:val="24"/>
+          <w:szCs w:val="24"/>
+        </w:rPr>
+        <w:t xml:space="preserve">3. </w:t>
+      </w:r>
+      <w:r>
+        <w:rPr>
+          <w:sz w:val="24"/>
+          <w:szCs w:val="24"/>
+        </w:rPr>
+        <w:t xml:space="preserve">Especificar las clases PHP principales, sus metodos, propiedades y responsabilidades dentro del sistema.</w:t>
+      </w:r>
+    </w:p>
+    <w:p>
+      <w:pPr>
+        <w:spacing w:after="100"/>
+        <w:ind w:left="360"/>
+        <w:jc w:val="both"/>
+      </w:pPr>
+      <w:r>
+        <w:rPr>
+          <w:b/>
+          <w:bCs/>
+          <w:color w:val="1B9E88"/>
+          <w:sz w:val="24"/>
+          <w:szCs w:val="24"/>
+        </w:rPr>
+        <w:t xml:space="preserve">4. </w:t>
+      </w:r>
+      <w:r>
+        <w:rPr>
+          <w:sz w:val="24"/>
+          <w:szCs w:val="24"/>
+        </w:rPr>
+        <w:t xml:space="preserve">Detallar los servicios web (Web Services) expuestos por cada plugin, incluyendo parametros y respuestas.</w:t>
+      </w:r>
+    </w:p>
+    <w:p>
+      <w:pPr>
+        <w:spacing w:after="100"/>
+        <w:ind w:left="360"/>
+        <w:jc w:val="both"/>
+      </w:pPr>
+      <w:r>
+        <w:rPr>
+          <w:b/>
+          <w:bCs/>
+          <w:color w:val="1B9E88"/>
+          <w:sz w:val="24"/>
+          <w:szCs w:val="24"/>
+        </w:rPr>
+        <w:t xml:space="preserve">5. </w:t>
+      </w:r>
+      <w:r>
+        <w:rPr>
+          <w:sz w:val="24"/>
+          <w:szCs w:val="24"/>
+        </w:rPr>
+        <w:t xml:space="preserve">Explicar el sistema de permisos y capabilities implementado para el control de acceso.</w:t>
+      </w:r>
+    </w:p>
+    <w:p>
+      <w:pPr>
+        <w:spacing w:after="100"/>
+        <w:ind w:left="360"/>
+        <w:jc w:val="both"/>
+      </w:pPr>
+      <w:r>
+        <w:rPr>
+          <w:b/>
+          <w:bCs/>
+          <w:color w:val="1B9E88"/>
+          <w:sz w:val="24"/>
+          <w:szCs w:val="24"/>
+        </w:rPr>
+        <w:t xml:space="preserve">6. </w:t>
+      </w:r>
+      <w:r>
+        <w:rPr>
+          <w:sz w:val="24"/>
+          <w:szCs w:val="24"/>
+        </w:rPr>
+        <w:t xml:space="preserve">Ilustrar los flujos de trabajo y estados posibles de las entidades principales.</w:t>
+      </w:r>
+    </w:p>
+    <w:p>
+      <w:pPr>
+        <w:spacing w:after="100"/>
+        <w:ind w:left="360"/>
+        <w:jc w:val="both"/>
+      </w:pPr>
+      <w:r>
+        <w:rPr>
+          <w:b/>
+          <w:bCs/>
+          <w:color w:val="1B9E88"/>
+          <w:sz w:val="24"/>
+          <w:szCs w:val="24"/>
+        </w:rPr>
+        <w:t xml:space="preserve">7. </w:t>
+      </w:r>
+      <w:r>
+        <w:rPr>
+          <w:sz w:val="24"/>
+          <w:szCs w:val="24"/>
+        </w:rPr>
+        <w:t xml:space="preserve">Proporcionar diagramas tecnicos que faciliten la comprension visual de la arquitectura.</w:t>
+      </w:r>
+    </w:p>
+    <w:p>
+      <w:pPr>
+        <w:spacing w:after="100"/>
+        <w:ind w:left="360"/>
+        <w:jc w:val="both"/>
+      </w:pPr>
+      <w:r>
+        <w:rPr>
+          <w:b/>
+          <w:bCs/>
+          <w:color w:val="1B9E88"/>
+          <w:sz w:val="24"/>
+          <w:szCs w:val="24"/>
+        </w:rPr>
+        <w:t xml:space="preserve">8. </w:t>
+      </w:r>
+      <w:r>
+        <w:rPr>
+          <w:sz w:val="24"/>
+          <w:szCs w:val="24"/>
+        </w:rPr>
+        <w:t xml:space="preserve">Establecer recomendaciones para el mantenimiento y actualizacion de los plugins.</w:t>
+      </w:r>
+    </w:p>
+    <w:p>
+      <w:pPr>
+        <w:pStyle w:val="Heading1"/>
+        <w:spacing w:before="400" w:after="200"/>
+      </w:pPr>
+      <w:r>
+        <w:t xml:space="preserve">3. METODOLOGIA</w:t>
+      </w:r>
+    </w:p>
+    <w:p>
+      <w:pPr>
+        <w:spacing w:after="200"/>
+        <w:jc w:val="both"/>
+      </w:pPr>
+      <w:r>
+        <w:rPr>
+          <w:sz w:val="24"/>
+          <w:szCs w:val="24"/>
+        </w:rPr>
+        <w:t xml:space="preserve">La elaboracion de este informe tecnico siguio una metodologia sistematica de analisis de codigo y documentacion que garantiza la precision y completitud de la informacion presentada.</w:t>
+      </w:r>
+    </w:p>
+    <w:p>
+      <w:pPr>
+        <w:pStyle w:val="Heading2"/>
+        <w:spacing w:before="300" w:after="150"/>
+      </w:pPr>
+      <w:r>
+        <w:t xml:space="preserve">3.1 Fases del Proceso</w:t>
+      </w:r>
+    </w:p>
+    <w:p>
+      <w:pPr>
         <w:spacing w:before="200" w:after="100"/>
       </w:pPr>
       <w:r>
-        <w:t xml:space="preserve">Tablas del Sistema</w:t>
+        <w:rPr>
+          <w:b/>
+          <w:bCs/>
+          <w:color w:val="1B9E88"/>
+          <w:sz w:val="24"/>
+          <w:szCs w:val="24"/>
+        </w:rPr>
+        <w:t xml:space="preserve">Fase 1: Analisis de Codigo Fuente</w:t>
+      </w:r>
+    </w:p>
+    <w:p>
+      <w:pPr>
+        <w:spacing w:after="50"/>
+        <w:ind w:left="360"/>
+        <w:jc w:val="both"/>
+      </w:pPr>
+      <w:r>
+        <w:rPr>
+          <w:sz w:val="24"/>
+          <w:szCs w:val="24"/>
+        </w:rPr>
+        <w:t xml:space="preserve">Revision sistematica de todos los archivos PHP, JavaScript, XML y CSS de cada plugin, extrayendo informacion sobre clases, funciones, constantes y configuraciones.</w:t>
+      </w:r>
+    </w:p>
+    <w:p>
+      <w:pPr>
+        <w:spacing w:after="100"/>
+        <w:ind w:left="360"/>
+      </w:pPr>
+      <w:r>
+        <w:rPr>
+          <w:b/>
+          <w:bCs/>
+          <w:i/>
+          <w:iCs/>
+          <w:sz w:val="22"/>
+          <w:szCs w:val="22"/>
+        </w:rPr>
+        <w:t xml:space="preserve">Herramientas: </w:t>
+      </w:r>
+      <w:r>
+        <w:rPr>
+          <w:i/>
+          <w:iCs/>
+          <w:color w:val="646363"/>
+          <w:sz w:val="22"/>
+          <w:szCs w:val="22"/>
+        </w:rPr>
+        <w:t xml:space="preserve">Analisis estatico de codigo, parsing de archivos XML</w:t>
+      </w:r>
+    </w:p>
+    <w:p>
+      <w:pPr>
+        <w:spacing w:before="200" w:after="100"/>
+      </w:pPr>
+      <w:r>
+        <w:rPr>
+          <w:b/>
+          <w:bCs/>
+          <w:color w:val="1B9E88"/>
+          <w:sz w:val="24"/>
+          <w:szCs w:val="24"/>
+        </w:rPr>
+        <w:t xml:space="preserve">Fase 2: Extraccion de Esquemas</w:t>
+      </w:r>
+    </w:p>
+    <w:p>
+      <w:pPr>
+        <w:spacing w:after="50"/>
+        <w:ind w:left="360"/>
+        <w:jc w:val="both"/>
+      </w:pPr>
+      <w:r>
+        <w:rPr>
+          <w:sz w:val="24"/>
+          <w:szCs w:val="24"/>
+        </w:rPr>
+        <w:t xml:space="preserve">Analisis de archivos install.xml y access.php para documentar la estructura de base de datos y el sistema de permisos.</w:t>
+      </w:r>
+    </w:p>
+    <w:p>
+      <w:pPr>
+        <w:spacing w:after="100"/>
+        <w:ind w:left="360"/>
+      </w:pPr>
+      <w:r>
+        <w:rPr>
+          <w:b/>
+          <w:bCs/>
+          <w:i/>
+          <w:iCs/>
+          <w:sz w:val="22"/>
+          <w:szCs w:val="22"/>
+        </w:rPr>
+        <w:t xml:space="preserve">Herramientas: </w:t>
+      </w:r>
+      <w:r>
+        <w:rPr>
+          <w:i/>
+          <w:iCs/>
+          <w:color w:val="646363"/>
+          <w:sz w:val="22"/>
+          <w:szCs w:val="22"/>
+        </w:rPr>
+        <w:t xml:space="preserve">Parsing XML, analisis de definiciones de capabilities</w:t>
+      </w:r>
+    </w:p>
+    <w:p>
+      <w:pPr>
+        <w:spacing w:before="200" w:after="100"/>
+      </w:pPr>
+      <w:r>
+        <w:rPr>
+          <w:b/>
+          <w:bCs/>
+          <w:color w:val="1B9E88"/>
+          <w:sz w:val="24"/>
+          <w:szCs w:val="24"/>
+        </w:rPr>
+        <w:t xml:space="preserve">Fase 3: Generacion de Diagramas</w:t>
+      </w:r>
+    </w:p>
+    <w:p>
+      <w:pPr>
+        <w:spacing w:after="50"/>
+        <w:ind w:left="360"/>
+        <w:jc w:val="both"/>
+      </w:pPr>
+      <w:r>
+        <w:rPr>
+          <w:sz w:val="24"/>
+          <w:szCs w:val="24"/>
+        </w:rPr>
+        <w:t xml:space="preserve">Creacion de diagramas tecnicos en formato SVG que ilustran la arquitectura, flujos de trabajo y relaciones entre componentes.</w:t>
+      </w:r>
+    </w:p>
+    <w:p>
+      <w:pPr>
+        <w:spacing w:after="100"/>
+        <w:ind w:left="360"/>
+      </w:pPr>
+      <w:r>
+        <w:rPr>
+          <w:b/>
+          <w:bCs/>
+          <w:i/>
+          <w:iCs/>
+          <w:sz w:val="22"/>
+          <w:szCs w:val="22"/>
+        </w:rPr>
+        <w:t xml:space="preserve">Herramientas: </w:t>
+      </w:r>
+      <w:r>
+        <w:rPr>
+          <w:i/>
+          <w:iCs/>
+          <w:color w:val="646363"/>
+          <w:sz w:val="22"/>
+          <w:szCs w:val="22"/>
+        </w:rPr>
+        <w:t xml:space="preserve">Diseño vectorial SVG con colores corporativos ISER</w:t>
+      </w:r>
+    </w:p>
+    <w:p>
+      <w:pPr>
+        <w:spacing w:before="200" w:after="100"/>
+      </w:pPr>
+      <w:r>
+        <w:rPr>
+          <w:b/>
+          <w:bCs/>
+          <w:color w:val="1B9E88"/>
+          <w:sz w:val="24"/>
+          <w:szCs w:val="24"/>
+        </w:rPr>
+        <w:t xml:space="preserve">Fase 4: Consolidacion de Datos</w:t>
+      </w:r>
+    </w:p>
+    <w:p>
+      <w:pPr>
+        <w:spacing w:after="50"/>
+        <w:ind w:left="360"/>
+        <w:jc w:val="both"/>
+      </w:pPr>
+      <w:r>
+        <w:rPr>
+          <w:sz w:val="24"/>
+          <w:szCs w:val="24"/>
+        </w:rPr>
+        <w:t xml:space="preserve">Integracion de toda la informacion extraida en estructuras JSON que sirven como fuente de datos para el documento.</w:t>
+      </w:r>
+    </w:p>
+    <w:p>
+      <w:pPr>
+        <w:spacing w:after="100"/>
+        <w:ind w:left="360"/>
+      </w:pPr>
+      <w:r>
+        <w:rPr>
+          <w:b/>
+          <w:bCs/>
+          <w:i/>
+          <w:iCs/>
+          <w:sz w:val="22"/>
+          <w:szCs w:val="22"/>
+        </w:rPr>
+        <w:t xml:space="preserve">Herramientas: </w:t>
+      </w:r>
+      <w:r>
+        <w:rPr>
+          <w:i/>
+          <w:iCs/>
+          <w:color w:val="646363"/>
+          <w:sz w:val="22"/>
+          <w:szCs w:val="22"/>
+        </w:rPr>
+        <w:t xml:space="preserve">Procesamiento JSON, validacion de datos</w:t>
+      </w:r>
+    </w:p>
+    <w:p>
+      <w:pPr>
+        <w:spacing w:before="200" w:after="100"/>
+      </w:pPr>
+      <w:r>
+        <w:rPr>
+          <w:b/>
+          <w:bCs/>
+          <w:color w:val="1B9E88"/>
+          <w:sz w:val="24"/>
+          <w:szCs w:val="24"/>
+        </w:rPr>
+        <w:t xml:space="preserve">Fase 5: Generacion del Documento</w:t>
+      </w:r>
+    </w:p>
+    <w:p>
+      <w:pPr>
+        <w:spacing w:after="50"/>
+        <w:ind w:left="360"/>
+        <w:jc w:val="both"/>
+      </w:pPr>
+      <w:r>
+        <w:rPr>
+          <w:sz w:val="24"/>
+          <w:szCs w:val="24"/>
+        </w:rPr>
+        <w:t xml:space="preserve">Produccion automatizada del documento Word (.docx) utilizando plantillas y estilos ICONTEC.</w:t>
+      </w:r>
+    </w:p>
+    <w:p>
+      <w:pPr>
+        <w:spacing w:after="100"/>
+        <w:ind w:left="360"/>
+      </w:pPr>
+      <w:r>
+        <w:rPr>
+          <w:b/>
+          <w:bCs/>
+          <w:i/>
+          <w:iCs/>
+          <w:sz w:val="22"/>
+          <w:szCs w:val="22"/>
+        </w:rPr>
+        <w:t xml:space="preserve">Herramientas: </w:t>
+      </w:r>
+      <w:r>
+        <w:rPr>
+          <w:i/>
+          <w:iCs/>
+          <w:color w:val="646363"/>
+          <w:sz w:val="22"/>
+          <w:szCs w:val="22"/>
+        </w:rPr>
+        <w:t xml:space="preserve">Libreria docx para Node.js, Sharp para procesamiento de imagenes</w:t>
+      </w:r>
+    </w:p>
+    <w:p>
+      <w:pPr>
+        <w:pStyle w:val="Heading1"/>
+        <w:spacing w:before="400" w:after="200"/>
+      </w:pPr>
+      <w:r>
+        <w:t xml:space="preserve">4. ALCANCE</w:t>
+      </w:r>
+    </w:p>
+    <w:p>
+      <w:pPr>
+        <w:spacing w:after="200"/>
+        <w:jc w:val="both"/>
+      </w:pPr>
+      <w:r>
+        <w:rPr>
+          <w:sz w:val="24"/>
+          <w:szCs w:val="24"/>
+        </w:rPr>
+        <w:t xml:space="preserve">Este documento cubre la documentacion tecnica de los tres plugins mencionados en su version actual (2025). El alcance incluye:</w:t>
+      </w:r>
+    </w:p>
+    <w:p>
+      <w:pPr>
+        <w:spacing w:after="100"/>
+      </w:pPr>
+      <w:r>
+        <w:rPr>
+          <w:b/>
+          <w:bCs/>
+          <w:color w:val="1B9E88"/>
+          <w:sz w:val="24"/>
+          <w:szCs w:val="24"/>
+        </w:rPr>
+        <w:t xml:space="preserve">Incluye:</w:t>
+      </w:r>
+    </w:p>
+    <w:p>
+      <w:pPr>
+        <w:spacing w:after="50"/>
+        <w:ind w:left="360"/>
+      </w:pPr>
+      <w:r>
+        <w:rPr>
+          <w:sz w:val="24"/>
+          <w:szCs w:val="24"/>
+        </w:rPr>
+        <w:t xml:space="preserve">✓ Arquitectura y estructura de cada plugin</w:t>
+      </w:r>
+    </w:p>
+    <w:p>
+      <w:pPr>
+        <w:spacing w:after="50"/>
+        <w:ind w:left="360"/>
+      </w:pPr>
+      <w:r>
+        <w:rPr>
+          <w:sz w:val="24"/>
+          <w:szCs w:val="24"/>
+        </w:rPr>
+        <w:t xml:space="preserve">✓ Modelo de datos completo con todas las tablas y campos</w:t>
+      </w:r>
+    </w:p>
+    <w:p>
+      <w:pPr>
+        <w:spacing w:after="50"/>
+        <w:ind w:left="360"/>
+      </w:pPr>
+      <w:r>
+        <w:rPr>
+          <w:sz w:val="24"/>
+          <w:szCs w:val="24"/>
+        </w:rPr>
+        <w:t xml:space="preserve">✓ Clases PHP principales y sus metodos publicos</w:t>
+      </w:r>
+    </w:p>
+    <w:p>
+      <w:pPr>
+        <w:spacing w:after="50"/>
+        <w:ind w:left="360"/>
+      </w:pPr>
+      <w:r>
+        <w:rPr>
+          <w:sz w:val="24"/>
+          <w:szCs w:val="24"/>
+        </w:rPr>
+        <w:t xml:space="preserve">✓ Servicios web y APIs disponibles</w:t>
+      </w:r>
+    </w:p>
+    <w:p>
+      <w:pPr>
+        <w:spacing w:after="50"/>
+        <w:ind w:left="360"/>
+      </w:pPr>
+      <w:r>
+        <w:rPr>
+          <w:sz w:val="24"/>
+          <w:szCs w:val="24"/>
+        </w:rPr>
+        <w:t xml:space="preserve">✓ Sistema de permisos y capabilities</w:t>
+      </w:r>
+    </w:p>
+    <w:p>
+      <w:pPr>
+        <w:spacing w:after="50"/>
+        <w:ind w:left="360"/>
+      </w:pPr>
+      <w:r>
+        <w:rPr>
+          <w:sz w:val="24"/>
+          <w:szCs w:val="24"/>
+        </w:rPr>
+        <w:t xml:space="preserve">✓ Flujos de trabajo y maquinas de estado</w:t>
+      </w:r>
+    </w:p>
+    <w:p>
+      <w:pPr>
+        <w:spacing w:after="50"/>
+        <w:ind w:left="360"/>
+      </w:pPr>
+      <w:r>
+        <w:rPr>
+          <w:sz w:val="24"/>
+          <w:szCs w:val="24"/>
+        </w:rPr>
+        <w:t xml:space="preserve">✓ Diagramas tecnicos ilustrativos</w:t>
+      </w:r>
+    </w:p>
+    <w:p>
+      <w:pPr>
+        <w:spacing w:before="200" w:after="100"/>
+      </w:pPr>
+      <w:r>
+        <w:rPr>
+          <w:b/>
+          <w:bCs/>
+          <w:color w:val="EB4335"/>
+          <w:sz w:val="24"/>
+          <w:szCs w:val="24"/>
+        </w:rPr>
+        <w:t xml:space="preserve">No incluye:</w:t>
+      </w:r>
+    </w:p>
+    <w:p>
+      <w:pPr>
+        <w:spacing w:after="50"/>
+        <w:ind w:left="360"/>
+      </w:pPr>
+      <w:r>
+        <w:rPr>
+          <w:sz w:val="24"/>
+          <w:szCs w:val="24"/>
+        </w:rPr>
+        <w:t xml:space="preserve">✗ Manual de usuario final</w:t>
+      </w:r>
+    </w:p>
+    <w:p>
+      <w:pPr>
+        <w:spacing w:after="50"/>
+        <w:ind w:left="360"/>
+      </w:pPr>
+      <w:r>
+        <w:rPr>
+          <w:sz w:val="24"/>
+          <w:szCs w:val="24"/>
+        </w:rPr>
+        <w:t xml:space="preserve">✗ Guias de instalacion paso a paso</w:t>
+      </w:r>
+    </w:p>
+    <w:p>
+      <w:pPr>
+        <w:spacing w:after="50"/>
+        <w:ind w:left="360"/>
+      </w:pPr>
+      <w:r>
+        <w:rPr>
+          <w:sz w:val="24"/>
+          <w:szCs w:val="24"/>
+        </w:rPr>
+        <w:t xml:space="preserve">✗ Codigo fuente completo (solo extractos relevantes)</w:t>
+      </w:r>
+    </w:p>
+    <w:p>
+      <w:pPr>
+        <w:spacing w:after="50"/>
+        <w:ind w:left="360"/>
+      </w:pPr>
+      <w:r>
+        <w:rPr>
+          <w:sz w:val="24"/>
+          <w:szCs w:val="24"/>
+        </w:rPr>
+        <w:t xml:space="preserve">✗ Documentacion de la carpeta cli/ del plugin local_jobboard</w:t>
+      </w:r>
+    </w:p>
+    <w:p>
+      <w:pPr>
+        <w:pStyle w:val="Heading1"/>
+        <w:spacing w:before="400" w:after="200"/>
+      </w:pPr>
+      <w:r>
+        <w:t xml:space="preserve">5. TECNOLOGIAS UTILIZADAS</w:t>
+      </w:r>
+    </w:p>
+    <w:p>
+      <w:pPr>
+        <w:spacing w:after="200"/>
+        <w:jc w:val="both"/>
+      </w:pPr>
+      <w:r>
+        <w:rPr>
+          <w:sz w:val="24"/>
+          <w:szCs w:val="24"/>
+        </w:rPr>
+        <w:t xml:space="preserve">Los plugins documentados utilizan las siguientes tecnologias y estandares:</w:t>
       </w:r>
     </w:p>
     <w:tbl>
@@ -1231,13 +1244,13 @@
                 <w:sz w:val="22"/>
                 <w:szCs w:val="22"/>
               </w:rPr>
-              <w:t xml:space="preserve">Tabla</w:t>
-            </w:r>
-          </w:p>
-        </w:tc>
-        <w:tc>
-          <w:tcPr>
-            <w:tcW w:type="pct" w:w="45%"/>
+              <w:t xml:space="preserve">Categoria</w:t>
+            </w:r>
+          </w:p>
+        </w:tc>
+        <w:tc>
+          <w:tcPr>
+            <w:tcW w:type="pct" w:w="30%"/>
             <w:shd w:fill="1B9E88"/>
             <w:tcMar>
               <w:top w:type="dxa" w:w="100"/>
@@ -1260,13 +1273,13 @@
                 <w:sz w:val="22"/>
                 <w:szCs w:val="22"/>
               </w:rPr>
-              <w:t xml:space="preserve">Descripción</w:t>
-            </w:r>
-          </w:p>
-        </w:tc>
-        <w:tc>
-          <w:tcPr>
-            <w:tcW w:type="pct" w:w="30%"/>
+              <w:t xml:space="preserve">Tecnologia</w:t>
+            </w:r>
+          </w:p>
+        </w:tc>
+        <w:tc>
+          <w:tcPr>
+            <w:tcW w:type="pct" w:w="45%"/>
             <w:shd w:fill="1B9E88"/>
             <w:tcMar>
               <w:top w:type="dxa" w:w="100"/>
@@ -1289,7 +1302,7 @@
                 <w:sz w:val="22"/>
                 <w:szCs w:val="22"/>
               </w:rPr>
-              <w:t xml:space="preserve">Campos Clave</w:t>
+              <w:t xml:space="preserve">Version/Descripcion</w:t>
             </w:r>
           </w:p>
         </w:tc>
@@ -1320,7 +1333,36 @@
                 <w:sz w:val="22"/>
                 <w:szCs w:val="22"/>
               </w:rPr>
-              <w:t xml:space="preserve">vacancy</w:t>
+              <w:t xml:space="preserve">Plataforma Base</w:t>
+            </w:r>
+          </w:p>
+        </w:tc>
+        <w:tc>
+          <w:tcPr>
+            <w:tcW w:type="pct" w:w="30%"/>
+            <w:shd w:fill="FFFFFF"/>
+            <w:tcMar>
+              <w:top w:type="dxa" w:w="100"/>
+              <w:left w:type="dxa" w:w="100"/>
+              <w:bottom w:type="dxa" w:w="100"/>
+              <w:right w:type="dxa" w:w="100"/>
+            </w:tcMar>
+            <w:vAlign w:val="center"/>
+          </w:tcPr>
+          <w:p>
+            <w:pPr>
+              <w:spacing w:before="50" w:after="50"/>
+              <w:jc w:val="left"/>
+            </w:pPr>
+            <w:r>
+              <w:rPr>
+                <w:b w:val="false"/>
+                <w:bCs w:val="false"/>
+                <w:color w:val="000000"/>
+                <w:sz w:val="22"/>
+                <w:szCs w:val="22"/>
+              </w:rPr>
+              <w:t xml:space="preserve">Moodle</w:t>
             </w:r>
           </w:p>
         </w:tc>
@@ -1349,36 +1391,7 @@
                 <w:sz w:val="22"/>
                 <w:szCs w:val="22"/>
               </w:rPr>
-              <w:t xml:space="preserve">Vacantes laborales para catedráticos</w:t>
-            </w:r>
-          </w:p>
-        </w:tc>
-        <w:tc>
-          <w:tcPr>
-            <w:tcW w:type="pct" w:w="30%"/>
-            <w:shd w:fill="FFFFFF"/>
-            <w:tcMar>
-              <w:top w:type="dxa" w:w="100"/>
-              <w:left w:type="dxa" w:w="100"/>
-              <w:bottom w:type="dxa" w:w="100"/>
-              <w:right w:type="dxa" w:w="100"/>
-            </w:tcMar>
-            <w:vAlign w:val="center"/>
-          </w:tcPr>
-          <w:p>
-            <w:pPr>
-              <w:spacing w:before="50" w:after="50"/>
-              <w:jc w:val="left"/>
-            </w:pPr>
-            <w:r>
-              <w:rPr>
-                <w:b w:val="false"/>
-                <w:bCs w:val="false"/>
-                <w:color w:val="000000"/>
-                <w:sz w:val="22"/>
-                <w:szCs w:val="22"/>
-              </w:rPr>
-              <w:t xml:space="preserve">id, code, status</w:t>
+              <w:t xml:space="preserve">4.1+ (IOMAD)</w:t>
             </w:r>
           </w:p>
         </w:tc>
@@ -1409,7 +1422,36 @@
                 <w:sz w:val="22"/>
                 <w:szCs w:val="22"/>
               </w:rPr>
-              <w:t xml:space="preserve">vacancy_field</w:t>
+              <w:t xml:space="preserve">Lenguaje Backend</w:t>
+            </w:r>
+          </w:p>
+        </w:tc>
+        <w:tc>
+          <w:tcPr>
+            <w:tcW w:type="pct" w:w="30%"/>
+            <w:shd w:fill="FFFFFF"/>
+            <w:tcMar>
+              <w:top w:type="dxa" w:w="100"/>
+              <w:left w:type="dxa" w:w="100"/>
+              <w:bottom w:type="dxa" w:w="100"/>
+              <w:right w:type="dxa" w:w="100"/>
+            </w:tcMar>
+            <w:vAlign w:val="center"/>
+          </w:tcPr>
+          <w:p>
+            <w:pPr>
+              <w:spacing w:before="50" w:after="50"/>
+              <w:jc w:val="left"/>
+            </w:pPr>
+            <w:r>
+              <w:rPr>
+                <w:b w:val="false"/>
+                <w:bCs w:val="false"/>
+                <w:color w:val="000000"/>
+                <w:sz w:val="22"/>
+                <w:szCs w:val="22"/>
+              </w:rPr>
+              <w:t xml:space="preserve">PHP</w:t>
             </w:r>
           </w:p>
         </w:tc>
@@ -1438,36 +1480,7 @@
                 <w:sz w:val="22"/>
                 <w:szCs w:val="22"/>
               </w:rPr>
-              <w:t xml:space="preserve">Campos personalizados para vacantes</w:t>
-            </w:r>
-          </w:p>
-        </w:tc>
-        <w:tc>
-          <w:tcPr>
-            <w:tcW w:type="pct" w:w="30%"/>
-            <w:shd w:fill="FFFFFF"/>
-            <w:tcMar>
-              <w:top w:type="dxa" w:w="100"/>
-              <w:left w:type="dxa" w:w="100"/>
-              <w:bottom w:type="dxa" w:w="100"/>
-              <w:right w:type="dxa" w:w="100"/>
-            </w:tcMar>
-            <w:vAlign w:val="center"/>
-          </w:tcPr>
-          <w:p>
-            <w:pPr>
-              <w:spacing w:before="50" w:after="50"/>
-              <w:jc w:val="left"/>
-            </w:pPr>
-            <w:r>
-              <w:rPr>
-                <w:b w:val="false"/>
-                <w:bCs w:val="false"/>
-                <w:color w:val="000000"/>
-                <w:sz w:val="22"/>
-                <w:szCs w:val="22"/>
-              </w:rPr>
-              <w:t xml:space="preserve">id, vacancyid</w:t>
+              <w:t xml:space="preserve">8.0+</w:t>
             </w:r>
           </w:p>
         </w:tc>
@@ -1498,7 +1511,36 @@
                 <w:sz w:val="22"/>
                 <w:szCs w:val="22"/>
               </w:rPr>
-              <w:t xml:space="preserve">application</w:t>
+              <w:t xml:space="preserve">Base de Datos</w:t>
+            </w:r>
+          </w:p>
+        </w:tc>
+        <w:tc>
+          <w:tcPr>
+            <w:tcW w:type="pct" w:w="30%"/>
+            <w:shd w:fill="FFFFFF"/>
+            <w:tcMar>
+              <w:top w:type="dxa" w:w="100"/>
+              <w:left w:type="dxa" w:w="100"/>
+              <w:bottom w:type="dxa" w:w="100"/>
+              <w:right w:type="dxa" w:w="100"/>
+            </w:tcMar>
+            <w:vAlign w:val="center"/>
+          </w:tcPr>
+          <w:p>
+            <w:pPr>
+              <w:spacing w:before="50" w:after="50"/>
+              <w:jc w:val="left"/>
+            </w:pPr>
+            <w:r>
+              <w:rPr>
+                <w:b w:val="false"/>
+                <w:bCs w:val="false"/>
+                <w:color w:val="000000"/>
+                <w:sz w:val="22"/>
+                <w:szCs w:val="22"/>
+              </w:rPr>
+              <w:t xml:space="preserve">MariaDB/MySQL</w:t>
             </w:r>
           </w:p>
         </w:tc>
@@ -1527,36 +1569,7 @@
                 <w:sz w:val="22"/>
                 <w:szCs w:val="22"/>
               </w:rPr>
-              <w:t xml:space="preserve">Postulaciones de candidatos</w:t>
-            </w:r>
-          </w:p>
-        </w:tc>
-        <w:tc>
-          <w:tcPr>
-            <w:tcW w:type="pct" w:w="30%"/>
-            <w:shd w:fill="FFFFFF"/>
-            <w:tcMar>
-              <w:top w:type="dxa" w:w="100"/>
-              <w:left w:type="dxa" w:w="100"/>
-              <w:bottom w:type="dxa" w:w="100"/>
-              <w:right w:type="dxa" w:w="100"/>
-            </w:tcMar>
-            <w:vAlign w:val="center"/>
-          </w:tcPr>
-          <w:p>
-            <w:pPr>
-              <w:spacing w:before="50" w:after="50"/>
-              <w:jc w:val="left"/>
-            </w:pPr>
-            <w:r>
-              <w:rPr>
-                <w:b w:val="false"/>
-                <w:bCs w:val="false"/>
-                <w:color w:val="000000"/>
-                <w:sz w:val="22"/>
-                <w:szCs w:val="22"/>
-              </w:rPr>
-              <w:t xml:space="preserve">id, vacancyid, userid, status</w:t>
+              <w:t xml:space="preserve">10.4+ / 8.0+</w:t>
             </w:r>
           </w:p>
         </w:tc>
@@ -1587,7 +1600,36 @@
                 <w:sz w:val="22"/>
                 <w:szCs w:val="22"/>
               </w:rPr>
-              <w:t xml:space="preserve">document</w:t>
+              <w:t xml:space="preserve">Frontend</w:t>
+            </w:r>
+          </w:p>
+        </w:tc>
+        <w:tc>
+          <w:tcPr>
+            <w:tcW w:type="pct" w:w="30%"/>
+            <w:shd w:fill="FFFFFF"/>
+            <w:tcMar>
+              <w:top w:type="dxa" w:w="100"/>
+              <w:left w:type="dxa" w:w="100"/>
+              <w:bottom w:type="dxa" w:w="100"/>
+              <w:right w:type="dxa" w:w="100"/>
+            </w:tcMar>
+            <w:vAlign w:val="center"/>
+          </w:tcPr>
+          <w:p>
+            <w:pPr>
+              <w:spacing w:before="50" w:after="50"/>
+              <w:jc w:val="left"/>
+            </w:pPr>
+            <w:r>
+              <w:rPr>
+                <w:b w:val="false"/>
+                <w:bCs w:val="false"/>
+                <w:color w:val="000000"/>
+                <w:sz w:val="22"/>
+                <w:szCs w:val="22"/>
+              </w:rPr>
+              <w:t xml:space="preserve">JavaScript (AMD)</w:t>
             </w:r>
           </w:p>
         </w:tc>
@@ -1616,36 +1658,7 @@
                 <w:sz w:val="22"/>
                 <w:szCs w:val="22"/>
               </w:rPr>
-              <w:t xml:space="preserve">Documentos subidos para postulaciones</w:t>
-            </w:r>
-          </w:p>
-        </w:tc>
-        <w:tc>
-          <w:tcPr>
-            <w:tcW w:type="pct" w:w="30%"/>
-            <w:shd w:fill="FFFFFF"/>
-            <w:tcMar>
-              <w:top w:type="dxa" w:w="100"/>
-              <w:left w:type="dxa" w:w="100"/>
-              <w:bottom w:type="dxa" w:w="100"/>
-              <w:right w:type="dxa" w:w="100"/>
-            </w:tcMar>
-            <w:vAlign w:val="center"/>
-          </w:tcPr>
-          <w:p>
-            <w:pPr>
-              <w:spacing w:before="50" w:after="50"/>
-              <w:jc w:val="left"/>
-            </w:pPr>
-            <w:r>
-              <w:rPr>
-                <w:b w:val="false"/>
-                <w:bCs w:val="false"/>
-                <w:color w:val="000000"/>
-                <w:sz w:val="22"/>
-                <w:szCs w:val="22"/>
-              </w:rPr>
-              <w:t xml:space="preserve">id, applicationid</w:t>
+              <w:t xml:space="preserve">Modulos RequireJS</w:t>
             </w:r>
           </w:p>
         </w:tc>
@@ -1676,7 +1689,36 @@
                 <w:sz w:val="22"/>
                 <w:szCs w:val="22"/>
               </w:rPr>
-              <w:t xml:space="preserve">doc_validation</w:t>
+              <w:t xml:space="preserve">Plantillas</w:t>
+            </w:r>
+          </w:p>
+        </w:tc>
+        <w:tc>
+          <w:tcPr>
+            <w:tcW w:type="pct" w:w="30%"/>
+            <w:shd w:fill="FFFFFF"/>
+            <w:tcMar>
+              <w:top w:type="dxa" w:w="100"/>
+              <w:left w:type="dxa" w:w="100"/>
+              <w:bottom w:type="dxa" w:w="100"/>
+              <w:right w:type="dxa" w:w="100"/>
+            </w:tcMar>
+            <w:vAlign w:val="center"/>
+          </w:tcPr>
+          <w:p>
+            <w:pPr>
+              <w:spacing w:before="50" w:after="50"/>
+              <w:jc w:val="left"/>
+            </w:pPr>
+            <w:r>
+              <w:rPr>
+                <w:b w:val="false"/>
+                <w:bCs w:val="false"/>
+                <w:color w:val="000000"/>
+                <w:sz w:val="22"/>
+                <w:szCs w:val="22"/>
+              </w:rPr>
+              <w:t xml:space="preserve">Mustache</w:t>
             </w:r>
           </w:p>
         </w:tc>
@@ -1705,36 +1747,7 @@
                 <w:sz w:val="22"/>
                 <w:szCs w:val="22"/>
               </w:rPr>
-              <w:t xml:space="preserve">Registros de validación de documentos</w:t>
-            </w:r>
-          </w:p>
-        </w:tc>
-        <w:tc>
-          <w:tcPr>
-            <w:tcW w:type="pct" w:w="30%"/>
-            <w:shd w:fill="FFFFFF"/>
-            <w:tcMar>
-              <w:top w:type="dxa" w:w="100"/>
-              <w:left w:type="dxa" w:w="100"/>
-              <w:bottom w:type="dxa" w:w="100"/>
-              <w:right w:type="dxa" w:w="100"/>
-            </w:tcMar>
-            <w:vAlign w:val="center"/>
-          </w:tcPr>
-          <w:p>
-            <w:pPr>
-              <w:spacing w:before="50" w:after="50"/>
-              <w:jc w:val="left"/>
-            </w:pPr>
-            <w:r>
-              <w:rPr>
-                <w:b w:val="false"/>
-                <w:bCs w:val="false"/>
-                <w:color w:val="000000"/>
-                <w:sz w:val="22"/>
-                <w:szCs w:val="22"/>
-              </w:rPr>
-              <w:t xml:space="preserve">id, status</w:t>
+              <w:t xml:space="preserve">Motor de plantillas Moodle</w:t>
             </w:r>
           </w:p>
         </w:tc>
@@ -1765,7 +1778,36 @@
                 <w:sz w:val="22"/>
                 <w:szCs w:val="22"/>
               </w:rPr>
-              <w:t xml:space="preserve">doc_requirement</w:t>
+              <w:t xml:space="preserve">Estilos</w:t>
+            </w:r>
+          </w:p>
+        </w:tc>
+        <w:tc>
+          <w:tcPr>
+            <w:tcW w:type="pct" w:w="30%"/>
+            <w:shd w:fill="FFFFFF"/>
+            <w:tcMar>
+              <w:top w:type="dxa" w:w="100"/>
+              <w:left w:type="dxa" w:w="100"/>
+              <w:bottom w:type="dxa" w:w="100"/>
+              <w:right w:type="dxa" w:w="100"/>
+            </w:tcMar>
+            <w:vAlign w:val="center"/>
+          </w:tcPr>
+          <w:p>
+            <w:pPr>
+              <w:spacing w:before="50" w:after="50"/>
+              <w:jc w:val="left"/>
+            </w:pPr>
+            <w:r>
+              <w:rPr>
+                <w:b w:val="false"/>
+                <w:bCs w:val="false"/>
+                <w:color w:val="000000"/>
+                <w:sz w:val="22"/>
+                <w:szCs w:val="22"/>
+              </w:rPr>
+              <w:t xml:space="preserve">CSS/SCSS</w:t>
             </w:r>
           </w:p>
         </w:tc>
@@ -1794,36 +1836,7 @@
                 <w:sz w:val="22"/>
                 <w:szCs w:val="22"/>
               </w:rPr>
-              <w:t xml:space="preserve">Configuración de requisitos de documentos por vacante</w:t>
-            </w:r>
-          </w:p>
-        </w:tc>
-        <w:tc>
-          <w:tcPr>
-            <w:tcW w:type="pct" w:w="30%"/>
-            <w:shd w:fill="FFFFFF"/>
-            <w:tcMar>
-              <w:top w:type="dxa" w:w="100"/>
-              <w:left w:type="dxa" w:w="100"/>
-              <w:bottom w:type="dxa" w:w="100"/>
-              <w:right w:type="dxa" w:w="100"/>
-            </w:tcMar>
-            <w:vAlign w:val="center"/>
-          </w:tcPr>
-          <w:p>
-            <w:pPr>
-              <w:spacing w:before="50" w:after="50"/>
-              <w:jc w:val="left"/>
-            </w:pPr>
-            <w:r>
-              <w:rPr>
-                <w:b w:val="false"/>
-                <w:bCs w:val="false"/>
-                <w:color w:val="000000"/>
-                <w:sz w:val="22"/>
-                <w:szCs w:val="22"/>
-              </w:rPr>
-              <w:t xml:space="preserve">id, vacancyid</w:t>
+              <w:t xml:space="preserve">Integrado con tema Moodle</w:t>
             </w:r>
           </w:p>
         </w:tc>
@@ -1854,7 +1867,36 @@
                 <w:sz w:val="22"/>
                 <w:szCs w:val="22"/>
               </w:rPr>
-              <w:t xml:space="preserve">workflow_log</w:t>
+              <w:t xml:space="preserve">Web Services</w:t>
+            </w:r>
+          </w:p>
+        </w:tc>
+        <w:tc>
+          <w:tcPr>
+            <w:tcW w:type="pct" w:w="30%"/>
+            <w:shd w:fill="FFFFFF"/>
+            <w:tcMar>
+              <w:top w:type="dxa" w:w="100"/>
+              <w:left w:type="dxa" w:w="100"/>
+              <w:bottom w:type="dxa" w:w="100"/>
+              <w:right w:type="dxa" w:w="100"/>
+            </w:tcMar>
+            <w:vAlign w:val="center"/>
+          </w:tcPr>
+          <w:p>
+            <w:pPr>
+              <w:spacing w:before="50" w:after="50"/>
+              <w:jc w:val="left"/>
+            </w:pPr>
+            <w:r>
+              <w:rPr>
+                <w:b w:val="false"/>
+                <w:bCs w:val="false"/>
+                <w:color w:val="000000"/>
+                <w:sz w:val="22"/>
+                <w:szCs w:val="22"/>
+              </w:rPr>
+              <w:t xml:space="preserve">REST/AJAX</w:t>
             </w:r>
           </w:p>
         </w:tc>
@@ -1883,36 +1925,7 @@
                 <w:sz w:val="22"/>
                 <w:szCs w:val="22"/>
               </w:rPr>
-              <w:t xml:space="preserve">Registro de cambios de estado del flujo de trabajo</w:t>
-            </w:r>
-          </w:p>
-        </w:tc>
-        <w:tc>
-          <w:tcPr>
-            <w:tcW w:type="pct" w:w="30%"/>
-            <w:shd w:fill="FFFFFF"/>
-            <w:tcMar>
-              <w:top w:type="dxa" w:w="100"/>
-              <w:left w:type="dxa" w:w="100"/>
-              <w:bottom w:type="dxa" w:w="100"/>
-              <w:right w:type="dxa" w:w="100"/>
-            </w:tcMar>
-            <w:vAlign w:val="center"/>
-          </w:tcPr>
-          <w:p>
-            <w:pPr>
-              <w:spacing w:before="50" w:after="50"/>
-              <w:jc w:val="left"/>
-            </w:pPr>
-            <w:r>
-              <w:rPr>
-                <w:b w:val="false"/>
-                <w:bCs w:val="false"/>
-                <w:color w:val="000000"/>
-                <w:sz w:val="22"/>
-                <w:szCs w:val="22"/>
-              </w:rPr>
-              <w:t xml:space="preserve">id, applicationid</w:t>
+              <w:t xml:space="preserve">API Moodle External</w:t>
             </w:r>
           </w:p>
         </w:tc>
@@ -1943,7 +1956,36 @@
                 <w:sz w:val="22"/>
                 <w:szCs w:val="22"/>
               </w:rPr>
-              <w:t xml:space="preserve">audit</w:t>
+              <w:t xml:space="preserve">Autenticacion</w:t>
+            </w:r>
+          </w:p>
+        </w:tc>
+        <w:tc>
+          <w:tcPr>
+            <w:tcW w:type="pct" w:w="30%"/>
+            <w:shd w:fill="FFFFFF"/>
+            <w:tcMar>
+              <w:top w:type="dxa" w:w="100"/>
+              <w:left w:type="dxa" w:w="100"/>
+              <w:bottom w:type="dxa" w:w="100"/>
+              <w:right w:type="dxa" w:w="100"/>
+            </w:tcMar>
+            <w:vAlign w:val="center"/>
+          </w:tcPr>
+          <w:p>
+            <w:pPr>
+              <w:spacing w:before="50" w:after="50"/>
+              <w:jc w:val="left"/>
+            </w:pPr>
+            <w:r>
+              <w:rPr>
+                <w:b w:val="false"/>
+                <w:bCs w:val="false"/>
+                <w:color w:val="000000"/>
+                <w:sz w:val="22"/>
+                <w:szCs w:val="22"/>
+              </w:rPr>
+              <w:t xml:space="preserve">OAuth/Sesskey</w:t>
             </w:r>
           </w:p>
         </w:tc>
@@ -1972,36 +2014,7 @@
                 <w:sz w:val="22"/>
                 <w:szCs w:val="22"/>
               </w:rPr>
-              <w:t xml:space="preserve">Registro de auditoría general para todas las acciones</w:t>
-            </w:r>
-          </w:p>
-        </w:tc>
-        <w:tc>
-          <w:tcPr>
-            <w:tcW w:type="pct" w:w="30%"/>
-            <w:shd w:fill="FFFFFF"/>
-            <w:tcMar>
-              <w:top w:type="dxa" w:w="100"/>
-              <w:left w:type="dxa" w:w="100"/>
-              <w:bottom w:type="dxa" w:w="100"/>
-              <w:right w:type="dxa" w:w="100"/>
-            </w:tcMar>
-            <w:vAlign w:val="center"/>
-          </w:tcPr>
-          <w:p>
-            <w:pPr>
-              <w:spacing w:before="50" w:after="50"/>
-              <w:jc w:val="left"/>
-            </w:pPr>
-            <w:r>
-              <w:rPr>
-                <w:b w:val="false"/>
-                <w:bCs w:val="false"/>
-                <w:color w:val="000000"/>
-                <w:sz w:val="22"/>
-                <w:szCs w:val="22"/>
-              </w:rPr>
-              <w:t xml:space="preserve">id, userid</w:t>
+              <w:t xml:space="preserve">Sistema nativo Moodle</w:t>
             </w:r>
           </w:p>
         </w:tc>
@@ -2032,7 +2045,36 @@
                 <w:sz w:val="22"/>
                 <w:szCs w:val="22"/>
               </w:rPr>
-              <w:t xml:space="preserve">exemption</w:t>
+              <w:t xml:space="preserve">Cache</w:t>
+            </w:r>
+          </w:p>
+        </w:tc>
+        <w:tc>
+          <w:tcPr>
+            <w:tcW w:type="pct" w:w="30%"/>
+            <w:shd w:fill="FFFFFF"/>
+            <w:tcMar>
+              <w:top w:type="dxa" w:w="100"/>
+              <w:left w:type="dxa" w:w="100"/>
+              <w:bottom w:type="dxa" w:w="100"/>
+              <w:right w:type="dxa" w:w="100"/>
+            </w:tcMar>
+            <w:vAlign w:val="center"/>
+          </w:tcPr>
+          <w:p>
+            <w:pPr>
+              <w:spacing w:before="50" w:after="50"/>
+              <w:jc w:val="left"/>
+            </w:pPr>
+            <w:r>
+              <w:rPr>
+                <w:b w:val="false"/>
+                <w:bCs w:val="false"/>
+                <w:color w:val="000000"/>
+                <w:sz w:val="22"/>
+                <w:szCs w:val="22"/>
+              </w:rPr>
+              <w:t xml:space="preserve">MUC</w:t>
             </w:r>
           </w:p>
         </w:tc>
@@ -2061,36 +2103,7 @@
                 <w:sz w:val="22"/>
                 <w:szCs w:val="22"/>
               </w:rPr>
-              <w:t xml:space="preserve">Exenciones de personal histórico ISER</w:t>
-            </w:r>
-          </w:p>
-        </w:tc>
-        <w:tc>
-          <w:tcPr>
-            <w:tcW w:type="pct" w:w="30%"/>
-            <w:shd w:fill="FFFFFF"/>
-            <w:tcMar>
-              <w:top w:type="dxa" w:w="100"/>
-              <w:left w:type="dxa" w:w="100"/>
-              <w:bottom w:type="dxa" w:w="100"/>
-              <w:right w:type="dxa" w:w="100"/>
-            </w:tcMar>
-            <w:vAlign w:val="center"/>
-          </w:tcPr>
-          <w:p>
-            <w:pPr>
-              <w:spacing w:before="50" w:after="50"/>
-              <w:jc w:val="left"/>
-            </w:pPr>
-            <w:r>
-              <w:rPr>
-                <w:b w:val="false"/>
-                <w:bCs w:val="false"/>
-                <w:color w:val="000000"/>
-                <w:sz w:val="22"/>
-                <w:szCs w:val="22"/>
-              </w:rPr>
-              <w:t xml:space="preserve">id, userid</w:t>
+              <w:t xml:space="preserve">Moodle Universal Cache</w:t>
             </w:r>
           </w:p>
         </w:tc>
@@ -2121,7 +2134,36 @@
                 <w:sz w:val="22"/>
                 <w:szCs w:val="22"/>
               </w:rPr>
-              <w:t xml:space="preserve">notification</w:t>
+              <w:t xml:space="preserve">Tareas</w:t>
+            </w:r>
+          </w:p>
+        </w:tc>
+        <w:tc>
+          <w:tcPr>
+            <w:tcW w:type="pct" w:w="30%"/>
+            <w:shd w:fill="FFFFFF"/>
+            <w:tcMar>
+              <w:top w:type="dxa" w:w="100"/>
+              <w:left w:type="dxa" w:w="100"/>
+              <w:bottom w:type="dxa" w:w="100"/>
+              <w:right w:type="dxa" w:w="100"/>
+            </w:tcMar>
+            <w:vAlign w:val="center"/>
+          </w:tcPr>
+          <w:p>
+            <w:pPr>
+              <w:spacing w:before="50" w:after="50"/>
+              <w:jc w:val="left"/>
+            </w:pPr>
+            <w:r>
+              <w:rPr>
+                <w:b w:val="false"/>
+                <w:bCs w:val="false"/>
+                <w:color w:val="000000"/>
+                <w:sz w:val="22"/>
+                <w:szCs w:val="22"/>
+              </w:rPr>
+              <w:t xml:space="preserve">Cron Tasks</w:t>
             </w:r>
           </w:p>
         </w:tc>
@@ -2150,1282 +2192,7 @@
                 <w:sz w:val="22"/>
                 <w:szCs w:val="22"/>
               </w:rPr>
-              <w:t xml:space="preserve">Cola e historial de notificaciones</w:t>
-            </w:r>
-          </w:p>
-        </w:tc>
-        <w:tc>
-          <w:tcPr>
-            <w:tcW w:type="pct" w:w="30%"/>
-            <w:shd w:fill="FFFFFF"/>
-            <w:tcMar>
-              <w:top w:type="dxa" w:w="100"/>
-              <w:left w:type="dxa" w:w="100"/>
-              <w:bottom w:type="dxa" w:w="100"/>
-              <w:right w:type="dxa" w:w="100"/>
-            </w:tcMar>
-            <w:vAlign w:val="center"/>
-          </w:tcPr>
-          <w:p>
-            <w:pPr>
-              <w:spacing w:before="50" w:after="50"/>
-              <w:jc w:val="left"/>
-            </w:pPr>
-            <w:r>
-              <w:rPr>
-                <w:b w:val="false"/>
-                <w:bCs w:val="false"/>
-                <w:color w:val="000000"/>
-                <w:sz w:val="22"/>
-                <w:szCs w:val="22"/>
-              </w:rPr>
-              <w:t xml:space="preserve">id, userid, status</w:t>
-            </w:r>
-          </w:p>
-        </w:tc>
-      </w:tr>
-      <w:tr>
-        <w:tc>
-          <w:tcPr>
-            <w:tcW w:type="pct" w:w="25%"/>
-            <w:shd w:fill="FFFFFF"/>
-            <w:tcMar>
-              <w:top w:type="dxa" w:w="100"/>
-              <w:left w:type="dxa" w:w="100"/>
-              <w:bottom w:type="dxa" w:w="100"/>
-              <w:right w:type="dxa" w:w="100"/>
-            </w:tcMar>
-            <w:vAlign w:val="center"/>
-          </w:tcPr>
-          <w:p>
-            <w:pPr>
-              <w:spacing w:before="50" w:after="50"/>
-              <w:jc w:val="left"/>
-            </w:pPr>
-            <w:r>
-              <w:rPr>
-                <w:b w:val="false"/>
-                <w:bCs w:val="false"/>
-                <w:color w:val="000000"/>
-                <w:sz w:val="22"/>
-                <w:szCs w:val="22"/>
-              </w:rPr>
-              <w:t xml:space="preserve">config</w:t>
-            </w:r>
-          </w:p>
-        </w:tc>
-        <w:tc>
-          <w:tcPr>
-            <w:tcW w:type="pct" w:w="45%"/>
-            <w:shd w:fill="FFFFFF"/>
-            <w:tcMar>
-              <w:top w:type="dxa" w:w="100"/>
-              <w:left w:type="dxa" w:w="100"/>
-              <w:bottom w:type="dxa" w:w="100"/>
-              <w:right w:type="dxa" w:w="100"/>
-            </w:tcMar>
-            <w:vAlign w:val="center"/>
-          </w:tcPr>
-          <w:p>
-            <w:pPr>
-              <w:spacing w:before="50" w:after="50"/>
-              <w:jc w:val="left"/>
-            </w:pPr>
-            <w:r>
-              <w:rPr>
-                <w:b w:val="false"/>
-                <w:bCs w:val="false"/>
-                <w:color w:val="000000"/>
-                <w:sz w:val="22"/>
-                <w:szCs w:val="22"/>
-              </w:rPr>
-              <w:t xml:space="preserve">Configuraciones del plugin</w:t>
-            </w:r>
-          </w:p>
-        </w:tc>
-        <w:tc>
-          <w:tcPr>
-            <w:tcW w:type="pct" w:w="30%"/>
-            <w:shd w:fill="FFFFFF"/>
-            <w:tcMar>
-              <w:top w:type="dxa" w:w="100"/>
-              <w:left w:type="dxa" w:w="100"/>
-              <w:bottom w:type="dxa" w:w="100"/>
-              <w:right w:type="dxa" w:w="100"/>
-            </w:tcMar>
-            <w:vAlign w:val="center"/>
-          </w:tcPr>
-          <w:p>
-            <w:pPr>
-              <w:spacing w:before="50" w:after="50"/>
-              <w:jc w:val="left"/>
-            </w:pPr>
-            <w:r>
-              <w:rPr>
-                <w:b w:val="false"/>
-                <w:bCs w:val="false"/>
-                <w:color w:val="000000"/>
-                <w:sz w:val="22"/>
-                <w:szCs w:val="22"/>
-              </w:rPr>
-              <w:t xml:space="preserve">id</w:t>
-            </w:r>
-          </w:p>
-        </w:tc>
-      </w:tr>
-      <w:tr>
-        <w:tc>
-          <w:tcPr>
-            <w:tcW w:type="pct" w:w="25%"/>
-            <w:shd w:fill="FFFFFF"/>
-            <w:tcMar>
-              <w:top w:type="dxa" w:w="100"/>
-              <w:left w:type="dxa" w:w="100"/>
-              <w:bottom w:type="dxa" w:w="100"/>
-              <w:right w:type="dxa" w:w="100"/>
-            </w:tcMar>
-            <w:vAlign w:val="center"/>
-          </w:tcPr>
-          <w:p>
-            <w:pPr>
-              <w:spacing w:before="50" w:after="50"/>
-              <w:jc w:val="left"/>
-            </w:pPr>
-            <w:r>
-              <w:rPr>
-                <w:b w:val="false"/>
-                <w:bCs w:val="false"/>
-                <w:color w:val="000000"/>
-                <w:sz w:val="22"/>
-                <w:szCs w:val="22"/>
-              </w:rPr>
-              <w:t xml:space="preserve">doctype</w:t>
-            </w:r>
-          </w:p>
-        </w:tc>
-        <w:tc>
-          <w:tcPr>
-            <w:tcW w:type="pct" w:w="45%"/>
-            <w:shd w:fill="FFFFFF"/>
-            <w:tcMar>
-              <w:top w:type="dxa" w:w="100"/>
-              <w:left w:type="dxa" w:w="100"/>
-              <w:bottom w:type="dxa" w:w="100"/>
-              <w:right w:type="dxa" w:w="100"/>
-            </w:tcMar>
-            <w:vAlign w:val="center"/>
-          </w:tcPr>
-          <w:p>
-            <w:pPr>
-              <w:spacing w:before="50" w:after="50"/>
-              <w:jc w:val="left"/>
-            </w:pPr>
-            <w:r>
-              <w:rPr>
-                <w:b w:val="false"/>
-                <w:bCs w:val="false"/>
-                <w:color w:val="000000"/>
-                <w:sz w:val="22"/>
-                <w:szCs w:val="22"/>
-              </w:rPr>
-              <w:t xml:space="preserve">Tipos de documentos predefinidos</w:t>
-            </w:r>
-          </w:p>
-        </w:tc>
-        <w:tc>
-          <w:tcPr>
-            <w:tcW w:type="pct" w:w="30%"/>
-            <w:shd w:fill="FFFFFF"/>
-            <w:tcMar>
-              <w:top w:type="dxa" w:w="100"/>
-              <w:left w:type="dxa" w:w="100"/>
-              <w:bottom w:type="dxa" w:w="100"/>
-              <w:right w:type="dxa" w:w="100"/>
-            </w:tcMar>
-            <w:vAlign w:val="center"/>
-          </w:tcPr>
-          <w:p>
-            <w:pPr>
-              <w:spacing w:before="50" w:after="50"/>
-              <w:jc w:val="left"/>
-            </w:pPr>
-            <w:r>
-              <w:rPr>
-                <w:b w:val="false"/>
-                <w:bCs w:val="false"/>
-                <w:color w:val="000000"/>
-                <w:sz w:val="22"/>
-                <w:szCs w:val="22"/>
-              </w:rPr>
-              <w:t xml:space="preserve">id, code</w:t>
-            </w:r>
-          </w:p>
-        </w:tc>
-      </w:tr>
-      <w:tr>
-        <w:tc>
-          <w:tcPr>
-            <w:tcW w:type="pct" w:w="25%"/>
-            <w:shd w:fill="FFFFFF"/>
-            <w:tcMar>
-              <w:top w:type="dxa" w:w="100"/>
-              <w:left w:type="dxa" w:w="100"/>
-              <w:bottom w:type="dxa" w:w="100"/>
-              <w:right w:type="dxa" w:w="100"/>
-            </w:tcMar>
-            <w:vAlign w:val="center"/>
-          </w:tcPr>
-          <w:p>
-            <w:pPr>
-              <w:spacing w:before="50" w:after="50"/>
-              <w:jc w:val="left"/>
-            </w:pPr>
-            <w:r>
-              <w:rPr>
-                <w:b w:val="false"/>
-                <w:bCs w:val="false"/>
-                <w:color w:val="000000"/>
-                <w:sz w:val="22"/>
-                <w:szCs w:val="22"/>
-              </w:rPr>
-              <w:t xml:space="preserve">email_template</w:t>
-            </w:r>
-          </w:p>
-        </w:tc>
-        <w:tc>
-          <w:tcPr>
-            <w:tcW w:type="pct" w:w="45%"/>
-            <w:shd w:fill="FFFFFF"/>
-            <w:tcMar>
-              <w:top w:type="dxa" w:w="100"/>
-              <w:left w:type="dxa" w:w="100"/>
-              <w:bottom w:type="dxa" w:w="100"/>
-              <w:right w:type="dxa" w:w="100"/>
-            </w:tcMar>
-            <w:vAlign w:val="center"/>
-          </w:tcPr>
-          <w:p>
-            <w:pPr>
-              <w:spacing w:before="50" w:after="50"/>
-              <w:jc w:val="left"/>
-            </w:pPr>
-            <w:r>
-              <w:rPr>
-                <w:b w:val="false"/>
-                <w:bCs w:val="false"/>
-                <w:color w:val="000000"/>
-                <w:sz w:val="22"/>
-                <w:szCs w:val="22"/>
-              </w:rPr>
-              <w:t xml:space="preserve">Plantillas de notificación por correo con soporte multi-tenant</w:t>
-            </w:r>
-          </w:p>
-        </w:tc>
-        <w:tc>
-          <w:tcPr>
-            <w:tcW w:type="pct" w:w="30%"/>
-            <w:shd w:fill="FFFFFF"/>
-            <w:tcMar>
-              <w:top w:type="dxa" w:w="100"/>
-              <w:left w:type="dxa" w:w="100"/>
-              <w:bottom w:type="dxa" w:w="100"/>
-              <w:right w:type="dxa" w:w="100"/>
-            </w:tcMar>
-            <w:vAlign w:val="center"/>
-          </w:tcPr>
-          <w:p>
-            <w:pPr>
-              <w:spacing w:before="50" w:after="50"/>
-              <w:jc w:val="left"/>
-            </w:pPr>
-            <w:r>
-              <w:rPr>
-                <w:b w:val="false"/>
-                <w:bCs w:val="false"/>
-                <w:color w:val="000000"/>
-                <w:sz w:val="22"/>
-                <w:szCs w:val="22"/>
-              </w:rPr>
-              <w:t xml:space="preserve">id, code</w:t>
-            </w:r>
-          </w:p>
-        </w:tc>
-      </w:tr>
-      <w:tr>
-        <w:tc>
-          <w:tcPr>
-            <w:tcW w:type="pct" w:w="25%"/>
-            <w:shd w:fill="FFFFFF"/>
-            <w:tcMar>
-              <w:top w:type="dxa" w:w="100"/>
-              <w:left w:type="dxa" w:w="100"/>
-              <w:bottom w:type="dxa" w:w="100"/>
-              <w:right w:type="dxa" w:w="100"/>
-            </w:tcMar>
-            <w:vAlign w:val="center"/>
-          </w:tcPr>
-          <w:p>
-            <w:pPr>
-              <w:spacing w:before="50" w:after="50"/>
-              <w:jc w:val="left"/>
-            </w:pPr>
-            <w:r>
-              <w:rPr>
-                <w:b w:val="false"/>
-                <w:bCs w:val="false"/>
-                <w:color w:val="000000"/>
-                <w:sz w:val="22"/>
-                <w:szCs w:val="22"/>
-              </w:rPr>
-              <w:t xml:space="preserve">interview</w:t>
-            </w:r>
-          </w:p>
-        </w:tc>
-        <w:tc>
-          <w:tcPr>
-            <w:tcW w:type="pct" w:w="45%"/>
-            <w:shd w:fill="FFFFFF"/>
-            <w:tcMar>
-              <w:top w:type="dxa" w:w="100"/>
-              <w:left w:type="dxa" w:w="100"/>
-              <w:bottom w:type="dxa" w:w="100"/>
-              <w:right w:type="dxa" w:w="100"/>
-            </w:tcMar>
-            <w:vAlign w:val="center"/>
-          </w:tcPr>
-          <w:p>
-            <w:pPr>
-              <w:spacing w:before="50" w:after="50"/>
-              <w:jc w:val="left"/>
-            </w:pPr>
-            <w:r>
-              <w:rPr>
-                <w:b w:val="false"/>
-                <w:bCs w:val="false"/>
-                <w:color w:val="000000"/>
-                <w:sz w:val="22"/>
-                <w:szCs w:val="22"/>
-              </w:rPr>
-              <w:t xml:space="preserve">Entrevistas programadas para postulaciones</w:t>
-            </w:r>
-          </w:p>
-        </w:tc>
-        <w:tc>
-          <w:tcPr>
-            <w:tcW w:type="pct" w:w="30%"/>
-            <w:shd w:fill="FFFFFF"/>
-            <w:tcMar>
-              <w:top w:type="dxa" w:w="100"/>
-              <w:left w:type="dxa" w:w="100"/>
-              <w:bottom w:type="dxa" w:w="100"/>
-              <w:right w:type="dxa" w:w="100"/>
-            </w:tcMar>
-            <w:vAlign w:val="center"/>
-          </w:tcPr>
-          <w:p>
-            <w:pPr>
-              <w:spacing w:before="50" w:after="50"/>
-              <w:jc w:val="left"/>
-            </w:pPr>
-            <w:r>
-              <w:rPr>
-                <w:b w:val="false"/>
-                <w:bCs w:val="false"/>
-                <w:color w:val="000000"/>
-                <w:sz w:val="22"/>
-                <w:szCs w:val="22"/>
-              </w:rPr>
-              <w:t xml:space="preserve">id, applicationid, status</w:t>
-            </w:r>
-          </w:p>
-        </w:tc>
-      </w:tr>
-      <w:tr>
-        <w:tc>
-          <w:tcPr>
-            <w:tcW w:type="pct" w:w="25%"/>
-            <w:shd w:fill="FFFFFF"/>
-            <w:tcMar>
-              <w:top w:type="dxa" w:w="100"/>
-              <w:left w:type="dxa" w:w="100"/>
-              <w:bottom w:type="dxa" w:w="100"/>
-              <w:right w:type="dxa" w:w="100"/>
-            </w:tcMar>
-            <w:vAlign w:val="center"/>
-          </w:tcPr>
-          <w:p>
-            <w:pPr>
-              <w:spacing w:before="50" w:after="50"/>
-              <w:jc w:val="left"/>
-            </w:pPr>
-            <w:r>
-              <w:rPr>
-                <w:b w:val="false"/>
-                <w:bCs w:val="false"/>
-                <w:color w:val="000000"/>
-                <w:sz w:val="22"/>
-                <w:szCs w:val="22"/>
-              </w:rPr>
-              <w:t xml:space="preserve">interviewer</w:t>
-            </w:r>
-          </w:p>
-        </w:tc>
-        <w:tc>
-          <w:tcPr>
-            <w:tcW w:type="pct" w:w="45%"/>
-            <w:shd w:fill="FFFFFF"/>
-            <w:tcMar>
-              <w:top w:type="dxa" w:w="100"/>
-              <w:left w:type="dxa" w:w="100"/>
-              <w:bottom w:type="dxa" w:w="100"/>
-              <w:right w:type="dxa" w:w="100"/>
-            </w:tcMar>
-            <w:vAlign w:val="center"/>
-          </w:tcPr>
-          <w:p>
-            <w:pPr>
-              <w:spacing w:before="50" w:after="50"/>
-              <w:jc w:val="left"/>
-            </w:pPr>
-            <w:r>
-              <w:rPr>
-                <w:b w:val="false"/>
-                <w:bCs w:val="false"/>
-                <w:color w:val="000000"/>
-                <w:sz w:val="22"/>
-                <w:szCs w:val="22"/>
-              </w:rPr>
-              <w:t xml:space="preserve">Miembros del panel de entrevistas</w:t>
-            </w:r>
-          </w:p>
-        </w:tc>
-        <w:tc>
-          <w:tcPr>
-            <w:tcW w:type="pct" w:w="30%"/>
-            <w:shd w:fill="FFFFFF"/>
-            <w:tcMar>
-              <w:top w:type="dxa" w:w="100"/>
-              <w:left w:type="dxa" w:w="100"/>
-              <w:bottom w:type="dxa" w:w="100"/>
-              <w:right w:type="dxa" w:w="100"/>
-            </w:tcMar>
-            <w:vAlign w:val="center"/>
-          </w:tcPr>
-          <w:p>
-            <w:pPr>
-              <w:spacing w:before="50" w:after="50"/>
-              <w:jc w:val="left"/>
-            </w:pPr>
-            <w:r>
-              <w:rPr>
-                <w:b w:val="false"/>
-                <w:bCs w:val="false"/>
-                <w:color w:val="000000"/>
-                <w:sz w:val="22"/>
-                <w:szCs w:val="22"/>
-              </w:rPr>
-              <w:t xml:space="preserve">id, userid</w:t>
-            </w:r>
-          </w:p>
-        </w:tc>
-      </w:tr>
-      <w:tr>
-        <w:tc>
-          <w:tcPr>
-            <w:tcW w:type="pct" w:w="25%"/>
-            <w:shd w:fill="FFFFFF"/>
-            <w:tcMar>
-              <w:top w:type="dxa" w:w="100"/>
-              <w:left w:type="dxa" w:w="100"/>
-              <w:bottom w:type="dxa" w:w="100"/>
-              <w:right w:type="dxa" w:w="100"/>
-            </w:tcMar>
-            <w:vAlign w:val="center"/>
-          </w:tcPr>
-          <w:p>
-            <w:pPr>
-              <w:spacing w:before="50" w:after="50"/>
-              <w:jc w:val="left"/>
-            </w:pPr>
-            <w:r>
-              <w:rPr>
-                <w:b w:val="false"/>
-                <w:bCs w:val="false"/>
-                <w:color w:val="000000"/>
-                <w:sz w:val="22"/>
-                <w:szCs w:val="22"/>
-              </w:rPr>
-              <w:t xml:space="preserve">consent</w:t>
-            </w:r>
-          </w:p>
-        </w:tc>
-        <w:tc>
-          <w:tcPr>
-            <w:tcW w:type="pct" w:w="45%"/>
-            <w:shd w:fill="FFFFFF"/>
-            <w:tcMar>
-              <w:top w:type="dxa" w:w="100"/>
-              <w:left w:type="dxa" w:w="100"/>
-              <w:bottom w:type="dxa" w:w="100"/>
-              <w:right w:type="dxa" w:w="100"/>
-            </w:tcMar>
-            <w:vAlign w:val="center"/>
-          </w:tcPr>
-          <w:p>
-            <w:pPr>
-              <w:spacing w:before="50" w:after="50"/>
-              <w:jc w:val="left"/>
-            </w:pPr>
-            <w:r>
-              <w:rPr>
-                <w:b w:val="false"/>
-                <w:bCs w:val="false"/>
-                <w:color w:val="000000"/>
-                <w:sz w:val="22"/>
-                <w:szCs w:val="22"/>
-              </w:rPr>
-              <w:t xml:space="preserve">Registros de consentimiento de usuarios para tratamiento de datos y términos</w:t>
-            </w:r>
-          </w:p>
-        </w:tc>
-        <w:tc>
-          <w:tcPr>
-            <w:tcW w:type="pct" w:w="30%"/>
-            <w:shd w:fill="FFFFFF"/>
-            <w:tcMar>
-              <w:top w:type="dxa" w:w="100"/>
-              <w:left w:type="dxa" w:w="100"/>
-              <w:bottom w:type="dxa" w:w="100"/>
-              <w:right w:type="dxa" w:w="100"/>
-            </w:tcMar>
-            <w:vAlign w:val="center"/>
-          </w:tcPr>
-          <w:p>
-            <w:pPr>
-              <w:spacing w:before="50" w:after="50"/>
-              <w:jc w:val="left"/>
-            </w:pPr>
-            <w:r>
-              <w:rPr>
-                <w:b w:val="false"/>
-                <w:bCs w:val="false"/>
-                <w:color w:val="000000"/>
-                <w:sz w:val="22"/>
-                <w:szCs w:val="22"/>
-              </w:rPr>
-              <w:t xml:space="preserve">id, userid</w:t>
-            </w:r>
-          </w:p>
-        </w:tc>
-      </w:tr>
-      <w:tr>
-        <w:tc>
-          <w:tcPr>
-            <w:tcW w:type="pct" w:w="25%"/>
-            <w:shd w:fill="FFFFFF"/>
-            <w:tcMar>
-              <w:top w:type="dxa" w:w="100"/>
-              <w:left w:type="dxa" w:w="100"/>
-              <w:bottom w:type="dxa" w:w="100"/>
-              <w:right w:type="dxa" w:w="100"/>
-            </w:tcMar>
-            <w:vAlign w:val="center"/>
-          </w:tcPr>
-          <w:p>
-            <w:pPr>
-              <w:spacing w:before="50" w:after="50"/>
-              <w:jc w:val="left"/>
-            </w:pPr>
-            <w:r>
-              <w:rPr>
-                <w:b w:val="false"/>
-                <w:bCs w:val="false"/>
-                <w:color w:val="000000"/>
-                <w:sz w:val="22"/>
-                <w:szCs w:val="22"/>
-              </w:rPr>
-              <w:t xml:space="preserve">applicant_profile</w:t>
-            </w:r>
-          </w:p>
-        </w:tc>
-        <w:tc>
-          <w:tcPr>
-            <w:tcW w:type="pct" w:w="45%"/>
-            <w:shd w:fill="FFFFFF"/>
-            <w:tcMar>
-              <w:top w:type="dxa" w:w="100"/>
-              <w:left w:type="dxa" w:w="100"/>
-              <w:bottom w:type="dxa" w:w="100"/>
-              <w:right w:type="dxa" w:w="100"/>
-            </w:tcMar>
-            <w:vAlign w:val="center"/>
-          </w:tcPr>
-          <w:p>
-            <w:pPr>
-              <w:spacing w:before="50" w:after="50"/>
-              <w:jc w:val="left"/>
-            </w:pPr>
-            <w:r>
-              <w:rPr>
-                <w:b w:val="false"/>
-                <w:bCs w:val="false"/>
-                <w:color w:val="000000"/>
-                <w:sz w:val="22"/>
-                <w:szCs w:val="22"/>
-              </w:rPr>
-              <w:t xml:space="preserve">Datos de perfil extendido para postulantes registrados a través del jobboard</w:t>
-            </w:r>
-          </w:p>
-        </w:tc>
-        <w:tc>
-          <w:tcPr>
-            <w:tcW w:type="pct" w:w="30%"/>
-            <w:shd w:fill="FFFFFF"/>
-            <w:tcMar>
-              <w:top w:type="dxa" w:w="100"/>
-              <w:left w:type="dxa" w:w="100"/>
-              <w:bottom w:type="dxa" w:w="100"/>
-              <w:right w:type="dxa" w:w="100"/>
-            </w:tcMar>
-            <w:vAlign w:val="center"/>
-          </w:tcPr>
-          <w:p>
-            <w:pPr>
-              <w:spacing w:before="50" w:after="50"/>
-              <w:jc w:val="left"/>
-            </w:pPr>
-            <w:r>
-              <w:rPr>
-                <w:b w:val="false"/>
-                <w:bCs w:val="false"/>
-                <w:color w:val="000000"/>
-                <w:sz w:val="22"/>
-                <w:szCs w:val="22"/>
-              </w:rPr>
-              <w:t xml:space="preserve">id, userid</w:t>
-            </w:r>
-          </w:p>
-        </w:tc>
-      </w:tr>
-      <w:tr>
-        <w:tc>
-          <w:tcPr>
-            <w:tcW w:type="pct" w:w="25%"/>
-            <w:shd w:fill="FFFFFF"/>
-            <w:tcMar>
-              <w:top w:type="dxa" w:w="100"/>
-              <w:left w:type="dxa" w:w="100"/>
-              <w:bottom w:type="dxa" w:w="100"/>
-              <w:right w:type="dxa" w:w="100"/>
-            </w:tcMar>
-            <w:vAlign w:val="center"/>
-          </w:tcPr>
-          <w:p>
-            <w:pPr>
-              <w:spacing w:before="50" w:after="50"/>
-              <w:jc w:val="left"/>
-            </w:pPr>
-            <w:r>
-              <w:rPr>
-                <w:b w:val="false"/>
-                <w:bCs w:val="false"/>
-                <w:color w:val="000000"/>
-                <w:sz w:val="22"/>
-                <w:szCs w:val="22"/>
-              </w:rPr>
-              <w:t xml:space="preserve">conv_docexempt</w:t>
-            </w:r>
-          </w:p>
-        </w:tc>
-        <w:tc>
-          <w:tcPr>
-            <w:tcW w:type="pct" w:w="45%"/>
-            <w:shd w:fill="FFFFFF"/>
-            <w:tcMar>
-              <w:top w:type="dxa" w:w="100"/>
-              <w:left w:type="dxa" w:w="100"/>
-              <w:bottom w:type="dxa" w:w="100"/>
-              <w:right w:type="dxa" w:w="100"/>
-            </w:tcMar>
-            <w:vAlign w:val="center"/>
-          </w:tcPr>
-          <w:p>
-            <w:pPr>
-              <w:spacing w:before="50" w:after="50"/>
-              <w:jc w:val="left"/>
-            </w:pPr>
-            <w:r>
-              <w:rPr>
-                <w:b w:val="false"/>
-                <w:bCs w:val="false"/>
-                <w:color w:val="000000"/>
-                <w:sz w:val="22"/>
-                <w:szCs w:val="22"/>
-              </w:rPr>
-              <w:t xml:space="preserve">Tipos de documentos exentos a nivel de convocatoria (aplica a todos los postulantes)</w:t>
-            </w:r>
-          </w:p>
-        </w:tc>
-        <w:tc>
-          <w:tcPr>
-            <w:tcW w:type="pct" w:w="30%"/>
-            <w:shd w:fill="FFFFFF"/>
-            <w:tcMar>
-              <w:top w:type="dxa" w:w="100"/>
-              <w:left w:type="dxa" w:w="100"/>
-              <w:bottom w:type="dxa" w:w="100"/>
-              <w:right w:type="dxa" w:w="100"/>
-            </w:tcMar>
-            <w:vAlign w:val="center"/>
-          </w:tcPr>
-          <w:p>
-            <w:pPr>
-              <w:spacing w:before="50" w:after="50"/>
-              <w:jc w:val="left"/>
-            </w:pPr>
-            <w:r>
-              <w:rPr>
-                <w:b w:val="false"/>
-                <w:bCs w:val="false"/>
-                <w:color w:val="000000"/>
-                <w:sz w:val="22"/>
-                <w:szCs w:val="22"/>
-              </w:rPr>
-              <w:t xml:space="preserve">id</w:t>
-            </w:r>
-          </w:p>
-        </w:tc>
-      </w:tr>
-      <w:tr>
-        <w:tc>
-          <w:tcPr>
-            <w:tcW w:type="pct" w:w="25%"/>
-            <w:shd w:fill="FFFFFF"/>
-            <w:tcMar>
-              <w:top w:type="dxa" w:w="100"/>
-              <w:left w:type="dxa" w:w="100"/>
-              <w:bottom w:type="dxa" w:w="100"/>
-              <w:right w:type="dxa" w:w="100"/>
-            </w:tcMar>
-            <w:vAlign w:val="center"/>
-          </w:tcPr>
-          <w:p>
-            <w:pPr>
-              <w:spacing w:before="50" w:after="50"/>
-              <w:jc w:val="left"/>
-            </w:pPr>
-            <w:r>
-              <w:rPr>
-                <w:b w:val="false"/>
-                <w:bCs w:val="false"/>
-                <w:color w:val="000000"/>
-                <w:sz w:val="22"/>
-                <w:szCs w:val="22"/>
-              </w:rPr>
-              <w:t xml:space="preserve">convocatoria</w:t>
-            </w:r>
-          </w:p>
-        </w:tc>
-        <w:tc>
-          <w:tcPr>
-            <w:tcW w:type="pct" w:w="45%"/>
-            <w:shd w:fill="FFFFFF"/>
-            <w:tcMar>
-              <w:top w:type="dxa" w:w="100"/>
-              <w:left w:type="dxa" w:w="100"/>
-              <w:bottom w:type="dxa" w:w="100"/>
-              <w:right w:type="dxa" w:w="100"/>
-            </w:tcMar>
-            <w:vAlign w:val="center"/>
-          </w:tcPr>
-          <w:p>
-            <w:pPr>
-              <w:spacing w:before="50" w:after="50"/>
-              <w:jc w:val="left"/>
-            </w:pPr>
-            <w:r>
-              <w:rPr>
-                <w:b w:val="false"/>
-                <w:bCs w:val="false"/>
-                <w:color w:val="000000"/>
-                <w:sz w:val="22"/>
-                <w:szCs w:val="22"/>
-              </w:rPr>
-              <w:t xml:space="preserve">Convocatorias/campañas que agrupan vacantes relacionadas</w:t>
-            </w:r>
-          </w:p>
-        </w:tc>
-        <w:tc>
-          <w:tcPr>
-            <w:tcW w:type="pct" w:w="30%"/>
-            <w:shd w:fill="FFFFFF"/>
-            <w:tcMar>
-              <w:top w:type="dxa" w:w="100"/>
-              <w:left w:type="dxa" w:w="100"/>
-              <w:bottom w:type="dxa" w:w="100"/>
-              <w:right w:type="dxa" w:w="100"/>
-            </w:tcMar>
-            <w:vAlign w:val="center"/>
-          </w:tcPr>
-          <w:p>
-            <w:pPr>
-              <w:spacing w:before="50" w:after="50"/>
-              <w:jc w:val="left"/>
-            </w:pPr>
-            <w:r>
-              <w:rPr>
-                <w:b w:val="false"/>
-                <w:bCs w:val="false"/>
-                <w:color w:val="000000"/>
-                <w:sz w:val="22"/>
-                <w:szCs w:val="22"/>
-              </w:rPr>
-              <w:t xml:space="preserve">id, code, status</w:t>
-            </w:r>
-          </w:p>
-        </w:tc>
-      </w:tr>
-      <w:tr>
-        <w:tc>
-          <w:tcPr>
-            <w:tcW w:type="pct" w:w="25%"/>
-            <w:shd w:fill="FFFFFF"/>
-            <w:tcMar>
-              <w:top w:type="dxa" w:w="100"/>
-              <w:left w:type="dxa" w:w="100"/>
-              <w:bottom w:type="dxa" w:w="100"/>
-              <w:right w:type="dxa" w:w="100"/>
-            </w:tcMar>
-            <w:vAlign w:val="center"/>
-          </w:tcPr>
-          <w:p>
-            <w:pPr>
-              <w:spacing w:before="50" w:after="50"/>
-              <w:jc w:val="left"/>
-            </w:pPr>
-            <w:r>
-              <w:rPr>
-                <w:b w:val="false"/>
-                <w:bCs w:val="false"/>
-                <w:color w:val="000000"/>
-                <w:sz w:val="22"/>
-                <w:szCs w:val="22"/>
-              </w:rPr>
-              <w:t xml:space="preserve">program_reviewer</w:t>
-            </w:r>
-          </w:p>
-        </w:tc>
-        <w:tc>
-          <w:tcPr>
-            <w:tcW w:type="pct" w:w="45%"/>
-            <w:shd w:fill="FFFFFF"/>
-            <w:tcMar>
-              <w:top w:type="dxa" w:w="100"/>
-              <w:left w:type="dxa" w:w="100"/>
-              <w:bottom w:type="dxa" w:w="100"/>
-              <w:right w:type="dxa" w:w="100"/>
-            </w:tcMar>
-            <w:vAlign w:val="center"/>
-          </w:tcPr>
-          <w:p>
-            <w:pPr>
-              <w:spacing w:before="50" w:after="50"/>
-              <w:jc w:val="left"/>
-            </w:pPr>
-            <w:r>
-              <w:rPr>
-                <w:b w:val="false"/>
-                <w:bCs w:val="false"/>
-                <w:color w:val="000000"/>
-                <w:sz w:val="22"/>
-                <w:szCs w:val="22"/>
-              </w:rPr>
-              <w:t xml:space="preserve">Revisores de documentos asignados a programas académicos</w:t>
-            </w:r>
-          </w:p>
-        </w:tc>
-        <w:tc>
-          <w:tcPr>
-            <w:tcW w:type="pct" w:w="30%"/>
-            <w:shd w:fill="FFFFFF"/>
-            <w:tcMar>
-              <w:top w:type="dxa" w:w="100"/>
-              <w:left w:type="dxa" w:w="100"/>
-              <w:bottom w:type="dxa" w:w="100"/>
-              <w:right w:type="dxa" w:w="100"/>
-            </w:tcMar>
-            <w:vAlign w:val="center"/>
-          </w:tcPr>
-          <w:p>
-            <w:pPr>
-              <w:spacing w:before="50" w:after="50"/>
-              <w:jc w:val="left"/>
-            </w:pPr>
-            <w:r>
-              <w:rPr>
-                <w:b w:val="false"/>
-                <w:bCs w:val="false"/>
-                <w:color w:val="000000"/>
-                <w:sz w:val="22"/>
-                <w:szCs w:val="22"/>
-              </w:rPr>
-              <w:t xml:space="preserve">id, userid, status</w:t>
-            </w:r>
-          </w:p>
-        </w:tc>
-      </w:tr>
-      <w:tr>
-        <w:tc>
-          <w:tcPr>
-            <w:tcW w:type="pct" w:w="25%"/>
-            <w:shd w:fill="FFFFFF"/>
-            <w:tcMar>
-              <w:top w:type="dxa" w:w="100"/>
-              <w:left w:type="dxa" w:w="100"/>
-              <w:bottom w:type="dxa" w:w="100"/>
-              <w:right w:type="dxa" w:w="100"/>
-            </w:tcMar>
-            <w:vAlign w:val="center"/>
-          </w:tcPr>
-          <w:p>
-            <w:pPr>
-              <w:spacing w:before="50" w:after="50"/>
-              <w:jc w:val="left"/>
-            </w:pPr>
-            <w:r>
-              <w:rPr>
-                <w:b w:val="false"/>
-                <w:bCs w:val="false"/>
-                <w:color w:val="000000"/>
-                <w:sz w:val="22"/>
-                <w:szCs w:val="22"/>
-              </w:rPr>
-              <w:t xml:space="preserve">faculty</w:t>
-            </w:r>
-          </w:p>
-        </w:tc>
-        <w:tc>
-          <w:tcPr>
-            <w:tcW w:type="pct" w:w="45%"/>
-            <w:shd w:fill="FFFFFF"/>
-            <w:tcMar>
-              <w:top w:type="dxa" w:w="100"/>
-              <w:left w:type="dxa" w:w="100"/>
-              <w:bottom w:type="dxa" w:w="100"/>
-              <w:right w:type="dxa" w:w="100"/>
-            </w:tcMar>
-            <w:vAlign w:val="center"/>
-          </w:tcPr>
-          <w:p>
-            <w:pPr>
-              <w:spacing w:before="50" w:after="50"/>
-              <w:jc w:val="left"/>
-            </w:pPr>
-            <w:r>
-              <w:rPr>
-                <w:b w:val="false"/>
-                <w:bCs w:val="false"/>
-                <w:color w:val="000000"/>
-                <w:sz w:val="22"/>
-                <w:szCs w:val="22"/>
-              </w:rPr>
-              <w:t xml:space="preserve">Facultades dentro de cada empresa IOMAD - soporta arquitectura ISER (FCAS, FII por centro)</w:t>
-            </w:r>
-          </w:p>
-        </w:tc>
-        <w:tc>
-          <w:tcPr>
-            <w:tcW w:type="pct" w:w="30%"/>
-            <w:shd w:fill="FFFFFF"/>
-            <w:tcMar>
-              <w:top w:type="dxa" w:w="100"/>
-              <w:left w:type="dxa" w:w="100"/>
-              <w:bottom w:type="dxa" w:w="100"/>
-              <w:right w:type="dxa" w:w="100"/>
-            </w:tcMar>
-            <w:vAlign w:val="center"/>
-          </w:tcPr>
-          <w:p>
-            <w:pPr>
-              <w:spacing w:before="50" w:after="50"/>
-              <w:jc w:val="left"/>
-            </w:pPr>
-            <w:r>
-              <w:rPr>
-                <w:b w:val="false"/>
-                <w:bCs w:val="false"/>
-                <w:color w:val="000000"/>
-                <w:sz w:val="22"/>
-                <w:szCs w:val="22"/>
-              </w:rPr>
-              <w:t xml:space="preserve">id, code</w:t>
-            </w:r>
-          </w:p>
-        </w:tc>
-      </w:tr>
-      <w:tr>
-        <w:tc>
-          <w:tcPr>
-            <w:tcW w:type="pct" w:w="25%"/>
-            <w:shd w:fill="FFFFFF"/>
-            <w:tcMar>
-              <w:top w:type="dxa" w:w="100"/>
-              <w:left w:type="dxa" w:w="100"/>
-              <w:bottom w:type="dxa" w:w="100"/>
-              <w:right w:type="dxa" w:w="100"/>
-            </w:tcMar>
-            <w:vAlign w:val="center"/>
-          </w:tcPr>
-          <w:p>
-            <w:pPr>
-              <w:spacing w:before="50" w:after="50"/>
-              <w:jc w:val="left"/>
-            </w:pPr>
-            <w:r>
-              <w:rPr>
-                <w:b w:val="false"/>
-                <w:bCs w:val="false"/>
-                <w:color w:val="000000"/>
-                <w:sz w:val="22"/>
-                <w:szCs w:val="22"/>
-              </w:rPr>
-              <w:t xml:space="preserve">program</w:t>
-            </w:r>
-          </w:p>
-        </w:tc>
-        <w:tc>
-          <w:tcPr>
-            <w:tcW w:type="pct" w:w="45%"/>
-            <w:shd w:fill="FFFFFF"/>
-            <w:tcMar>
-              <w:top w:type="dxa" w:w="100"/>
-              <w:left w:type="dxa" w:w="100"/>
-              <w:bottom w:type="dxa" w:w="100"/>
-              <w:right w:type="dxa" w:w="100"/>
-            </w:tcMar>
-            <w:vAlign w:val="center"/>
-          </w:tcPr>
-          <w:p>
-            <w:pPr>
-              <w:spacing w:before="50" w:after="50"/>
-              <w:jc w:val="left"/>
-            </w:pPr>
-            <w:r>
-              <w:rPr>
-                <w:b w:val="false"/>
-                <w:bCs w:val="false"/>
-                <w:color w:val="000000"/>
-                <w:sz w:val="22"/>
-                <w:szCs w:val="22"/>
-              </w:rPr>
-              <w:t xml:space="preserve">Programas académicos dentro de facultades - vinculados a categorías de cursos</w:t>
-            </w:r>
-          </w:p>
-        </w:tc>
-        <w:tc>
-          <w:tcPr>
-            <w:tcW w:type="pct" w:w="30%"/>
-            <w:shd w:fill="FFFFFF"/>
-            <w:tcMar>
-              <w:top w:type="dxa" w:w="100"/>
-              <w:left w:type="dxa" w:w="100"/>
-              <w:bottom w:type="dxa" w:w="100"/>
-              <w:right w:type="dxa" w:w="100"/>
-            </w:tcMar>
-            <w:vAlign w:val="center"/>
-          </w:tcPr>
-          <w:p>
-            <w:pPr>
-              <w:spacing w:before="50" w:after="50"/>
-              <w:jc w:val="left"/>
-            </w:pPr>
-            <w:r>
-              <w:rPr>
-                <w:b w:val="false"/>
-                <w:bCs w:val="false"/>
-                <w:color w:val="000000"/>
-                <w:sz w:val="22"/>
-                <w:szCs w:val="22"/>
-              </w:rPr>
-              <w:t xml:space="preserve">id, code</w:t>
-            </w:r>
-          </w:p>
-        </w:tc>
-      </w:tr>
-      <w:tr>
-        <w:tc>
-          <w:tcPr>
-            <w:tcW w:type="pct" w:w="25%"/>
-            <w:shd w:fill="FFFFFF"/>
-            <w:tcMar>
-              <w:top w:type="dxa" w:w="100"/>
-              <w:left w:type="dxa" w:w="100"/>
-              <w:bottom w:type="dxa" w:w="100"/>
-              <w:right w:type="dxa" w:w="100"/>
-            </w:tcMar>
-            <w:vAlign w:val="center"/>
-          </w:tcPr>
-          <w:p>
-            <w:pPr>
-              <w:spacing w:before="50" w:after="50"/>
-              <w:jc w:val="left"/>
-            </w:pPr>
-            <w:r>
-              <w:rPr>
-                <w:b w:val="false"/>
-                <w:bCs w:val="false"/>
-                <w:color w:val="000000"/>
-                <w:sz w:val="22"/>
-                <w:szCs w:val="22"/>
-              </w:rPr>
-              <w:t xml:space="preserve">faculty_dean</w:t>
-            </w:r>
-          </w:p>
-        </w:tc>
-        <w:tc>
-          <w:tcPr>
-            <w:tcW w:type="pct" w:w="45%"/>
-            <w:shd w:fill="FFFFFF"/>
-            <w:tcMar>
-              <w:top w:type="dxa" w:w="100"/>
-              <w:left w:type="dxa" w:w="100"/>
-              <w:bottom w:type="dxa" w:w="100"/>
-              <w:right w:type="dxa" w:w="100"/>
-            </w:tcMar>
-            <w:vAlign w:val="center"/>
-          </w:tcPr>
-          <w:p>
-            <w:pPr>
-              <w:spacing w:before="50" w:after="50"/>
-              <w:jc w:val="left"/>
-            </w:pPr>
-            <w:r>
-              <w:rPr>
-                <w:b w:val="false"/>
-                <w:bCs w:val="false"/>
-                <w:color w:val="000000"/>
-                <w:sz w:val="22"/>
-                <w:szCs w:val="22"/>
-              </w:rPr>
-              <w:t xml:space="preserve">Vincula decanos (usuarios) a facultades para flujo de revisión de postulaciones</w:t>
-            </w:r>
-          </w:p>
-        </w:tc>
-        <w:tc>
-          <w:tcPr>
-            <w:tcW w:type="pct" w:w="30%"/>
-            <w:shd w:fill="FFFFFF"/>
-            <w:tcMar>
-              <w:top w:type="dxa" w:w="100"/>
-              <w:left w:type="dxa" w:w="100"/>
-              <w:bottom w:type="dxa" w:w="100"/>
-              <w:right w:type="dxa" w:w="100"/>
-            </w:tcMar>
-            <w:vAlign w:val="center"/>
-          </w:tcPr>
-          <w:p>
-            <w:pPr>
-              <w:spacing w:before="50" w:after="50"/>
-              <w:jc w:val="left"/>
-            </w:pPr>
-            <w:r>
-              <w:rPr>
-                <w:b w:val="false"/>
-                <w:bCs w:val="false"/>
-                <w:color w:val="000000"/>
-                <w:sz w:val="22"/>
-                <w:szCs w:val="22"/>
-              </w:rPr>
-              <w:t xml:space="preserve">id, userid, status</w:t>
-            </w:r>
-          </w:p>
-        </w:tc>
-      </w:tr>
-      <w:tr>
-        <w:tc>
-          <w:tcPr>
-            <w:tcW w:type="pct" w:w="25%"/>
-            <w:shd w:fill="FFFFFF"/>
-            <w:tcMar>
-              <w:top w:type="dxa" w:w="100"/>
-              <w:left w:type="dxa" w:w="100"/>
-              <w:bottom w:type="dxa" w:w="100"/>
-              <w:right w:type="dxa" w:w="100"/>
-            </w:tcMar>
-            <w:vAlign w:val="center"/>
-          </w:tcPr>
-          <w:p>
-            <w:pPr>
-              <w:spacing w:before="50" w:after="50"/>
-              <w:jc w:val="left"/>
-            </w:pPr>
-            <w:r>
-              <w:rPr>
-                <w:b w:val="false"/>
-                <w:bCs w:val="false"/>
-                <w:color w:val="000000"/>
-                <w:sz w:val="22"/>
-                <w:szCs w:val="22"/>
-              </w:rPr>
-              <w:t xml:space="preserve">email_strings</w:t>
-            </w:r>
-          </w:p>
-        </w:tc>
-        <w:tc>
-          <w:tcPr>
-            <w:tcW w:type="pct" w:w="45%"/>
-            <w:shd w:fill="FFFFFF"/>
-            <w:tcMar>
-              <w:top w:type="dxa" w:w="100"/>
-              <w:left w:type="dxa" w:w="100"/>
-              <w:bottom w:type="dxa" w:w="100"/>
-              <w:right w:type="dxa" w:w="100"/>
-            </w:tcMar>
-            <w:vAlign w:val="center"/>
-          </w:tcPr>
-          <w:p>
-            <w:pPr>
-              <w:spacing w:before="50" w:after="50"/>
-              <w:jc w:val="left"/>
-            </w:pPr>
-            <w:r>
-              <w:rPr>
-                <w:b w:val="false"/>
-                <w:bCs w:val="false"/>
-                <w:color w:val="000000"/>
-                <w:sz w:val="22"/>
-                <w:szCs w:val="22"/>
-              </w:rPr>
-              <w:t xml:space="preserve">Contenido específico por idioma para plantillas de correo</w:t>
-            </w:r>
-          </w:p>
-        </w:tc>
-        <w:tc>
-          <w:tcPr>
-            <w:tcW w:type="pct" w:w="30%"/>
-            <w:shd w:fill="FFFFFF"/>
-            <w:tcMar>
-              <w:top w:type="dxa" w:w="100"/>
-              <w:left w:type="dxa" w:w="100"/>
-              <w:bottom w:type="dxa" w:w="100"/>
-              <w:right w:type="dxa" w:w="100"/>
-            </w:tcMar>
-            <w:vAlign w:val="center"/>
-          </w:tcPr>
-          <w:p>
-            <w:pPr>
-              <w:spacing w:before="50" w:after="50"/>
-              <w:jc w:val="left"/>
-            </w:pPr>
-            <w:r>
-              <w:rPr>
-                <w:b w:val="false"/>
-                <w:bCs w:val="false"/>
-                <w:color w:val="000000"/>
-                <w:sz w:val="22"/>
-                <w:szCs w:val="22"/>
-              </w:rPr>
-              <w:t xml:space="preserve">id</w:t>
+              <w:t xml:space="preserve">Sistema de tareas Moodle</w:t>
             </w:r>
           </w:p>
         </w:tc>
@@ -3437,58 +2204,814 @@
         <w:spacing w:before="100" w:after="300"/>
       </w:pPr>
       <w:r>
-        <w:t xml:space="preserve">Tabla 2. Resumen de tablas de base de datos</w:t>
-      </w:r>
-    </w:p>
-    <w:p>
-      <w:pPr>
-        <w:pStyle w:val="Heading3"/>
-        <w:spacing w:before="200" w:after="100"/>
-      </w:pPr>
-      <w:r>
-        <w:t xml:space="preserve">Diagrama Entidad-Relación</w:t>
-      </w:r>
-    </w:p>
-    <w:p>
-      <w:pPr>
-        <w:pBdr>
-          <w:top w:val="single" w:color="646363" w:sz="1"/>
-          <w:bottom w:val="single" w:color="646363" w:sz="1"/>
-          <w:left w:val="single" w:color="646363" w:sz="1"/>
-          <w:right w:val="single" w:color="646363" w:sz="1"/>
-        </w:pBdr>
-        <w:spacing w:before="200" w:after="200"/>
-        <w:jc w:val="center"/>
+        <w:t xml:space="preserve">Tabla 1. Tecnologias utilizadas en los plugins</w:t>
+      </w:r>
+    </w:p>
+    <w:p>
+      <w:r>
+        <w:br w:type="page"/>
+      </w:r>
+    </w:p>
+    <w:p>
+      <w:pPr>
+        <w:pStyle w:val="Heading1"/>
+        <w:spacing w:before="400" w:after="200"/>
+      </w:pPr>
+      <w:r>
+        <w:t xml:space="preserve">PLUGIN LOCAL_JOBBOARD</w:t>
+      </w:r>
+    </w:p>
+    <w:p>
+      <w:pPr>
+        <w:spacing w:after="200"/>
+        <w:jc w:val="both"/>
       </w:pPr>
       <w:r>
         <w:rPr>
-          <w:i/>
-          <w:iCs/>
           <w:sz w:val="24"/>
           <w:szCs w:val="24"/>
         </w:rPr>
-        <w:t xml:space="preserve">[Aquí se insertará el diagrama SVG: </w:t>
-      </w:r>
+        <w:t xml:space="preserve">Plugin de bolsa de empleo para gestión de vacantes académicas y postulaciones docentes. Diseñado para reclutamiento de catedráticos en instituciones de educación superior. Compatible con arquitectura multi-tenant IOMAD.</w:t>
+      </w:r>
+    </w:p>
+    <w:p>
+      <w:pPr>
+        <w:pStyle w:val="Heading2"/>
+        <w:spacing w:before="300" w:after="150"/>
+      </w:pPr>
+      <w:r>
+        <w:t xml:space="preserve">Información de Versión</w:t>
+      </w:r>
+    </w:p>
+    <w:tbl>
+      <w:tblPr>
+        <w:tblW w:type="pct" w:w="100%"/>
+        <w:tblBorders>
+          <w:top w:val="single" w:color="646363" w:sz="1"/>
+          <w:left w:val="single" w:color="646363" w:sz="1"/>
+          <w:bottom w:val="single" w:color="646363" w:sz="1"/>
+          <w:right w:val="single" w:color="646363" w:sz="1"/>
+          <w:insideH w:val="single" w:color="646363" w:sz="1"/>
+          <w:insideV w:val="single" w:color="646363" w:sz="1"/>
+        </w:tblBorders>
+      </w:tblPr>
+      <w:tblGrid>
+        <w:gridCol w:w="100"/>
+        <w:gridCol w:w="100"/>
+      </w:tblGrid>
+      <w:tr>
+        <w:tc>
+          <w:tcPr>
+            <w:tcW w:type="pct" w:w="30%"/>
+            <w:shd w:fill="1B9E88"/>
+            <w:tcMar>
+              <w:top w:type="dxa" w:w="100"/>
+              <w:left w:type="dxa" w:w="100"/>
+              <w:bottom w:type="dxa" w:w="100"/>
+              <w:right w:type="dxa" w:w="100"/>
+            </w:tcMar>
+            <w:vAlign w:val="center"/>
+          </w:tcPr>
+          <w:p>
+            <w:pPr>
+              <w:spacing w:before="50" w:after="50"/>
+              <w:jc w:val="left"/>
+            </w:pPr>
+            <w:r>
+              <w:rPr>
+                <w:b/>
+                <w:bCs/>
+                <w:color w:val="FFFFFF"/>
+                <w:sz w:val="22"/>
+                <w:szCs w:val="22"/>
+              </w:rPr>
+              <w:t xml:space="preserve">Campo</w:t>
+            </w:r>
+          </w:p>
+        </w:tc>
+        <w:tc>
+          <w:tcPr>
+            <w:tcW w:type="pct" w:w="70%"/>
+            <w:shd w:fill="1B9E88"/>
+            <w:tcMar>
+              <w:top w:type="dxa" w:w="100"/>
+              <w:left w:type="dxa" w:w="100"/>
+              <w:bottom w:type="dxa" w:w="100"/>
+              <w:right w:type="dxa" w:w="100"/>
+            </w:tcMar>
+            <w:vAlign w:val="center"/>
+          </w:tcPr>
+          <w:p>
+            <w:pPr>
+              <w:spacing w:before="50" w:after="50"/>
+              <w:jc w:val="left"/>
+            </w:pPr>
+            <w:r>
+              <w:rPr>
+                <w:b/>
+                <w:bCs/>
+                <w:color w:val="FFFFFF"/>
+                <w:sz w:val="22"/>
+                <w:szCs w:val="22"/>
+              </w:rPr>
+              <w:t xml:space="preserve">Valor</w:t>
+            </w:r>
+          </w:p>
+        </w:tc>
+      </w:tr>
+      <w:tr>
+        <w:tc>
+          <w:tcPr>
+            <w:tcW w:type="pct" w:w="30%"/>
+            <w:shd w:fill="FFFFFF"/>
+            <w:tcMar>
+              <w:top w:type="dxa" w:w="100"/>
+              <w:left w:type="dxa" w:w="100"/>
+              <w:bottom w:type="dxa" w:w="100"/>
+              <w:right w:type="dxa" w:w="100"/>
+            </w:tcMar>
+            <w:vAlign w:val="center"/>
+          </w:tcPr>
+          <w:p>
+            <w:pPr>
+              <w:spacing w:before="50" w:after="50"/>
+              <w:jc w:val="left"/>
+            </w:pPr>
+            <w:r>
+              <w:rPr>
+                <w:b w:val="false"/>
+                <w:bCs w:val="false"/>
+                <w:color w:val="000000"/>
+                <w:sz w:val="22"/>
+                <w:szCs w:val="22"/>
+              </w:rPr>
+              <w:t xml:space="preserve">Versión</w:t>
+            </w:r>
+          </w:p>
+        </w:tc>
+        <w:tc>
+          <w:tcPr>
+            <w:tcW w:type="pct" w:w="70%"/>
+            <w:shd w:fill="FFFFFF"/>
+            <w:tcMar>
+              <w:top w:type="dxa" w:w="100"/>
+              <w:left w:type="dxa" w:w="100"/>
+              <w:bottom w:type="dxa" w:w="100"/>
+              <w:right w:type="dxa" w:w="100"/>
+            </w:tcMar>
+            <w:vAlign w:val="center"/>
+          </w:tcPr>
+          <w:p>
+            <w:pPr>
+              <w:spacing w:before="50" w:after="50"/>
+              <w:jc w:val="left"/>
+            </w:pPr>
+            <w:r>
+              <w:rPr>
+                <w:b w:val="false"/>
+                <w:bCs w:val="false"/>
+                <w:color w:val="000000"/>
+                <w:sz w:val="22"/>
+                <w:szCs w:val="22"/>
+              </w:rPr>
+              <w:t xml:space="preserve">4.0.2</w:t>
+            </w:r>
+          </w:p>
+        </w:tc>
+      </w:tr>
+      <w:tr>
+        <w:tc>
+          <w:tcPr>
+            <w:tcW w:type="pct" w:w="30%"/>
+            <w:shd w:fill="FFFFFF"/>
+            <w:tcMar>
+              <w:top w:type="dxa" w:w="100"/>
+              <w:left w:type="dxa" w:w="100"/>
+              <w:bottom w:type="dxa" w:w="100"/>
+              <w:right w:type="dxa" w:w="100"/>
+            </w:tcMar>
+            <w:vAlign w:val="center"/>
+          </w:tcPr>
+          <w:p>
+            <w:pPr>
+              <w:spacing w:before="50" w:after="50"/>
+              <w:jc w:val="left"/>
+            </w:pPr>
+            <w:r>
+              <w:rPr>
+                <w:b w:val="false"/>
+                <w:bCs w:val="false"/>
+                <w:color w:val="000000"/>
+                <w:sz w:val="22"/>
+                <w:szCs w:val="22"/>
+              </w:rPr>
+              <w:t xml:space="preserve">Build</w:t>
+            </w:r>
+          </w:p>
+        </w:tc>
+        <w:tc>
+          <w:tcPr>
+            <w:tcW w:type="pct" w:w="70%"/>
+            <w:shd w:fill="FFFFFF"/>
+            <w:tcMar>
+              <w:top w:type="dxa" w:w="100"/>
+              <w:left w:type="dxa" w:w="100"/>
+              <w:bottom w:type="dxa" w:w="100"/>
+              <w:right w:type="dxa" w:w="100"/>
+            </w:tcMar>
+            <w:vAlign w:val="center"/>
+          </w:tcPr>
+          <w:p>
+            <w:pPr>
+              <w:spacing w:before="50" w:after="50"/>
+              <w:jc w:val="left"/>
+            </w:pPr>
+            <w:r>
+              <w:rPr>
+                <w:b w:val="false"/>
+                <w:bCs w:val="false"/>
+                <w:color w:val="000000"/>
+                <w:sz w:val="22"/>
+                <w:szCs w:val="22"/>
+              </w:rPr>
+              <w:t xml:space="preserve">2025122302</w:t>
+            </w:r>
+          </w:p>
+        </w:tc>
+      </w:tr>
+      <w:tr>
+        <w:tc>
+          <w:tcPr>
+            <w:tcW w:type="pct" w:w="30%"/>
+            <w:shd w:fill="FFFFFF"/>
+            <w:tcMar>
+              <w:top w:type="dxa" w:w="100"/>
+              <w:left w:type="dxa" w:w="100"/>
+              <w:bottom w:type="dxa" w:w="100"/>
+              <w:right w:type="dxa" w:w="100"/>
+            </w:tcMar>
+            <w:vAlign w:val="center"/>
+          </w:tcPr>
+          <w:p>
+            <w:pPr>
+              <w:spacing w:before="50" w:after="50"/>
+              <w:jc w:val="left"/>
+            </w:pPr>
+            <w:r>
+              <w:rPr>
+                <w:b w:val="false"/>
+                <w:bCs w:val="false"/>
+                <w:color w:val="000000"/>
+                <w:sz w:val="22"/>
+                <w:szCs w:val="22"/>
+              </w:rPr>
+              <w:t xml:space="preserve">Madurez</w:t>
+            </w:r>
+          </w:p>
+        </w:tc>
+        <w:tc>
+          <w:tcPr>
+            <w:tcW w:type="pct" w:w="70%"/>
+            <w:shd w:fill="FFFFFF"/>
+            <w:tcMar>
+              <w:top w:type="dxa" w:w="100"/>
+              <w:left w:type="dxa" w:w="100"/>
+              <w:bottom w:type="dxa" w:w="100"/>
+              <w:right w:type="dxa" w:w="100"/>
+            </w:tcMar>
+            <w:vAlign w:val="center"/>
+          </w:tcPr>
+          <w:p>
+            <w:pPr>
+              <w:spacing w:before="50" w:after="50"/>
+              <w:jc w:val="left"/>
+            </w:pPr>
+            <w:r>
+              <w:rPr>
+                <w:b w:val="false"/>
+                <w:bCs w:val="false"/>
+                <w:color w:val="000000"/>
+                <w:sz w:val="22"/>
+                <w:szCs w:val="22"/>
+              </w:rPr>
+              <w:t xml:space="preserve">MATURITY_STABLE</w:t>
+            </w:r>
+          </w:p>
+        </w:tc>
+      </w:tr>
+      <w:tr>
+        <w:tc>
+          <w:tcPr>
+            <w:tcW w:type="pct" w:w="30%"/>
+            <w:shd w:fill="FFFFFF"/>
+            <w:tcMar>
+              <w:top w:type="dxa" w:w="100"/>
+              <w:left w:type="dxa" w:w="100"/>
+              <w:bottom w:type="dxa" w:w="100"/>
+              <w:right w:type="dxa" w:w="100"/>
+            </w:tcMar>
+            <w:vAlign w:val="center"/>
+          </w:tcPr>
+          <w:p>
+            <w:pPr>
+              <w:spacing w:before="50" w:after="50"/>
+              <w:jc w:val="left"/>
+            </w:pPr>
+            <w:r>
+              <w:rPr>
+                <w:b w:val="false"/>
+                <w:bCs w:val="false"/>
+                <w:color w:val="000000"/>
+                <w:sz w:val="22"/>
+                <w:szCs w:val="22"/>
+              </w:rPr>
+              <w:t xml:space="preserve">Moodle requerido</w:t>
+            </w:r>
+          </w:p>
+        </w:tc>
+        <w:tc>
+          <w:tcPr>
+            <w:tcW w:type="pct" w:w="70%"/>
+            <w:shd w:fill="FFFFFF"/>
+            <w:tcMar>
+              <w:top w:type="dxa" w:w="100"/>
+              <w:left w:type="dxa" w:w="100"/>
+              <w:bottom w:type="dxa" w:w="100"/>
+              <w:right w:type="dxa" w:w="100"/>
+            </w:tcMar>
+            <w:vAlign w:val="center"/>
+          </w:tcPr>
+          <w:p>
+            <w:pPr>
+              <w:spacing w:before="50" w:after="50"/>
+              <w:jc w:val="left"/>
+            </w:pPr>
+            <w:r>
+              <w:rPr>
+                <w:b w:val="false"/>
+                <w:bCs w:val="false"/>
+                <w:color w:val="000000"/>
+                <w:sz w:val="22"/>
+                <w:szCs w:val="22"/>
+              </w:rPr>
+              <w:t xml:space="preserve">Moodle 4.1 LTS mínimo</w:t>
+            </w:r>
+          </w:p>
+        </w:tc>
+      </w:tr>
+      <w:tr>
+        <w:tc>
+          <w:tcPr>
+            <w:tcW w:type="pct" w:w="30%"/>
+            <w:shd w:fill="FFFFFF"/>
+            <w:tcMar>
+              <w:top w:type="dxa" w:w="100"/>
+              <w:left w:type="dxa" w:w="100"/>
+              <w:bottom w:type="dxa" w:w="100"/>
+              <w:right w:type="dxa" w:w="100"/>
+            </w:tcMar>
+            <w:vAlign w:val="center"/>
+          </w:tcPr>
+          <w:p>
+            <w:pPr>
+              <w:spacing w:before="50" w:after="50"/>
+              <w:jc w:val="left"/>
+            </w:pPr>
+            <w:r>
+              <w:rPr>
+                <w:b w:val="false"/>
+                <w:bCs w:val="false"/>
+                <w:color w:val="000000"/>
+                <w:sz w:val="22"/>
+                <w:szCs w:val="22"/>
+              </w:rPr>
+              <w:t xml:space="preserve">Moodle soportado</w:t>
+            </w:r>
+          </w:p>
+        </w:tc>
+        <w:tc>
+          <w:tcPr>
+            <w:tcW w:type="pct" w:w="70%"/>
+            <w:shd w:fill="FFFFFF"/>
+            <w:tcMar>
+              <w:top w:type="dxa" w:w="100"/>
+              <w:left w:type="dxa" w:w="100"/>
+              <w:bottom w:type="dxa" w:w="100"/>
+              <w:right w:type="dxa" w:w="100"/>
+            </w:tcMar>
+            <w:vAlign w:val="center"/>
+          </w:tcPr>
+          <w:p>
+            <w:pPr>
+              <w:spacing w:before="50" w:after="50"/>
+              <w:jc w:val="left"/>
+            </w:pPr>
+            <w:r>
+              <w:rPr>
+                <w:b w:val="false"/>
+                <w:bCs w:val="false"/>
+                <w:color w:val="000000"/>
+                <w:sz w:val="22"/>
+                <w:szCs w:val="22"/>
+              </w:rPr>
+              <w:t xml:space="preserve">Moodle 4.1 a 4.5</w:t>
+            </w:r>
+          </w:p>
+        </w:tc>
+      </w:tr>
+      <w:tr>
+        <w:tc>
+          <w:tcPr>
+            <w:tcW w:type="pct" w:w="30%"/>
+            <w:shd w:fill="FFFFFF"/>
+            <w:tcMar>
+              <w:top w:type="dxa" w:w="100"/>
+              <w:left w:type="dxa" w:w="100"/>
+              <w:bottom w:type="dxa" w:w="100"/>
+              <w:right w:type="dxa" w:w="100"/>
+            </w:tcMar>
+            <w:vAlign w:val="center"/>
+          </w:tcPr>
+          <w:p>
+            <w:pPr>
+              <w:spacing w:before="50" w:after="50"/>
+              <w:jc w:val="left"/>
+            </w:pPr>
+            <w:r>
+              <w:rPr>
+                <w:b w:val="false"/>
+                <w:bCs w:val="false"/>
+                <w:color w:val="000000"/>
+                <w:sz w:val="22"/>
+                <w:szCs w:val="22"/>
+              </w:rPr>
+              <w:t xml:space="preserve">Autor</w:t>
+            </w:r>
+          </w:p>
+        </w:tc>
+        <w:tc>
+          <w:tcPr>
+            <w:tcW w:type="pct" w:w="70%"/>
+            <w:shd w:fill="FFFFFF"/>
+            <w:tcMar>
+              <w:top w:type="dxa" w:w="100"/>
+              <w:left w:type="dxa" w:w="100"/>
+              <w:bottom w:type="dxa" w:w="100"/>
+              <w:right w:type="dxa" w:w="100"/>
+            </w:tcMar>
+            <w:vAlign w:val="center"/>
+          </w:tcPr>
+          <w:p>
+            <w:pPr>
+              <w:spacing w:before="50" w:after="50"/>
+              <w:jc w:val="left"/>
+            </w:pPr>
+            <w:r>
+              <w:rPr>
+                <w:b w:val="false"/>
+                <w:bCs w:val="false"/>
+                <w:color w:val="000000"/>
+                <w:sz w:val="22"/>
+                <w:szCs w:val="22"/>
+              </w:rPr>
+              <w:t xml:space="preserve">Alonso Arias</w:t>
+            </w:r>
+          </w:p>
+        </w:tc>
+      </w:tr>
+      <w:tr>
+        <w:tc>
+          <w:tcPr>
+            <w:tcW w:type="pct" w:w="30%"/>
+            <w:shd w:fill="FFFFFF"/>
+            <w:tcMar>
+              <w:top w:type="dxa" w:w="100"/>
+              <w:left w:type="dxa" w:w="100"/>
+              <w:bottom w:type="dxa" w:w="100"/>
+              <w:right w:type="dxa" w:w="100"/>
+            </w:tcMar>
+            <w:vAlign w:val="center"/>
+          </w:tcPr>
+          <w:p>
+            <w:pPr>
+              <w:spacing w:before="50" w:after="50"/>
+              <w:jc w:val="left"/>
+            </w:pPr>
+            <w:r>
+              <w:rPr>
+                <w:b w:val="false"/>
+                <w:bCs w:val="false"/>
+                <w:color w:val="000000"/>
+                <w:sz w:val="22"/>
+                <w:szCs w:val="22"/>
+              </w:rPr>
+              <w:t xml:space="preserve">Email</w:t>
+            </w:r>
+          </w:p>
+        </w:tc>
+        <w:tc>
+          <w:tcPr>
+            <w:tcW w:type="pct" w:w="70%"/>
+            <w:shd w:fill="FFFFFF"/>
+            <w:tcMar>
+              <w:top w:type="dxa" w:w="100"/>
+              <w:left w:type="dxa" w:w="100"/>
+              <w:bottom w:type="dxa" w:w="100"/>
+              <w:right w:type="dxa" w:w="100"/>
+            </w:tcMar>
+            <w:vAlign w:val="center"/>
+          </w:tcPr>
+          <w:p>
+            <w:pPr>
+              <w:spacing w:before="50" w:after="50"/>
+              <w:jc w:val="left"/>
+            </w:pPr>
+            <w:r>
+              <w:rPr>
+                <w:b w:val="false"/>
+                <w:bCs w:val="false"/>
+                <w:color w:val="000000"/>
+                <w:sz w:val="22"/>
+                <w:szCs w:val="22"/>
+              </w:rPr>
+              <w:t xml:space="preserve">soporteplataformas@iser.edu.co</w:t>
+            </w:r>
+          </w:p>
+        </w:tc>
+      </w:tr>
+      <w:tr>
+        <w:tc>
+          <w:tcPr>
+            <w:tcW w:type="pct" w:w="30%"/>
+            <w:shd w:fill="FFFFFF"/>
+            <w:tcMar>
+              <w:top w:type="dxa" w:w="100"/>
+              <w:left w:type="dxa" w:w="100"/>
+              <w:bottom w:type="dxa" w:w="100"/>
+              <w:right w:type="dxa" w:w="100"/>
+            </w:tcMar>
+            <w:vAlign w:val="center"/>
+          </w:tcPr>
+          <w:p>
+            <w:pPr>
+              <w:spacing w:before="50" w:after="50"/>
+              <w:jc w:val="left"/>
+            </w:pPr>
+            <w:r>
+              <w:rPr>
+                <w:b w:val="false"/>
+                <w:bCs w:val="false"/>
+                <w:color w:val="000000"/>
+                <w:sz w:val="22"/>
+                <w:szCs w:val="22"/>
+              </w:rPr>
+              <w:t xml:space="preserve">Copyright</w:t>
+            </w:r>
+          </w:p>
+        </w:tc>
+        <w:tc>
+          <w:tcPr>
+            <w:tcW w:type="pct" w:w="70%"/>
+            <w:shd w:fill="FFFFFF"/>
+            <w:tcMar>
+              <w:top w:type="dxa" w:w="100"/>
+              <w:left w:type="dxa" w:w="100"/>
+              <w:bottom w:type="dxa" w:w="100"/>
+              <w:right w:type="dxa" w:w="100"/>
+            </w:tcMar>
+            <w:vAlign w:val="center"/>
+          </w:tcPr>
+          <w:p>
+            <w:pPr>
+              <w:spacing w:before="50" w:after="50"/>
+              <w:jc w:val="left"/>
+            </w:pPr>
+            <w:r>
+              <w:rPr>
+                <w:b w:val="false"/>
+                <w:bCs w:val="false"/>
+                <w:color w:val="000000"/>
+                <w:sz w:val="22"/>
+                <w:szCs w:val="22"/>
+              </w:rPr>
+              <w:t xml:space="preserve">2025 ISER - Instituto Superior de Educación Rural</w:t>
+            </w:r>
+          </w:p>
+        </w:tc>
+      </w:tr>
+      <w:tr>
+        <w:tc>
+          <w:tcPr>
+            <w:tcW w:type="pct" w:w="30%"/>
+            <w:shd w:fill="FFFFFF"/>
+            <w:tcMar>
+              <w:top w:type="dxa" w:w="100"/>
+              <w:left w:type="dxa" w:w="100"/>
+              <w:bottom w:type="dxa" w:w="100"/>
+              <w:right w:type="dxa" w:w="100"/>
+            </w:tcMar>
+            <w:vAlign w:val="center"/>
+          </w:tcPr>
+          <w:p>
+            <w:pPr>
+              <w:spacing w:before="50" w:after="50"/>
+              <w:jc w:val="left"/>
+            </w:pPr>
+            <w:r>
+              <w:rPr>
+                <w:b w:val="false"/>
+                <w:bCs w:val="false"/>
+                <w:color w:val="000000"/>
+                <w:sz w:val="22"/>
+                <w:szCs w:val="22"/>
+              </w:rPr>
+              <w:t xml:space="preserve">Licencia</w:t>
+            </w:r>
+          </w:p>
+        </w:tc>
+        <w:tc>
+          <w:tcPr>
+            <w:tcW w:type="pct" w:w="70%"/>
+            <w:shd w:fill="FFFFFF"/>
+            <w:tcMar>
+              <w:top w:type="dxa" w:w="100"/>
+              <w:left w:type="dxa" w:w="100"/>
+              <w:bottom w:type="dxa" w:w="100"/>
+              <w:right w:type="dxa" w:w="100"/>
+            </w:tcMar>
+            <w:vAlign w:val="center"/>
+          </w:tcPr>
+          <w:p>
+            <w:pPr>
+              <w:spacing w:before="50" w:after="50"/>
+              <w:jc w:val="left"/>
+            </w:pPr>
+            <w:r>
+              <w:rPr>
+                <w:b w:val="false"/>
+                <w:bCs w:val="false"/>
+                <w:color w:val="000000"/>
+                <w:sz w:val="22"/>
+                <w:szCs w:val="22"/>
+              </w:rPr>
+              <w:t xml:space="preserve">GNU GPL v3 or later</w:t>
+            </w:r>
+          </w:p>
+        </w:tc>
+      </w:tr>
+    </w:tbl>
+    <w:p>
+      <w:pPr>
+        <w:pStyle w:val="PieTabla"/>
+        <w:spacing w:before="100" w:after="300"/>
+      </w:pPr>
+      <w:r>
+        <w:t xml:space="preserve">Tabla 1. Información de versión del plugin local_jobboard</w:t>
+      </w:r>
+    </w:p>
+    <w:p>
+      <w:pPr>
+        <w:pStyle w:val="Heading2"/>
+        <w:spacing w:before="300" w:after="150"/>
+      </w:pPr>
+      <w:r>
+        <w:t xml:space="preserve">Estructura del Plugin</w:t>
+      </w:r>
+    </w:p>
+    <w:p>
+      <w:pPr>
+        <w:spacing w:after="200"/>
+        <w:jc w:val="both"/>
+      </w:pPr>
       <w:r>
         <w:rPr>
-          <w:b/>
-          <w:bCs/>
-          <w:i/>
-          <w:iCs/>
-          <w:color w:val="1B9E88"/>
           <w:sz w:val="24"/>
           <w:szCs w:val="24"/>
         </w:rPr>
-        <w:t xml:space="preserve">svg/local_jobboard/diagrama_er.svg</w:t>
-      </w:r>
+        <w:t xml:space="preserve">El plugin local_jobboard sigue la estructura estandar de plugins locales de Moodle. La organizacion de directorios y archivos esta diseñada para facilitar el mantenimiento y cumplir con las convenciones de Moodle. El plugin cuenta con 11 carpetas principales y 23 subcarpetas, organizando codigo PHP, modulos JavaScript AMD, plantillas Mustache y archivos de configuracion.</w:t>
+      </w:r>
+    </w:p>
+    <w:p>
+      <w:pPr>
+        <w:spacing w:before="200" w:after="100"/>
+        <w:jc w:val="center"/>
+      </w:pPr>
+      <w:r>
+        <w:drawing>
+          <wp:inline distT="0" distB="0" distL="0" distR="0">
+            <wp:extent cx="4953000" cy="5229225"/>
+            <wp:effectExtent t="0" r="0" b="0" l="0"/>
+            <wp:docPr id="1" name="" descr="" title=""/>
+            <wp:cNvGraphicFramePr>
+              <a:graphicFrameLocks xmlns:a="http://schemas.openxmlformats.org/drawingml/2006/main" noChangeAspect="1"/>
+            </wp:cNvGraphicFramePr>
+            <a:graphic xmlns:a="http://schemas.openxmlformats.org/drawingml/2006/main">
+              <a:graphicData uri="http://schemas.openxmlformats.org/drawingml/2006/picture">
+                <pic:pic xmlns:pic="http://schemas.openxmlformats.org/drawingml/2006/picture">
+                  <pic:nvPicPr>
+                    <pic:cNvPr id="0" name="" descr=""/>
+                    <pic:cNvPicPr>
+                      <a:picLocks noChangeAspect="1" noChangeArrowheads="1"/>
+                    </pic:cNvPicPr>
+                  </pic:nvPicPr>
+                  <pic:blipFill>
+                    <a:blip r:embed="rId9" cstate="none"/>
+                    <a:srcRect/>
+                    <a:stretch>
+                      <a:fillRect/>
+                    </a:stretch>
+                  </pic:blipFill>
+                  <pic:spPr bwMode="auto">
+                    <a:xfrm>
+                      <a:off x="0" y="0"/>
+                      <a:ext cx="4953000" cy="5229225"/>
+                    </a:xfrm>
+                    <a:prstGeom prst="rect">
+                      <a:avLst/>
+                    </a:prstGeom>
+                  </pic:spPr>
+                </pic:pic>
+              </a:graphicData>
+            </a:graphic>
+          </wp:inline>
+        </w:drawing>
+      </w:r>
+    </w:p>
+    <w:p>
+      <w:pPr>
+        <w:pStyle w:val="PieIlustracion"/>
+        <w:spacing w:before="100" w:after="300"/>
+      </w:pPr>
+      <w:r>
+        <w:t xml:space="preserve">Figura 1. Estructura de directorios del plugin local_jobboard</w:t>
+      </w:r>
+    </w:p>
+    <w:p>
+      <w:pPr>
+        <w:pStyle w:val="Heading2"/>
+        <w:spacing w:before="300" w:after="150"/>
+      </w:pPr>
+      <w:r>
+        <w:t xml:space="preserve">Arquitectura del Sistema</w:t>
+      </w:r>
+    </w:p>
+    <w:p>
+      <w:pPr>
+        <w:spacing w:after="200"/>
+        <w:jc w:val="both"/>
+      </w:pPr>
       <w:r>
         <w:rPr>
-          <w:i/>
-          <w:iCs/>
           <w:sz w:val="24"/>
           <w:szCs w:val="24"/>
         </w:rPr>
-        <w:t xml:space="preserve">]</w:t>
+        <w:t xml:space="preserve">El plugin implementa una arquitectura modular que separa las responsabilidades en capas: presentacion (paginas y formularios), logica de negocio (clases), acceso a datos (base de datos), y servicios web (APIs externas). Esta arquitectura facilita el mantenimiento, testing y escalabilidad del sistema.</w:t>
+      </w:r>
+    </w:p>
+    <w:p>
+      <w:pPr>
+        <w:spacing w:before="200" w:after="100"/>
+        <w:jc w:val="center"/>
+      </w:pPr>
+      <w:r>
+        <w:drawing>
+          <wp:inline distT="0" distB="0" distL="0" distR="0">
+            <wp:extent cx="4762500" cy="2981325"/>
+            <wp:effectExtent t="0" r="0" b="0" l="0"/>
+            <wp:docPr id="1" name="" descr="" title=""/>
+            <wp:cNvGraphicFramePr>
+              <a:graphicFrameLocks xmlns:a="http://schemas.openxmlformats.org/drawingml/2006/main" noChangeAspect="1"/>
+            </wp:cNvGraphicFramePr>
+            <a:graphic xmlns:a="http://schemas.openxmlformats.org/drawingml/2006/main">
+              <a:graphicData uri="http://schemas.openxmlformats.org/drawingml/2006/picture">
+                <pic:pic xmlns:pic="http://schemas.openxmlformats.org/drawingml/2006/picture">
+                  <pic:nvPicPr>
+                    <pic:cNvPr id="0" name="" descr=""/>
+                    <pic:cNvPicPr>
+                      <a:picLocks noChangeAspect="1" noChangeArrowheads="1"/>
+                    </pic:cNvPicPr>
+                  </pic:nvPicPr>
+                  <pic:blipFill>
+                    <a:blip r:embed="rId10" cstate="none"/>
+                    <a:srcRect/>
+                    <a:stretch>
+                      <a:fillRect/>
+                    </a:stretch>
+                  </pic:blipFill>
+                  <pic:spPr bwMode="auto">
+                    <a:xfrm>
+                      <a:off x="0" y="0"/>
+                      <a:ext cx="4762500" cy="2981325"/>
+                    </a:xfrm>
+                    <a:prstGeom prst="rect">
+                      <a:avLst/>
+                    </a:prstGeom>
+                  </pic:spPr>
+                </pic:pic>
+              </a:graphicData>
+            </a:graphic>
+          </wp:inline>
+        </w:drawing>
       </w:r>
     </w:p>
     <w:p>
@@ -3497,7 +3020,7 @@
         <w:spacing w:before="100" w:after="300"/>
       </w:pPr>
       <w:r>
-        <w:t xml:space="preserve">Figura 3. Diagrama entidad-relación del plugin local_jobboard</w:t>
+        <w:t xml:space="preserve">Figura 2. Arquitectura del plugin local_jobboard</w:t>
       </w:r>
     </w:p>
     <w:p>
@@ -3506,21 +3029,97 @@
         <w:spacing w:before="200" w:after="100"/>
       </w:pPr>
       <w:r>
-        <w:t xml:space="preserve">Detalles de Tablas Principales</w:t>
-      </w:r>
-    </w:p>
-    <w:p>
-      <w:pPr>
-        <w:spacing w:before="200" w:after="100"/>
+        <w:t xml:space="preserve">Casos de Uso</w:t>
+      </w:r>
+    </w:p>
+    <w:p>
+      <w:pPr>
+        <w:spacing w:after="200"/>
+        <w:jc w:val="both"/>
       </w:pPr>
       <w:r>
         <w:rPr>
-          <w:b/>
-          <w:bCs/>
           <w:sz w:val="24"/>
           <w:szCs w:val="24"/>
         </w:rPr>
-        <w:t xml:space="preserve">Tabla: </w:t>
+        <w:t xml:space="preserve">El sistema define cinco tipos de actores principales: Docente/Aspirante, Revisor de Documentos, Administrador, Decano de Facultad y Recursos Humanos. Cada actor tiene acceso a un conjunto especifico de funcionalidades del sistema.</w:t>
+      </w:r>
+    </w:p>
+    <w:p>
+      <w:pPr>
+        <w:spacing w:before="200" w:after="100"/>
+        <w:jc w:val="center"/>
+      </w:pPr>
+      <w:r>
+        <w:drawing>
+          <wp:inline distT="0" distB="0" distL="0" distR="0">
+            <wp:extent cx="4953000" cy="3857625"/>
+            <wp:effectExtent t="0" r="0" b="0" l="0"/>
+            <wp:docPr id="1" name="" descr="" title=""/>
+            <wp:cNvGraphicFramePr>
+              <a:graphicFrameLocks xmlns:a="http://schemas.openxmlformats.org/drawingml/2006/main" noChangeAspect="1"/>
+            </wp:cNvGraphicFramePr>
+            <a:graphic xmlns:a="http://schemas.openxmlformats.org/drawingml/2006/main">
+              <a:graphicData uri="http://schemas.openxmlformats.org/drawingml/2006/picture">
+                <pic:pic xmlns:pic="http://schemas.openxmlformats.org/drawingml/2006/picture">
+                  <pic:nvPicPr>
+                    <pic:cNvPr id="0" name="" descr=""/>
+                    <pic:cNvPicPr>
+                      <a:picLocks noChangeAspect="1" noChangeArrowheads="1"/>
+                    </pic:cNvPicPr>
+                  </pic:nvPicPr>
+                  <pic:blipFill>
+                    <a:blip r:embed="rId11" cstate="none"/>
+                    <a:srcRect/>
+                    <a:stretch>
+                      <a:fillRect/>
+                    </a:stretch>
+                  </pic:blipFill>
+                  <pic:spPr bwMode="auto">
+                    <a:xfrm>
+                      <a:off x="0" y="0"/>
+                      <a:ext cx="4953000" cy="3857625"/>
+                    </a:xfrm>
+                    <a:prstGeom prst="rect">
+                      <a:avLst/>
+                    </a:prstGeom>
+                  </pic:spPr>
+                </pic:pic>
+              </a:graphicData>
+            </a:graphic>
+          </wp:inline>
+        </w:drawing>
+      </w:r>
+    </w:p>
+    <w:p>
+      <w:pPr>
+        <w:pStyle w:val="PieIlustracion"/>
+        <w:spacing w:before="100" w:after="300"/>
+      </w:pPr>
+      <w:r>
+        <w:t xml:space="preserve">Figura 3. Diagrama de casos de uso</w:t>
+      </w:r>
+    </w:p>
+    <w:p>
+      <w:pPr>
+        <w:pStyle w:val="Heading2"/>
+        <w:spacing w:before="300" w:after="150"/>
+      </w:pPr>
+      <w:r>
+        <w:t xml:space="preserve">Base de Datos</w:t>
+      </w:r>
+    </w:p>
+    <w:p>
+      <w:pPr>
+        <w:spacing w:after="200"/>
+        <w:jc w:val="both"/>
+      </w:pPr>
+      <w:r>
+        <w:rPr>
+          <w:sz w:val="24"/>
+          <w:szCs w:val="24"/>
+        </w:rPr>
+        <w:t xml:space="preserve">El plugin utiliza </w:t>
       </w:r>
       <w:r>
         <w:rPr>
@@ -3529,24 +3128,40 @@
           <w:color w:val="1B9E88"/>
           <w:sz w:val="24"/>
           <w:szCs w:val="24"/>
-          <w:rFonts w:ascii="Courier New" w:cs="Courier New" w:eastAsia="Courier New" w:hAnsi="Courier New"/>
         </w:rPr>
-        <w:t xml:space="preserve">vacancy</w:t>
-      </w:r>
-    </w:p>
-    <w:p>
-      <w:pPr>
-        <w:spacing w:after="100"/>
-        <w:jc w:val="both"/>
-      </w:pPr>
+        <w:t xml:space="preserve">24</w:t>
+      </w:r>
       <w:r>
         <w:rPr>
-          <w:i/>
-          <w:iCs/>
           <w:sz w:val="24"/>
           <w:szCs w:val="24"/>
         </w:rPr>
-        <w:t xml:space="preserve">Vacantes laborales para catedráticos</w:t>
+        <w:t xml:space="preserve"> tablas para almacenar la informacion de vacantes, postulaciones, documentos y configuraciones. Todas las tablas siguen las convenciones de nomenclatura de Moodle con el prefijo </w:t>
+      </w:r>
+      <w:r>
+        <w:rPr>
+          <w:color w:val="646363"/>
+          <w:sz w:val="24"/>
+          <w:szCs w:val="24"/>
+          <w:rFonts w:ascii="Courier New" w:cs="Courier New" w:eastAsia="Courier New" w:hAnsi="Courier New"/>
+        </w:rPr>
+        <w:t xml:space="preserve">mdl_local_jobboard_</w:t>
+      </w:r>
+      <w:r>
+        <w:rPr>
+          <w:sz w:val="24"/>
+          <w:szCs w:val="24"/>
+        </w:rPr>
+        <w:t xml:space="preserve">.</w:t>
+      </w:r>
+    </w:p>
+    <w:p>
+      <w:pPr>
+        <w:pStyle w:val="Heading3"/>
+        <w:spacing w:before="200" w:after="100"/>
+      </w:pPr>
+      <w:r>
+        <w:t xml:space="preserve">Tablas del Sistema</w:t>
       </w:r>
     </w:p>
     <w:tbl>
@@ -3589,16 +3204,16 @@
                 <w:b/>
                 <w:bCs/>
                 <w:color w:val="FFFFFF"/>
-                <w:sz w:val="20"/>
-                <w:szCs w:val="20"/>
-              </w:rPr>
-              <w:t xml:space="preserve">Campo</w:t>
-            </w:r>
-          </w:p>
-        </w:tc>
-        <w:tc>
-          <w:tcPr>
-            <w:tcW w:type="pct" w:w="20%"/>
+                <w:sz w:val="22"/>
+                <w:szCs w:val="22"/>
+              </w:rPr>
+              <w:t xml:space="preserve">Tabla</w:t>
+            </w:r>
+          </w:p>
+        </w:tc>
+        <w:tc>
+          <w:tcPr>
+            <w:tcW w:type="pct" w:w="45%"/>
             <w:shd w:fill="1B9E88"/>
             <w:tcMar>
               <w:top w:type="dxa" w:w="100"/>
@@ -3618,16 +3233,16 @@
                 <w:b/>
                 <w:bCs/>
                 <w:color w:val="FFFFFF"/>
-                <w:sz w:val="20"/>
-                <w:szCs w:val="20"/>
-              </w:rPr>
-              <w:t xml:space="preserve">Tipo</w:t>
-            </w:r>
-          </w:p>
-        </w:tc>
-        <w:tc>
-          <w:tcPr>
-            <w:tcW w:type="pct" w:w="55%"/>
+                <w:sz w:val="22"/>
+                <w:szCs w:val="22"/>
+              </w:rPr>
+              <w:t xml:space="preserve">Descripcion</w:t>
+            </w:r>
+          </w:p>
+        </w:tc>
+        <w:tc>
+          <w:tcPr>
+            <w:tcW w:type="pct" w:w="30%"/>
             <w:shd w:fill="1B9E88"/>
             <w:tcMar>
               <w:top w:type="dxa" w:w="100"/>
@@ -3647,10 +3262,10 @@
                 <w:b/>
                 <w:bCs/>
                 <w:color w:val="FFFFFF"/>
-                <w:sz w:val="20"/>
-                <w:szCs w:val="20"/>
-              </w:rPr>
-              <w:t xml:space="preserve">Descripción</w:t>
+                <w:sz w:val="22"/>
+                <w:szCs w:val="22"/>
+              </w:rPr>
+              <w:t xml:space="preserve">Campos Clave</w:t>
             </w:r>
           </w:p>
         </w:tc>
@@ -3678,68 +3293,68 @@
                 <w:b w:val="false"/>
                 <w:bCs w:val="false"/>
                 <w:color w:val="000000"/>
-                <w:sz w:val="20"/>
-                <w:szCs w:val="20"/>
-              </w:rPr>
-              <w:t xml:space="preserve">id</w:t>
-            </w:r>
-          </w:p>
-        </w:tc>
-        <w:tc>
-          <w:tcPr>
-            <w:tcW w:type="pct" w:w="20%"/>
-            <w:shd w:fill="FFFFFF"/>
-            <w:tcMar>
-              <w:top w:type="dxa" w:w="100"/>
-              <w:left w:type="dxa" w:w="100"/>
-              <w:bottom w:type="dxa" w:w="100"/>
-              <w:right w:type="dxa" w:w="100"/>
-            </w:tcMar>
-            <w:vAlign w:val="center"/>
-          </w:tcPr>
-          <w:p>
-            <w:pPr>
-              <w:spacing w:before="50" w:after="50"/>
-              <w:jc w:val="left"/>
-            </w:pPr>
-            <w:r>
-              <w:rPr>
-                <w:b w:val="false"/>
-                <w:bCs w:val="false"/>
-                <w:color w:val="000000"/>
-                <w:sz w:val="20"/>
-                <w:szCs w:val="20"/>
-              </w:rPr>
-              <w:t xml:space="preserve">int(10)</w:t>
-            </w:r>
-          </w:p>
-        </w:tc>
-        <w:tc>
-          <w:tcPr>
-            <w:tcW w:type="pct" w:w="55%"/>
-            <w:shd w:fill="FFFFFF"/>
-            <w:tcMar>
-              <w:top w:type="dxa" w:w="100"/>
-              <w:left w:type="dxa" w:w="100"/>
-              <w:bottom w:type="dxa" w:w="100"/>
-              <w:right w:type="dxa" w:w="100"/>
-            </w:tcMar>
-            <w:vAlign w:val="center"/>
-          </w:tcPr>
-          <w:p>
-            <w:pPr>
-              <w:spacing w:before="50" w:after="50"/>
-              <w:jc w:val="left"/>
-            </w:pPr>
-            <w:r>
-              <w:rPr>
-                <w:b w:val="false"/>
-                <w:bCs w:val="false"/>
-                <w:color w:val="000000"/>
-                <w:sz w:val="20"/>
-                <w:szCs w:val="20"/>
-              </w:rPr>
-              <w:t xml:space="preserve">-</w:t>
+                <w:sz w:val="22"/>
+                <w:szCs w:val="22"/>
+              </w:rPr>
+              <w:t xml:space="preserve">vacancy</w:t>
+            </w:r>
+          </w:p>
+        </w:tc>
+        <w:tc>
+          <w:tcPr>
+            <w:tcW w:type="pct" w:w="45%"/>
+            <w:shd w:fill="FFFFFF"/>
+            <w:tcMar>
+              <w:top w:type="dxa" w:w="100"/>
+              <w:left w:type="dxa" w:w="100"/>
+              <w:bottom w:type="dxa" w:w="100"/>
+              <w:right w:type="dxa" w:w="100"/>
+            </w:tcMar>
+            <w:vAlign w:val="center"/>
+          </w:tcPr>
+          <w:p>
+            <w:pPr>
+              <w:spacing w:before="50" w:after="50"/>
+              <w:jc w:val="left"/>
+            </w:pPr>
+            <w:r>
+              <w:rPr>
+                <w:b w:val="false"/>
+                <w:bCs w:val="false"/>
+                <w:color w:val="000000"/>
+                <w:sz w:val="22"/>
+                <w:szCs w:val="22"/>
+              </w:rPr>
+              <w:t xml:space="preserve">Vacantes laborales para catedráticos</w:t>
+            </w:r>
+          </w:p>
+        </w:tc>
+        <w:tc>
+          <w:tcPr>
+            <w:tcW w:type="pct" w:w="30%"/>
+            <w:shd w:fill="FFFFFF"/>
+            <w:tcMar>
+              <w:top w:type="dxa" w:w="100"/>
+              <w:left w:type="dxa" w:w="100"/>
+              <w:bottom w:type="dxa" w:w="100"/>
+              <w:right w:type="dxa" w:w="100"/>
+            </w:tcMar>
+            <w:vAlign w:val="center"/>
+          </w:tcPr>
+          <w:p>
+            <w:pPr>
+              <w:spacing w:before="50" w:after="50"/>
+              <w:jc w:val="left"/>
+            </w:pPr>
+            <w:r>
+              <w:rPr>
+                <w:b w:val="false"/>
+                <w:bCs w:val="false"/>
+                <w:color w:val="000000"/>
+                <w:sz w:val="22"/>
+                <w:szCs w:val="22"/>
+              </w:rPr>
+              <w:t xml:space="preserve">id, code, status</w:t>
             </w:r>
           </w:p>
         </w:tc>
@@ -3767,68 +3382,68 @@
                 <w:b w:val="false"/>
                 <w:bCs w:val="false"/>
                 <w:color w:val="000000"/>
-                <w:sz w:val="20"/>
-                <w:szCs w:val="20"/>
-              </w:rPr>
-              <w:t xml:space="preserve">code</w:t>
-            </w:r>
-          </w:p>
-        </w:tc>
-        <w:tc>
-          <w:tcPr>
-            <w:tcW w:type="pct" w:w="20%"/>
-            <w:shd w:fill="FFFFFF"/>
-            <w:tcMar>
-              <w:top w:type="dxa" w:w="100"/>
-              <w:left w:type="dxa" w:w="100"/>
-              <w:bottom w:type="dxa" w:w="100"/>
-              <w:right w:type="dxa" w:w="100"/>
-            </w:tcMar>
-            <w:vAlign w:val="center"/>
-          </w:tcPr>
-          <w:p>
-            <w:pPr>
-              <w:spacing w:before="50" w:after="50"/>
-              <w:jc w:val="left"/>
-            </w:pPr>
-            <w:r>
-              <w:rPr>
-                <w:b w:val="false"/>
-                <w:bCs w:val="false"/>
-                <w:color w:val="000000"/>
-                <w:sz w:val="20"/>
-                <w:szCs w:val="20"/>
-              </w:rPr>
-              <w:t xml:space="preserve">char(50)</w:t>
-            </w:r>
-          </w:p>
-        </w:tc>
-        <w:tc>
-          <w:tcPr>
-            <w:tcW w:type="pct" w:w="55%"/>
-            <w:shd w:fill="FFFFFF"/>
-            <w:tcMar>
-              <w:top w:type="dxa" w:w="100"/>
-              <w:left w:type="dxa" w:w="100"/>
-              <w:bottom w:type="dxa" w:w="100"/>
-              <w:right w:type="dxa" w:w="100"/>
-            </w:tcMar>
-            <w:vAlign w:val="center"/>
-          </w:tcPr>
-          <w:p>
-            <w:pPr>
-              <w:spacing w:before="50" w:after="50"/>
-              <w:jc w:val="left"/>
-            </w:pPr>
-            <w:r>
-              <w:rPr>
-                <w:b w:val="false"/>
-                <w:bCs w:val="false"/>
-                <w:color w:val="000000"/>
-                <w:sz w:val="20"/>
-                <w:szCs w:val="20"/>
-              </w:rPr>
-              <w:t xml:space="preserve">Código de vacante (puede repetirse para diferentes ubicaciones/modalidades)</w:t>
+                <w:sz w:val="22"/>
+                <w:szCs w:val="22"/>
+              </w:rPr>
+              <w:t xml:space="preserve">vacancy_field</w:t>
+            </w:r>
+          </w:p>
+        </w:tc>
+        <w:tc>
+          <w:tcPr>
+            <w:tcW w:type="pct" w:w="45%"/>
+            <w:shd w:fill="FFFFFF"/>
+            <w:tcMar>
+              <w:top w:type="dxa" w:w="100"/>
+              <w:left w:type="dxa" w:w="100"/>
+              <w:bottom w:type="dxa" w:w="100"/>
+              <w:right w:type="dxa" w:w="100"/>
+            </w:tcMar>
+            <w:vAlign w:val="center"/>
+          </w:tcPr>
+          <w:p>
+            <w:pPr>
+              <w:spacing w:before="50" w:after="50"/>
+              <w:jc w:val="left"/>
+            </w:pPr>
+            <w:r>
+              <w:rPr>
+                <w:b w:val="false"/>
+                <w:bCs w:val="false"/>
+                <w:color w:val="000000"/>
+                <w:sz w:val="22"/>
+                <w:szCs w:val="22"/>
+              </w:rPr>
+              <w:t xml:space="preserve">Campos personalizados para vacantes</w:t>
+            </w:r>
+          </w:p>
+        </w:tc>
+        <w:tc>
+          <w:tcPr>
+            <w:tcW w:type="pct" w:w="30%"/>
+            <w:shd w:fill="FFFFFF"/>
+            <w:tcMar>
+              <w:top w:type="dxa" w:w="100"/>
+              <w:left w:type="dxa" w:w="100"/>
+              <w:bottom w:type="dxa" w:w="100"/>
+              <w:right w:type="dxa" w:w="100"/>
+            </w:tcMar>
+            <w:vAlign w:val="center"/>
+          </w:tcPr>
+          <w:p>
+            <w:pPr>
+              <w:spacing w:before="50" w:after="50"/>
+              <w:jc w:val="left"/>
+            </w:pPr>
+            <w:r>
+              <w:rPr>
+                <w:b w:val="false"/>
+                <w:bCs w:val="false"/>
+                <w:color w:val="000000"/>
+                <w:sz w:val="22"/>
+                <w:szCs w:val="22"/>
+              </w:rPr>
+              <w:t xml:space="preserve">id, vacancyid</w:t>
             </w:r>
           </w:p>
         </w:tc>
@@ -3856,68 +3471,68 @@
                 <w:b w:val="false"/>
                 <w:bCs w:val="false"/>
                 <w:color w:val="000000"/>
-                <w:sz w:val="20"/>
-                <w:szCs w:val="20"/>
-              </w:rPr>
-              <w:t xml:space="preserve">title</w:t>
-            </w:r>
-          </w:p>
-        </w:tc>
-        <w:tc>
-          <w:tcPr>
-            <w:tcW w:type="pct" w:w="20%"/>
-            <w:shd w:fill="FFFFFF"/>
-            <w:tcMar>
-              <w:top w:type="dxa" w:w="100"/>
-              <w:left w:type="dxa" w:w="100"/>
-              <w:bottom w:type="dxa" w:w="100"/>
-              <w:right w:type="dxa" w:w="100"/>
-            </w:tcMar>
-            <w:vAlign w:val="center"/>
-          </w:tcPr>
-          <w:p>
-            <w:pPr>
-              <w:spacing w:before="50" w:after="50"/>
-              <w:jc w:val="left"/>
-            </w:pPr>
-            <w:r>
-              <w:rPr>
-                <w:b w:val="false"/>
-                <w:bCs w:val="false"/>
-                <w:color w:val="000000"/>
-                <w:sz w:val="20"/>
-                <w:szCs w:val="20"/>
-              </w:rPr>
-              <w:t xml:space="preserve">char(255)</w:t>
-            </w:r>
-          </w:p>
-        </w:tc>
-        <w:tc>
-          <w:tcPr>
-            <w:tcW w:type="pct" w:w="55%"/>
-            <w:shd w:fill="FFFFFF"/>
-            <w:tcMar>
-              <w:top w:type="dxa" w:w="100"/>
-              <w:left w:type="dxa" w:w="100"/>
-              <w:bottom w:type="dxa" w:w="100"/>
-              <w:right w:type="dxa" w:w="100"/>
-            </w:tcMar>
-            <w:vAlign w:val="center"/>
-          </w:tcPr>
-          <w:p>
-            <w:pPr>
-              <w:spacing w:before="50" w:after="50"/>
-              <w:jc w:val="left"/>
-            </w:pPr>
-            <w:r>
-              <w:rPr>
-                <w:b w:val="false"/>
-                <w:bCs w:val="false"/>
-                <w:color w:val="000000"/>
-                <w:sz w:val="20"/>
-                <w:szCs w:val="20"/>
-              </w:rPr>
-              <w:t xml:space="preserve">Título de la vacante</w:t>
+                <w:sz w:val="22"/>
+                <w:szCs w:val="22"/>
+              </w:rPr>
+              <w:t xml:space="preserve">application</w:t>
+            </w:r>
+          </w:p>
+        </w:tc>
+        <w:tc>
+          <w:tcPr>
+            <w:tcW w:type="pct" w:w="45%"/>
+            <w:shd w:fill="FFFFFF"/>
+            <w:tcMar>
+              <w:top w:type="dxa" w:w="100"/>
+              <w:left w:type="dxa" w:w="100"/>
+              <w:bottom w:type="dxa" w:w="100"/>
+              <w:right w:type="dxa" w:w="100"/>
+            </w:tcMar>
+            <w:vAlign w:val="center"/>
+          </w:tcPr>
+          <w:p>
+            <w:pPr>
+              <w:spacing w:before="50" w:after="50"/>
+              <w:jc w:val="left"/>
+            </w:pPr>
+            <w:r>
+              <w:rPr>
+                <w:b w:val="false"/>
+                <w:bCs w:val="false"/>
+                <w:color w:val="000000"/>
+                <w:sz w:val="22"/>
+                <w:szCs w:val="22"/>
+              </w:rPr>
+              <w:t xml:space="preserve">Postulaciones de candidatos</w:t>
+            </w:r>
+          </w:p>
+        </w:tc>
+        <w:tc>
+          <w:tcPr>
+            <w:tcW w:type="pct" w:w="30%"/>
+            <w:shd w:fill="FFFFFF"/>
+            <w:tcMar>
+              <w:top w:type="dxa" w:w="100"/>
+              <w:left w:type="dxa" w:w="100"/>
+              <w:bottom w:type="dxa" w:w="100"/>
+              <w:right w:type="dxa" w:w="100"/>
+            </w:tcMar>
+            <w:vAlign w:val="center"/>
+          </w:tcPr>
+          <w:p>
+            <w:pPr>
+              <w:spacing w:before="50" w:after="50"/>
+              <w:jc w:val="left"/>
+            </w:pPr>
+            <w:r>
+              <w:rPr>
+                <w:b w:val="false"/>
+                <w:bCs w:val="false"/>
+                <w:color w:val="000000"/>
+                <w:sz w:val="22"/>
+                <w:szCs w:val="22"/>
+              </w:rPr>
+              <w:t xml:space="preserve">id, vacancyid, userid, status</w:t>
             </w:r>
           </w:p>
         </w:tc>
@@ -3945,68 +3560,68 @@
                 <w:b w:val="false"/>
                 <w:bCs w:val="false"/>
                 <w:color w:val="000000"/>
-                <w:sz w:val="20"/>
-                <w:szCs w:val="20"/>
-              </w:rPr>
-              <w:t xml:space="preserve">description</w:t>
-            </w:r>
-          </w:p>
-        </w:tc>
-        <w:tc>
-          <w:tcPr>
-            <w:tcW w:type="pct" w:w="20%"/>
-            <w:shd w:fill="FFFFFF"/>
-            <w:tcMar>
-              <w:top w:type="dxa" w:w="100"/>
-              <w:left w:type="dxa" w:w="100"/>
-              <w:bottom w:type="dxa" w:w="100"/>
-              <w:right w:type="dxa" w:w="100"/>
-            </w:tcMar>
-            <w:vAlign w:val="center"/>
-          </w:tcPr>
-          <w:p>
-            <w:pPr>
-              <w:spacing w:before="50" w:after="50"/>
-              <w:jc w:val="left"/>
-            </w:pPr>
-            <w:r>
-              <w:rPr>
-                <w:b w:val="false"/>
-                <w:bCs w:val="false"/>
-                <w:color w:val="000000"/>
-                <w:sz w:val="20"/>
-                <w:szCs w:val="20"/>
-              </w:rPr>
-              <w:t xml:space="preserve">text</w:t>
-            </w:r>
-          </w:p>
-        </w:tc>
-        <w:tc>
-          <w:tcPr>
-            <w:tcW w:type="pct" w:w="55%"/>
-            <w:shd w:fill="FFFFFF"/>
-            <w:tcMar>
-              <w:top w:type="dxa" w:w="100"/>
-              <w:left w:type="dxa" w:w="100"/>
-              <w:bottom w:type="dxa" w:w="100"/>
-              <w:right w:type="dxa" w:w="100"/>
-            </w:tcMar>
-            <w:vAlign w:val="center"/>
-          </w:tcPr>
-          <w:p>
-            <w:pPr>
-              <w:spacing w:before="50" w:after="50"/>
-              <w:jc w:val="left"/>
-            </w:pPr>
-            <w:r>
-              <w:rPr>
-                <w:b w:val="false"/>
-                <w:bCs w:val="false"/>
-                <w:color w:val="000000"/>
-                <w:sz w:val="20"/>
-                <w:szCs w:val="20"/>
-              </w:rPr>
-              <w:t xml:space="preserve">Descripción completa de la vacante</w:t>
+                <w:sz w:val="22"/>
+                <w:szCs w:val="22"/>
+              </w:rPr>
+              <w:t xml:space="preserve">document</w:t>
+            </w:r>
+          </w:p>
+        </w:tc>
+        <w:tc>
+          <w:tcPr>
+            <w:tcW w:type="pct" w:w="45%"/>
+            <w:shd w:fill="FFFFFF"/>
+            <w:tcMar>
+              <w:top w:type="dxa" w:w="100"/>
+              <w:left w:type="dxa" w:w="100"/>
+              <w:bottom w:type="dxa" w:w="100"/>
+              <w:right w:type="dxa" w:w="100"/>
+            </w:tcMar>
+            <w:vAlign w:val="center"/>
+          </w:tcPr>
+          <w:p>
+            <w:pPr>
+              <w:spacing w:before="50" w:after="50"/>
+              <w:jc w:val="left"/>
+            </w:pPr>
+            <w:r>
+              <w:rPr>
+                <w:b w:val="false"/>
+                <w:bCs w:val="false"/>
+                <w:color w:val="000000"/>
+                <w:sz w:val="22"/>
+                <w:szCs w:val="22"/>
+              </w:rPr>
+              <w:t xml:space="preserve">Documentos subidos para postulaciones</w:t>
+            </w:r>
+          </w:p>
+        </w:tc>
+        <w:tc>
+          <w:tcPr>
+            <w:tcW w:type="pct" w:w="30%"/>
+            <w:shd w:fill="FFFFFF"/>
+            <w:tcMar>
+              <w:top w:type="dxa" w:w="100"/>
+              <w:left w:type="dxa" w:w="100"/>
+              <w:bottom w:type="dxa" w:w="100"/>
+              <w:right w:type="dxa" w:w="100"/>
+            </w:tcMar>
+            <w:vAlign w:val="center"/>
+          </w:tcPr>
+          <w:p>
+            <w:pPr>
+              <w:spacing w:before="50" w:after="50"/>
+              <w:jc w:val="left"/>
+            </w:pPr>
+            <w:r>
+              <w:rPr>
+                <w:b w:val="false"/>
+                <w:bCs w:val="false"/>
+                <w:color w:val="000000"/>
+                <w:sz w:val="22"/>
+                <w:szCs w:val="22"/>
+              </w:rPr>
+              <w:t xml:space="preserve">id, applicationid</w:t>
             </w:r>
           </w:p>
         </w:tc>
@@ -4034,68 +3649,68 @@
                 <w:b w:val="false"/>
                 <w:bCs w:val="false"/>
                 <w:color w:val="000000"/>
-                <w:sz w:val="20"/>
-                <w:szCs w:val="20"/>
-              </w:rPr>
-              <w:t xml:space="preserve">contracttype</w:t>
-            </w:r>
-          </w:p>
-        </w:tc>
-        <w:tc>
-          <w:tcPr>
-            <w:tcW w:type="pct" w:w="20%"/>
-            <w:shd w:fill="FFFFFF"/>
-            <w:tcMar>
-              <w:top w:type="dxa" w:w="100"/>
-              <w:left w:type="dxa" w:w="100"/>
-              <w:bottom w:type="dxa" w:w="100"/>
-              <w:right w:type="dxa" w:w="100"/>
-            </w:tcMar>
-            <w:vAlign w:val="center"/>
-          </w:tcPr>
-          <w:p>
-            <w:pPr>
-              <w:spacing w:before="50" w:after="50"/>
-              <w:jc w:val="left"/>
-            </w:pPr>
-            <w:r>
-              <w:rPr>
-                <w:b w:val="false"/>
-                <w:bCs w:val="false"/>
-                <w:color w:val="000000"/>
-                <w:sz w:val="20"/>
-                <w:szCs w:val="20"/>
-              </w:rPr>
-              <w:t xml:space="preserve">char(50)</w:t>
-            </w:r>
-          </w:p>
-        </w:tc>
-        <w:tc>
-          <w:tcPr>
-            <w:tcW w:type="pct" w:w="55%"/>
-            <w:shd w:fill="FFFFFF"/>
-            <w:tcMar>
-              <w:top w:type="dxa" w:w="100"/>
-              <w:left w:type="dxa" w:w="100"/>
-              <w:bottom w:type="dxa" w:w="100"/>
-              <w:right w:type="dxa" w:w="100"/>
-            </w:tcMar>
-            <w:vAlign w:val="center"/>
-          </w:tcPr>
-          <w:p>
-            <w:pPr>
-              <w:spacing w:before="50" w:after="50"/>
-              <w:jc w:val="left"/>
-            </w:pPr>
-            <w:r>
-              <w:rPr>
-                <w:b w:val="false"/>
-                <w:bCs w:val="false"/>
-                <w:color w:val="000000"/>
-                <w:sz w:val="20"/>
-                <w:szCs w:val="20"/>
-              </w:rPr>
-              <w:t xml:space="preserve">Tipo de contrato</w:t>
+                <w:sz w:val="22"/>
+                <w:szCs w:val="22"/>
+              </w:rPr>
+              <w:t xml:space="preserve">doc_validation</w:t>
+            </w:r>
+          </w:p>
+        </w:tc>
+        <w:tc>
+          <w:tcPr>
+            <w:tcW w:type="pct" w:w="45%"/>
+            <w:shd w:fill="FFFFFF"/>
+            <w:tcMar>
+              <w:top w:type="dxa" w:w="100"/>
+              <w:left w:type="dxa" w:w="100"/>
+              <w:bottom w:type="dxa" w:w="100"/>
+              <w:right w:type="dxa" w:w="100"/>
+            </w:tcMar>
+            <w:vAlign w:val="center"/>
+          </w:tcPr>
+          <w:p>
+            <w:pPr>
+              <w:spacing w:before="50" w:after="50"/>
+              <w:jc w:val="left"/>
+            </w:pPr>
+            <w:r>
+              <w:rPr>
+                <w:b w:val="false"/>
+                <w:bCs w:val="false"/>
+                <w:color w:val="000000"/>
+                <w:sz w:val="22"/>
+                <w:szCs w:val="22"/>
+              </w:rPr>
+              <w:t xml:space="preserve">Registros de validación de documentos</w:t>
+            </w:r>
+          </w:p>
+        </w:tc>
+        <w:tc>
+          <w:tcPr>
+            <w:tcW w:type="pct" w:w="30%"/>
+            <w:shd w:fill="FFFFFF"/>
+            <w:tcMar>
+              <w:top w:type="dxa" w:w="100"/>
+              <w:left w:type="dxa" w:w="100"/>
+              <w:bottom w:type="dxa" w:w="100"/>
+              <w:right w:type="dxa" w:w="100"/>
+            </w:tcMar>
+            <w:vAlign w:val="center"/>
+          </w:tcPr>
+          <w:p>
+            <w:pPr>
+              <w:spacing w:before="50" w:after="50"/>
+              <w:jc w:val="left"/>
+            </w:pPr>
+            <w:r>
+              <w:rPr>
+                <w:b w:val="false"/>
+                <w:bCs w:val="false"/>
+                <w:color w:val="000000"/>
+                <w:sz w:val="22"/>
+                <w:szCs w:val="22"/>
+              </w:rPr>
+              <w:t xml:space="preserve">id, status</w:t>
             </w:r>
           </w:p>
         </w:tc>
@@ -4123,68 +3738,68 @@
                 <w:b w:val="false"/>
                 <w:bCs w:val="false"/>
                 <w:color w:val="000000"/>
-                <w:sz w:val="20"/>
-                <w:szCs w:val="20"/>
-              </w:rPr>
-              <w:t xml:space="preserve">duration</w:t>
-            </w:r>
-          </w:p>
-        </w:tc>
-        <w:tc>
-          <w:tcPr>
-            <w:tcW w:type="pct" w:w="20%"/>
-            <w:shd w:fill="FFFFFF"/>
-            <w:tcMar>
-              <w:top w:type="dxa" w:w="100"/>
-              <w:left w:type="dxa" w:w="100"/>
-              <w:bottom w:type="dxa" w:w="100"/>
-              <w:right w:type="dxa" w:w="100"/>
-            </w:tcMar>
-            <w:vAlign w:val="center"/>
-          </w:tcPr>
-          <w:p>
-            <w:pPr>
-              <w:spacing w:before="50" w:after="50"/>
-              <w:jc w:val="left"/>
-            </w:pPr>
-            <w:r>
-              <w:rPr>
-                <w:b w:val="false"/>
-                <w:bCs w:val="false"/>
-                <w:color w:val="000000"/>
-                <w:sz w:val="20"/>
-                <w:szCs w:val="20"/>
-              </w:rPr>
-              <w:t xml:space="preserve">char(100)</w:t>
-            </w:r>
-          </w:p>
-        </w:tc>
-        <w:tc>
-          <w:tcPr>
-            <w:tcW w:type="pct" w:w="55%"/>
-            <w:shd w:fill="FFFFFF"/>
-            <w:tcMar>
-              <w:top w:type="dxa" w:w="100"/>
-              <w:left w:type="dxa" w:w="100"/>
-              <w:bottom w:type="dxa" w:w="100"/>
-              <w:right w:type="dxa" w:w="100"/>
-            </w:tcMar>
-            <w:vAlign w:val="center"/>
-          </w:tcPr>
-          <w:p>
-            <w:pPr>
-              <w:spacing w:before="50" w:after="50"/>
-              <w:jc w:val="left"/>
-            </w:pPr>
-            <w:r>
-              <w:rPr>
-                <w:b w:val="false"/>
-                <w:bCs w:val="false"/>
-                <w:color w:val="000000"/>
-                <w:sz w:val="20"/>
-                <w:szCs w:val="20"/>
-              </w:rPr>
-              <w:t xml:space="preserve">Duración del contrato</w:t>
+                <w:sz w:val="22"/>
+                <w:szCs w:val="22"/>
+              </w:rPr>
+              <w:t xml:space="preserve">doc_requirement</w:t>
+            </w:r>
+          </w:p>
+        </w:tc>
+        <w:tc>
+          <w:tcPr>
+            <w:tcW w:type="pct" w:w="45%"/>
+            <w:shd w:fill="FFFFFF"/>
+            <w:tcMar>
+              <w:top w:type="dxa" w:w="100"/>
+              <w:left w:type="dxa" w:w="100"/>
+              <w:bottom w:type="dxa" w:w="100"/>
+              <w:right w:type="dxa" w:w="100"/>
+            </w:tcMar>
+            <w:vAlign w:val="center"/>
+          </w:tcPr>
+          <w:p>
+            <w:pPr>
+              <w:spacing w:before="50" w:after="50"/>
+              <w:jc w:val="left"/>
+            </w:pPr>
+            <w:r>
+              <w:rPr>
+                <w:b w:val="false"/>
+                <w:bCs w:val="false"/>
+                <w:color w:val="000000"/>
+                <w:sz w:val="22"/>
+                <w:szCs w:val="22"/>
+              </w:rPr>
+              <w:t xml:space="preserve">Configuración de requisitos de documentos por vacante</w:t>
+            </w:r>
+          </w:p>
+        </w:tc>
+        <w:tc>
+          <w:tcPr>
+            <w:tcW w:type="pct" w:w="30%"/>
+            <w:shd w:fill="FFFFFF"/>
+            <w:tcMar>
+              <w:top w:type="dxa" w:w="100"/>
+              <w:left w:type="dxa" w:w="100"/>
+              <w:bottom w:type="dxa" w:w="100"/>
+              <w:right w:type="dxa" w:w="100"/>
+            </w:tcMar>
+            <w:vAlign w:val="center"/>
+          </w:tcPr>
+          <w:p>
+            <w:pPr>
+              <w:spacing w:before="50" w:after="50"/>
+              <w:jc w:val="left"/>
+            </w:pPr>
+            <w:r>
+              <w:rPr>
+                <w:b w:val="false"/>
+                <w:bCs w:val="false"/>
+                <w:color w:val="000000"/>
+                <w:sz w:val="22"/>
+                <w:szCs w:val="22"/>
+              </w:rPr>
+              <w:t xml:space="preserve">id, vacancyid</w:t>
             </w:r>
           </w:p>
         </w:tc>
@@ -4212,68 +3827,68 @@
                 <w:b w:val="false"/>
                 <w:bCs w:val="false"/>
                 <w:color w:val="000000"/>
-                <w:sz w:val="20"/>
-                <w:szCs w:val="20"/>
-              </w:rPr>
-              <w:t xml:space="preserve">location</w:t>
-            </w:r>
-          </w:p>
-        </w:tc>
-        <w:tc>
-          <w:tcPr>
-            <w:tcW w:type="pct" w:w="20%"/>
-            <w:shd w:fill="FFFFFF"/>
-            <w:tcMar>
-              <w:top w:type="dxa" w:w="100"/>
-              <w:left w:type="dxa" w:w="100"/>
-              <w:bottom w:type="dxa" w:w="100"/>
-              <w:right w:type="dxa" w:w="100"/>
-            </w:tcMar>
-            <w:vAlign w:val="center"/>
-          </w:tcPr>
-          <w:p>
-            <w:pPr>
-              <w:spacing w:before="50" w:after="50"/>
-              <w:jc w:val="left"/>
-            </w:pPr>
-            <w:r>
-              <w:rPr>
-                <w:b w:val="false"/>
-                <w:bCs w:val="false"/>
-                <w:color w:val="000000"/>
-                <w:sz w:val="20"/>
-                <w:szCs w:val="20"/>
-              </w:rPr>
-              <w:t xml:space="preserve">char(255)</w:t>
-            </w:r>
-          </w:p>
-        </w:tc>
-        <w:tc>
-          <w:tcPr>
-            <w:tcW w:type="pct" w:w="55%"/>
-            <w:shd w:fill="FFFFFF"/>
-            <w:tcMar>
-              <w:top w:type="dxa" w:w="100"/>
-              <w:left w:type="dxa" w:w="100"/>
-              <w:bottom w:type="dxa" w:w="100"/>
-              <w:right w:type="dxa" w:w="100"/>
-            </w:tcMar>
-            <w:vAlign w:val="center"/>
-          </w:tcPr>
-          <w:p>
-            <w:pPr>
-              <w:spacing w:before="50" w:after="50"/>
-              <w:jc w:val="left"/>
-            </w:pPr>
-            <w:r>
-              <w:rPr>
-                <w:b w:val="false"/>
-                <w:bCs w:val="false"/>
-                <w:color w:val="000000"/>
-                <w:sz w:val="20"/>
-                <w:szCs w:val="20"/>
-              </w:rPr>
-              <w:t xml:space="preserve">Ubicación de trabajo</w:t>
+                <w:sz w:val="22"/>
+                <w:szCs w:val="22"/>
+              </w:rPr>
+              <w:t xml:space="preserve">workflow_log</w:t>
+            </w:r>
+          </w:p>
+        </w:tc>
+        <w:tc>
+          <w:tcPr>
+            <w:tcW w:type="pct" w:w="45%"/>
+            <w:shd w:fill="FFFFFF"/>
+            <w:tcMar>
+              <w:top w:type="dxa" w:w="100"/>
+              <w:left w:type="dxa" w:w="100"/>
+              <w:bottom w:type="dxa" w:w="100"/>
+              <w:right w:type="dxa" w:w="100"/>
+            </w:tcMar>
+            <w:vAlign w:val="center"/>
+          </w:tcPr>
+          <w:p>
+            <w:pPr>
+              <w:spacing w:before="50" w:after="50"/>
+              <w:jc w:val="left"/>
+            </w:pPr>
+            <w:r>
+              <w:rPr>
+                <w:b w:val="false"/>
+                <w:bCs w:val="false"/>
+                <w:color w:val="000000"/>
+                <w:sz w:val="22"/>
+                <w:szCs w:val="22"/>
+              </w:rPr>
+              <w:t xml:space="preserve">Registro de cambios de estado del flujo de trabajo</w:t>
+            </w:r>
+          </w:p>
+        </w:tc>
+        <w:tc>
+          <w:tcPr>
+            <w:tcW w:type="pct" w:w="30%"/>
+            <w:shd w:fill="FFFFFF"/>
+            <w:tcMar>
+              <w:top w:type="dxa" w:w="100"/>
+              <w:left w:type="dxa" w:w="100"/>
+              <w:bottom w:type="dxa" w:w="100"/>
+              <w:right w:type="dxa" w:w="100"/>
+            </w:tcMar>
+            <w:vAlign w:val="center"/>
+          </w:tcPr>
+          <w:p>
+            <w:pPr>
+              <w:spacing w:before="50" w:after="50"/>
+              <w:jc w:val="left"/>
+            </w:pPr>
+            <w:r>
+              <w:rPr>
+                <w:b w:val="false"/>
+                <w:bCs w:val="false"/>
+                <w:color w:val="000000"/>
+                <w:sz w:val="22"/>
+                <w:szCs w:val="22"/>
+              </w:rPr>
+              <w:t xml:space="preserve">id, applicationid</w:t>
             </w:r>
           </w:p>
         </w:tc>
@@ -4301,68 +3916,68 @@
                 <w:b w:val="false"/>
                 <w:bCs w:val="false"/>
                 <w:color w:val="000000"/>
-                <w:sz w:val="20"/>
-                <w:szCs w:val="20"/>
-              </w:rPr>
-              <w:t xml:space="preserve">modality</w:t>
-            </w:r>
-          </w:p>
-        </w:tc>
-        <w:tc>
-          <w:tcPr>
-            <w:tcW w:type="pct" w:w="20%"/>
-            <w:shd w:fill="FFFFFF"/>
-            <w:tcMar>
-              <w:top w:type="dxa" w:w="100"/>
-              <w:left w:type="dxa" w:w="100"/>
-              <w:bottom w:type="dxa" w:w="100"/>
-              <w:right w:type="dxa" w:w="100"/>
-            </w:tcMar>
-            <w:vAlign w:val="center"/>
-          </w:tcPr>
-          <w:p>
-            <w:pPr>
-              <w:spacing w:before="50" w:after="50"/>
-              <w:jc w:val="left"/>
-            </w:pPr>
-            <w:r>
-              <w:rPr>
-                <w:b w:val="false"/>
-                <w:bCs w:val="false"/>
-                <w:color w:val="000000"/>
-                <w:sz w:val="20"/>
-                <w:szCs w:val="20"/>
-              </w:rPr>
-              <w:t xml:space="preserve">char(100)</w:t>
-            </w:r>
-          </w:p>
-        </w:tc>
-        <w:tc>
-          <w:tcPr>
-            <w:tcW w:type="pct" w:w="55%"/>
-            <w:shd w:fill="FFFFFF"/>
-            <w:tcMar>
-              <w:top w:type="dxa" w:w="100"/>
-              <w:left w:type="dxa" w:w="100"/>
-              <w:bottom w:type="dxa" w:w="100"/>
-              <w:right w:type="dxa" w:w="100"/>
-            </w:tcMar>
-            <w:vAlign w:val="center"/>
-          </w:tcPr>
-          <w:p>
-            <w:pPr>
-              <w:spacing w:before="50" w:after="50"/>
-              <w:jc w:val="left"/>
-            </w:pPr>
-            <w:r>
-              <w:rPr>
-                <w:b w:val="false"/>
-                <w:bCs w:val="false"/>
-                <w:color w:val="000000"/>
-                <w:sz w:val="20"/>
-                <w:szCs w:val="20"/>
-              </w:rPr>
-              <w:t xml:space="preserve">Modalidad educativa: Presencial, A Distancia, Virtual, Híbrida</w:t>
+                <w:sz w:val="22"/>
+                <w:szCs w:val="22"/>
+              </w:rPr>
+              <w:t xml:space="preserve">audit</w:t>
+            </w:r>
+          </w:p>
+        </w:tc>
+        <w:tc>
+          <w:tcPr>
+            <w:tcW w:type="pct" w:w="45%"/>
+            <w:shd w:fill="FFFFFF"/>
+            <w:tcMar>
+              <w:top w:type="dxa" w:w="100"/>
+              <w:left w:type="dxa" w:w="100"/>
+              <w:bottom w:type="dxa" w:w="100"/>
+              <w:right w:type="dxa" w:w="100"/>
+            </w:tcMar>
+            <w:vAlign w:val="center"/>
+          </w:tcPr>
+          <w:p>
+            <w:pPr>
+              <w:spacing w:before="50" w:after="50"/>
+              <w:jc w:val="left"/>
+            </w:pPr>
+            <w:r>
+              <w:rPr>
+                <w:b w:val="false"/>
+                <w:bCs w:val="false"/>
+                <w:color w:val="000000"/>
+                <w:sz w:val="22"/>
+                <w:szCs w:val="22"/>
+              </w:rPr>
+              <w:t xml:space="preserve">Registro de auditoría general para todas las acciones</w:t>
+            </w:r>
+          </w:p>
+        </w:tc>
+        <w:tc>
+          <w:tcPr>
+            <w:tcW w:type="pct" w:w="30%"/>
+            <w:shd w:fill="FFFFFF"/>
+            <w:tcMar>
+              <w:top w:type="dxa" w:w="100"/>
+              <w:left w:type="dxa" w:w="100"/>
+              <w:bottom w:type="dxa" w:w="100"/>
+              <w:right w:type="dxa" w:w="100"/>
+            </w:tcMar>
+            <w:vAlign w:val="center"/>
+          </w:tcPr>
+          <w:p>
+            <w:pPr>
+              <w:spacing w:before="50" w:after="50"/>
+              <w:jc w:val="left"/>
+            </w:pPr>
+            <w:r>
+              <w:rPr>
+                <w:b w:val="false"/>
+                <w:bCs w:val="false"/>
+                <w:color w:val="000000"/>
+                <w:sz w:val="22"/>
+                <w:szCs w:val="22"/>
+              </w:rPr>
+              <w:t xml:space="preserve">id, userid</w:t>
             </w:r>
           </w:p>
         </w:tc>
@@ -4390,68 +4005,68 @@
                 <w:b w:val="false"/>
                 <w:bCs w:val="false"/>
                 <w:color w:val="000000"/>
-                <w:sz w:val="20"/>
-                <w:szCs w:val="20"/>
-              </w:rPr>
-              <w:t xml:space="preserve">department</w:t>
-            </w:r>
-          </w:p>
-        </w:tc>
-        <w:tc>
-          <w:tcPr>
-            <w:tcW w:type="pct" w:w="20%"/>
-            <w:shd w:fill="FFFFFF"/>
-            <w:tcMar>
-              <w:top w:type="dxa" w:w="100"/>
-              <w:left w:type="dxa" w:w="100"/>
-              <w:bottom w:type="dxa" w:w="100"/>
-              <w:right w:type="dxa" w:w="100"/>
-            </w:tcMar>
-            <w:vAlign w:val="center"/>
-          </w:tcPr>
-          <w:p>
-            <w:pPr>
-              <w:spacing w:before="50" w:after="50"/>
-              <w:jc w:val="left"/>
-            </w:pPr>
-            <w:r>
-              <w:rPr>
-                <w:b w:val="false"/>
-                <w:bCs w:val="false"/>
-                <w:color w:val="000000"/>
-                <w:sz w:val="20"/>
-                <w:szCs w:val="20"/>
-              </w:rPr>
-              <w:t xml:space="preserve">char(255)</w:t>
-            </w:r>
-          </w:p>
-        </w:tc>
-        <w:tc>
-          <w:tcPr>
-            <w:tcW w:type="pct" w:w="55%"/>
-            <w:shd w:fill="FFFFFF"/>
-            <w:tcMar>
-              <w:top w:type="dxa" w:w="100"/>
-              <w:left w:type="dxa" w:w="100"/>
-              <w:bottom w:type="dxa" w:w="100"/>
-              <w:right w:type="dxa" w:w="100"/>
-            </w:tcMar>
-            <w:vAlign w:val="center"/>
-          </w:tcPr>
-          <w:p>
-            <w:pPr>
-              <w:spacing w:before="50" w:after="50"/>
-              <w:jc w:val="left"/>
-            </w:pPr>
-            <w:r>
-              <w:rPr>
-                <w:b w:val="false"/>
-                <w:bCs w:val="false"/>
-                <w:color w:val="000000"/>
-                <w:sz w:val="20"/>
-                <w:szCs w:val="20"/>
-              </w:rPr>
-              <w:t xml:space="preserve">Departamento o unidad</w:t>
+                <w:sz w:val="22"/>
+                <w:szCs w:val="22"/>
+              </w:rPr>
+              <w:t xml:space="preserve">exemption</w:t>
+            </w:r>
+          </w:p>
+        </w:tc>
+        <w:tc>
+          <w:tcPr>
+            <w:tcW w:type="pct" w:w="45%"/>
+            <w:shd w:fill="FFFFFF"/>
+            <w:tcMar>
+              <w:top w:type="dxa" w:w="100"/>
+              <w:left w:type="dxa" w:w="100"/>
+              <w:bottom w:type="dxa" w:w="100"/>
+              <w:right w:type="dxa" w:w="100"/>
+            </w:tcMar>
+            <w:vAlign w:val="center"/>
+          </w:tcPr>
+          <w:p>
+            <w:pPr>
+              <w:spacing w:before="50" w:after="50"/>
+              <w:jc w:val="left"/>
+            </w:pPr>
+            <w:r>
+              <w:rPr>
+                <w:b w:val="false"/>
+                <w:bCs w:val="false"/>
+                <w:color w:val="000000"/>
+                <w:sz w:val="22"/>
+                <w:szCs w:val="22"/>
+              </w:rPr>
+              <w:t xml:space="preserve">Exenciones de personal histórico ISER</w:t>
+            </w:r>
+          </w:p>
+        </w:tc>
+        <w:tc>
+          <w:tcPr>
+            <w:tcW w:type="pct" w:w="30%"/>
+            <w:shd w:fill="FFFFFF"/>
+            <w:tcMar>
+              <w:top w:type="dxa" w:w="100"/>
+              <w:left w:type="dxa" w:w="100"/>
+              <w:bottom w:type="dxa" w:w="100"/>
+              <w:right w:type="dxa" w:w="100"/>
+            </w:tcMar>
+            <w:vAlign w:val="center"/>
+          </w:tcPr>
+          <w:p>
+            <w:pPr>
+              <w:spacing w:before="50" w:after="50"/>
+              <w:jc w:val="left"/>
+            </w:pPr>
+            <w:r>
+              <w:rPr>
+                <w:b w:val="false"/>
+                <w:bCs w:val="false"/>
+                <w:color w:val="000000"/>
+                <w:sz w:val="22"/>
+                <w:szCs w:val="22"/>
+              </w:rPr>
+              <w:t xml:space="preserve">id, userid</w:t>
             </w:r>
           </w:p>
         </w:tc>
@@ -4479,73 +4094,1401 @@
                 <w:b w:val="false"/>
                 <w:bCs w:val="false"/>
                 <w:color w:val="000000"/>
-                <w:sz w:val="20"/>
-                <w:szCs w:val="20"/>
-              </w:rPr>
-              <w:t xml:space="preserve">companyid</w:t>
-            </w:r>
-          </w:p>
-        </w:tc>
-        <w:tc>
-          <w:tcPr>
-            <w:tcW w:type="pct" w:w="20%"/>
-            <w:shd w:fill="FFFFFF"/>
-            <w:tcMar>
-              <w:top w:type="dxa" w:w="100"/>
-              <w:left w:type="dxa" w:w="100"/>
-              <w:bottom w:type="dxa" w:w="100"/>
-              <w:right w:type="dxa" w:w="100"/>
-            </w:tcMar>
-            <w:vAlign w:val="center"/>
-          </w:tcPr>
-          <w:p>
-            <w:pPr>
-              <w:spacing w:before="50" w:after="50"/>
-              <w:jc w:val="left"/>
-            </w:pPr>
-            <w:r>
-              <w:rPr>
-                <w:b w:val="false"/>
-                <w:bCs w:val="false"/>
-                <w:color w:val="000000"/>
-                <w:sz w:val="20"/>
-                <w:szCs w:val="20"/>
-              </w:rPr>
-              <w:t xml:space="preserve">int(10)</w:t>
-            </w:r>
-          </w:p>
-        </w:tc>
-        <w:tc>
-          <w:tcPr>
-            <w:tcW w:type="pct" w:w="55%"/>
-            <w:shd w:fill="FFFFFF"/>
-            <w:tcMar>
-              <w:top w:type="dxa" w:w="100"/>
-              <w:left w:type="dxa" w:w="100"/>
-              <w:bottom w:type="dxa" w:w="100"/>
-              <w:right w:type="dxa" w:w="100"/>
-            </w:tcMar>
-            <w:vAlign w:val="center"/>
-          </w:tcPr>
-          <w:p>
-            <w:pPr>
-              <w:spacing w:before="50" w:after="50"/>
-              <w:jc w:val="left"/>
-            </w:pPr>
-            <w:r>
-              <w:rPr>
-                <w:b w:val="false"/>
-                <w:bCs w:val="false"/>
-                <w:color w:val="000000"/>
-                <w:sz w:val="20"/>
-                <w:szCs w:val="20"/>
-              </w:rPr>
-              <w:t xml:space="preserve">ID de empresa/tenant IOMAD</w:t>
+                <w:sz w:val="22"/>
+                <w:szCs w:val="22"/>
+              </w:rPr>
+              <w:t xml:space="preserve">notification</w:t>
+            </w:r>
+          </w:p>
+        </w:tc>
+        <w:tc>
+          <w:tcPr>
+            <w:tcW w:type="pct" w:w="45%"/>
+            <w:shd w:fill="FFFFFF"/>
+            <w:tcMar>
+              <w:top w:type="dxa" w:w="100"/>
+              <w:left w:type="dxa" w:w="100"/>
+              <w:bottom w:type="dxa" w:w="100"/>
+              <w:right w:type="dxa" w:w="100"/>
+            </w:tcMar>
+            <w:vAlign w:val="center"/>
+          </w:tcPr>
+          <w:p>
+            <w:pPr>
+              <w:spacing w:before="50" w:after="50"/>
+              <w:jc w:val="left"/>
+            </w:pPr>
+            <w:r>
+              <w:rPr>
+                <w:b w:val="false"/>
+                <w:bCs w:val="false"/>
+                <w:color w:val="000000"/>
+                <w:sz w:val="22"/>
+                <w:szCs w:val="22"/>
+              </w:rPr>
+              <w:t xml:space="preserve">Cola e historial de notificaciones</w:t>
+            </w:r>
+          </w:p>
+        </w:tc>
+        <w:tc>
+          <w:tcPr>
+            <w:tcW w:type="pct" w:w="30%"/>
+            <w:shd w:fill="FFFFFF"/>
+            <w:tcMar>
+              <w:top w:type="dxa" w:w="100"/>
+              <w:left w:type="dxa" w:w="100"/>
+              <w:bottom w:type="dxa" w:w="100"/>
+              <w:right w:type="dxa" w:w="100"/>
+            </w:tcMar>
+            <w:vAlign w:val="center"/>
+          </w:tcPr>
+          <w:p>
+            <w:pPr>
+              <w:spacing w:before="50" w:after="50"/>
+              <w:jc w:val="left"/>
+            </w:pPr>
+            <w:r>
+              <w:rPr>
+                <w:b w:val="false"/>
+                <w:bCs w:val="false"/>
+                <w:color w:val="000000"/>
+                <w:sz w:val="22"/>
+                <w:szCs w:val="22"/>
+              </w:rPr>
+              <w:t xml:space="preserve">id, userid, status</w:t>
+            </w:r>
+          </w:p>
+        </w:tc>
+      </w:tr>
+      <w:tr>
+        <w:tc>
+          <w:tcPr>
+            <w:tcW w:type="pct" w:w="25%"/>
+            <w:shd w:fill="FFFFFF"/>
+            <w:tcMar>
+              <w:top w:type="dxa" w:w="100"/>
+              <w:left w:type="dxa" w:w="100"/>
+              <w:bottom w:type="dxa" w:w="100"/>
+              <w:right w:type="dxa" w:w="100"/>
+            </w:tcMar>
+            <w:vAlign w:val="center"/>
+          </w:tcPr>
+          <w:p>
+            <w:pPr>
+              <w:spacing w:before="50" w:after="50"/>
+              <w:jc w:val="left"/>
+            </w:pPr>
+            <w:r>
+              <w:rPr>
+                <w:b w:val="false"/>
+                <w:bCs w:val="false"/>
+                <w:color w:val="000000"/>
+                <w:sz w:val="22"/>
+                <w:szCs w:val="22"/>
+              </w:rPr>
+              <w:t xml:space="preserve">config</w:t>
+            </w:r>
+          </w:p>
+        </w:tc>
+        <w:tc>
+          <w:tcPr>
+            <w:tcW w:type="pct" w:w="45%"/>
+            <w:shd w:fill="FFFFFF"/>
+            <w:tcMar>
+              <w:top w:type="dxa" w:w="100"/>
+              <w:left w:type="dxa" w:w="100"/>
+              <w:bottom w:type="dxa" w:w="100"/>
+              <w:right w:type="dxa" w:w="100"/>
+            </w:tcMar>
+            <w:vAlign w:val="center"/>
+          </w:tcPr>
+          <w:p>
+            <w:pPr>
+              <w:spacing w:before="50" w:after="50"/>
+              <w:jc w:val="left"/>
+            </w:pPr>
+            <w:r>
+              <w:rPr>
+                <w:b w:val="false"/>
+                <w:bCs w:val="false"/>
+                <w:color w:val="000000"/>
+                <w:sz w:val="22"/>
+                <w:szCs w:val="22"/>
+              </w:rPr>
+              <w:t xml:space="preserve">Configuraciones del plugin</w:t>
+            </w:r>
+          </w:p>
+        </w:tc>
+        <w:tc>
+          <w:tcPr>
+            <w:tcW w:type="pct" w:w="30%"/>
+            <w:shd w:fill="FFFFFF"/>
+            <w:tcMar>
+              <w:top w:type="dxa" w:w="100"/>
+              <w:left w:type="dxa" w:w="100"/>
+              <w:bottom w:type="dxa" w:w="100"/>
+              <w:right w:type="dxa" w:w="100"/>
+            </w:tcMar>
+            <w:vAlign w:val="center"/>
+          </w:tcPr>
+          <w:p>
+            <w:pPr>
+              <w:spacing w:before="50" w:after="50"/>
+              <w:jc w:val="left"/>
+            </w:pPr>
+            <w:r>
+              <w:rPr>
+                <w:b w:val="false"/>
+                <w:bCs w:val="false"/>
+                <w:color w:val="000000"/>
+                <w:sz w:val="22"/>
+                <w:szCs w:val="22"/>
+              </w:rPr>
+              <w:t xml:space="preserve">id</w:t>
+            </w:r>
+          </w:p>
+        </w:tc>
+      </w:tr>
+      <w:tr>
+        <w:tc>
+          <w:tcPr>
+            <w:tcW w:type="pct" w:w="25%"/>
+            <w:shd w:fill="FFFFFF"/>
+            <w:tcMar>
+              <w:top w:type="dxa" w:w="100"/>
+              <w:left w:type="dxa" w:w="100"/>
+              <w:bottom w:type="dxa" w:w="100"/>
+              <w:right w:type="dxa" w:w="100"/>
+            </w:tcMar>
+            <w:vAlign w:val="center"/>
+          </w:tcPr>
+          <w:p>
+            <w:pPr>
+              <w:spacing w:before="50" w:after="50"/>
+              <w:jc w:val="left"/>
+            </w:pPr>
+            <w:r>
+              <w:rPr>
+                <w:b w:val="false"/>
+                <w:bCs w:val="false"/>
+                <w:color w:val="000000"/>
+                <w:sz w:val="22"/>
+                <w:szCs w:val="22"/>
+              </w:rPr>
+              <w:t xml:space="preserve">doctype</w:t>
+            </w:r>
+          </w:p>
+        </w:tc>
+        <w:tc>
+          <w:tcPr>
+            <w:tcW w:type="pct" w:w="45%"/>
+            <w:shd w:fill="FFFFFF"/>
+            <w:tcMar>
+              <w:top w:type="dxa" w:w="100"/>
+              <w:left w:type="dxa" w:w="100"/>
+              <w:bottom w:type="dxa" w:w="100"/>
+              <w:right w:type="dxa" w:w="100"/>
+            </w:tcMar>
+            <w:vAlign w:val="center"/>
+          </w:tcPr>
+          <w:p>
+            <w:pPr>
+              <w:spacing w:before="50" w:after="50"/>
+              <w:jc w:val="left"/>
+            </w:pPr>
+            <w:r>
+              <w:rPr>
+                <w:b w:val="false"/>
+                <w:bCs w:val="false"/>
+                <w:color w:val="000000"/>
+                <w:sz w:val="22"/>
+                <w:szCs w:val="22"/>
+              </w:rPr>
+              <w:t xml:space="preserve">Tipos de documentos predefinidos</w:t>
+            </w:r>
+          </w:p>
+        </w:tc>
+        <w:tc>
+          <w:tcPr>
+            <w:tcW w:type="pct" w:w="30%"/>
+            <w:shd w:fill="FFFFFF"/>
+            <w:tcMar>
+              <w:top w:type="dxa" w:w="100"/>
+              <w:left w:type="dxa" w:w="100"/>
+              <w:bottom w:type="dxa" w:w="100"/>
+              <w:right w:type="dxa" w:w="100"/>
+            </w:tcMar>
+            <w:vAlign w:val="center"/>
+          </w:tcPr>
+          <w:p>
+            <w:pPr>
+              <w:spacing w:before="50" w:after="50"/>
+              <w:jc w:val="left"/>
+            </w:pPr>
+            <w:r>
+              <w:rPr>
+                <w:b w:val="false"/>
+                <w:bCs w:val="false"/>
+                <w:color w:val="000000"/>
+                <w:sz w:val="22"/>
+                <w:szCs w:val="22"/>
+              </w:rPr>
+              <w:t xml:space="preserve">id, code</w:t>
+            </w:r>
+          </w:p>
+        </w:tc>
+      </w:tr>
+      <w:tr>
+        <w:tc>
+          <w:tcPr>
+            <w:tcW w:type="pct" w:w="25%"/>
+            <w:shd w:fill="FFFFFF"/>
+            <w:tcMar>
+              <w:top w:type="dxa" w:w="100"/>
+              <w:left w:type="dxa" w:w="100"/>
+              <w:bottom w:type="dxa" w:w="100"/>
+              <w:right w:type="dxa" w:w="100"/>
+            </w:tcMar>
+            <w:vAlign w:val="center"/>
+          </w:tcPr>
+          <w:p>
+            <w:pPr>
+              <w:spacing w:before="50" w:after="50"/>
+              <w:jc w:val="left"/>
+            </w:pPr>
+            <w:r>
+              <w:rPr>
+                <w:b w:val="false"/>
+                <w:bCs w:val="false"/>
+                <w:color w:val="000000"/>
+                <w:sz w:val="22"/>
+                <w:szCs w:val="22"/>
+              </w:rPr>
+              <w:t xml:space="preserve">email_template</w:t>
+            </w:r>
+          </w:p>
+        </w:tc>
+        <w:tc>
+          <w:tcPr>
+            <w:tcW w:type="pct" w:w="45%"/>
+            <w:shd w:fill="FFFFFF"/>
+            <w:tcMar>
+              <w:top w:type="dxa" w:w="100"/>
+              <w:left w:type="dxa" w:w="100"/>
+              <w:bottom w:type="dxa" w:w="100"/>
+              <w:right w:type="dxa" w:w="100"/>
+            </w:tcMar>
+            <w:vAlign w:val="center"/>
+          </w:tcPr>
+          <w:p>
+            <w:pPr>
+              <w:spacing w:before="50" w:after="50"/>
+              <w:jc w:val="left"/>
+            </w:pPr>
+            <w:r>
+              <w:rPr>
+                <w:b w:val="false"/>
+                <w:bCs w:val="false"/>
+                <w:color w:val="000000"/>
+                <w:sz w:val="22"/>
+                <w:szCs w:val="22"/>
+              </w:rPr>
+              <w:t xml:space="preserve">Plantillas de notificación por correo con soporte multi-tenant</w:t>
+            </w:r>
+          </w:p>
+        </w:tc>
+        <w:tc>
+          <w:tcPr>
+            <w:tcW w:type="pct" w:w="30%"/>
+            <w:shd w:fill="FFFFFF"/>
+            <w:tcMar>
+              <w:top w:type="dxa" w:w="100"/>
+              <w:left w:type="dxa" w:w="100"/>
+              <w:bottom w:type="dxa" w:w="100"/>
+              <w:right w:type="dxa" w:w="100"/>
+            </w:tcMar>
+            <w:vAlign w:val="center"/>
+          </w:tcPr>
+          <w:p>
+            <w:pPr>
+              <w:spacing w:before="50" w:after="50"/>
+              <w:jc w:val="left"/>
+            </w:pPr>
+            <w:r>
+              <w:rPr>
+                <w:b w:val="false"/>
+                <w:bCs w:val="false"/>
+                <w:color w:val="000000"/>
+                <w:sz w:val="22"/>
+                <w:szCs w:val="22"/>
+              </w:rPr>
+              <w:t xml:space="preserve">id, code</w:t>
+            </w:r>
+          </w:p>
+        </w:tc>
+      </w:tr>
+      <w:tr>
+        <w:tc>
+          <w:tcPr>
+            <w:tcW w:type="pct" w:w="25%"/>
+            <w:shd w:fill="FFFFFF"/>
+            <w:tcMar>
+              <w:top w:type="dxa" w:w="100"/>
+              <w:left w:type="dxa" w:w="100"/>
+              <w:bottom w:type="dxa" w:w="100"/>
+              <w:right w:type="dxa" w:w="100"/>
+            </w:tcMar>
+            <w:vAlign w:val="center"/>
+          </w:tcPr>
+          <w:p>
+            <w:pPr>
+              <w:spacing w:before="50" w:after="50"/>
+              <w:jc w:val="left"/>
+            </w:pPr>
+            <w:r>
+              <w:rPr>
+                <w:b w:val="false"/>
+                <w:bCs w:val="false"/>
+                <w:color w:val="000000"/>
+                <w:sz w:val="22"/>
+                <w:szCs w:val="22"/>
+              </w:rPr>
+              <w:t xml:space="preserve">interview</w:t>
+            </w:r>
+          </w:p>
+        </w:tc>
+        <w:tc>
+          <w:tcPr>
+            <w:tcW w:type="pct" w:w="45%"/>
+            <w:shd w:fill="FFFFFF"/>
+            <w:tcMar>
+              <w:top w:type="dxa" w:w="100"/>
+              <w:left w:type="dxa" w:w="100"/>
+              <w:bottom w:type="dxa" w:w="100"/>
+              <w:right w:type="dxa" w:w="100"/>
+            </w:tcMar>
+            <w:vAlign w:val="center"/>
+          </w:tcPr>
+          <w:p>
+            <w:pPr>
+              <w:spacing w:before="50" w:after="50"/>
+              <w:jc w:val="left"/>
+            </w:pPr>
+            <w:r>
+              <w:rPr>
+                <w:b w:val="false"/>
+                <w:bCs w:val="false"/>
+                <w:color w:val="000000"/>
+                <w:sz w:val="22"/>
+                <w:szCs w:val="22"/>
+              </w:rPr>
+              <w:t xml:space="preserve">Entrevistas programadas para postulaciones</w:t>
+            </w:r>
+          </w:p>
+        </w:tc>
+        <w:tc>
+          <w:tcPr>
+            <w:tcW w:type="pct" w:w="30%"/>
+            <w:shd w:fill="FFFFFF"/>
+            <w:tcMar>
+              <w:top w:type="dxa" w:w="100"/>
+              <w:left w:type="dxa" w:w="100"/>
+              <w:bottom w:type="dxa" w:w="100"/>
+              <w:right w:type="dxa" w:w="100"/>
+            </w:tcMar>
+            <w:vAlign w:val="center"/>
+          </w:tcPr>
+          <w:p>
+            <w:pPr>
+              <w:spacing w:before="50" w:after="50"/>
+              <w:jc w:val="left"/>
+            </w:pPr>
+            <w:r>
+              <w:rPr>
+                <w:b w:val="false"/>
+                <w:bCs w:val="false"/>
+                <w:color w:val="000000"/>
+                <w:sz w:val="22"/>
+                <w:szCs w:val="22"/>
+              </w:rPr>
+              <w:t xml:space="preserve">id, applicationid, status</w:t>
+            </w:r>
+          </w:p>
+        </w:tc>
+      </w:tr>
+      <w:tr>
+        <w:tc>
+          <w:tcPr>
+            <w:tcW w:type="pct" w:w="25%"/>
+            <w:shd w:fill="FFFFFF"/>
+            <w:tcMar>
+              <w:top w:type="dxa" w:w="100"/>
+              <w:left w:type="dxa" w:w="100"/>
+              <w:bottom w:type="dxa" w:w="100"/>
+              <w:right w:type="dxa" w:w="100"/>
+            </w:tcMar>
+            <w:vAlign w:val="center"/>
+          </w:tcPr>
+          <w:p>
+            <w:pPr>
+              <w:spacing w:before="50" w:after="50"/>
+              <w:jc w:val="left"/>
+            </w:pPr>
+            <w:r>
+              <w:rPr>
+                <w:b w:val="false"/>
+                <w:bCs w:val="false"/>
+                <w:color w:val="000000"/>
+                <w:sz w:val="22"/>
+                <w:szCs w:val="22"/>
+              </w:rPr>
+              <w:t xml:space="preserve">interviewer</w:t>
+            </w:r>
+          </w:p>
+        </w:tc>
+        <w:tc>
+          <w:tcPr>
+            <w:tcW w:type="pct" w:w="45%"/>
+            <w:shd w:fill="FFFFFF"/>
+            <w:tcMar>
+              <w:top w:type="dxa" w:w="100"/>
+              <w:left w:type="dxa" w:w="100"/>
+              <w:bottom w:type="dxa" w:w="100"/>
+              <w:right w:type="dxa" w:w="100"/>
+            </w:tcMar>
+            <w:vAlign w:val="center"/>
+          </w:tcPr>
+          <w:p>
+            <w:pPr>
+              <w:spacing w:before="50" w:after="50"/>
+              <w:jc w:val="left"/>
+            </w:pPr>
+            <w:r>
+              <w:rPr>
+                <w:b w:val="false"/>
+                <w:bCs w:val="false"/>
+                <w:color w:val="000000"/>
+                <w:sz w:val="22"/>
+                <w:szCs w:val="22"/>
+              </w:rPr>
+              <w:t xml:space="preserve">Miembros del panel de entrevistas</w:t>
+            </w:r>
+          </w:p>
+        </w:tc>
+        <w:tc>
+          <w:tcPr>
+            <w:tcW w:type="pct" w:w="30%"/>
+            <w:shd w:fill="FFFFFF"/>
+            <w:tcMar>
+              <w:top w:type="dxa" w:w="100"/>
+              <w:left w:type="dxa" w:w="100"/>
+              <w:bottom w:type="dxa" w:w="100"/>
+              <w:right w:type="dxa" w:w="100"/>
+            </w:tcMar>
+            <w:vAlign w:val="center"/>
+          </w:tcPr>
+          <w:p>
+            <w:pPr>
+              <w:spacing w:before="50" w:after="50"/>
+              <w:jc w:val="left"/>
+            </w:pPr>
+            <w:r>
+              <w:rPr>
+                <w:b w:val="false"/>
+                <w:bCs w:val="false"/>
+                <w:color w:val="000000"/>
+                <w:sz w:val="22"/>
+                <w:szCs w:val="22"/>
+              </w:rPr>
+              <w:t xml:space="preserve">id, userid</w:t>
+            </w:r>
+          </w:p>
+        </w:tc>
+      </w:tr>
+      <w:tr>
+        <w:tc>
+          <w:tcPr>
+            <w:tcW w:type="pct" w:w="25%"/>
+            <w:shd w:fill="FFFFFF"/>
+            <w:tcMar>
+              <w:top w:type="dxa" w:w="100"/>
+              <w:left w:type="dxa" w:w="100"/>
+              <w:bottom w:type="dxa" w:w="100"/>
+              <w:right w:type="dxa" w:w="100"/>
+            </w:tcMar>
+            <w:vAlign w:val="center"/>
+          </w:tcPr>
+          <w:p>
+            <w:pPr>
+              <w:spacing w:before="50" w:after="50"/>
+              <w:jc w:val="left"/>
+            </w:pPr>
+            <w:r>
+              <w:rPr>
+                <w:b w:val="false"/>
+                <w:bCs w:val="false"/>
+                <w:color w:val="000000"/>
+                <w:sz w:val="22"/>
+                <w:szCs w:val="22"/>
+              </w:rPr>
+              <w:t xml:space="preserve">consent</w:t>
+            </w:r>
+          </w:p>
+        </w:tc>
+        <w:tc>
+          <w:tcPr>
+            <w:tcW w:type="pct" w:w="45%"/>
+            <w:shd w:fill="FFFFFF"/>
+            <w:tcMar>
+              <w:top w:type="dxa" w:w="100"/>
+              <w:left w:type="dxa" w:w="100"/>
+              <w:bottom w:type="dxa" w:w="100"/>
+              <w:right w:type="dxa" w:w="100"/>
+            </w:tcMar>
+            <w:vAlign w:val="center"/>
+          </w:tcPr>
+          <w:p>
+            <w:pPr>
+              <w:spacing w:before="50" w:after="50"/>
+              <w:jc w:val="left"/>
+            </w:pPr>
+            <w:r>
+              <w:rPr>
+                <w:b w:val="false"/>
+                <w:bCs w:val="false"/>
+                <w:color w:val="000000"/>
+                <w:sz w:val="22"/>
+                <w:szCs w:val="22"/>
+              </w:rPr>
+              <w:t xml:space="preserve">Registros de consentimiento de usuarios para tratamiento de datos y términos</w:t>
+            </w:r>
+          </w:p>
+        </w:tc>
+        <w:tc>
+          <w:tcPr>
+            <w:tcW w:type="pct" w:w="30%"/>
+            <w:shd w:fill="FFFFFF"/>
+            <w:tcMar>
+              <w:top w:type="dxa" w:w="100"/>
+              <w:left w:type="dxa" w:w="100"/>
+              <w:bottom w:type="dxa" w:w="100"/>
+              <w:right w:type="dxa" w:w="100"/>
+            </w:tcMar>
+            <w:vAlign w:val="center"/>
+          </w:tcPr>
+          <w:p>
+            <w:pPr>
+              <w:spacing w:before="50" w:after="50"/>
+              <w:jc w:val="left"/>
+            </w:pPr>
+            <w:r>
+              <w:rPr>
+                <w:b w:val="false"/>
+                <w:bCs w:val="false"/>
+                <w:color w:val="000000"/>
+                <w:sz w:val="22"/>
+                <w:szCs w:val="22"/>
+              </w:rPr>
+              <w:t xml:space="preserve">id, userid</w:t>
+            </w:r>
+          </w:p>
+        </w:tc>
+      </w:tr>
+      <w:tr>
+        <w:tc>
+          <w:tcPr>
+            <w:tcW w:type="pct" w:w="25%"/>
+            <w:shd w:fill="FFFFFF"/>
+            <w:tcMar>
+              <w:top w:type="dxa" w:w="100"/>
+              <w:left w:type="dxa" w:w="100"/>
+              <w:bottom w:type="dxa" w:w="100"/>
+              <w:right w:type="dxa" w:w="100"/>
+            </w:tcMar>
+            <w:vAlign w:val="center"/>
+          </w:tcPr>
+          <w:p>
+            <w:pPr>
+              <w:spacing w:before="50" w:after="50"/>
+              <w:jc w:val="left"/>
+            </w:pPr>
+            <w:r>
+              <w:rPr>
+                <w:b w:val="false"/>
+                <w:bCs w:val="false"/>
+                <w:color w:val="000000"/>
+                <w:sz w:val="22"/>
+                <w:szCs w:val="22"/>
+              </w:rPr>
+              <w:t xml:space="preserve">applicant_profile</w:t>
+            </w:r>
+          </w:p>
+        </w:tc>
+        <w:tc>
+          <w:tcPr>
+            <w:tcW w:type="pct" w:w="45%"/>
+            <w:shd w:fill="FFFFFF"/>
+            <w:tcMar>
+              <w:top w:type="dxa" w:w="100"/>
+              <w:left w:type="dxa" w:w="100"/>
+              <w:bottom w:type="dxa" w:w="100"/>
+              <w:right w:type="dxa" w:w="100"/>
+            </w:tcMar>
+            <w:vAlign w:val="center"/>
+          </w:tcPr>
+          <w:p>
+            <w:pPr>
+              <w:spacing w:before="50" w:after="50"/>
+              <w:jc w:val="left"/>
+            </w:pPr>
+            <w:r>
+              <w:rPr>
+                <w:b w:val="false"/>
+                <w:bCs w:val="false"/>
+                <w:color w:val="000000"/>
+                <w:sz w:val="22"/>
+                <w:szCs w:val="22"/>
+              </w:rPr>
+              <w:t xml:space="preserve">Datos de perfil extendido para postulantes registrados a través del jobboard</w:t>
+            </w:r>
+          </w:p>
+        </w:tc>
+        <w:tc>
+          <w:tcPr>
+            <w:tcW w:type="pct" w:w="30%"/>
+            <w:shd w:fill="FFFFFF"/>
+            <w:tcMar>
+              <w:top w:type="dxa" w:w="100"/>
+              <w:left w:type="dxa" w:w="100"/>
+              <w:bottom w:type="dxa" w:w="100"/>
+              <w:right w:type="dxa" w:w="100"/>
+            </w:tcMar>
+            <w:vAlign w:val="center"/>
+          </w:tcPr>
+          <w:p>
+            <w:pPr>
+              <w:spacing w:before="50" w:after="50"/>
+              <w:jc w:val="left"/>
+            </w:pPr>
+            <w:r>
+              <w:rPr>
+                <w:b w:val="false"/>
+                <w:bCs w:val="false"/>
+                <w:color w:val="000000"/>
+                <w:sz w:val="22"/>
+                <w:szCs w:val="22"/>
+              </w:rPr>
+              <w:t xml:space="preserve">id, userid</w:t>
+            </w:r>
+          </w:p>
+        </w:tc>
+      </w:tr>
+      <w:tr>
+        <w:tc>
+          <w:tcPr>
+            <w:tcW w:type="pct" w:w="25%"/>
+            <w:shd w:fill="FFFFFF"/>
+            <w:tcMar>
+              <w:top w:type="dxa" w:w="100"/>
+              <w:left w:type="dxa" w:w="100"/>
+              <w:bottom w:type="dxa" w:w="100"/>
+              <w:right w:type="dxa" w:w="100"/>
+            </w:tcMar>
+            <w:vAlign w:val="center"/>
+          </w:tcPr>
+          <w:p>
+            <w:pPr>
+              <w:spacing w:before="50" w:after="50"/>
+              <w:jc w:val="left"/>
+            </w:pPr>
+            <w:r>
+              <w:rPr>
+                <w:b w:val="false"/>
+                <w:bCs w:val="false"/>
+                <w:color w:val="000000"/>
+                <w:sz w:val="22"/>
+                <w:szCs w:val="22"/>
+              </w:rPr>
+              <w:t xml:space="preserve">conv_docexempt</w:t>
+            </w:r>
+          </w:p>
+        </w:tc>
+        <w:tc>
+          <w:tcPr>
+            <w:tcW w:type="pct" w:w="45%"/>
+            <w:shd w:fill="FFFFFF"/>
+            <w:tcMar>
+              <w:top w:type="dxa" w:w="100"/>
+              <w:left w:type="dxa" w:w="100"/>
+              <w:bottom w:type="dxa" w:w="100"/>
+              <w:right w:type="dxa" w:w="100"/>
+            </w:tcMar>
+            <w:vAlign w:val="center"/>
+          </w:tcPr>
+          <w:p>
+            <w:pPr>
+              <w:spacing w:before="50" w:after="50"/>
+              <w:jc w:val="left"/>
+            </w:pPr>
+            <w:r>
+              <w:rPr>
+                <w:b w:val="false"/>
+                <w:bCs w:val="false"/>
+                <w:color w:val="000000"/>
+                <w:sz w:val="22"/>
+                <w:szCs w:val="22"/>
+              </w:rPr>
+              <w:t xml:space="preserve">Tipos de documentos exentos a nivel de convocatoria (aplica a todos los postulantes)</w:t>
+            </w:r>
+          </w:p>
+        </w:tc>
+        <w:tc>
+          <w:tcPr>
+            <w:tcW w:type="pct" w:w="30%"/>
+            <w:shd w:fill="FFFFFF"/>
+            <w:tcMar>
+              <w:top w:type="dxa" w:w="100"/>
+              <w:left w:type="dxa" w:w="100"/>
+              <w:bottom w:type="dxa" w:w="100"/>
+              <w:right w:type="dxa" w:w="100"/>
+            </w:tcMar>
+            <w:vAlign w:val="center"/>
+          </w:tcPr>
+          <w:p>
+            <w:pPr>
+              <w:spacing w:before="50" w:after="50"/>
+              <w:jc w:val="left"/>
+            </w:pPr>
+            <w:r>
+              <w:rPr>
+                <w:b w:val="false"/>
+                <w:bCs w:val="false"/>
+                <w:color w:val="000000"/>
+                <w:sz w:val="22"/>
+                <w:szCs w:val="22"/>
+              </w:rPr>
+              <w:t xml:space="preserve">id</w:t>
+            </w:r>
+          </w:p>
+        </w:tc>
+      </w:tr>
+      <w:tr>
+        <w:tc>
+          <w:tcPr>
+            <w:tcW w:type="pct" w:w="25%"/>
+            <w:shd w:fill="FFFFFF"/>
+            <w:tcMar>
+              <w:top w:type="dxa" w:w="100"/>
+              <w:left w:type="dxa" w:w="100"/>
+              <w:bottom w:type="dxa" w:w="100"/>
+              <w:right w:type="dxa" w:w="100"/>
+            </w:tcMar>
+            <w:vAlign w:val="center"/>
+          </w:tcPr>
+          <w:p>
+            <w:pPr>
+              <w:spacing w:before="50" w:after="50"/>
+              <w:jc w:val="left"/>
+            </w:pPr>
+            <w:r>
+              <w:rPr>
+                <w:b w:val="false"/>
+                <w:bCs w:val="false"/>
+                <w:color w:val="000000"/>
+                <w:sz w:val="22"/>
+                <w:szCs w:val="22"/>
+              </w:rPr>
+              <w:t xml:space="preserve">convocatoria</w:t>
+            </w:r>
+          </w:p>
+        </w:tc>
+        <w:tc>
+          <w:tcPr>
+            <w:tcW w:type="pct" w:w="45%"/>
+            <w:shd w:fill="FFFFFF"/>
+            <w:tcMar>
+              <w:top w:type="dxa" w:w="100"/>
+              <w:left w:type="dxa" w:w="100"/>
+              <w:bottom w:type="dxa" w:w="100"/>
+              <w:right w:type="dxa" w:w="100"/>
+            </w:tcMar>
+            <w:vAlign w:val="center"/>
+          </w:tcPr>
+          <w:p>
+            <w:pPr>
+              <w:spacing w:before="50" w:after="50"/>
+              <w:jc w:val="left"/>
+            </w:pPr>
+            <w:r>
+              <w:rPr>
+                <w:b w:val="false"/>
+                <w:bCs w:val="false"/>
+                <w:color w:val="000000"/>
+                <w:sz w:val="22"/>
+                <w:szCs w:val="22"/>
+              </w:rPr>
+              <w:t xml:space="preserve">Convocatorias/campañas que agrupan vacantes relacionadas</w:t>
+            </w:r>
+          </w:p>
+        </w:tc>
+        <w:tc>
+          <w:tcPr>
+            <w:tcW w:type="pct" w:w="30%"/>
+            <w:shd w:fill="FFFFFF"/>
+            <w:tcMar>
+              <w:top w:type="dxa" w:w="100"/>
+              <w:left w:type="dxa" w:w="100"/>
+              <w:bottom w:type="dxa" w:w="100"/>
+              <w:right w:type="dxa" w:w="100"/>
+            </w:tcMar>
+            <w:vAlign w:val="center"/>
+          </w:tcPr>
+          <w:p>
+            <w:pPr>
+              <w:spacing w:before="50" w:after="50"/>
+              <w:jc w:val="left"/>
+            </w:pPr>
+            <w:r>
+              <w:rPr>
+                <w:b w:val="false"/>
+                <w:bCs w:val="false"/>
+                <w:color w:val="000000"/>
+                <w:sz w:val="22"/>
+                <w:szCs w:val="22"/>
+              </w:rPr>
+              <w:t xml:space="preserve">id, code, status</w:t>
+            </w:r>
+          </w:p>
+        </w:tc>
+      </w:tr>
+      <w:tr>
+        <w:tc>
+          <w:tcPr>
+            <w:tcW w:type="pct" w:w="25%"/>
+            <w:shd w:fill="FFFFFF"/>
+            <w:tcMar>
+              <w:top w:type="dxa" w:w="100"/>
+              <w:left w:type="dxa" w:w="100"/>
+              <w:bottom w:type="dxa" w:w="100"/>
+              <w:right w:type="dxa" w:w="100"/>
+            </w:tcMar>
+            <w:vAlign w:val="center"/>
+          </w:tcPr>
+          <w:p>
+            <w:pPr>
+              <w:spacing w:before="50" w:after="50"/>
+              <w:jc w:val="left"/>
+            </w:pPr>
+            <w:r>
+              <w:rPr>
+                <w:b w:val="false"/>
+                <w:bCs w:val="false"/>
+                <w:color w:val="000000"/>
+                <w:sz w:val="22"/>
+                <w:szCs w:val="22"/>
+              </w:rPr>
+              <w:t xml:space="preserve">program_reviewer</w:t>
+            </w:r>
+          </w:p>
+        </w:tc>
+        <w:tc>
+          <w:tcPr>
+            <w:tcW w:type="pct" w:w="45%"/>
+            <w:shd w:fill="FFFFFF"/>
+            <w:tcMar>
+              <w:top w:type="dxa" w:w="100"/>
+              <w:left w:type="dxa" w:w="100"/>
+              <w:bottom w:type="dxa" w:w="100"/>
+              <w:right w:type="dxa" w:w="100"/>
+            </w:tcMar>
+            <w:vAlign w:val="center"/>
+          </w:tcPr>
+          <w:p>
+            <w:pPr>
+              <w:spacing w:before="50" w:after="50"/>
+              <w:jc w:val="left"/>
+            </w:pPr>
+            <w:r>
+              <w:rPr>
+                <w:b w:val="false"/>
+                <w:bCs w:val="false"/>
+                <w:color w:val="000000"/>
+                <w:sz w:val="22"/>
+                <w:szCs w:val="22"/>
+              </w:rPr>
+              <w:t xml:space="preserve">Revisores de documentos asignados a programas académicos</w:t>
+            </w:r>
+          </w:p>
+        </w:tc>
+        <w:tc>
+          <w:tcPr>
+            <w:tcW w:type="pct" w:w="30%"/>
+            <w:shd w:fill="FFFFFF"/>
+            <w:tcMar>
+              <w:top w:type="dxa" w:w="100"/>
+              <w:left w:type="dxa" w:w="100"/>
+              <w:bottom w:type="dxa" w:w="100"/>
+              <w:right w:type="dxa" w:w="100"/>
+            </w:tcMar>
+            <w:vAlign w:val="center"/>
+          </w:tcPr>
+          <w:p>
+            <w:pPr>
+              <w:spacing w:before="50" w:after="50"/>
+              <w:jc w:val="left"/>
+            </w:pPr>
+            <w:r>
+              <w:rPr>
+                <w:b w:val="false"/>
+                <w:bCs w:val="false"/>
+                <w:color w:val="000000"/>
+                <w:sz w:val="22"/>
+                <w:szCs w:val="22"/>
+              </w:rPr>
+              <w:t xml:space="preserve">id, userid, status</w:t>
+            </w:r>
+          </w:p>
+        </w:tc>
+      </w:tr>
+      <w:tr>
+        <w:tc>
+          <w:tcPr>
+            <w:tcW w:type="pct" w:w="25%"/>
+            <w:shd w:fill="FFFFFF"/>
+            <w:tcMar>
+              <w:top w:type="dxa" w:w="100"/>
+              <w:left w:type="dxa" w:w="100"/>
+              <w:bottom w:type="dxa" w:w="100"/>
+              <w:right w:type="dxa" w:w="100"/>
+            </w:tcMar>
+            <w:vAlign w:val="center"/>
+          </w:tcPr>
+          <w:p>
+            <w:pPr>
+              <w:spacing w:before="50" w:after="50"/>
+              <w:jc w:val="left"/>
+            </w:pPr>
+            <w:r>
+              <w:rPr>
+                <w:b w:val="false"/>
+                <w:bCs w:val="false"/>
+                <w:color w:val="000000"/>
+                <w:sz w:val="22"/>
+                <w:szCs w:val="22"/>
+              </w:rPr>
+              <w:t xml:space="preserve">faculty</w:t>
+            </w:r>
+          </w:p>
+        </w:tc>
+        <w:tc>
+          <w:tcPr>
+            <w:tcW w:type="pct" w:w="45%"/>
+            <w:shd w:fill="FFFFFF"/>
+            <w:tcMar>
+              <w:top w:type="dxa" w:w="100"/>
+              <w:left w:type="dxa" w:w="100"/>
+              <w:bottom w:type="dxa" w:w="100"/>
+              <w:right w:type="dxa" w:w="100"/>
+            </w:tcMar>
+            <w:vAlign w:val="center"/>
+          </w:tcPr>
+          <w:p>
+            <w:pPr>
+              <w:spacing w:before="50" w:after="50"/>
+              <w:jc w:val="left"/>
+            </w:pPr>
+            <w:r>
+              <w:rPr>
+                <w:b w:val="false"/>
+                <w:bCs w:val="false"/>
+                <w:color w:val="000000"/>
+                <w:sz w:val="22"/>
+                <w:szCs w:val="22"/>
+              </w:rPr>
+              <w:t xml:space="preserve">Facultades dentro de cada empresa IOMAD - soporta arquitectura ISER (FCAS, FII por centro)</w:t>
+            </w:r>
+          </w:p>
+        </w:tc>
+        <w:tc>
+          <w:tcPr>
+            <w:tcW w:type="pct" w:w="30%"/>
+            <w:shd w:fill="FFFFFF"/>
+            <w:tcMar>
+              <w:top w:type="dxa" w:w="100"/>
+              <w:left w:type="dxa" w:w="100"/>
+              <w:bottom w:type="dxa" w:w="100"/>
+              <w:right w:type="dxa" w:w="100"/>
+            </w:tcMar>
+            <w:vAlign w:val="center"/>
+          </w:tcPr>
+          <w:p>
+            <w:pPr>
+              <w:spacing w:before="50" w:after="50"/>
+              <w:jc w:val="left"/>
+            </w:pPr>
+            <w:r>
+              <w:rPr>
+                <w:b w:val="false"/>
+                <w:bCs w:val="false"/>
+                <w:color w:val="000000"/>
+                <w:sz w:val="22"/>
+                <w:szCs w:val="22"/>
+              </w:rPr>
+              <w:t xml:space="preserve">id, code</w:t>
+            </w:r>
+          </w:p>
+        </w:tc>
+      </w:tr>
+      <w:tr>
+        <w:tc>
+          <w:tcPr>
+            <w:tcW w:type="pct" w:w="25%"/>
+            <w:shd w:fill="FFFFFF"/>
+            <w:tcMar>
+              <w:top w:type="dxa" w:w="100"/>
+              <w:left w:type="dxa" w:w="100"/>
+              <w:bottom w:type="dxa" w:w="100"/>
+              <w:right w:type="dxa" w:w="100"/>
+            </w:tcMar>
+            <w:vAlign w:val="center"/>
+          </w:tcPr>
+          <w:p>
+            <w:pPr>
+              <w:spacing w:before="50" w:after="50"/>
+              <w:jc w:val="left"/>
+            </w:pPr>
+            <w:r>
+              <w:rPr>
+                <w:b w:val="false"/>
+                <w:bCs w:val="false"/>
+                <w:color w:val="000000"/>
+                <w:sz w:val="22"/>
+                <w:szCs w:val="22"/>
+              </w:rPr>
+              <w:t xml:space="preserve">program</w:t>
+            </w:r>
+          </w:p>
+        </w:tc>
+        <w:tc>
+          <w:tcPr>
+            <w:tcW w:type="pct" w:w="45%"/>
+            <w:shd w:fill="FFFFFF"/>
+            <w:tcMar>
+              <w:top w:type="dxa" w:w="100"/>
+              <w:left w:type="dxa" w:w="100"/>
+              <w:bottom w:type="dxa" w:w="100"/>
+              <w:right w:type="dxa" w:w="100"/>
+            </w:tcMar>
+            <w:vAlign w:val="center"/>
+          </w:tcPr>
+          <w:p>
+            <w:pPr>
+              <w:spacing w:before="50" w:after="50"/>
+              <w:jc w:val="left"/>
+            </w:pPr>
+            <w:r>
+              <w:rPr>
+                <w:b w:val="false"/>
+                <w:bCs w:val="false"/>
+                <w:color w:val="000000"/>
+                <w:sz w:val="22"/>
+                <w:szCs w:val="22"/>
+              </w:rPr>
+              <w:t xml:space="preserve">Programas académicos dentro de facultades - vinculados a categorías de cursos</w:t>
+            </w:r>
+          </w:p>
+        </w:tc>
+        <w:tc>
+          <w:tcPr>
+            <w:tcW w:type="pct" w:w="30%"/>
+            <w:shd w:fill="FFFFFF"/>
+            <w:tcMar>
+              <w:top w:type="dxa" w:w="100"/>
+              <w:left w:type="dxa" w:w="100"/>
+              <w:bottom w:type="dxa" w:w="100"/>
+              <w:right w:type="dxa" w:w="100"/>
+            </w:tcMar>
+            <w:vAlign w:val="center"/>
+          </w:tcPr>
+          <w:p>
+            <w:pPr>
+              <w:spacing w:before="50" w:after="50"/>
+              <w:jc w:val="left"/>
+            </w:pPr>
+            <w:r>
+              <w:rPr>
+                <w:b w:val="false"/>
+                <w:bCs w:val="false"/>
+                <w:color w:val="000000"/>
+                <w:sz w:val="22"/>
+                <w:szCs w:val="22"/>
+              </w:rPr>
+              <w:t xml:space="preserve">id, code</w:t>
+            </w:r>
+          </w:p>
+        </w:tc>
+      </w:tr>
+      <w:tr>
+        <w:tc>
+          <w:tcPr>
+            <w:tcW w:type="pct" w:w="25%"/>
+            <w:shd w:fill="FFFFFF"/>
+            <w:tcMar>
+              <w:top w:type="dxa" w:w="100"/>
+              <w:left w:type="dxa" w:w="100"/>
+              <w:bottom w:type="dxa" w:w="100"/>
+              <w:right w:type="dxa" w:w="100"/>
+            </w:tcMar>
+            <w:vAlign w:val="center"/>
+          </w:tcPr>
+          <w:p>
+            <w:pPr>
+              <w:spacing w:before="50" w:after="50"/>
+              <w:jc w:val="left"/>
+            </w:pPr>
+            <w:r>
+              <w:rPr>
+                <w:b w:val="false"/>
+                <w:bCs w:val="false"/>
+                <w:color w:val="000000"/>
+                <w:sz w:val="22"/>
+                <w:szCs w:val="22"/>
+              </w:rPr>
+              <w:t xml:space="preserve">faculty_dean</w:t>
+            </w:r>
+          </w:p>
+        </w:tc>
+        <w:tc>
+          <w:tcPr>
+            <w:tcW w:type="pct" w:w="45%"/>
+            <w:shd w:fill="FFFFFF"/>
+            <w:tcMar>
+              <w:top w:type="dxa" w:w="100"/>
+              <w:left w:type="dxa" w:w="100"/>
+              <w:bottom w:type="dxa" w:w="100"/>
+              <w:right w:type="dxa" w:w="100"/>
+            </w:tcMar>
+            <w:vAlign w:val="center"/>
+          </w:tcPr>
+          <w:p>
+            <w:pPr>
+              <w:spacing w:before="50" w:after="50"/>
+              <w:jc w:val="left"/>
+            </w:pPr>
+            <w:r>
+              <w:rPr>
+                <w:b w:val="false"/>
+                <w:bCs w:val="false"/>
+                <w:color w:val="000000"/>
+                <w:sz w:val="22"/>
+                <w:szCs w:val="22"/>
+              </w:rPr>
+              <w:t xml:space="preserve">Vincula decanos (usuarios) a facultades para flujo de revisión de postulaciones</w:t>
+            </w:r>
+          </w:p>
+        </w:tc>
+        <w:tc>
+          <w:tcPr>
+            <w:tcW w:type="pct" w:w="30%"/>
+            <w:shd w:fill="FFFFFF"/>
+            <w:tcMar>
+              <w:top w:type="dxa" w:w="100"/>
+              <w:left w:type="dxa" w:w="100"/>
+              <w:bottom w:type="dxa" w:w="100"/>
+              <w:right w:type="dxa" w:w="100"/>
+            </w:tcMar>
+            <w:vAlign w:val="center"/>
+          </w:tcPr>
+          <w:p>
+            <w:pPr>
+              <w:spacing w:before="50" w:after="50"/>
+              <w:jc w:val="left"/>
+            </w:pPr>
+            <w:r>
+              <w:rPr>
+                <w:b w:val="false"/>
+                <w:bCs w:val="false"/>
+                <w:color w:val="000000"/>
+                <w:sz w:val="22"/>
+                <w:szCs w:val="22"/>
+              </w:rPr>
+              <w:t xml:space="preserve">id, userid, status</w:t>
+            </w:r>
+          </w:p>
+        </w:tc>
+      </w:tr>
+      <w:tr>
+        <w:tc>
+          <w:tcPr>
+            <w:tcW w:type="pct" w:w="25%"/>
+            <w:shd w:fill="FFFFFF"/>
+            <w:tcMar>
+              <w:top w:type="dxa" w:w="100"/>
+              <w:left w:type="dxa" w:w="100"/>
+              <w:bottom w:type="dxa" w:w="100"/>
+              <w:right w:type="dxa" w:w="100"/>
+            </w:tcMar>
+            <w:vAlign w:val="center"/>
+          </w:tcPr>
+          <w:p>
+            <w:pPr>
+              <w:spacing w:before="50" w:after="50"/>
+              <w:jc w:val="left"/>
+            </w:pPr>
+            <w:r>
+              <w:rPr>
+                <w:b w:val="false"/>
+                <w:bCs w:val="false"/>
+                <w:color w:val="000000"/>
+                <w:sz w:val="22"/>
+                <w:szCs w:val="22"/>
+              </w:rPr>
+              <w:t xml:space="preserve">email_strings</w:t>
+            </w:r>
+          </w:p>
+        </w:tc>
+        <w:tc>
+          <w:tcPr>
+            <w:tcW w:type="pct" w:w="45%"/>
+            <w:shd w:fill="FFFFFF"/>
+            <w:tcMar>
+              <w:top w:type="dxa" w:w="100"/>
+              <w:left w:type="dxa" w:w="100"/>
+              <w:bottom w:type="dxa" w:w="100"/>
+              <w:right w:type="dxa" w:w="100"/>
+            </w:tcMar>
+            <w:vAlign w:val="center"/>
+          </w:tcPr>
+          <w:p>
+            <w:pPr>
+              <w:spacing w:before="50" w:after="50"/>
+              <w:jc w:val="left"/>
+            </w:pPr>
+            <w:r>
+              <w:rPr>
+                <w:b w:val="false"/>
+                <w:bCs w:val="false"/>
+                <w:color w:val="000000"/>
+                <w:sz w:val="22"/>
+                <w:szCs w:val="22"/>
+              </w:rPr>
+              <w:t xml:space="preserve">Contenido específico por idioma para plantillas de correo</w:t>
+            </w:r>
+          </w:p>
+        </w:tc>
+        <w:tc>
+          <w:tcPr>
+            <w:tcW w:type="pct" w:w="30%"/>
+            <w:shd w:fill="FFFFFF"/>
+            <w:tcMar>
+              <w:top w:type="dxa" w:w="100"/>
+              <w:left w:type="dxa" w:w="100"/>
+              <w:bottom w:type="dxa" w:w="100"/>
+              <w:right w:type="dxa" w:w="100"/>
+            </w:tcMar>
+            <w:vAlign w:val="center"/>
+          </w:tcPr>
+          <w:p>
+            <w:pPr>
+              <w:spacing w:before="50" w:after="50"/>
+              <w:jc w:val="left"/>
+            </w:pPr>
+            <w:r>
+              <w:rPr>
+                <w:b w:val="false"/>
+                <w:bCs w:val="false"/>
+                <w:color w:val="000000"/>
+                <w:sz w:val="22"/>
+                <w:szCs w:val="22"/>
+              </w:rPr>
+              <w:t xml:space="preserve">id</w:t>
             </w:r>
           </w:p>
         </w:tc>
       </w:tr>
     </w:tbl>
+    <w:p>
+      <w:pPr>
+        <w:pStyle w:val="PieTabla"/>
+        <w:spacing w:before="100" w:after="300"/>
+      </w:pPr>
+      <w:r>
+        <w:t xml:space="preserve">Tabla 2. Resumen de tablas de base de datos</w:t>
+      </w:r>
+    </w:p>
+    <w:p>
+      <w:pPr>
+        <w:pStyle w:val="Heading3"/>
+        <w:spacing w:before="200" w:after="100"/>
+      </w:pPr>
+      <w:r>
+        <w:t xml:space="preserve">Diagrama Entidad-Relacion</w:t>
+      </w:r>
+    </w:p>
+    <w:p>
+      <w:pPr>
+        <w:spacing w:before="200" w:after="100"/>
+        <w:jc w:val="center"/>
+      </w:pPr>
+      <w:r>
+        <w:drawing>
+          <wp:inline distT="0" distB="0" distL="0" distR="0">
+            <wp:extent cx="5238750" cy="3933825"/>
+            <wp:effectExtent t="0" r="0" b="0" l="0"/>
+            <wp:docPr id="1" name="" descr="" title=""/>
+            <wp:cNvGraphicFramePr>
+              <a:graphicFrameLocks xmlns:a="http://schemas.openxmlformats.org/drawingml/2006/main" noChangeAspect="1"/>
+            </wp:cNvGraphicFramePr>
+            <a:graphic xmlns:a="http://schemas.openxmlformats.org/drawingml/2006/main">
+              <a:graphicData uri="http://schemas.openxmlformats.org/drawingml/2006/picture">
+                <pic:pic xmlns:pic="http://schemas.openxmlformats.org/drawingml/2006/picture">
+                  <pic:nvPicPr>
+                    <pic:cNvPr id="0" name="" descr=""/>
+                    <pic:cNvPicPr>
+                      <a:picLocks noChangeAspect="1" noChangeArrowheads="1"/>
+                    </pic:cNvPicPr>
+                  </pic:nvPicPr>
+                  <pic:blipFill>
+                    <a:blip r:embed="rId12" cstate="none"/>
+                    <a:srcRect/>
+                    <a:stretch>
+                      <a:fillRect/>
+                    </a:stretch>
+                  </pic:blipFill>
+                  <pic:spPr bwMode="auto">
+                    <a:xfrm>
+                      <a:off x="0" y="0"/>
+                      <a:ext cx="5238750" cy="3933825"/>
+                    </a:xfrm>
+                    <a:prstGeom prst="rect">
+                      <a:avLst/>
+                    </a:prstGeom>
+                  </pic:spPr>
+                </pic:pic>
+              </a:graphicData>
+            </a:graphic>
+          </wp:inline>
+        </w:drawing>
+      </w:r>
+    </w:p>
+    <w:p>
+      <w:pPr>
+        <w:pStyle w:val="PieIlustracion"/>
+        <w:spacing w:before="100" w:after="300"/>
+      </w:pPr>
+      <w:r>
+        <w:t xml:space="preserve">Figura 4. Diagrama entidad-relacion del plugin local_jobboard</w:t>
+      </w:r>
+    </w:p>
+    <w:p>
+      <w:pPr>
+        <w:pStyle w:val="Heading3"/>
+        <w:spacing w:before="200" w:after="100"/>
+      </w:pPr>
+      <w:r>
+        <w:t xml:space="preserve">Detalles de Tablas Principales</w:t>
+      </w:r>
+    </w:p>
     <w:p>
       <w:pPr>
         <w:spacing w:before="200" w:after="100"/>
@@ -4568,7 +5511,7 @@
           <w:szCs w:val="24"/>
           <w:rFonts w:ascii="Courier New" w:cs="Courier New" w:eastAsia="Courier New" w:hAnsi="Courier New"/>
         </w:rPr>
-        <w:t xml:space="preserve">application</w:t>
+        <w:t xml:space="preserve">vacancy</w:t>
       </w:r>
     </w:p>
     <w:p>
@@ -4583,7 +5526,7 @@
           <w:sz w:val="24"/>
           <w:szCs w:val="24"/>
         </w:rPr>
-        <w:t xml:space="preserve">Postulaciones de candidatos</w:t>
+        <w:t xml:space="preserve">Vacantes laborales para catedráticos</w:t>
       </w:r>
     </w:p>
     <w:tbl>
@@ -4807,6 +5750,1043 @@
                 <w:sz w:val="20"/>
                 <w:szCs w:val="20"/>
               </w:rPr>
+              <w:t xml:space="preserve">code</w:t>
+            </w:r>
+          </w:p>
+        </w:tc>
+        <w:tc>
+          <w:tcPr>
+            <w:tcW w:type="pct" w:w="20%"/>
+            <w:shd w:fill="FFFFFF"/>
+            <w:tcMar>
+              <w:top w:type="dxa" w:w="100"/>
+              <w:left w:type="dxa" w:w="100"/>
+              <w:bottom w:type="dxa" w:w="100"/>
+              <w:right w:type="dxa" w:w="100"/>
+            </w:tcMar>
+            <w:vAlign w:val="center"/>
+          </w:tcPr>
+          <w:p>
+            <w:pPr>
+              <w:spacing w:before="50" w:after="50"/>
+              <w:jc w:val="left"/>
+            </w:pPr>
+            <w:r>
+              <w:rPr>
+                <w:b w:val="false"/>
+                <w:bCs w:val="false"/>
+                <w:color w:val="000000"/>
+                <w:sz w:val="20"/>
+                <w:szCs w:val="20"/>
+              </w:rPr>
+              <w:t xml:space="preserve">char(50)</w:t>
+            </w:r>
+          </w:p>
+        </w:tc>
+        <w:tc>
+          <w:tcPr>
+            <w:tcW w:type="pct" w:w="55%"/>
+            <w:shd w:fill="FFFFFF"/>
+            <w:tcMar>
+              <w:top w:type="dxa" w:w="100"/>
+              <w:left w:type="dxa" w:w="100"/>
+              <w:bottom w:type="dxa" w:w="100"/>
+              <w:right w:type="dxa" w:w="100"/>
+            </w:tcMar>
+            <w:vAlign w:val="center"/>
+          </w:tcPr>
+          <w:p>
+            <w:pPr>
+              <w:spacing w:before="50" w:after="50"/>
+              <w:jc w:val="left"/>
+            </w:pPr>
+            <w:r>
+              <w:rPr>
+                <w:b w:val="false"/>
+                <w:bCs w:val="false"/>
+                <w:color w:val="000000"/>
+                <w:sz w:val="20"/>
+                <w:szCs w:val="20"/>
+              </w:rPr>
+              <w:t xml:space="preserve">Código de vacante (puede repetirse para diferentes ubicaciones/modalidades)</w:t>
+            </w:r>
+          </w:p>
+        </w:tc>
+      </w:tr>
+      <w:tr>
+        <w:tc>
+          <w:tcPr>
+            <w:tcW w:type="pct" w:w="25%"/>
+            <w:shd w:fill="FFFFFF"/>
+            <w:tcMar>
+              <w:top w:type="dxa" w:w="100"/>
+              <w:left w:type="dxa" w:w="100"/>
+              <w:bottom w:type="dxa" w:w="100"/>
+              <w:right w:type="dxa" w:w="100"/>
+            </w:tcMar>
+            <w:vAlign w:val="center"/>
+          </w:tcPr>
+          <w:p>
+            <w:pPr>
+              <w:spacing w:before="50" w:after="50"/>
+              <w:jc w:val="left"/>
+            </w:pPr>
+            <w:r>
+              <w:rPr>
+                <w:b w:val="false"/>
+                <w:bCs w:val="false"/>
+                <w:color w:val="000000"/>
+                <w:sz w:val="20"/>
+                <w:szCs w:val="20"/>
+              </w:rPr>
+              <w:t xml:space="preserve">title</w:t>
+            </w:r>
+          </w:p>
+        </w:tc>
+        <w:tc>
+          <w:tcPr>
+            <w:tcW w:type="pct" w:w="20%"/>
+            <w:shd w:fill="FFFFFF"/>
+            <w:tcMar>
+              <w:top w:type="dxa" w:w="100"/>
+              <w:left w:type="dxa" w:w="100"/>
+              <w:bottom w:type="dxa" w:w="100"/>
+              <w:right w:type="dxa" w:w="100"/>
+            </w:tcMar>
+            <w:vAlign w:val="center"/>
+          </w:tcPr>
+          <w:p>
+            <w:pPr>
+              <w:spacing w:before="50" w:after="50"/>
+              <w:jc w:val="left"/>
+            </w:pPr>
+            <w:r>
+              <w:rPr>
+                <w:b w:val="false"/>
+                <w:bCs w:val="false"/>
+                <w:color w:val="000000"/>
+                <w:sz w:val="20"/>
+                <w:szCs w:val="20"/>
+              </w:rPr>
+              <w:t xml:space="preserve">char(255)</w:t>
+            </w:r>
+          </w:p>
+        </w:tc>
+        <w:tc>
+          <w:tcPr>
+            <w:tcW w:type="pct" w:w="55%"/>
+            <w:shd w:fill="FFFFFF"/>
+            <w:tcMar>
+              <w:top w:type="dxa" w:w="100"/>
+              <w:left w:type="dxa" w:w="100"/>
+              <w:bottom w:type="dxa" w:w="100"/>
+              <w:right w:type="dxa" w:w="100"/>
+            </w:tcMar>
+            <w:vAlign w:val="center"/>
+          </w:tcPr>
+          <w:p>
+            <w:pPr>
+              <w:spacing w:before="50" w:after="50"/>
+              <w:jc w:val="left"/>
+            </w:pPr>
+            <w:r>
+              <w:rPr>
+                <w:b w:val="false"/>
+                <w:bCs w:val="false"/>
+                <w:color w:val="000000"/>
+                <w:sz w:val="20"/>
+                <w:szCs w:val="20"/>
+              </w:rPr>
+              <w:t xml:space="preserve">Título de la vacante</w:t>
+            </w:r>
+          </w:p>
+        </w:tc>
+      </w:tr>
+      <w:tr>
+        <w:tc>
+          <w:tcPr>
+            <w:tcW w:type="pct" w:w="25%"/>
+            <w:shd w:fill="FFFFFF"/>
+            <w:tcMar>
+              <w:top w:type="dxa" w:w="100"/>
+              <w:left w:type="dxa" w:w="100"/>
+              <w:bottom w:type="dxa" w:w="100"/>
+              <w:right w:type="dxa" w:w="100"/>
+            </w:tcMar>
+            <w:vAlign w:val="center"/>
+          </w:tcPr>
+          <w:p>
+            <w:pPr>
+              <w:spacing w:before="50" w:after="50"/>
+              <w:jc w:val="left"/>
+            </w:pPr>
+            <w:r>
+              <w:rPr>
+                <w:b w:val="false"/>
+                <w:bCs w:val="false"/>
+                <w:color w:val="000000"/>
+                <w:sz w:val="20"/>
+                <w:szCs w:val="20"/>
+              </w:rPr>
+              <w:t xml:space="preserve">description</w:t>
+            </w:r>
+          </w:p>
+        </w:tc>
+        <w:tc>
+          <w:tcPr>
+            <w:tcW w:type="pct" w:w="20%"/>
+            <w:shd w:fill="FFFFFF"/>
+            <w:tcMar>
+              <w:top w:type="dxa" w:w="100"/>
+              <w:left w:type="dxa" w:w="100"/>
+              <w:bottom w:type="dxa" w:w="100"/>
+              <w:right w:type="dxa" w:w="100"/>
+            </w:tcMar>
+            <w:vAlign w:val="center"/>
+          </w:tcPr>
+          <w:p>
+            <w:pPr>
+              <w:spacing w:before="50" w:after="50"/>
+              <w:jc w:val="left"/>
+            </w:pPr>
+            <w:r>
+              <w:rPr>
+                <w:b w:val="false"/>
+                <w:bCs w:val="false"/>
+                <w:color w:val="000000"/>
+                <w:sz w:val="20"/>
+                <w:szCs w:val="20"/>
+              </w:rPr>
+              <w:t xml:space="preserve">text</w:t>
+            </w:r>
+          </w:p>
+        </w:tc>
+        <w:tc>
+          <w:tcPr>
+            <w:tcW w:type="pct" w:w="55%"/>
+            <w:shd w:fill="FFFFFF"/>
+            <w:tcMar>
+              <w:top w:type="dxa" w:w="100"/>
+              <w:left w:type="dxa" w:w="100"/>
+              <w:bottom w:type="dxa" w:w="100"/>
+              <w:right w:type="dxa" w:w="100"/>
+            </w:tcMar>
+            <w:vAlign w:val="center"/>
+          </w:tcPr>
+          <w:p>
+            <w:pPr>
+              <w:spacing w:before="50" w:after="50"/>
+              <w:jc w:val="left"/>
+            </w:pPr>
+            <w:r>
+              <w:rPr>
+                <w:b w:val="false"/>
+                <w:bCs w:val="false"/>
+                <w:color w:val="000000"/>
+                <w:sz w:val="20"/>
+                <w:szCs w:val="20"/>
+              </w:rPr>
+              <w:t xml:space="preserve">Descripción completa de la vacante</w:t>
+            </w:r>
+          </w:p>
+        </w:tc>
+      </w:tr>
+      <w:tr>
+        <w:tc>
+          <w:tcPr>
+            <w:tcW w:type="pct" w:w="25%"/>
+            <w:shd w:fill="FFFFFF"/>
+            <w:tcMar>
+              <w:top w:type="dxa" w:w="100"/>
+              <w:left w:type="dxa" w:w="100"/>
+              <w:bottom w:type="dxa" w:w="100"/>
+              <w:right w:type="dxa" w:w="100"/>
+            </w:tcMar>
+            <w:vAlign w:val="center"/>
+          </w:tcPr>
+          <w:p>
+            <w:pPr>
+              <w:spacing w:before="50" w:after="50"/>
+              <w:jc w:val="left"/>
+            </w:pPr>
+            <w:r>
+              <w:rPr>
+                <w:b w:val="false"/>
+                <w:bCs w:val="false"/>
+                <w:color w:val="000000"/>
+                <w:sz w:val="20"/>
+                <w:szCs w:val="20"/>
+              </w:rPr>
+              <w:t xml:space="preserve">contracttype</w:t>
+            </w:r>
+          </w:p>
+        </w:tc>
+        <w:tc>
+          <w:tcPr>
+            <w:tcW w:type="pct" w:w="20%"/>
+            <w:shd w:fill="FFFFFF"/>
+            <w:tcMar>
+              <w:top w:type="dxa" w:w="100"/>
+              <w:left w:type="dxa" w:w="100"/>
+              <w:bottom w:type="dxa" w:w="100"/>
+              <w:right w:type="dxa" w:w="100"/>
+            </w:tcMar>
+            <w:vAlign w:val="center"/>
+          </w:tcPr>
+          <w:p>
+            <w:pPr>
+              <w:spacing w:before="50" w:after="50"/>
+              <w:jc w:val="left"/>
+            </w:pPr>
+            <w:r>
+              <w:rPr>
+                <w:b w:val="false"/>
+                <w:bCs w:val="false"/>
+                <w:color w:val="000000"/>
+                <w:sz w:val="20"/>
+                <w:szCs w:val="20"/>
+              </w:rPr>
+              <w:t xml:space="preserve">char(50)</w:t>
+            </w:r>
+          </w:p>
+        </w:tc>
+        <w:tc>
+          <w:tcPr>
+            <w:tcW w:type="pct" w:w="55%"/>
+            <w:shd w:fill="FFFFFF"/>
+            <w:tcMar>
+              <w:top w:type="dxa" w:w="100"/>
+              <w:left w:type="dxa" w:w="100"/>
+              <w:bottom w:type="dxa" w:w="100"/>
+              <w:right w:type="dxa" w:w="100"/>
+            </w:tcMar>
+            <w:vAlign w:val="center"/>
+          </w:tcPr>
+          <w:p>
+            <w:pPr>
+              <w:spacing w:before="50" w:after="50"/>
+              <w:jc w:val="left"/>
+            </w:pPr>
+            <w:r>
+              <w:rPr>
+                <w:b w:val="false"/>
+                <w:bCs w:val="false"/>
+                <w:color w:val="000000"/>
+                <w:sz w:val="20"/>
+                <w:szCs w:val="20"/>
+              </w:rPr>
+              <w:t xml:space="preserve">Tipo de contrato</w:t>
+            </w:r>
+          </w:p>
+        </w:tc>
+      </w:tr>
+      <w:tr>
+        <w:tc>
+          <w:tcPr>
+            <w:tcW w:type="pct" w:w="25%"/>
+            <w:shd w:fill="FFFFFF"/>
+            <w:tcMar>
+              <w:top w:type="dxa" w:w="100"/>
+              <w:left w:type="dxa" w:w="100"/>
+              <w:bottom w:type="dxa" w:w="100"/>
+              <w:right w:type="dxa" w:w="100"/>
+            </w:tcMar>
+            <w:vAlign w:val="center"/>
+          </w:tcPr>
+          <w:p>
+            <w:pPr>
+              <w:spacing w:before="50" w:after="50"/>
+              <w:jc w:val="left"/>
+            </w:pPr>
+            <w:r>
+              <w:rPr>
+                <w:b w:val="false"/>
+                <w:bCs w:val="false"/>
+                <w:color w:val="000000"/>
+                <w:sz w:val="20"/>
+                <w:szCs w:val="20"/>
+              </w:rPr>
+              <w:t xml:space="preserve">duration</w:t>
+            </w:r>
+          </w:p>
+        </w:tc>
+        <w:tc>
+          <w:tcPr>
+            <w:tcW w:type="pct" w:w="20%"/>
+            <w:shd w:fill="FFFFFF"/>
+            <w:tcMar>
+              <w:top w:type="dxa" w:w="100"/>
+              <w:left w:type="dxa" w:w="100"/>
+              <w:bottom w:type="dxa" w:w="100"/>
+              <w:right w:type="dxa" w:w="100"/>
+            </w:tcMar>
+            <w:vAlign w:val="center"/>
+          </w:tcPr>
+          <w:p>
+            <w:pPr>
+              <w:spacing w:before="50" w:after="50"/>
+              <w:jc w:val="left"/>
+            </w:pPr>
+            <w:r>
+              <w:rPr>
+                <w:b w:val="false"/>
+                <w:bCs w:val="false"/>
+                <w:color w:val="000000"/>
+                <w:sz w:val="20"/>
+                <w:szCs w:val="20"/>
+              </w:rPr>
+              <w:t xml:space="preserve">char(100)</w:t>
+            </w:r>
+          </w:p>
+        </w:tc>
+        <w:tc>
+          <w:tcPr>
+            <w:tcW w:type="pct" w:w="55%"/>
+            <w:shd w:fill="FFFFFF"/>
+            <w:tcMar>
+              <w:top w:type="dxa" w:w="100"/>
+              <w:left w:type="dxa" w:w="100"/>
+              <w:bottom w:type="dxa" w:w="100"/>
+              <w:right w:type="dxa" w:w="100"/>
+            </w:tcMar>
+            <w:vAlign w:val="center"/>
+          </w:tcPr>
+          <w:p>
+            <w:pPr>
+              <w:spacing w:before="50" w:after="50"/>
+              <w:jc w:val="left"/>
+            </w:pPr>
+            <w:r>
+              <w:rPr>
+                <w:b w:val="false"/>
+                <w:bCs w:val="false"/>
+                <w:color w:val="000000"/>
+                <w:sz w:val="20"/>
+                <w:szCs w:val="20"/>
+              </w:rPr>
+              <w:t xml:space="preserve">Duración del contrato</w:t>
+            </w:r>
+          </w:p>
+        </w:tc>
+      </w:tr>
+      <w:tr>
+        <w:tc>
+          <w:tcPr>
+            <w:tcW w:type="pct" w:w="25%"/>
+            <w:shd w:fill="FFFFFF"/>
+            <w:tcMar>
+              <w:top w:type="dxa" w:w="100"/>
+              <w:left w:type="dxa" w:w="100"/>
+              <w:bottom w:type="dxa" w:w="100"/>
+              <w:right w:type="dxa" w:w="100"/>
+            </w:tcMar>
+            <w:vAlign w:val="center"/>
+          </w:tcPr>
+          <w:p>
+            <w:pPr>
+              <w:spacing w:before="50" w:after="50"/>
+              <w:jc w:val="left"/>
+            </w:pPr>
+            <w:r>
+              <w:rPr>
+                <w:b w:val="false"/>
+                <w:bCs w:val="false"/>
+                <w:color w:val="000000"/>
+                <w:sz w:val="20"/>
+                <w:szCs w:val="20"/>
+              </w:rPr>
+              <w:t xml:space="preserve">location</w:t>
+            </w:r>
+          </w:p>
+        </w:tc>
+        <w:tc>
+          <w:tcPr>
+            <w:tcW w:type="pct" w:w="20%"/>
+            <w:shd w:fill="FFFFFF"/>
+            <w:tcMar>
+              <w:top w:type="dxa" w:w="100"/>
+              <w:left w:type="dxa" w:w="100"/>
+              <w:bottom w:type="dxa" w:w="100"/>
+              <w:right w:type="dxa" w:w="100"/>
+            </w:tcMar>
+            <w:vAlign w:val="center"/>
+          </w:tcPr>
+          <w:p>
+            <w:pPr>
+              <w:spacing w:before="50" w:after="50"/>
+              <w:jc w:val="left"/>
+            </w:pPr>
+            <w:r>
+              <w:rPr>
+                <w:b w:val="false"/>
+                <w:bCs w:val="false"/>
+                <w:color w:val="000000"/>
+                <w:sz w:val="20"/>
+                <w:szCs w:val="20"/>
+              </w:rPr>
+              <w:t xml:space="preserve">char(255)</w:t>
+            </w:r>
+          </w:p>
+        </w:tc>
+        <w:tc>
+          <w:tcPr>
+            <w:tcW w:type="pct" w:w="55%"/>
+            <w:shd w:fill="FFFFFF"/>
+            <w:tcMar>
+              <w:top w:type="dxa" w:w="100"/>
+              <w:left w:type="dxa" w:w="100"/>
+              <w:bottom w:type="dxa" w:w="100"/>
+              <w:right w:type="dxa" w:w="100"/>
+            </w:tcMar>
+            <w:vAlign w:val="center"/>
+          </w:tcPr>
+          <w:p>
+            <w:pPr>
+              <w:spacing w:before="50" w:after="50"/>
+              <w:jc w:val="left"/>
+            </w:pPr>
+            <w:r>
+              <w:rPr>
+                <w:b w:val="false"/>
+                <w:bCs w:val="false"/>
+                <w:color w:val="000000"/>
+                <w:sz w:val="20"/>
+                <w:szCs w:val="20"/>
+              </w:rPr>
+              <w:t xml:space="preserve">Ubicación de trabajo</w:t>
+            </w:r>
+          </w:p>
+        </w:tc>
+      </w:tr>
+      <w:tr>
+        <w:tc>
+          <w:tcPr>
+            <w:tcW w:type="pct" w:w="25%"/>
+            <w:shd w:fill="FFFFFF"/>
+            <w:tcMar>
+              <w:top w:type="dxa" w:w="100"/>
+              <w:left w:type="dxa" w:w="100"/>
+              <w:bottom w:type="dxa" w:w="100"/>
+              <w:right w:type="dxa" w:w="100"/>
+            </w:tcMar>
+            <w:vAlign w:val="center"/>
+          </w:tcPr>
+          <w:p>
+            <w:pPr>
+              <w:spacing w:before="50" w:after="50"/>
+              <w:jc w:val="left"/>
+            </w:pPr>
+            <w:r>
+              <w:rPr>
+                <w:b w:val="false"/>
+                <w:bCs w:val="false"/>
+                <w:color w:val="000000"/>
+                <w:sz w:val="20"/>
+                <w:szCs w:val="20"/>
+              </w:rPr>
+              <w:t xml:space="preserve">modality</w:t>
+            </w:r>
+          </w:p>
+        </w:tc>
+        <w:tc>
+          <w:tcPr>
+            <w:tcW w:type="pct" w:w="20%"/>
+            <w:shd w:fill="FFFFFF"/>
+            <w:tcMar>
+              <w:top w:type="dxa" w:w="100"/>
+              <w:left w:type="dxa" w:w="100"/>
+              <w:bottom w:type="dxa" w:w="100"/>
+              <w:right w:type="dxa" w:w="100"/>
+            </w:tcMar>
+            <w:vAlign w:val="center"/>
+          </w:tcPr>
+          <w:p>
+            <w:pPr>
+              <w:spacing w:before="50" w:after="50"/>
+              <w:jc w:val="left"/>
+            </w:pPr>
+            <w:r>
+              <w:rPr>
+                <w:b w:val="false"/>
+                <w:bCs w:val="false"/>
+                <w:color w:val="000000"/>
+                <w:sz w:val="20"/>
+                <w:szCs w:val="20"/>
+              </w:rPr>
+              <w:t xml:space="preserve">char(100)</w:t>
+            </w:r>
+          </w:p>
+        </w:tc>
+        <w:tc>
+          <w:tcPr>
+            <w:tcW w:type="pct" w:w="55%"/>
+            <w:shd w:fill="FFFFFF"/>
+            <w:tcMar>
+              <w:top w:type="dxa" w:w="100"/>
+              <w:left w:type="dxa" w:w="100"/>
+              <w:bottom w:type="dxa" w:w="100"/>
+              <w:right w:type="dxa" w:w="100"/>
+            </w:tcMar>
+            <w:vAlign w:val="center"/>
+          </w:tcPr>
+          <w:p>
+            <w:pPr>
+              <w:spacing w:before="50" w:after="50"/>
+              <w:jc w:val="left"/>
+            </w:pPr>
+            <w:r>
+              <w:rPr>
+                <w:b w:val="false"/>
+                <w:bCs w:val="false"/>
+                <w:color w:val="000000"/>
+                <w:sz w:val="20"/>
+                <w:szCs w:val="20"/>
+              </w:rPr>
+              <w:t xml:space="preserve">Modalidad educativa: Presencial, A Distancia, Virtual, Híbrida</w:t>
+            </w:r>
+          </w:p>
+        </w:tc>
+      </w:tr>
+      <w:tr>
+        <w:tc>
+          <w:tcPr>
+            <w:tcW w:type="pct" w:w="25%"/>
+            <w:shd w:fill="FFFFFF"/>
+            <w:tcMar>
+              <w:top w:type="dxa" w:w="100"/>
+              <w:left w:type="dxa" w:w="100"/>
+              <w:bottom w:type="dxa" w:w="100"/>
+              <w:right w:type="dxa" w:w="100"/>
+            </w:tcMar>
+            <w:vAlign w:val="center"/>
+          </w:tcPr>
+          <w:p>
+            <w:pPr>
+              <w:spacing w:before="50" w:after="50"/>
+              <w:jc w:val="left"/>
+            </w:pPr>
+            <w:r>
+              <w:rPr>
+                <w:b w:val="false"/>
+                <w:bCs w:val="false"/>
+                <w:color w:val="000000"/>
+                <w:sz w:val="20"/>
+                <w:szCs w:val="20"/>
+              </w:rPr>
+              <w:t xml:space="preserve">department</w:t>
+            </w:r>
+          </w:p>
+        </w:tc>
+        <w:tc>
+          <w:tcPr>
+            <w:tcW w:type="pct" w:w="20%"/>
+            <w:shd w:fill="FFFFFF"/>
+            <w:tcMar>
+              <w:top w:type="dxa" w:w="100"/>
+              <w:left w:type="dxa" w:w="100"/>
+              <w:bottom w:type="dxa" w:w="100"/>
+              <w:right w:type="dxa" w:w="100"/>
+            </w:tcMar>
+            <w:vAlign w:val="center"/>
+          </w:tcPr>
+          <w:p>
+            <w:pPr>
+              <w:spacing w:before="50" w:after="50"/>
+              <w:jc w:val="left"/>
+            </w:pPr>
+            <w:r>
+              <w:rPr>
+                <w:b w:val="false"/>
+                <w:bCs w:val="false"/>
+                <w:color w:val="000000"/>
+                <w:sz w:val="20"/>
+                <w:szCs w:val="20"/>
+              </w:rPr>
+              <w:t xml:space="preserve">char(255)</w:t>
+            </w:r>
+          </w:p>
+        </w:tc>
+        <w:tc>
+          <w:tcPr>
+            <w:tcW w:type="pct" w:w="55%"/>
+            <w:shd w:fill="FFFFFF"/>
+            <w:tcMar>
+              <w:top w:type="dxa" w:w="100"/>
+              <w:left w:type="dxa" w:w="100"/>
+              <w:bottom w:type="dxa" w:w="100"/>
+              <w:right w:type="dxa" w:w="100"/>
+            </w:tcMar>
+            <w:vAlign w:val="center"/>
+          </w:tcPr>
+          <w:p>
+            <w:pPr>
+              <w:spacing w:before="50" w:after="50"/>
+              <w:jc w:val="left"/>
+            </w:pPr>
+            <w:r>
+              <w:rPr>
+                <w:b w:val="false"/>
+                <w:bCs w:val="false"/>
+                <w:color w:val="000000"/>
+                <w:sz w:val="20"/>
+                <w:szCs w:val="20"/>
+              </w:rPr>
+              <w:t xml:space="preserve">Departamento o unidad</w:t>
+            </w:r>
+          </w:p>
+        </w:tc>
+      </w:tr>
+      <w:tr>
+        <w:tc>
+          <w:tcPr>
+            <w:tcW w:type="pct" w:w="25%"/>
+            <w:shd w:fill="FFFFFF"/>
+            <w:tcMar>
+              <w:top w:type="dxa" w:w="100"/>
+              <w:left w:type="dxa" w:w="100"/>
+              <w:bottom w:type="dxa" w:w="100"/>
+              <w:right w:type="dxa" w:w="100"/>
+            </w:tcMar>
+            <w:vAlign w:val="center"/>
+          </w:tcPr>
+          <w:p>
+            <w:pPr>
+              <w:spacing w:before="50" w:after="50"/>
+              <w:jc w:val="left"/>
+            </w:pPr>
+            <w:r>
+              <w:rPr>
+                <w:b w:val="false"/>
+                <w:bCs w:val="false"/>
+                <w:color w:val="000000"/>
+                <w:sz w:val="20"/>
+                <w:szCs w:val="20"/>
+              </w:rPr>
+              <w:t xml:space="preserve">companyid</w:t>
+            </w:r>
+          </w:p>
+        </w:tc>
+        <w:tc>
+          <w:tcPr>
+            <w:tcW w:type="pct" w:w="20%"/>
+            <w:shd w:fill="FFFFFF"/>
+            <w:tcMar>
+              <w:top w:type="dxa" w:w="100"/>
+              <w:left w:type="dxa" w:w="100"/>
+              <w:bottom w:type="dxa" w:w="100"/>
+              <w:right w:type="dxa" w:w="100"/>
+            </w:tcMar>
+            <w:vAlign w:val="center"/>
+          </w:tcPr>
+          <w:p>
+            <w:pPr>
+              <w:spacing w:before="50" w:after="50"/>
+              <w:jc w:val="left"/>
+            </w:pPr>
+            <w:r>
+              <w:rPr>
+                <w:b w:val="false"/>
+                <w:bCs w:val="false"/>
+                <w:color w:val="000000"/>
+                <w:sz w:val="20"/>
+                <w:szCs w:val="20"/>
+              </w:rPr>
+              <w:t xml:space="preserve">int(10)</w:t>
+            </w:r>
+          </w:p>
+        </w:tc>
+        <w:tc>
+          <w:tcPr>
+            <w:tcW w:type="pct" w:w="55%"/>
+            <w:shd w:fill="FFFFFF"/>
+            <w:tcMar>
+              <w:top w:type="dxa" w:w="100"/>
+              <w:left w:type="dxa" w:w="100"/>
+              <w:bottom w:type="dxa" w:w="100"/>
+              <w:right w:type="dxa" w:w="100"/>
+            </w:tcMar>
+            <w:vAlign w:val="center"/>
+          </w:tcPr>
+          <w:p>
+            <w:pPr>
+              <w:spacing w:before="50" w:after="50"/>
+              <w:jc w:val="left"/>
+            </w:pPr>
+            <w:r>
+              <w:rPr>
+                <w:b w:val="false"/>
+                <w:bCs w:val="false"/>
+                <w:color w:val="000000"/>
+                <w:sz w:val="20"/>
+                <w:szCs w:val="20"/>
+              </w:rPr>
+              <w:t xml:space="preserve">ID de empresa/tenant IOMAD</w:t>
+            </w:r>
+          </w:p>
+        </w:tc>
+      </w:tr>
+    </w:tbl>
+    <w:p>
+      <w:pPr>
+        <w:spacing w:before="200" w:after="100"/>
+      </w:pPr>
+      <w:r>
+        <w:rPr>
+          <w:b/>
+          <w:bCs/>
+          <w:sz w:val="24"/>
+          <w:szCs w:val="24"/>
+        </w:rPr>
+        <w:t xml:space="preserve">Tabla: </w:t>
+      </w:r>
+      <w:r>
+        <w:rPr>
+          <w:b/>
+          <w:bCs/>
+          <w:color w:val="1B9E88"/>
+          <w:sz w:val="24"/>
+          <w:szCs w:val="24"/>
+          <w:rFonts w:ascii="Courier New" w:cs="Courier New" w:eastAsia="Courier New" w:hAnsi="Courier New"/>
+        </w:rPr>
+        <w:t xml:space="preserve">application</w:t>
+      </w:r>
+    </w:p>
+    <w:p>
+      <w:pPr>
+        <w:spacing w:after="100"/>
+        <w:jc w:val="both"/>
+      </w:pPr>
+      <w:r>
+        <w:rPr>
+          <w:i/>
+          <w:iCs/>
+          <w:sz w:val="24"/>
+          <w:szCs w:val="24"/>
+        </w:rPr>
+        <w:t xml:space="preserve">Postulaciones de candidatos</w:t>
+      </w:r>
+    </w:p>
+    <w:tbl>
+      <w:tblPr>
+        <w:tblW w:type="pct" w:w="100%"/>
+        <w:tblBorders>
+          <w:top w:val="single" w:color="646363" w:sz="1"/>
+          <w:left w:val="single" w:color="646363" w:sz="1"/>
+          <w:bottom w:val="single" w:color="646363" w:sz="1"/>
+          <w:right w:val="single" w:color="646363" w:sz="1"/>
+          <w:insideH w:val="single" w:color="646363" w:sz="1"/>
+          <w:insideV w:val="single" w:color="646363" w:sz="1"/>
+        </w:tblBorders>
+      </w:tblPr>
+      <w:tblGrid>
+        <w:gridCol w:w="100"/>
+        <w:gridCol w:w="100"/>
+        <w:gridCol w:w="100"/>
+      </w:tblGrid>
+      <w:tr>
+        <w:tc>
+          <w:tcPr>
+            <w:tcW w:type="pct" w:w="25%"/>
+            <w:shd w:fill="1B9E88"/>
+            <w:tcMar>
+              <w:top w:type="dxa" w:w="100"/>
+              <w:left w:type="dxa" w:w="100"/>
+              <w:bottom w:type="dxa" w:w="100"/>
+              <w:right w:type="dxa" w:w="100"/>
+            </w:tcMar>
+            <w:vAlign w:val="center"/>
+          </w:tcPr>
+          <w:p>
+            <w:pPr>
+              <w:spacing w:before="50" w:after="50"/>
+              <w:jc w:val="left"/>
+            </w:pPr>
+            <w:r>
+              <w:rPr>
+                <w:b/>
+                <w:bCs/>
+                <w:color w:val="FFFFFF"/>
+                <w:sz w:val="20"/>
+                <w:szCs w:val="20"/>
+              </w:rPr>
+              <w:t xml:space="preserve">Campo</w:t>
+            </w:r>
+          </w:p>
+        </w:tc>
+        <w:tc>
+          <w:tcPr>
+            <w:tcW w:type="pct" w:w="20%"/>
+            <w:shd w:fill="1B9E88"/>
+            <w:tcMar>
+              <w:top w:type="dxa" w:w="100"/>
+              <w:left w:type="dxa" w:w="100"/>
+              <w:bottom w:type="dxa" w:w="100"/>
+              <w:right w:type="dxa" w:w="100"/>
+            </w:tcMar>
+            <w:vAlign w:val="center"/>
+          </w:tcPr>
+          <w:p>
+            <w:pPr>
+              <w:spacing w:before="50" w:after="50"/>
+              <w:jc w:val="left"/>
+            </w:pPr>
+            <w:r>
+              <w:rPr>
+                <w:b/>
+                <w:bCs/>
+                <w:color w:val="FFFFFF"/>
+                <w:sz w:val="20"/>
+                <w:szCs w:val="20"/>
+              </w:rPr>
+              <w:t xml:space="preserve">Tipo</w:t>
+            </w:r>
+          </w:p>
+        </w:tc>
+        <w:tc>
+          <w:tcPr>
+            <w:tcW w:type="pct" w:w="55%"/>
+            <w:shd w:fill="1B9E88"/>
+            <w:tcMar>
+              <w:top w:type="dxa" w:w="100"/>
+              <w:left w:type="dxa" w:w="100"/>
+              <w:bottom w:type="dxa" w:w="100"/>
+              <w:right w:type="dxa" w:w="100"/>
+            </w:tcMar>
+            <w:vAlign w:val="center"/>
+          </w:tcPr>
+          <w:p>
+            <w:pPr>
+              <w:spacing w:before="50" w:after="50"/>
+              <w:jc w:val="left"/>
+            </w:pPr>
+            <w:r>
+              <w:rPr>
+                <w:b/>
+                <w:bCs/>
+                <w:color w:val="FFFFFF"/>
+                <w:sz w:val="20"/>
+                <w:szCs w:val="20"/>
+              </w:rPr>
+              <w:t xml:space="preserve">Descripción</w:t>
+            </w:r>
+          </w:p>
+        </w:tc>
+      </w:tr>
+      <w:tr>
+        <w:tc>
+          <w:tcPr>
+            <w:tcW w:type="pct" w:w="25%"/>
+            <w:shd w:fill="FFFFFF"/>
+            <w:tcMar>
+              <w:top w:type="dxa" w:w="100"/>
+              <w:left w:type="dxa" w:w="100"/>
+              <w:bottom w:type="dxa" w:w="100"/>
+              <w:right w:type="dxa" w:w="100"/>
+            </w:tcMar>
+            <w:vAlign w:val="center"/>
+          </w:tcPr>
+          <w:p>
+            <w:pPr>
+              <w:spacing w:before="50" w:after="50"/>
+              <w:jc w:val="left"/>
+            </w:pPr>
+            <w:r>
+              <w:rPr>
+                <w:b w:val="false"/>
+                <w:bCs w:val="false"/>
+                <w:color w:val="000000"/>
+                <w:sz w:val="20"/>
+                <w:szCs w:val="20"/>
+              </w:rPr>
+              <w:t xml:space="preserve">id</w:t>
+            </w:r>
+          </w:p>
+        </w:tc>
+        <w:tc>
+          <w:tcPr>
+            <w:tcW w:type="pct" w:w="20%"/>
+            <w:shd w:fill="FFFFFF"/>
+            <w:tcMar>
+              <w:top w:type="dxa" w:w="100"/>
+              <w:left w:type="dxa" w:w="100"/>
+              <w:bottom w:type="dxa" w:w="100"/>
+              <w:right w:type="dxa" w:w="100"/>
+            </w:tcMar>
+            <w:vAlign w:val="center"/>
+          </w:tcPr>
+          <w:p>
+            <w:pPr>
+              <w:spacing w:before="50" w:after="50"/>
+              <w:jc w:val="left"/>
+            </w:pPr>
+            <w:r>
+              <w:rPr>
+                <w:b w:val="false"/>
+                <w:bCs w:val="false"/>
+                <w:color w:val="000000"/>
+                <w:sz w:val="20"/>
+                <w:szCs w:val="20"/>
+              </w:rPr>
+              <w:t xml:space="preserve">int(10)</w:t>
+            </w:r>
+          </w:p>
+        </w:tc>
+        <w:tc>
+          <w:tcPr>
+            <w:tcW w:type="pct" w:w="55%"/>
+            <w:shd w:fill="FFFFFF"/>
+            <w:tcMar>
+              <w:top w:type="dxa" w:w="100"/>
+              <w:left w:type="dxa" w:w="100"/>
+              <w:bottom w:type="dxa" w:w="100"/>
+              <w:right w:type="dxa" w:w="100"/>
+            </w:tcMar>
+            <w:vAlign w:val="center"/>
+          </w:tcPr>
+          <w:p>
+            <w:pPr>
+              <w:spacing w:before="50" w:after="50"/>
+              <w:jc w:val="left"/>
+            </w:pPr>
+            <w:r>
+              <w:rPr>
+                <w:b w:val="false"/>
+                <w:bCs w:val="false"/>
+                <w:color w:val="000000"/>
+                <w:sz w:val="20"/>
+                <w:szCs w:val="20"/>
+              </w:rPr>
+              <w:t xml:space="preserve">-</w:t>
+            </w:r>
+          </w:p>
+        </w:tc>
+      </w:tr>
+      <w:tr>
+        <w:tc>
+          <w:tcPr>
+            <w:tcW w:type="pct" w:w="25%"/>
+            <w:shd w:fill="FFFFFF"/>
+            <w:tcMar>
+              <w:top w:type="dxa" w:w="100"/>
+              <w:left w:type="dxa" w:w="100"/>
+              <w:bottom w:type="dxa" w:w="100"/>
+              <w:right w:type="dxa" w:w="100"/>
+            </w:tcMar>
+            <w:vAlign w:val="center"/>
+          </w:tcPr>
+          <w:p>
+            <w:pPr>
+              <w:spacing w:before="50" w:after="50"/>
+              <w:jc w:val="left"/>
+            </w:pPr>
+            <w:r>
+              <w:rPr>
+                <w:b w:val="false"/>
+                <w:bCs w:val="false"/>
+                <w:color w:val="000000"/>
+                <w:sz w:val="20"/>
+                <w:szCs w:val="20"/>
+              </w:rPr>
               <w:t xml:space="preserve">vacancyid</w:t>
             </w:r>
           </w:p>
@@ -5602,7 +7582,7 @@
           <w:sz w:val="24"/>
           <w:szCs w:val="24"/>
         </w:rPr>
-        <w:t xml:space="preserve">El plugin implementa un conjunto de clases PHP que encapsulan la lógica de negocio del sistema. Las clases principales son </w:t>
+        <w:t xml:space="preserve">El plugin implementa un conjunto de clases PHP que encapsulan la logica de negocio del sistema. Las clases principales son </w:t>
       </w:r>
       <w:r>
         <w:rPr>
@@ -5643,44 +7623,48 @@
     </w:p>
     <w:p>
       <w:pPr>
-        <w:pBdr>
-          <w:top w:val="single" w:color="646363" w:sz="1"/>
-          <w:bottom w:val="single" w:color="646363" w:sz="1"/>
-          <w:left w:val="single" w:color="646363" w:sz="1"/>
-          <w:right w:val="single" w:color="646363" w:sz="1"/>
-        </w:pBdr>
-        <w:spacing w:before="200" w:after="200"/>
+        <w:spacing w:before="200" w:after="100"/>
         <w:jc w:val="center"/>
       </w:pPr>
       <w:r>
-        <w:rPr>
-          <w:i/>
-          <w:iCs/>
-          <w:sz w:val="24"/>
-          <w:szCs w:val="24"/>
-        </w:rPr>
-        <w:t xml:space="preserve">[Aquí se insertará el diagrama SVG: </w:t>
-      </w:r>
-      <w:r>
-        <w:rPr>
-          <w:b/>
-          <w:bCs/>
-          <w:i/>
-          <w:iCs/>
-          <w:color w:val="1B9E88"/>
-          <w:sz w:val="24"/>
-          <w:szCs w:val="24"/>
-        </w:rPr>
-        <w:t xml:space="preserve">svg/local_jobboard/diagrama_clases.svg</w:t>
-      </w:r>
-      <w:r>
-        <w:rPr>
-          <w:i/>
-          <w:iCs/>
-          <w:sz w:val="24"/>
-          <w:szCs w:val="24"/>
-        </w:rPr>
-        <w:t xml:space="preserve">]</w:t>
+        <w:drawing>
+          <wp:inline distT="0" distB="0" distL="0" distR="0">
+            <wp:extent cx="4953000" cy="3714750"/>
+            <wp:effectExtent t="0" r="0" b="0" l="0"/>
+            <wp:docPr id="1" name="" descr="" title=""/>
+            <wp:cNvGraphicFramePr>
+              <a:graphicFrameLocks xmlns:a="http://schemas.openxmlformats.org/drawingml/2006/main" noChangeAspect="1"/>
+            </wp:cNvGraphicFramePr>
+            <a:graphic xmlns:a="http://schemas.openxmlformats.org/drawingml/2006/main">
+              <a:graphicData uri="http://schemas.openxmlformats.org/drawingml/2006/picture">
+                <pic:pic xmlns:pic="http://schemas.openxmlformats.org/drawingml/2006/picture">
+                  <pic:nvPicPr>
+                    <pic:cNvPr id="0" name="" descr=""/>
+                    <pic:cNvPicPr>
+                      <a:picLocks noChangeAspect="1" noChangeArrowheads="1"/>
+                    </pic:cNvPicPr>
+                  </pic:nvPicPr>
+                  <pic:blipFill>
+                    <a:blip r:embed="rId13" cstate="none"/>
+                    <a:srcRect/>
+                    <a:stretch>
+                      <a:fillRect/>
+                    </a:stretch>
+                  </pic:blipFill>
+                  <pic:spPr bwMode="auto">
+                    <a:xfrm>
+                      <a:off x="0" y="0"/>
+                      <a:ext cx="4953000" cy="3714750"/>
+                    </a:xfrm>
+                    <a:prstGeom prst="rect">
+                      <a:avLst/>
+                    </a:prstGeom>
+                  </pic:spPr>
+                </pic:pic>
+              </a:graphicData>
+            </a:graphic>
+          </wp:inline>
+        </w:drawing>
       </w:r>
     </w:p>
     <w:p>
@@ -5689,7 +7673,7 @@
         <w:spacing w:before="100" w:after="300"/>
       </w:pPr>
       <w:r>
-        <w:t xml:space="preserve">Figura 4. Diagrama de clases principales</w:t>
+        <w:t xml:space="preserve">Figura 5. Diagrama de clases principales</w:t>
       </w:r>
     </w:p>
     <w:p>
@@ -9863,49 +11847,53 @@
           <w:sz w:val="24"/>
           <w:szCs w:val="24"/>
         </w:rPr>
-        <w:t xml:space="preserve"> servicios web (Web Services) que permiten la interacción con el sistema mediante AJAX y APIs externas. Estos servicios están protegidos por capabilities y requieren autenticación.</w:t>
-      </w:r>
-    </w:p>
-    <w:p>
-      <w:pPr>
-        <w:pBdr>
-          <w:top w:val="single" w:color="646363" w:sz="1"/>
-          <w:bottom w:val="single" w:color="646363" w:sz="1"/>
-          <w:left w:val="single" w:color="646363" w:sz="1"/>
-          <w:right w:val="single" w:color="646363" w:sz="1"/>
-        </w:pBdr>
-        <w:spacing w:before="200" w:after="200"/>
+        <w:t xml:space="preserve"> servicios web (Web Services) que permiten la interaccion con el sistema mediante AJAX y APIs externas. Estos servicios estan protegidos por capabilities y requieren autenticacion.</w:t>
+      </w:r>
+    </w:p>
+    <w:p>
+      <w:pPr>
+        <w:spacing w:before="200" w:after="100"/>
         <w:jc w:val="center"/>
       </w:pPr>
       <w:r>
-        <w:rPr>
-          <w:i/>
-          <w:iCs/>
-          <w:sz w:val="24"/>
-          <w:szCs w:val="24"/>
-        </w:rPr>
-        <w:t xml:space="preserve">[Aquí se insertará el diagrama SVG: </w:t>
-      </w:r>
-      <w:r>
-        <w:rPr>
-          <w:b/>
-          <w:bCs/>
-          <w:i/>
-          <w:iCs/>
-          <w:color w:val="1B9E88"/>
-          <w:sz w:val="24"/>
-          <w:szCs w:val="24"/>
-        </w:rPr>
-        <w:t xml:space="preserve">svg/local_jobboard/servicios_web.svg</w:t>
-      </w:r>
-      <w:r>
-        <w:rPr>
-          <w:i/>
-          <w:iCs/>
-          <w:sz w:val="24"/>
-          <w:szCs w:val="24"/>
-        </w:rPr>
-        <w:t xml:space="preserve">]</w:t>
+        <w:drawing>
+          <wp:inline distT="0" distB="0" distL="0" distR="0">
+            <wp:extent cx="4572000" cy="2286000"/>
+            <wp:effectExtent t="0" r="0" b="0" l="0"/>
+            <wp:docPr id="1" name="" descr="" title=""/>
+            <wp:cNvGraphicFramePr>
+              <a:graphicFrameLocks xmlns:a="http://schemas.openxmlformats.org/drawingml/2006/main" noChangeAspect="1"/>
+            </wp:cNvGraphicFramePr>
+            <a:graphic xmlns:a="http://schemas.openxmlformats.org/drawingml/2006/main">
+              <a:graphicData uri="http://schemas.openxmlformats.org/drawingml/2006/picture">
+                <pic:pic xmlns:pic="http://schemas.openxmlformats.org/drawingml/2006/picture">
+                  <pic:nvPicPr>
+                    <pic:cNvPr id="0" name="" descr=""/>
+                    <pic:cNvPicPr>
+                      <a:picLocks noChangeAspect="1" noChangeArrowheads="1"/>
+                    </pic:cNvPicPr>
+                  </pic:nvPicPr>
+                  <pic:blipFill>
+                    <a:blip r:embed="rId14" cstate="none"/>
+                    <a:srcRect/>
+                    <a:stretch>
+                      <a:fillRect/>
+                    </a:stretch>
+                  </pic:blipFill>
+                  <pic:spPr bwMode="auto">
+                    <a:xfrm>
+                      <a:off x="0" y="0"/>
+                      <a:ext cx="4572000" cy="2286000"/>
+                    </a:xfrm>
+                    <a:prstGeom prst="rect">
+                      <a:avLst/>
+                    </a:prstGeom>
+                  </pic:spPr>
+                </pic:pic>
+              </a:graphicData>
+            </a:graphic>
+          </wp:inline>
+        </w:drawing>
       </w:r>
     </w:p>
     <w:p>
@@ -9914,7 +11902,7 @@
         <w:spacing w:before="100" w:after="300"/>
       </w:pPr>
       <w:r>
-        <w:t xml:space="preserve">Figura 5. Servicios web disponibles</w:t>
+        <w:t xml:space="preserve">Figura 6. Servicios web disponibles</w:t>
       </w:r>
     </w:p>
     <w:tbl>
@@ -14845,44 +16833,48 @@
     </w:p>
     <w:p>
       <w:pPr>
-        <w:pBdr>
-          <w:top w:val="single" w:color="646363" w:sz="1"/>
-          <w:bottom w:val="single" w:color="646363" w:sz="1"/>
-          <w:left w:val="single" w:color="646363" w:sz="1"/>
-          <w:right w:val="single" w:color="646363" w:sz="1"/>
-        </w:pBdr>
-        <w:spacing w:before="200" w:after="200"/>
+        <w:spacing w:before="200" w:after="100"/>
         <w:jc w:val="center"/>
       </w:pPr>
       <w:r>
-        <w:rPr>
-          <w:i/>
-          <w:iCs/>
-          <w:sz w:val="24"/>
-          <w:szCs w:val="24"/>
-        </w:rPr>
-        <w:t xml:space="preserve">[Aquí se insertará el diagrama SVG: </w:t>
-      </w:r>
-      <w:r>
-        <w:rPr>
-          <w:b/>
-          <w:bCs/>
-          <w:i/>
-          <w:iCs/>
-          <w:color w:val="1B9E88"/>
-          <w:sz w:val="24"/>
-          <w:szCs w:val="24"/>
-        </w:rPr>
-        <w:t xml:space="preserve">svg/local_jobboard/flujo_estados_vacante.svg</w:t>
-      </w:r>
-      <w:r>
-        <w:rPr>
-          <w:i/>
-          <w:iCs/>
-          <w:sz w:val="24"/>
-          <w:szCs w:val="24"/>
-        </w:rPr>
-        <w:t xml:space="preserve">]</w:t>
+        <w:drawing>
+          <wp:inline distT="0" distB="0" distL="0" distR="0">
+            <wp:extent cx="4572000" cy="2286000"/>
+            <wp:effectExtent t="0" r="0" b="0" l="0"/>
+            <wp:docPr id="1" name="" descr="" title=""/>
+            <wp:cNvGraphicFramePr>
+              <a:graphicFrameLocks xmlns:a="http://schemas.openxmlformats.org/drawingml/2006/main" noChangeAspect="1"/>
+            </wp:cNvGraphicFramePr>
+            <a:graphic xmlns:a="http://schemas.openxmlformats.org/drawingml/2006/main">
+              <a:graphicData uri="http://schemas.openxmlformats.org/drawingml/2006/picture">
+                <pic:pic xmlns:pic="http://schemas.openxmlformats.org/drawingml/2006/picture">
+                  <pic:nvPicPr>
+                    <pic:cNvPr id="0" name="" descr=""/>
+                    <pic:cNvPicPr>
+                      <a:picLocks noChangeAspect="1" noChangeArrowheads="1"/>
+                    </pic:cNvPicPr>
+                  </pic:nvPicPr>
+                  <pic:blipFill>
+                    <a:blip r:embed="rId15" cstate="none"/>
+                    <a:srcRect/>
+                    <a:stretch>
+                      <a:fillRect/>
+                    </a:stretch>
+                  </pic:blipFill>
+                  <pic:spPr bwMode="auto">
+                    <a:xfrm>
+                      <a:off x="0" y="0"/>
+                      <a:ext cx="4572000" cy="2286000"/>
+                    </a:xfrm>
+                    <a:prstGeom prst="rect">
+                      <a:avLst/>
+                    </a:prstGeom>
+                  </pic:spPr>
+                </pic:pic>
+              </a:graphicData>
+            </a:graphic>
+          </wp:inline>
+        </w:drawing>
       </w:r>
     </w:p>
     <w:p>
@@ -14918,44 +16910,48 @@
     </w:p>
     <w:p>
       <w:pPr>
-        <w:pBdr>
-          <w:top w:val="single" w:color="646363" w:sz="1"/>
-          <w:bottom w:val="single" w:color="646363" w:sz="1"/>
-          <w:left w:val="single" w:color="646363" w:sz="1"/>
-          <w:right w:val="single" w:color="646363" w:sz="1"/>
-        </w:pBdr>
-        <w:spacing w:before="200" w:after="200"/>
+        <w:spacing w:before="200" w:after="100"/>
         <w:jc w:val="center"/>
       </w:pPr>
       <w:r>
-        <w:rPr>
-          <w:i/>
-          <w:iCs/>
-          <w:sz w:val="24"/>
-          <w:szCs w:val="24"/>
-        </w:rPr>
-        <w:t xml:space="preserve">[Aquí se insertará el diagrama SVG: </w:t>
-      </w:r>
-      <w:r>
-        <w:rPr>
-          <w:b/>
-          <w:bCs/>
-          <w:i/>
-          <w:iCs/>
-          <w:color w:val="1B9E88"/>
-          <w:sz w:val="24"/>
-          <w:szCs w:val="24"/>
-        </w:rPr>
-        <w:t xml:space="preserve">svg/local_jobboard/flujo_postulacion.svg</w:t>
-      </w:r>
-      <w:r>
-        <w:rPr>
-          <w:i/>
-          <w:iCs/>
-          <w:sz w:val="24"/>
-          <w:szCs w:val="24"/>
-        </w:rPr>
-        <w:t xml:space="preserve">]</w:t>
+        <w:drawing>
+          <wp:inline distT="0" distB="0" distL="0" distR="0">
+            <wp:extent cx="4572000" cy="2857500"/>
+            <wp:effectExtent t="0" r="0" b="0" l="0"/>
+            <wp:docPr id="1" name="" descr="" title=""/>
+            <wp:cNvGraphicFramePr>
+              <a:graphicFrameLocks xmlns:a="http://schemas.openxmlformats.org/drawingml/2006/main" noChangeAspect="1"/>
+            </wp:cNvGraphicFramePr>
+            <a:graphic xmlns:a="http://schemas.openxmlformats.org/drawingml/2006/main">
+              <a:graphicData uri="http://schemas.openxmlformats.org/drawingml/2006/picture">
+                <pic:pic xmlns:pic="http://schemas.openxmlformats.org/drawingml/2006/picture">
+                  <pic:nvPicPr>
+                    <pic:cNvPr id="0" name="" descr=""/>
+                    <pic:cNvPicPr>
+                      <a:picLocks noChangeAspect="1" noChangeArrowheads="1"/>
+                    </pic:cNvPicPr>
+                  </pic:nvPicPr>
+                  <pic:blipFill>
+                    <a:blip r:embed="rId16" cstate="none"/>
+                    <a:srcRect/>
+                    <a:stretch>
+                      <a:fillRect/>
+                    </a:stretch>
+                  </pic:blipFill>
+                  <pic:spPr bwMode="auto">
+                    <a:xfrm>
+                      <a:off x="0" y="0"/>
+                      <a:ext cx="4572000" cy="2857500"/>
+                    </a:xfrm>
+                    <a:prstGeom prst="rect">
+                      <a:avLst/>
+                    </a:prstGeom>
+                  </pic:spPr>
+                </pic:pic>
+              </a:graphicData>
+            </a:graphic>
+          </wp:inline>
+        </w:drawing>
       </w:r>
     </w:p>
     <w:p>

--- a/docs/informe_tecnico/output/INFORME_TECNICO_PLUGINS_ISER_2025.docx
+++ b/docs/informe_tecnico/output/INFORME_TECNICO_PLUGINS_ISER_2025.docx
@@ -327,7 +327,7 @@
         <w:spacing w:before="400" w:after="200"/>
       </w:pPr>
       <w:r>
-        <w:t xml:space="preserve">1. INTRODUCCION</w:t>
+        <w:t xml:space="preserve">1. INTRODUCCIÓN</w:t>
       </w:r>
     </w:p>
     <w:p>
@@ -340,7 +340,7 @@
           <w:sz w:val="24"/>
           <w:szCs w:val="24"/>
         </w:rPr>
-        <w:t xml:space="preserve">El Instituto Superior de Educacion Rural (ISER) ha desarrollado un conjunto de plugins personalizados para la plataforma Moodle con el objetivo de optimizar y automatizar procesos institucionales criticos. Estos desarrollos representan un esfuerzo significativo por adaptar la plataforma de aprendizaje a las necesidades especificas de la institucion, mejorando la experiencia tanto de administradores como de usuarios finales.</w:t>
+        <w:t xml:space="preserve">El Instituto Superior de Educación Rural (ISER) ha desarrollado un conjunto de plugins personalizados para la plataforma Moodle con el objetivo de optimizar y automatizar procesos institucionales críticos. Estos desarrollos representan un esfuerzo significativo por adaptar la plataforma de aprendizaje a las necesidades específicas de la institución, mejorando la experiencia tanto de administradores como de usuarios finales.</w:t>
       </w:r>
     </w:p>
     <w:p>
@@ -353,7 +353,7 @@
           <w:sz w:val="24"/>
           <w:szCs w:val="24"/>
         </w:rPr>
-        <w:t xml:space="preserve">El presente informe tecnico documenta de manera exhaustiva tres plugins desarrollados para el ecosistema Moodle de ISER:</w:t>
+        <w:t xml:space="preserve">El presente informe técnico documenta de manera exhaustiva tres plugins desarrollados para el ecosistema Moodle de ISER:</w:t>
       </w:r>
     </w:p>
     <w:p>
@@ -377,7 +377,7 @@
           <w:sz w:val="24"/>
           <w:szCs w:val="24"/>
         </w:rPr>
-        <w:t xml:space="preserve">Sistema integral de gestion de vacantes academicas y procesos de seleccion docente. Permite la publicacion de convocatorias, recepcion de postulaciones, validacion de documentos y seguimiento del proceso de contratacion.</w:t>
+        <w:t xml:space="preserve">Sistema integral de gestión de vacantes académicas y procesos de selección docente. Permite la publicación de convocatorias, recepción de postulaciones, validación de documentos y seguimiento del proceso de contratación.</w:t>
       </w:r>
     </w:p>
     <w:p>
@@ -401,7 +401,7 @@
           <w:sz w:val="24"/>
           <w:szCs w:val="24"/>
         </w:rPr>
-        <w:t xml:space="preserve">Herramienta de analisis y reporteria que proporciona metricas detalladas sobre el uso de la plataforma, incluyendo tiempo de dedicacion, patrones de acceso y estadisticas de completitud de cursos.</w:t>
+        <w:t xml:space="preserve">Herramienta de análisis y reportería que proporciona métricas detalladas sobre el uso de la plataforma, incluyendo tiempo de dedicación, patrones de acceso y estadísticas de completitud de cursos.</w:t>
       </w:r>
     </w:p>
     <w:p>
@@ -425,7 +425,7 @@
           <w:sz w:val="24"/>
           <w:szCs w:val="24"/>
         </w:rPr>
-        <w:t xml:space="preserve">Utilidad para la generacion de datos de acceso de prueba, facilitando los procesos de testing, capacitacion y demostraciones del sistema sin afectar datos reales.</w:t>
+        <w:t xml:space="preserve">Utilidad para la generación de datos de acceso de prueba, facilitando los procesos de testing, capacitación y demostraciones del sistema sin afectar datos reales.</w:t>
       </w:r>
     </w:p>
     <w:p>
@@ -438,7 +438,7 @@
           <w:sz w:val="24"/>
           <w:szCs w:val="24"/>
         </w:rPr>
-        <w:t xml:space="preserve">Esta documentacion ha sido elaborada siguiendo las normas ICONTEC (NTC 1486) para la presentacion de trabajos escritos, garantizando una estructura clara, coherente y profesional que facilite la comprension y mantenimiento futuro de los desarrollos.</w:t>
+        <w:t xml:space="preserve">Esta documentación ha sido elaborada siguiendo las normas ICONTEC (NTC 1486) para la presentación de trabajos escritos, garantizando una estructura clara, coherente y profesional que facilite la comprensión y mantenimiento futuro de los desarrollos.</w:t>
       </w:r>
     </w:p>
     <w:p>
@@ -469,7 +469,7 @@
           <w:sz w:val="24"/>
           <w:szCs w:val="24"/>
         </w:rPr>
-        <w:t xml:space="preserve">Documentar de manera integral la arquitectura, funcionalidad y especificaciones tecnicas de los plugins Moodle desarrollados para ISER, proporcionando una referencia tecnica completa que facilite el mantenimiento, actualizacion y extension futura de estos componentes de software.</w:t>
+        <w:t xml:space="preserve">Documentar de manera integral la arquitectura, funcionalidad y especificaciones técnicas de los plugins Moodle desarrollados para ISER, proporcionando una referencia técnica completa que facilite el mantenimiento, actualización y extensión futura de estos componentes de software.</w:t>
       </w:r>
     </w:p>
     <w:p>
@@ -478,7 +478,7 @@
         <w:spacing w:before="300" w:after="150"/>
       </w:pPr>
       <w:r>
-        <w:t xml:space="preserve">2.2 Objetivos Especificos</w:t>
+        <w:t xml:space="preserve">2.2 Objetivos Específicos</w:t>
       </w:r>
     </w:p>
     <w:p>
@@ -502,7 +502,7 @@
           <w:sz w:val="24"/>
           <w:szCs w:val="24"/>
         </w:rPr>
-        <w:t xml:space="preserve">Describir la estructura de directorios y organizacion de archivos de cada plugin, siguiendo las convenciones de desarrollo de Moodle.</w:t>
+        <w:t xml:space="preserve">Describir la estructura de directorios y organización de archivos de cada plugin, siguiendo las convenciones de desarrollo de Moodle.</w:t>
       </w:r>
     </w:p>
     <w:p>
@@ -550,7 +550,7 @@
           <w:sz w:val="24"/>
           <w:szCs w:val="24"/>
         </w:rPr>
-        <w:t xml:space="preserve">Especificar las clases PHP principales, sus metodos, propiedades y responsabilidades dentro del sistema.</w:t>
+        <w:t xml:space="preserve">Especificar las clases PHP principales, sus métodos, propiedades y responsabilidades dentro del sistema.</w:t>
       </w:r>
     </w:p>
     <w:p>
@@ -574,7 +574,7 @@
           <w:sz w:val="24"/>
           <w:szCs w:val="24"/>
         </w:rPr>
-        <w:t xml:space="preserve">Detallar los servicios web (Web Services) expuestos por cada plugin, incluyendo parametros y respuestas.</w:t>
+        <w:t xml:space="preserve">Detallar los servicios web (Web Services) expuestos por cada plugin, incluyendo parámetros y respuestas.</w:t>
       </w:r>
     </w:p>
     <w:p>
@@ -646,7 +646,7 @@
           <w:sz w:val="24"/>
           <w:szCs w:val="24"/>
         </w:rPr>
-        <w:t xml:space="preserve">Proporcionar diagramas tecnicos que faciliten la comprension visual de la arquitectura.</w:t>
+        <w:t xml:space="preserve">Proporcionar diagramas técnicos que faciliten la comprensión visual de la arquitectura.</w:t>
       </w:r>
     </w:p>
     <w:p>
@@ -670,7 +670,7 @@
           <w:sz w:val="24"/>
           <w:szCs w:val="24"/>
         </w:rPr>
-        <w:t xml:space="preserve">Establecer recomendaciones para el mantenimiento y actualizacion de los plugins.</w:t>
+        <w:t xml:space="preserve">Establecer recomendaciones para el mantenimiento y actualización de los plugins.</w:t>
       </w:r>
     </w:p>
     <w:p>
@@ -679,7 +679,7 @@
         <w:spacing w:before="400" w:after="200"/>
       </w:pPr>
       <w:r>
-        <w:t xml:space="preserve">3. METODOLOGIA</w:t>
+        <w:t xml:space="preserve">3. METODOLOGÍA</w:t>
       </w:r>
     </w:p>
     <w:p>
@@ -692,7 +692,7 @@
           <w:sz w:val="24"/>
           <w:szCs w:val="24"/>
         </w:rPr>
-        <w:t xml:space="preserve">La elaboracion de este informe tecnico siguio una metodologia sistematica de analisis de codigo y documentacion que garantiza la precision y completitud de la informacion presentada.</w:t>
+        <w:t xml:space="preserve">La elaboración de este informe técnico siguió una metodología sistemática de análisis de código y documentación que garantiza la precisión y completitud de la información presentada.</w:t>
       </w:r>
     </w:p>
     <w:p>
@@ -716,7 +716,7 @@
           <w:sz w:val="24"/>
           <w:szCs w:val="24"/>
         </w:rPr>
-        <w:t xml:space="preserve">Fase 1: Analisis de Codigo Fuente</w:t>
+        <w:t xml:space="preserve">Fase 1: Análisis de Código Fuente</w:t>
       </w:r>
     </w:p>
     <w:p>
@@ -730,7 +730,7 @@
           <w:sz w:val="24"/>
           <w:szCs w:val="24"/>
         </w:rPr>
-        <w:t xml:space="preserve">Revision sistematica de todos los archivos PHP, JavaScript, XML y CSS de cada plugin, extrayendo informacion sobre clases, funciones, constantes y configuraciones.</w:t>
+        <w:t xml:space="preserve">Revisión sistemática de todos los archivos PHP, JavaScript, XML y CSS de cada plugin, extrayendo información sobre clases, funciones, constantes y configuraciones.</w:t>
       </w:r>
     </w:p>
     <w:p>
@@ -757,7 +757,7 @@
           <w:sz w:val="22"/>
           <w:szCs w:val="22"/>
         </w:rPr>
-        <w:t xml:space="preserve">Analisis estatico de codigo, parsing de archivos XML</w:t>
+        <w:t xml:space="preserve">Análisis estático de código, parsing de archivos XML</w:t>
       </w:r>
     </w:p>
     <w:p>
@@ -772,7 +772,7 @@
           <w:sz w:val="24"/>
           <w:szCs w:val="24"/>
         </w:rPr>
-        <w:t xml:space="preserve">Fase 2: Extraccion de Esquemas</w:t>
+        <w:t xml:space="preserve">Fase 2: Extracción de Esquemas</w:t>
       </w:r>
     </w:p>
     <w:p>
@@ -786,7 +786,7 @@
           <w:sz w:val="24"/>
           <w:szCs w:val="24"/>
         </w:rPr>
-        <w:t xml:space="preserve">Analisis de archivos install.xml y access.php para documentar la estructura de base de datos y el sistema de permisos.</w:t>
+        <w:t xml:space="preserve">Análisis de archivos install.xml y access.php para documentar la estructura de base de datos y el sistema de permisos.</w:t>
       </w:r>
     </w:p>
     <w:p>
@@ -813,7 +813,7 @@
           <w:sz w:val="22"/>
           <w:szCs w:val="22"/>
         </w:rPr>
-        <w:t xml:space="preserve">Parsing XML, analisis de definiciones de capabilities</w:t>
+        <w:t xml:space="preserve">Parsing XML, análisis de definiciones de capabilities</w:t>
       </w:r>
     </w:p>
     <w:p>
@@ -828,7 +828,7 @@
           <w:sz w:val="24"/>
           <w:szCs w:val="24"/>
         </w:rPr>
-        <w:t xml:space="preserve">Fase 3: Generacion de Diagramas</w:t>
+        <w:t xml:space="preserve">Fase 3: Generación de Diagramas</w:t>
       </w:r>
     </w:p>
     <w:p>
@@ -842,7 +842,7 @@
           <w:sz w:val="24"/>
           <w:szCs w:val="24"/>
         </w:rPr>
-        <w:t xml:space="preserve">Creacion de diagramas tecnicos en formato SVG que ilustran la arquitectura, flujos de trabajo y relaciones entre componentes.</w:t>
+        <w:t xml:space="preserve">Creación de diagramas técnicos en formato SVG que ilustran la arquitectura, flujos de trabajo y relaciones entre componentes.</w:t>
       </w:r>
     </w:p>
     <w:p>
@@ -884,7 +884,7 @@
           <w:sz w:val="24"/>
           <w:szCs w:val="24"/>
         </w:rPr>
-        <w:t xml:space="preserve">Fase 4: Consolidacion de Datos</w:t>
+        <w:t xml:space="preserve">Fase 4: Consolidación de Datos</w:t>
       </w:r>
     </w:p>
     <w:p>
@@ -898,7 +898,7 @@
           <w:sz w:val="24"/>
           <w:szCs w:val="24"/>
         </w:rPr>
-        <w:t xml:space="preserve">Integracion de toda la informacion extraida en estructuras JSON que sirven como fuente de datos para el documento.</w:t>
+        <w:t xml:space="preserve">Integración de toda la información extraída en estructuras JSON que sirven como fuente de datos para el documento.</w:t>
       </w:r>
     </w:p>
     <w:p>
@@ -925,7 +925,7 @@
           <w:sz w:val="22"/>
           <w:szCs w:val="22"/>
         </w:rPr>
-        <w:t xml:space="preserve">Procesamiento JSON, validacion de datos</w:t>
+        <w:t xml:space="preserve">Procesamiento JSON, validación de datos</w:t>
       </w:r>
     </w:p>
     <w:p>
@@ -940,7 +940,7 @@
           <w:sz w:val="24"/>
           <w:szCs w:val="24"/>
         </w:rPr>
-        <w:t xml:space="preserve">Fase 5: Generacion del Documento</w:t>
+        <w:t xml:space="preserve">Fase 5: Generación del Documento</w:t>
       </w:r>
     </w:p>
     <w:p>
@@ -954,7 +954,7 @@
           <w:sz w:val="24"/>
           <w:szCs w:val="24"/>
         </w:rPr>
-        <w:t xml:space="preserve">Produccion automatizada del documento Word (.docx) utilizando plantillas y estilos ICONTEC.</w:t>
+        <w:t xml:space="preserve">Producción automatizada del documento Word (.docx) utilizando plantillas y estilos ICONTEC.</w:t>
       </w:r>
     </w:p>
     <w:p>
@@ -981,7 +981,7 @@
           <w:sz w:val="22"/>
           <w:szCs w:val="22"/>
         </w:rPr>
-        <w:t xml:space="preserve">Libreria docx para Node.js, Sharp para procesamiento de imagenes</w:t>
+        <w:t xml:space="preserve">Librería docx para Node.js, Sharp para procesamiento de imágenes</w:t>
       </w:r>
     </w:p>
     <w:p>
@@ -1003,7 +1003,7 @@
           <w:sz w:val="24"/>
           <w:szCs w:val="24"/>
         </w:rPr>
-        <w:t xml:space="preserve">Este documento cubre la documentacion tecnica de los tres plugins mencionados en su version actual (2025). El alcance incluye:</w:t>
+        <w:t xml:space="preserve">Este documento cubre la documentación técnica de los tres plugins mencionados en su versión actual (2025). El alcance incluye:</w:t>
       </w:r>
     </w:p>
     <w:p>
@@ -1057,7 +1057,7 @@
           <w:sz w:val="24"/>
           <w:szCs w:val="24"/>
         </w:rPr>
-        <w:t xml:space="preserve">✓ Clases PHP principales y sus metodos publicos</w:t>
+        <w:t xml:space="preserve">✓ Clases PHP principales y sus métodos públicos</w:t>
       </w:r>
     </w:p>
     <w:p>
@@ -1096,7 +1096,7 @@
           <w:sz w:val="24"/>
           <w:szCs w:val="24"/>
         </w:rPr>
-        <w:t xml:space="preserve">✓ Flujos de trabajo y maquinas de estado</w:t>
+        <w:t xml:space="preserve">✓ Flujos de trabajo y máquinas de estado</w:t>
       </w:r>
     </w:p>
     <w:p>
@@ -1109,7 +1109,7 @@
           <w:sz w:val="24"/>
           <w:szCs w:val="24"/>
         </w:rPr>
-        <w:t xml:space="preserve">✓ Diagramas tecnicos ilustrativos</w:t>
+        <w:t xml:space="preserve">✓ Diagramas técnicos ilustrativos</w:t>
       </w:r>
     </w:p>
     <w:p>
@@ -1150,7 +1150,7 @@
           <w:sz w:val="24"/>
           <w:szCs w:val="24"/>
         </w:rPr>
-        <w:t xml:space="preserve">✗ Guias de instalacion paso a paso</w:t>
+        <w:t xml:space="preserve">✗ Guías de instalación paso a paso</w:t>
       </w:r>
     </w:p>
     <w:p>
@@ -1163,7 +1163,7 @@
           <w:sz w:val="24"/>
           <w:szCs w:val="24"/>
         </w:rPr>
-        <w:t xml:space="preserve">✗ Codigo fuente completo (solo extractos relevantes)</w:t>
+        <w:t xml:space="preserve">✗ Código fuente completo (solo extractos relevantes)</w:t>
       </w:r>
     </w:p>
     <w:p>
@@ -1176,7 +1176,7 @@
           <w:sz w:val="24"/>
           <w:szCs w:val="24"/>
         </w:rPr>
-        <w:t xml:space="preserve">✗ Documentacion de la carpeta cli/ del plugin local_jobboard</w:t>
+        <w:t xml:space="preserve">✗ Documentación de la carpeta cli/ del plugin local_jobboard</w:t>
       </w:r>
     </w:p>
     <w:p>
@@ -1185,7 +1185,7 @@
         <w:spacing w:before="400" w:after="200"/>
       </w:pPr>
       <w:r>
-        <w:t xml:space="preserve">5. TECNOLOGIAS UTILIZADAS</w:t>
+        <w:t xml:space="preserve">5. TECNOLOGÍAS UTILIZADAS</w:t>
       </w:r>
     </w:p>
     <w:p>
@@ -1198,7 +1198,7 @@
           <w:sz w:val="24"/>
           <w:szCs w:val="24"/>
         </w:rPr>
-        <w:t xml:space="preserve">Los plugins documentados utilizan las siguientes tecnologias y estandares:</w:t>
+        <w:t xml:space="preserve">Los plugins documentados utilizan las siguientes tecnologías y estándares:</w:t>
       </w:r>
     </w:p>
     <w:tbl>
@@ -1244,7 +1244,7 @@
                 <w:sz w:val="22"/>
                 <w:szCs w:val="22"/>
               </w:rPr>
-              <w:t xml:space="preserve">Categoria</w:t>
+              <w:t xml:space="preserve">Categoría</w:t>
             </w:r>
           </w:p>
         </w:tc>
@@ -1273,7 +1273,7 @@
                 <w:sz w:val="22"/>
                 <w:szCs w:val="22"/>
               </w:rPr>
-              <w:t xml:space="preserve">Tecnologia</w:t>
+              <w:t xml:space="preserve">Tecnología</w:t>
             </w:r>
           </w:p>
         </w:tc>
@@ -1302,7 +1302,7 @@
                 <w:sz w:val="22"/>
                 <w:szCs w:val="22"/>
               </w:rPr>
-              <w:t xml:space="preserve">Version/Descripcion</w:t>
+              <w:t xml:space="preserve">Versión/Descripción</w:t>
             </w:r>
           </w:p>
         </w:tc>
@@ -1658,7 +1658,7 @@
                 <w:sz w:val="22"/>
                 <w:szCs w:val="22"/>
               </w:rPr>
-              <w:t xml:space="preserve">Modulos RequireJS</w:t>
+              <w:t xml:space="preserve">Módulos RequireJS</w:t>
             </w:r>
           </w:p>
         </w:tc>
@@ -1956,7 +1956,7 @@
                 <w:sz w:val="22"/>
                 <w:szCs w:val="22"/>
               </w:rPr>
-              <w:t xml:space="preserve">Autenticacion</w:t>
+              <w:t xml:space="preserve">Autenticación</w:t>
             </w:r>
           </w:p>
         </w:tc>
@@ -2045,7 +2045,7 @@
                 <w:sz w:val="22"/>
                 <w:szCs w:val="22"/>
               </w:rPr>
-              <w:t xml:space="preserve">Cache</w:t>
+              <w:t xml:space="preserve">Caché</w:t>
             </w:r>
           </w:p>
         </w:tc>
@@ -2204,7 +2204,7 @@
         <w:spacing w:before="100" w:after="300"/>
       </w:pPr>
       <w:r>
-        <w:t xml:space="preserve">Tabla 1. Tecnologias utilizadas en los plugins</w:t>
+        <w:t xml:space="preserve">Tabla 1. Tecnologías utilizadas en los plugins</w:t>
       </w:r>
     </w:p>
     <w:p>
@@ -2866,7 +2866,7 @@
         <w:spacing w:before="100" w:after="300"/>
       </w:pPr>
       <w:r>
-        <w:t xml:space="preserve">Tabla 1. Información de versión del plugin local_jobboard</w:t>
+        <w:t xml:space="preserve">Tabla 2. Información de versión del plugin local_jobboard</w:t>
       </w:r>
     </w:p>
     <w:p>
@@ -2888,7 +2888,7 @@
           <w:sz w:val="24"/>
           <w:szCs w:val="24"/>
         </w:rPr>
-        <w:t xml:space="preserve">El plugin local_jobboard sigue la estructura estandar de plugins locales de Moodle. La organizacion de directorios y archivos esta diseñada para facilitar el mantenimiento y cumplir con las convenciones de Moodle. El plugin cuenta con 11 carpetas principales y 23 subcarpetas, organizando codigo PHP, modulos JavaScript AMD, plantillas Mustache y archivos de configuracion.</w:t>
+        <w:t xml:space="preserve">El plugin local_jobboard sigue la estructura estándar de plugins locales de Moodle. La organización de directorios y archivos está diseñada para facilitar el mantenimiento y cumplir con las convenciones de Moodle. El plugin cuenta con 11 carpetas principales y 23 subcarpetas, organizando código PHP, módulos JavaScript AMD, plantillas Mustache y archivos de configuración.</w:t>
       </w:r>
     </w:p>
     <w:p>
@@ -2965,7 +2965,7 @@
           <w:sz w:val="24"/>
           <w:szCs w:val="24"/>
         </w:rPr>
-        <w:t xml:space="preserve">El plugin implementa una arquitectura modular que separa las responsabilidades en capas: presentacion (paginas y formularios), logica de negocio (clases), acceso a datos (base de datos), y servicios web (APIs externas). Esta arquitectura facilita el mantenimiento, testing y escalabilidad del sistema.</w:t>
+        <w:t xml:space="preserve">El plugin implementa una arquitectura modular que separa las responsabilidades en capas: presentación (páginas y formularios), lógica de negocio (clases), acceso a datos (base de datos), y servicios web (APIs externas). Esta arquitectura facilita el mantenimiento, testing y escalabilidad del sistema.</w:t>
       </w:r>
     </w:p>
     <w:p>
@@ -3042,7 +3042,7 @@
           <w:sz w:val="24"/>
           <w:szCs w:val="24"/>
         </w:rPr>
-        <w:t xml:space="preserve">El sistema define cinco tipos de actores principales: Docente/Aspirante, Revisor de Documentos, Administrador, Decano de Facultad y Recursos Humanos. Cada actor tiene acceso a un conjunto especifico de funcionalidades del sistema.</w:t>
+        <w:t xml:space="preserve">El sistema define cinco tipos de actores principales: Docente/Aspirante, Revisor de Documentos, Administrador, Decano de Facultad y Recursos Humanos. Cada actor tiene acceso a un conjunto específico de funcionalidades del sistema.</w:t>
       </w:r>
     </w:p>
     <w:p>
@@ -3136,7 +3136,7 @@
           <w:sz w:val="24"/>
           <w:szCs w:val="24"/>
         </w:rPr>
-        <w:t xml:space="preserve"> tablas para almacenar la informacion de vacantes, postulaciones, documentos y configuraciones. Todas las tablas siguen las convenciones de nomenclatura de Moodle con el prefijo </w:t>
+        <w:t xml:space="preserve"> tablas para almacenar la información de vacantes, postulaciones, documentos y configuraciones. Todas las tablas siguen las convenciones de nomenclatura de Moodle con el prefijo </w:t>
       </w:r>
       <w:r>
         <w:rPr>
@@ -3236,7 +3236,7 @@
                 <w:sz w:val="22"/>
                 <w:szCs w:val="22"/>
               </w:rPr>
-              <w:t xml:space="preserve">Descripcion</w:t>
+              <w:t xml:space="preserve">Descripción</w:t>
             </w:r>
           </w:p>
         </w:tc>
@@ -5413,7 +5413,7 @@
         <w:spacing w:before="100" w:after="300"/>
       </w:pPr>
       <w:r>
-        <w:t xml:space="preserve">Tabla 2. Resumen de tablas de base de datos</w:t>
+        <w:t xml:space="preserve">Tabla 3. Resumen de tablas de base de datos</w:t>
       </w:r>
     </w:p>
     <w:p>
@@ -5422,7 +5422,7 @@
         <w:spacing w:before="200" w:after="100"/>
       </w:pPr>
       <w:r>
-        <w:t xml:space="preserve">Diagrama Entidad-Relacion</w:t>
+        <w:t xml:space="preserve">Diagrama Entidad-Relación</w:t>
       </w:r>
     </w:p>
     <w:p>
@@ -5477,7 +5477,7 @@
         <w:spacing w:before="100" w:after="300"/>
       </w:pPr>
       <w:r>
-        <w:t xml:space="preserve">Figura 4. Diagrama entidad-relacion del plugin local_jobboard</w:t>
+        <w:t xml:space="preserve">Figura 4. Diagrama entidad-relación del plugin local_jobboard</w:t>
       </w:r>
     </w:p>
     <w:p>
@@ -7582,7 +7582,7 @@
           <w:sz w:val="24"/>
           <w:szCs w:val="24"/>
         </w:rPr>
-        <w:t xml:space="preserve">El plugin implementa un conjunto de clases PHP que encapsulan la logica de negocio del sistema. Las clases principales son </w:t>
+        <w:t xml:space="preserve">El plugin implementa un conjunto de clases PHP que encapsulan la lógica de negocio del sistema. Las clases principales son </w:t>
       </w:r>
       <w:r>
         <w:rPr>
@@ -11847,7 +11847,7 @@
           <w:sz w:val="24"/>
           <w:szCs w:val="24"/>
         </w:rPr>
-        <w:t xml:space="preserve"> servicios web (Web Services) que permiten la interaccion con el sistema mediante AJAX y APIs externas. Estos servicios estan protegidos por capabilities y requieren autenticacion.</w:t>
+        <w:t xml:space="preserve"> servicios web (Web Services) que permiten la interacción con el sistema mediante AJAX y APIs externas. Estos servicios están protegidos por capabilities y requieren autenticación.</w:t>
       </w:r>
     </w:p>
     <w:p>
@@ -12638,7 +12638,7 @@
         <w:spacing w:before="100" w:after="300"/>
       </w:pPr>
       <w:r>
-        <w:t xml:space="preserve">Tabla 3. Servicios web disponibles</w:t>
+        <w:t xml:space="preserve">Tabla 4. Servicios web disponibles</w:t>
       </w:r>
     </w:p>
     <w:p>
@@ -16883,7 +16883,7 @@
         <w:spacing w:before="100" w:after="300"/>
       </w:pPr>
       <w:r>
-        <w:t xml:space="preserve">Figura 6. Flujo de estados de vacante</w:t>
+        <w:t xml:space="preserve">Figura 7. Flujo de estados de vacante</w:t>
       </w:r>
     </w:p>
     <w:p>
@@ -16960,7 +16960,84 @@
         <w:spacing w:before="100" w:after="300"/>
       </w:pPr>
       <w:r>
-        <w:t xml:space="preserve">Figura 7. Flujo de postulación</w:t>
+        <w:t xml:space="preserve">Figura 8. Flujo de postulación</w:t>
+      </w:r>
+    </w:p>
+    <w:p>
+      <w:pPr>
+        <w:pStyle w:val="Heading3"/>
+        <w:spacing w:before="200" w:after="100"/>
+      </w:pPr>
+      <w:r>
+        <w:t xml:space="preserve">Ciclo de Vida de la Aplicación</w:t>
+      </w:r>
+    </w:p>
+    <w:p>
+      <w:pPr>
+        <w:spacing w:after="200"/>
+        <w:jc w:val="both"/>
+      </w:pPr>
+      <w:r>
+        <w:rPr>
+          <w:sz w:val="24"/>
+          <w:szCs w:val="24"/>
+        </w:rPr>
+        <w:t xml:space="preserve">El ciclo de vida completo de una postulación abarca desde la creación de la vacante hasta la contratación del candidato seleccionado, pasando por múltiples estados y validaciones.</w:t>
+      </w:r>
+    </w:p>
+    <w:p>
+      <w:pPr>
+        <w:spacing w:before="200" w:after="100"/>
+        <w:jc w:val="center"/>
+      </w:pPr>
+      <w:r>
+        <w:drawing>
+          <wp:inline distT="0" distB="0" distL="0" distR="0">
+            <wp:extent cx="4953000" cy="3305175"/>
+            <wp:effectExtent t="0" r="0" b="0" l="0"/>
+            <wp:docPr id="1" name="" descr="" title=""/>
+            <wp:cNvGraphicFramePr>
+              <a:graphicFrameLocks xmlns:a="http://schemas.openxmlformats.org/drawingml/2006/main" noChangeAspect="1"/>
+            </wp:cNvGraphicFramePr>
+            <a:graphic xmlns:a="http://schemas.openxmlformats.org/drawingml/2006/main">
+              <a:graphicData uri="http://schemas.openxmlformats.org/drawingml/2006/picture">
+                <pic:pic xmlns:pic="http://schemas.openxmlformats.org/drawingml/2006/picture">
+                  <pic:nvPicPr>
+                    <pic:cNvPr id="0" name="" descr=""/>
+                    <pic:cNvPicPr>
+                      <a:picLocks noChangeAspect="1" noChangeArrowheads="1"/>
+                    </pic:cNvPicPr>
+                  </pic:nvPicPr>
+                  <pic:blipFill>
+                    <a:blip r:embed="rId17" cstate="none"/>
+                    <a:srcRect/>
+                    <a:stretch>
+                      <a:fillRect/>
+                    </a:stretch>
+                  </pic:blipFill>
+                  <pic:spPr bwMode="auto">
+                    <a:xfrm>
+                      <a:off x="0" y="0"/>
+                      <a:ext cx="4953000" cy="3305175"/>
+                    </a:xfrm>
+                    <a:prstGeom prst="rect">
+                      <a:avLst/>
+                    </a:prstGeom>
+                  </pic:spPr>
+                </pic:pic>
+              </a:graphicData>
+            </a:graphic>
+          </wp:inline>
+        </w:drawing>
+      </w:r>
+    </w:p>
+    <w:p>
+      <w:pPr>
+        <w:pStyle w:val="PieIlustracion"/>
+        <w:spacing w:before="100" w:after="300"/>
+      </w:pPr>
+      <w:r>
+        <w:t xml:space="preserve">Figura 9. Ciclo de vida de la aplicación</w:t>
       </w:r>
     </w:p>
     <w:p>
@@ -16974,7 +17051,7 @@
         <w:spacing w:before="400" w:after="200"/>
       </w:pPr>
       <w:r>
-        <w:t xml:space="preserve">PLATFORM USAGE REPORT</w:t>
+        <w:t xml:space="preserve">PLUGIN REPORT_PLATFORM_USAGE</w:t>
       </w:r>
     </w:p>
     <w:p>
@@ -16992,6 +17069,10 @@
         <w:jc w:val="both"/>
       </w:pPr>
       <w:r>
+        <w:rPr>
+          <w:sz w:val="24"/>
+          <w:szCs w:val="24"/>
+        </w:rPr>
         <w:t xml:space="preserve">Platform Usage Report es un Plugin de informe (report) diseñado para proporcionar Informe avanzado de análisis de uso de la plataforma Moodle con métricas de accesos, dedicación, actividad de usuarios y completaciones de cursos.</w:t>
       </w:r>
     </w:p>
@@ -17000,111 +17081,115 @@
         <w:spacing w:after="100"/>
       </w:pPr>
       <w:r>
+        <w:rPr>
+          <w:sz w:val="24"/>
+          <w:szCs w:val="24"/>
+        </w:rPr>
         <w:t xml:space="preserve">Este plugin se destaca por las siguientes características:</w:t>
       </w:r>
     </w:p>
     <w:p>
       <w:pPr>
-        <w:pStyle w:val="ListParagraph"/>
-        <w:numPr>
-          <w:ilvl w:val="0"/>
-          <w:numId w:val="1"/>
-        </w:numPr>
         <w:spacing w:after="100"/>
-      </w:pPr>
-      <w:r>
-        <w:t xml:space="preserve">Dashboard interactivo con gráficos de tendencias</w:t>
-      </w:r>
-    </w:p>
-    <w:p>
-      <w:pPr>
-        <w:pStyle w:val="ListParagraph"/>
-        <w:numPr>
-          <w:ilvl w:val="0"/>
-          <w:numId w:val="1"/>
-        </w:numPr>
+        <w:ind w:left="360"/>
+      </w:pPr>
+      <w:r>
+        <w:rPr>
+          <w:sz w:val="24"/>
+          <w:szCs w:val="24"/>
+        </w:rPr>
+        <w:t xml:space="preserve">• Dashboard interactivo con gráficos de tendencias</w:t>
+      </w:r>
+    </w:p>
+    <w:p>
+      <w:pPr>
         <w:spacing w:after="100"/>
-      </w:pPr>
-      <w:r>
-        <w:t xml:space="preserve">Cálculo de tiempo de dedicación real basado en logs</w:t>
-      </w:r>
-    </w:p>
-    <w:p>
-      <w:pPr>
-        <w:pStyle w:val="ListParagraph"/>
-        <w:numPr>
-          <w:ilvl w:val="0"/>
-          <w:numId w:val="1"/>
-        </w:numPr>
+        <w:ind w:left="360"/>
+      </w:pPr>
+      <w:r>
+        <w:rPr>
+          <w:sz w:val="24"/>
+          <w:szCs w:val="24"/>
+        </w:rPr>
+        <w:t xml:space="preserve">• Cálculo de tiempo de dedicación real basado en logs</w:t>
+      </w:r>
+    </w:p>
+    <w:p>
+      <w:pPr>
         <w:spacing w:after="100"/>
-      </w:pPr>
-      <w:r>
-        <w:t xml:space="preserve">Soporte para contexto dual (plataforma completa y curso individual)</w:t>
-      </w:r>
-    </w:p>
-    <w:p>
-      <w:pPr>
-        <w:pStyle w:val="ListParagraph"/>
-        <w:numPr>
-          <w:ilvl w:val="0"/>
-          <w:numId w:val="1"/>
-        </w:numPr>
+        <w:ind w:left="360"/>
+      </w:pPr>
+      <w:r>
+        <w:rPr>
+          <w:sz w:val="24"/>
+          <w:szCs w:val="24"/>
+        </w:rPr>
+        <w:t xml:space="preserve">• Soporte para contexto dual (plataforma completa y curso individual)</w:t>
+      </w:r>
+    </w:p>
+    <w:p>
+      <w:pPr>
         <w:spacing w:after="100"/>
-      </w:pPr>
-      <w:r>
-        <w:t xml:space="preserve">Integración con IOMAD para filtrado por empresas</w:t>
-      </w:r>
-    </w:p>
-    <w:p>
-      <w:pPr>
-        <w:pStyle w:val="ListParagraph"/>
-        <w:numPr>
-          <w:ilvl w:val="0"/>
-          <w:numId w:val="1"/>
-        </w:numPr>
+        <w:ind w:left="360"/>
+      </w:pPr>
+      <w:r>
+        <w:rPr>
+          <w:sz w:val="24"/>
+          <w:szCs w:val="24"/>
+        </w:rPr>
+        <w:t xml:space="preserve">• Integración con IOMAD para filtrado por empresas</w:t>
+      </w:r>
+    </w:p>
+    <w:p>
+      <w:pPr>
         <w:spacing w:after="100"/>
-      </w:pPr>
-      <w:r>
-        <w:t xml:space="preserve">Sistema de caché MUC para alto rendimiento</w:t>
-      </w:r>
-    </w:p>
-    <w:p>
-      <w:pPr>
-        <w:pStyle w:val="ListParagraph"/>
-        <w:numPr>
-          <w:ilvl w:val="0"/>
-          <w:numId w:val="1"/>
-        </w:numPr>
+        <w:ind w:left="360"/>
+      </w:pPr>
+      <w:r>
+        <w:rPr>
+          <w:sz w:val="24"/>
+          <w:szCs w:val="24"/>
+        </w:rPr>
+        <w:t xml:space="preserve">• Sistema de caché MUC para alto rendimiento</w:t>
+      </w:r>
+    </w:p>
+    <w:p>
+      <w:pPr>
         <w:spacing w:after="100"/>
-      </w:pPr>
-      <w:r>
-        <w:t xml:space="preserve">Exportación avanzada a Excel con gráficos</w:t>
-      </w:r>
-    </w:p>
-    <w:p>
-      <w:pPr>
-        <w:pStyle w:val="ListParagraph"/>
-        <w:numPr>
-          <w:ilvl w:val="0"/>
-          <w:numId w:val="1"/>
-        </w:numPr>
+        <w:ind w:left="360"/>
+      </w:pPr>
+      <w:r>
+        <w:rPr>
+          <w:sz w:val="24"/>
+          <w:szCs w:val="24"/>
+        </w:rPr>
+        <w:t xml:space="preserve">• Exportación avanzada a Excel con gráficos</w:t>
+      </w:r>
+    </w:p>
+    <w:p>
+      <w:pPr>
         <w:spacing w:after="100"/>
-      </w:pPr>
-      <w:r>
-        <w:t xml:space="preserve">Tarea programada para pre-cálculo de dedicación</w:t>
-      </w:r>
-    </w:p>
-    <w:p>
-      <w:pPr>
-        <w:pStyle w:val="ListParagraph"/>
-        <w:numPr>
-          <w:ilvl w:val="0"/>
-          <w:numId w:val="1"/>
-        </w:numPr>
+        <w:ind w:left="360"/>
+      </w:pPr>
+      <w:r>
+        <w:rPr>
+          <w:sz w:val="24"/>
+          <w:szCs w:val="24"/>
+        </w:rPr>
+        <w:t xml:space="preserve">• Tarea programada para pre-cálculo de dedicación</w:t>
+      </w:r>
+    </w:p>
+    <w:p>
+      <w:pPr>
         <w:spacing w:after="100"/>
-      </w:pPr>
-      <w:r>
-        <w:t xml:space="preserve">Interfaz AJAX para actualización dinámica</w:t>
+        <w:ind w:left="360"/>
+      </w:pPr>
+      <w:r>
+        <w:rPr>
+          <w:sz w:val="24"/>
+          <w:szCs w:val="24"/>
+        </w:rPr>
+        <w:t xml:space="preserve">• Interfaz AJAX para actualización dinámica</w:t>
       </w:r>
     </w:p>
     <w:p>
@@ -17116,10 +17201,16 @@
         <w:rPr>
           <w:b/>
           <w:bCs/>
+          <w:sz w:val="24"/>
+          <w:szCs w:val="24"/>
         </w:rPr>
         <w:t xml:space="preserve">Audiencia objetivo: </w:t>
       </w:r>
       <w:r>
+        <w:rPr>
+          <w:sz w:val="24"/>
+          <w:szCs w:val="24"/>
+        </w:rPr>
         <w:t xml:space="preserve">Administradores de plataforma, Coordinadores académicos, Profesores editores, Gestores de empresas (en entornos IOMAD).</w:t>
       </w:r>
     </w:p>
@@ -17134,11 +17225,79 @@
     </w:p>
     <w:p>
       <w:pPr>
-        <w:pStyle w:val="PieTabla"/>
+        <w:spacing w:after="200"/>
+        <w:jc w:val="both"/>
+      </w:pPr>
+      <w:r>
+        <w:rPr>
+          <w:sz w:val="24"/>
+          <w:szCs w:val="24"/>
+        </w:rPr>
+        <w:t xml:space="preserve">El plugin report_platform_usage sigue la estructura estándar de plugins de tipo report en Moodle, organizando sus archivos de manera modular para facilitar el mantenimiento.</w:t>
+      </w:r>
+    </w:p>
+    <w:p>
+      <w:pPr>
         <w:spacing w:before="200" w:after="100"/>
-      </w:pPr>
-      <w:r>
-        <w:t xml:space="preserve">Tabla 1. Información de versión - Platform Usage Report</w:t>
+        <w:jc w:val="center"/>
+      </w:pPr>
+      <w:r>
+        <w:drawing>
+          <wp:inline distT="0" distB="0" distL="0" distR="0">
+            <wp:extent cx="4572000" cy="3305175"/>
+            <wp:effectExtent t="0" r="0" b="0" l="0"/>
+            <wp:docPr id="1" name="" descr="" title=""/>
+            <wp:cNvGraphicFramePr>
+              <a:graphicFrameLocks xmlns:a="http://schemas.openxmlformats.org/drawingml/2006/main" noChangeAspect="1"/>
+            </wp:cNvGraphicFramePr>
+            <a:graphic xmlns:a="http://schemas.openxmlformats.org/drawingml/2006/main">
+              <a:graphicData uri="http://schemas.openxmlformats.org/drawingml/2006/picture">
+                <pic:pic xmlns:pic="http://schemas.openxmlformats.org/drawingml/2006/picture">
+                  <pic:nvPicPr>
+                    <pic:cNvPr id="0" name="" descr=""/>
+                    <pic:cNvPicPr>
+                      <a:picLocks noChangeAspect="1" noChangeArrowheads="1"/>
+                    </pic:cNvPicPr>
+                  </pic:nvPicPr>
+                  <pic:blipFill>
+                    <a:blip r:embed="rId18" cstate="none"/>
+                    <a:srcRect/>
+                    <a:stretch>
+                      <a:fillRect/>
+                    </a:stretch>
+                  </pic:blipFill>
+                  <pic:spPr bwMode="auto">
+                    <a:xfrm>
+                      <a:off x="0" y="0"/>
+                      <a:ext cx="4572000" cy="3305175"/>
+                    </a:xfrm>
+                    <a:prstGeom prst="rect">
+                      <a:avLst/>
+                    </a:prstGeom>
+                  </pic:spPr>
+                </pic:pic>
+              </a:graphicData>
+            </a:graphic>
+          </wp:inline>
+        </w:drawing>
+      </w:r>
+    </w:p>
+    <w:p>
+      <w:pPr>
+        <w:pStyle w:val="PieIlustracion"/>
+        <w:spacing w:before="100" w:after="300"/>
+      </w:pPr>
+      <w:r>
+        <w:t xml:space="preserve">Figura 10. Estructura de directorios del plugin report_platform_usage</w:t>
+      </w:r>
+    </w:p>
+    <w:p>
+      <w:pPr>
+        <w:pStyle w:val="Heading3"/>
+        <w:spacing w:before="200" w:after="100"/>
+      </w:pPr>
+      <w:r>
+        <w:t xml:space="preserve">Información de Versión</w:t>
       </w:r>
     </w:p>
     <w:tbl>
@@ -17172,10 +17331,12 @@
             </w:tcMar>
           </w:tcPr>
           <w:p>
-            <w:pPr>
-              <w:pStyle w:val="Normal"/>
-            </w:pPr>
-            <w:r>
+            <w:r>
+              <w:rPr>
+                <w:b/>
+                <w:bCs/>
+                <w:color w:val="FFFFFF"/>
+              </w:rPr>
               <w:t xml:space="preserve">Atributo</w:t>
             </w:r>
           </w:p>
@@ -17191,10 +17352,12 @@
             </w:tcMar>
           </w:tcPr>
           <w:p>
-            <w:pPr>
-              <w:pStyle w:val="Normal"/>
-            </w:pPr>
-            <w:r>
+            <w:r>
+              <w:rPr>
+                <w:b/>
+                <w:bCs/>
+                <w:color w:val="FFFFFF"/>
+              </w:rPr>
               <w:t xml:space="preserve">Valor</w:t>
             </w:r>
           </w:p>
@@ -17395,6 +17558,15 @@
     </w:tbl>
     <w:p>
       <w:pPr>
+        <w:pStyle w:val="PieTabla"/>
+        <w:spacing w:before="100" w:after="300"/>
+      </w:pPr>
+      <w:r>
+        <w:t xml:space="preserve">Tabla 5. Información de versión - Platform Usage Report</w:t>
+      </w:r>
+    </w:p>
+    <w:p>
+      <w:pPr>
         <w:pStyle w:val="Heading2"/>
         <w:spacing w:before="400" w:after="150"/>
       </w:pPr>
@@ -17408,35 +17580,82 @@
         <w:jc w:val="both"/>
       </w:pPr>
       <w:r>
+        <w:rPr>
+          <w:sz w:val="24"/>
+          <w:szCs w:val="24"/>
+        </w:rPr>
         <w:t xml:space="preserve">El plugin Platform Usage Report implementa un patrón arquitectónico de </w:t>
       </w:r>
       <w:r>
         <w:rPr>
           <w:b/>
           <w:bCs/>
+          <w:sz w:val="24"/>
+          <w:szCs w:val="24"/>
         </w:rPr>
         <w:t xml:space="preserve">Data Access Object + Service Layer</w:t>
       </w:r>
       <w:r>
+        <w:rPr>
+          <w:sz w:val="24"/>
+          <w:szCs w:val="24"/>
+        </w:rPr>
         <w:t xml:space="preserve">, proporcionando una clara separación entre la lógica de acceso a datos y la capa de servicios.</w:t>
       </w:r>
     </w:p>
     <w:p>
       <w:pPr>
+        <w:spacing w:before="200" w:after="100"/>
+        <w:jc w:val="center"/>
+      </w:pPr>
+      <w:r>
+        <w:drawing>
+          <wp:inline distT="0" distB="0" distL="0" distR="0">
+            <wp:extent cx="4762500" cy="4162425"/>
+            <wp:effectExtent t="0" r="0" b="0" l="0"/>
+            <wp:docPr id="1" name="" descr="" title=""/>
+            <wp:cNvGraphicFramePr>
+              <a:graphicFrameLocks xmlns:a="http://schemas.openxmlformats.org/drawingml/2006/main" noChangeAspect="1"/>
+            </wp:cNvGraphicFramePr>
+            <a:graphic xmlns:a="http://schemas.openxmlformats.org/drawingml/2006/main">
+              <a:graphicData uri="http://schemas.openxmlformats.org/drawingml/2006/picture">
+                <pic:pic xmlns:pic="http://schemas.openxmlformats.org/drawingml/2006/picture">
+                  <pic:nvPicPr>
+                    <pic:cNvPr id="0" name="" descr=""/>
+                    <pic:cNvPicPr>
+                      <a:picLocks noChangeAspect="1" noChangeArrowheads="1"/>
+                    </pic:cNvPicPr>
+                  </pic:nvPicPr>
+                  <pic:blipFill>
+                    <a:blip r:embed="rId19" cstate="none"/>
+                    <a:srcRect/>
+                    <a:stretch>
+                      <a:fillRect/>
+                    </a:stretch>
+                  </pic:blipFill>
+                  <pic:spPr bwMode="auto">
+                    <a:xfrm>
+                      <a:off x="0" y="0"/>
+                      <a:ext cx="4762500" cy="4162425"/>
+                    </a:xfrm>
+                    <a:prstGeom prst="rect">
+                      <a:avLst/>
+                    </a:prstGeom>
+                  </pic:spPr>
+                </pic:pic>
+              </a:graphicData>
+            </a:graphic>
+          </wp:inline>
+        </w:drawing>
+      </w:r>
+    </w:p>
+    <w:p>
+      <w:pPr>
         <w:pStyle w:val="PieIlustracion"/>
-        <w:spacing w:before="200" w:after="200"/>
-      </w:pPr>
-      <w:r>
-        <w:t xml:space="preserve">Ilustración 1. Diagrama de arquitectura - Platform Usage Report</w:t>
-      </w:r>
-    </w:p>
-    <w:p>
-      <w:pPr>
-        <w:spacing w:after="300"/>
-        <w:jc w:val="center"/>
-      </w:pPr>
-      <w:r>
-        <w:t xml:space="preserve">[Ver archivo: svg/report_platform_usage/architecture_diagram.svg]</w:t>
+        <w:spacing w:before="100" w:after="300"/>
+      </w:pPr>
+      <w:r>
+        <w:t xml:space="preserve">Figura 11. Diagrama de arquitectura - Platform Usage Report</w:t>
       </w:r>
     </w:p>
     <w:p>
@@ -17454,16 +17673,7 @@
         <w:spacing w:before="200" w:after="100"/>
       </w:pPr>
       <w:r>
-        <w:t xml:space="preserve">Tablas propias</w:t>
-      </w:r>
-    </w:p>
-    <w:p>
-      <w:pPr>
-        <w:pStyle w:val="PieTabla"/>
-        <w:spacing w:before="200" w:after="100"/>
-      </w:pPr>
-      <w:r>
-        <w:t xml:space="preserve">Tabla 2. Tabla report_platform_usage_ded</w:t>
+        <w:t xml:space="preserve">Tablas Propias</w:t>
       </w:r>
     </w:p>
     <w:tbl>
@@ -17498,6 +17708,11 @@
           </w:tcPr>
           <w:p>
             <w:r>
+              <w:rPr>
+                <w:b/>
+                <w:bCs/>
+                <w:color w:val="FFFFFF"/>
+              </w:rPr>
               <w:t xml:space="preserve">Campo</w:t>
             </w:r>
           </w:p>
@@ -17514,6 +17729,11 @@
           </w:tcPr>
           <w:p>
             <w:r>
+              <w:rPr>
+                <w:b/>
+                <w:bCs/>
+                <w:color w:val="FFFFFF"/>
+              </w:rPr>
               <w:t xml:space="preserve">Descripción</w:t>
             </w:r>
           </w:p>
@@ -17650,140 +17870,163 @@
     </w:tbl>
     <w:p>
       <w:pPr>
+        <w:pStyle w:val="PieTabla"/>
+        <w:spacing w:before="100" w:after="200"/>
+      </w:pPr>
+      <w:r>
+        <w:t xml:space="preserve">Tabla 6. Tabla report_platform_usage_ded</w:t>
+      </w:r>
+    </w:p>
+    <w:p>
+      <w:pPr>
         <w:spacing w:before="200" w:after="100"/>
       </w:pPr>
       <w:r>
+        <w:rPr>
+          <w:sz w:val="24"/>
+          <w:szCs w:val="24"/>
+        </w:rPr>
         <w:t xml:space="preserve">El plugin utiliza además las siguientes tablas estándar de Moodle:</w:t>
       </w:r>
     </w:p>
     <w:p>
       <w:pPr>
-        <w:pStyle w:val="ListParagraph"/>
-        <w:numPr>
-          <w:ilvl w:val="0"/>
-          <w:numId w:val="1"/>
-        </w:numPr>
         <w:spacing w:after="50"/>
-      </w:pPr>
-      <w:r>
-        <w:t xml:space="preserve">logstore_standard_log - Logs de eventos del sistema (principal fuente de datos)</w:t>
-      </w:r>
-    </w:p>
-    <w:p>
-      <w:pPr>
-        <w:pStyle w:val="ListParagraph"/>
-        <w:numPr>
-          <w:ilvl w:val="0"/>
-          <w:numId w:val="1"/>
-        </w:numPr>
+        <w:ind w:left="360"/>
+      </w:pPr>
+      <w:r>
+        <w:rPr>
+          <w:sz w:val="24"/>
+          <w:szCs w:val="24"/>
+          <w:rFonts w:ascii="Courier New" w:cs="Courier New" w:eastAsia="Courier New" w:hAnsi="Courier New"/>
+        </w:rPr>
+        <w:t xml:space="preserve">• logstore_standard_log - Logs de eventos del sistema (principal fuente de datos)</w:t>
+      </w:r>
+    </w:p>
+    <w:p>
+      <w:pPr>
         <w:spacing w:after="50"/>
-      </w:pPr>
-      <w:r>
-        <w:t xml:space="preserve">user - Información de usuarios</w:t>
-      </w:r>
-    </w:p>
-    <w:p>
-      <w:pPr>
-        <w:pStyle w:val="ListParagraph"/>
-        <w:numPr>
-          <w:ilvl w:val="0"/>
-          <w:numId w:val="1"/>
-        </w:numPr>
+        <w:ind w:left="360"/>
+      </w:pPr>
+      <w:r>
+        <w:rPr>
+          <w:sz w:val="24"/>
+          <w:szCs w:val="24"/>
+          <w:rFonts w:ascii="Courier New" w:cs="Courier New" w:eastAsia="Courier New" w:hAnsi="Courier New"/>
+        </w:rPr>
+        <w:t xml:space="preserve">• user - Información de usuarios</w:t>
+      </w:r>
+    </w:p>
+    <w:p>
+      <w:pPr>
         <w:spacing w:after="50"/>
-      </w:pPr>
-      <w:r>
-        <w:t xml:space="preserve">course - Información de cursos</w:t>
-      </w:r>
-    </w:p>
-    <w:p>
-      <w:pPr>
-        <w:pStyle w:val="ListParagraph"/>
-        <w:numPr>
-          <w:ilvl w:val="0"/>
-          <w:numId w:val="1"/>
-        </w:numPr>
+        <w:ind w:left="360"/>
+      </w:pPr>
+      <w:r>
+        <w:rPr>
+          <w:sz w:val="24"/>
+          <w:szCs w:val="24"/>
+          <w:rFonts w:ascii="Courier New" w:cs="Courier New" w:eastAsia="Courier New" w:hAnsi="Courier New"/>
+        </w:rPr>
+        <w:t xml:space="preserve">• course - Información de cursos</w:t>
+      </w:r>
+    </w:p>
+    <w:p>
+      <w:pPr>
         <w:spacing w:after="50"/>
-      </w:pPr>
-      <w:r>
-        <w:t xml:space="preserve">course_completions - Datos de completación de cursos</w:t>
-      </w:r>
-    </w:p>
-    <w:p>
-      <w:pPr>
-        <w:pStyle w:val="ListParagraph"/>
-        <w:numPr>
-          <w:ilvl w:val="0"/>
-          <w:numId w:val="1"/>
-        </w:numPr>
+        <w:ind w:left="360"/>
+      </w:pPr>
+      <w:r>
+        <w:rPr>
+          <w:sz w:val="24"/>
+          <w:szCs w:val="24"/>
+          <w:rFonts w:ascii="Courier New" w:cs="Courier New" w:eastAsia="Courier New" w:hAnsi="Courier New"/>
+        </w:rPr>
+        <w:t xml:space="preserve">• course_completions - Datos de completación de cursos</w:t>
+      </w:r>
+    </w:p>
+    <w:p>
+      <w:pPr>
         <w:spacing w:after="50"/>
-      </w:pPr>
-      <w:r>
-        <w:t xml:space="preserve">course_modules - Módulos de actividades</w:t>
-      </w:r>
-    </w:p>
-    <w:p>
-      <w:pPr>
-        <w:pStyle w:val="ListParagraph"/>
-        <w:numPr>
-          <w:ilvl w:val="0"/>
-          <w:numId w:val="1"/>
-        </w:numPr>
+        <w:ind w:left="360"/>
+      </w:pPr>
+      <w:r>
+        <w:rPr>
+          <w:sz w:val="24"/>
+          <w:szCs w:val="24"/>
+          <w:rFonts w:ascii="Courier New" w:cs="Courier New" w:eastAsia="Courier New" w:hAnsi="Courier New"/>
+        </w:rPr>
+        <w:t xml:space="preserve">• course_modules - Módulos de actividades</w:t>
+      </w:r>
+    </w:p>
+    <w:p>
+      <w:pPr>
         <w:spacing w:after="50"/>
-      </w:pPr>
-      <w:r>
-        <w:t xml:space="preserve">enrol - Métodos de matriculación</w:t>
-      </w:r>
-    </w:p>
-    <w:p>
-      <w:pPr>
-        <w:pStyle w:val="ListParagraph"/>
-        <w:numPr>
-          <w:ilvl w:val="0"/>
-          <w:numId w:val="1"/>
-        </w:numPr>
+        <w:ind w:left="360"/>
+      </w:pPr>
+      <w:r>
+        <w:rPr>
+          <w:sz w:val="24"/>
+          <w:szCs w:val="24"/>
+          <w:rFonts w:ascii="Courier New" w:cs="Courier New" w:eastAsia="Courier New" w:hAnsi="Courier New"/>
+        </w:rPr>
+        <w:t xml:space="preserve">• enrol - Métodos de matriculación</w:t>
+      </w:r>
+    </w:p>
+    <w:p>
+      <w:pPr>
         <w:spacing w:after="50"/>
-      </w:pPr>
-      <w:r>
-        <w:t xml:space="preserve">user_enrolments - Matriculaciones de usuarios</w:t>
-      </w:r>
-    </w:p>
-    <w:p>
-      <w:pPr>
-        <w:pStyle w:val="ListParagraph"/>
-        <w:numPr>
-          <w:ilvl w:val="0"/>
-          <w:numId w:val="1"/>
-        </w:numPr>
+        <w:ind w:left="360"/>
+      </w:pPr>
+      <w:r>
+        <w:rPr>
+          <w:sz w:val="24"/>
+          <w:szCs w:val="24"/>
+          <w:rFonts w:ascii="Courier New" w:cs="Courier New" w:eastAsia="Courier New" w:hAnsi="Courier New"/>
+        </w:rPr>
+        <w:t xml:space="preserve">• user_enrolments - Matriculaciones de usuarios</w:t>
+      </w:r>
+    </w:p>
+    <w:p>
+      <w:pPr>
         <w:spacing w:after="50"/>
-      </w:pPr>
-      <w:r>
-        <w:t xml:space="preserve">company - Empresas IOMAD (opcional)</w:t>
-      </w:r>
-    </w:p>
-    <w:p>
-      <w:pPr>
-        <w:pStyle w:val="ListParagraph"/>
-        <w:numPr>
-          <w:ilvl w:val="0"/>
-          <w:numId w:val="1"/>
-        </w:numPr>
+        <w:ind w:left="360"/>
+      </w:pPr>
+      <w:r>
+        <w:rPr>
+          <w:sz w:val="24"/>
+          <w:szCs w:val="24"/>
+          <w:rFonts w:ascii="Courier New" w:cs="Courier New" w:eastAsia="Courier New" w:hAnsi="Courier New"/>
+        </w:rPr>
+        <w:t xml:space="preserve">• company - Empresas IOMAD (opcional)</w:t>
+      </w:r>
+    </w:p>
+    <w:p>
+      <w:pPr>
         <w:spacing w:after="50"/>
-      </w:pPr>
-      <w:r>
-        <w:t xml:space="preserve">company_users - Relación usuario-empresa IOMAD (opcional)</w:t>
-      </w:r>
-    </w:p>
-    <w:p>
-      <w:pPr>
-        <w:pStyle w:val="ListParagraph"/>
-        <w:numPr>
-          <w:ilvl w:val="0"/>
-          <w:numId w:val="1"/>
-        </w:numPr>
+        <w:ind w:left="360"/>
+      </w:pPr>
+      <w:r>
+        <w:rPr>
+          <w:sz w:val="24"/>
+          <w:szCs w:val="24"/>
+          <w:rFonts w:ascii="Courier New" w:cs="Courier New" w:eastAsia="Courier New" w:hAnsi="Courier New"/>
+        </w:rPr>
+        <w:t xml:space="preserve">• company_users - Relación usuario-empresa IOMAD (opcional)</w:t>
+      </w:r>
+    </w:p>
+    <w:p>
+      <w:pPr>
         <w:spacing w:after="50"/>
-      </w:pPr>
-      <w:r>
-        <w:t xml:space="preserve">block_dedication - Datos del bloque de dedicación (opcional)</w:t>
+        <w:ind w:left="360"/>
+      </w:pPr>
+      <w:r>
+        <w:rPr>
+          <w:sz w:val="24"/>
+          <w:szCs w:val="24"/>
+          <w:rFonts w:ascii="Courier New" w:cs="Courier New" w:eastAsia="Courier New" w:hAnsi="Courier New"/>
+        </w:rPr>
+        <w:t xml:space="preserve">• block_dedication - Datos del bloque de dedicación (opcional)</w:t>
       </w:r>
     </w:p>
     <w:p>
@@ -17818,10 +18061,16 @@
         <w:rPr>
           <w:b/>
           <w:bCs/>
+          <w:sz w:val="24"/>
+          <w:szCs w:val="24"/>
         </w:rPr>
         <w:t xml:space="preserve">Responsabilidad: </w:t>
       </w:r>
       <w:r>
+        <w:rPr>
+          <w:sz w:val="24"/>
+          <w:szCs w:val="24"/>
+        </w:rPr>
         <w:t xml:space="preserve">Lógica de negocio y obtención de datos</w:t>
       </w:r>
     </w:p>
@@ -17830,72 +18079,76 @@
         <w:spacing w:before="100" w:after="50"/>
       </w:pPr>
       <w:r>
+        <w:rPr>
+          <w:sz w:val="24"/>
+          <w:szCs w:val="24"/>
+        </w:rPr>
         <w:t xml:space="preserve">Características:</w:t>
       </w:r>
     </w:p>
     <w:p>
       <w:pPr>
-        <w:pStyle w:val="ListParagraph"/>
-        <w:numPr>
-          <w:ilvl w:val="0"/>
-          <w:numId w:val="1"/>
-        </w:numPr>
         <w:spacing w:after="50"/>
-      </w:pPr>
-      <w:r>
-        <w:t xml:space="preserve">Sistema de caché integrado</w:t>
-      </w:r>
-    </w:p>
-    <w:p>
-      <w:pPr>
-        <w:pStyle w:val="ListParagraph"/>
-        <w:numPr>
-          <w:ilvl w:val="0"/>
-          <w:numId w:val="1"/>
-        </w:numPr>
+        <w:ind w:left="360"/>
+      </w:pPr>
+      <w:r>
+        <w:rPr>
+          <w:sz w:val="24"/>
+          <w:szCs w:val="24"/>
+        </w:rPr>
+        <w:t xml:space="preserve">• Sistema de caché integrado</w:t>
+      </w:r>
+    </w:p>
+    <w:p>
+      <w:pPr>
         <w:spacing w:after="50"/>
-      </w:pPr>
-      <w:r>
-        <w:t xml:space="preserve">Soporte para dos contextos (plataforma/curso)</w:t>
-      </w:r>
-    </w:p>
-    <w:p>
-      <w:pPr>
-        <w:pStyle w:val="ListParagraph"/>
-        <w:numPr>
-          <w:ilvl w:val="0"/>
-          <w:numId w:val="1"/>
-        </w:numPr>
+        <w:ind w:left="360"/>
+      </w:pPr>
+      <w:r>
+        <w:rPr>
+          <w:sz w:val="24"/>
+          <w:szCs w:val="24"/>
+        </w:rPr>
+        <w:t xml:space="preserve">• Soporte para dos contextos (plataforma/curso)</w:t>
+      </w:r>
+    </w:p>
+    <w:p>
+      <w:pPr>
         <w:spacing w:after="50"/>
-      </w:pPr>
-      <w:r>
-        <w:t xml:space="preserve">Integración IOMAD opcional</w:t>
-      </w:r>
-    </w:p>
-    <w:p>
-      <w:pPr>
-        <w:pStyle w:val="ListParagraph"/>
-        <w:numPr>
-          <w:ilvl w:val="0"/>
-          <w:numId w:val="1"/>
-        </w:numPr>
+        <w:ind w:left="360"/>
+      </w:pPr>
+      <w:r>
+        <w:rPr>
+          <w:sz w:val="24"/>
+          <w:szCs w:val="24"/>
+        </w:rPr>
+        <w:t xml:space="preserve">• Integración IOMAD opcional</w:t>
+      </w:r>
+    </w:p>
+    <w:p>
+      <w:pPr>
         <w:spacing w:after="50"/>
-      </w:pPr>
-      <w:r>
-        <w:t xml:space="preserve">Métodos públicos para cada métrica</w:t>
-      </w:r>
-    </w:p>
-    <w:p>
-      <w:pPr>
-        <w:pStyle w:val="ListParagraph"/>
-        <w:numPr>
-          <w:ilvl w:val="0"/>
-          <w:numId w:val="1"/>
-        </w:numPr>
+        <w:ind w:left="360"/>
+      </w:pPr>
+      <w:r>
+        <w:rPr>
+          <w:sz w:val="24"/>
+          <w:szCs w:val="24"/>
+        </w:rPr>
+        <w:t xml:space="preserve">• Métodos públicos para cada métrica</w:t>
+      </w:r>
+    </w:p>
+    <w:p>
+      <w:pPr>
         <w:spacing w:after="50"/>
-      </w:pPr>
-      <w:r>
-        <w:t xml:space="preserve">Métodos protegidos para cálculos complejos</w:t>
+        <w:ind w:left="360"/>
+      </w:pPr>
+      <w:r>
+        <w:rPr>
+          <w:sz w:val="24"/>
+          <w:szCs w:val="24"/>
+        </w:rPr>
+        <w:t xml:space="preserve">• Métodos protegidos para cálculos complejos</w:t>
       </w:r>
     </w:p>
     <w:p>
@@ -17903,111 +18156,115 @@
         <w:spacing w:before="100" w:after="50"/>
       </w:pPr>
       <w:r>
+        <w:rPr>
+          <w:sz w:val="24"/>
+          <w:szCs w:val="24"/>
+        </w:rPr>
         <w:t xml:space="preserve">Métricas proporcionadas:</w:t>
       </w:r>
     </w:p>
     <w:p>
       <w:pPr>
-        <w:pStyle w:val="ListParagraph"/>
-        <w:numPr>
-          <w:ilvl w:val="0"/>
-          <w:numId w:val="1"/>
-        </w:numPr>
         <w:spacing w:after="50"/>
-      </w:pPr>
-      <w:r>
-        <w:t xml:space="preserve">Resumen de logins/accesos</w:t>
-      </w:r>
-    </w:p>
-    <w:p>
-      <w:pPr>
-        <w:pStyle w:val="ListParagraph"/>
-        <w:numPr>
-          <w:ilvl w:val="0"/>
-          <w:numId w:val="1"/>
-        </w:numPr>
+        <w:ind w:left="360"/>
+      </w:pPr>
+      <w:r>
+        <w:rPr>
+          <w:sz w:val="24"/>
+          <w:szCs w:val="24"/>
+        </w:rPr>
+        <w:t xml:space="preserve">• Resumen de logins/accesos</w:t>
+      </w:r>
+    </w:p>
+    <w:p>
+      <w:pPr>
         <w:spacing w:after="50"/>
-      </w:pPr>
-      <w:r>
-        <w:t xml:space="preserve">Actividad de usuarios</w:t>
-      </w:r>
-    </w:p>
-    <w:p>
-      <w:pPr>
-        <w:pStyle w:val="ListParagraph"/>
-        <w:numPr>
-          <w:ilvl w:val="0"/>
-          <w:numId w:val="1"/>
-        </w:numPr>
+        <w:ind w:left="360"/>
+      </w:pPr>
+      <w:r>
+        <w:rPr>
+          <w:sz w:val="24"/>
+          <w:szCs w:val="24"/>
+        </w:rPr>
+        <w:t xml:space="preserve">• Actividad de usuarios</w:t>
+      </w:r>
+    </w:p>
+    <w:p>
+      <w:pPr>
         <w:spacing w:after="50"/>
-      </w:pPr>
-      <w:r>
-        <w:t xml:space="preserve">Cursos más accedidos</w:t>
-      </w:r>
-    </w:p>
-    <w:p>
-      <w:pPr>
-        <w:pStyle w:val="ListParagraph"/>
-        <w:numPr>
-          <w:ilvl w:val="0"/>
-          <w:numId w:val="1"/>
-        </w:numPr>
+        <w:ind w:left="360"/>
+      </w:pPr>
+      <w:r>
+        <w:rPr>
+          <w:sz w:val="24"/>
+          <w:szCs w:val="24"/>
+        </w:rPr>
+        <w:t xml:space="preserve">• Cursos más accedidos</w:t>
+      </w:r>
+    </w:p>
+    <w:p>
+      <w:pPr>
         <w:spacing w:after="50"/>
-      </w:pPr>
-      <w:r>
-        <w:t xml:space="preserve">Actividades más usadas</w:t>
-      </w:r>
-    </w:p>
-    <w:p>
-      <w:pPr>
-        <w:pStyle w:val="ListParagraph"/>
-        <w:numPr>
-          <w:ilvl w:val="0"/>
-          <w:numId w:val="1"/>
-        </w:numPr>
+        <w:ind w:left="360"/>
+      </w:pPr>
+      <w:r>
+        <w:rPr>
+          <w:sz w:val="24"/>
+          <w:szCs w:val="24"/>
+        </w:rPr>
+        <w:t xml:space="preserve">• Actividades más usadas</w:t>
+      </w:r>
+    </w:p>
+    <w:p>
+      <w:pPr>
         <w:spacing w:after="50"/>
-      </w:pPr>
-      <w:r>
-        <w:t xml:space="preserve">Completaciones de cursos</w:t>
-      </w:r>
-    </w:p>
-    <w:p>
-      <w:pPr>
-        <w:pStyle w:val="ListParagraph"/>
-        <w:numPr>
-          <w:ilvl w:val="0"/>
-          <w:numId w:val="1"/>
-        </w:numPr>
+        <w:ind w:left="360"/>
+      </w:pPr>
+      <w:r>
+        <w:rPr>
+          <w:sz w:val="24"/>
+          <w:szCs w:val="24"/>
+        </w:rPr>
+        <w:t xml:space="preserve">• Completaciones de cursos</w:t>
+      </w:r>
+    </w:p>
+    <w:p>
+      <w:pPr>
         <w:spacing w:after="50"/>
-      </w:pPr>
-      <w:r>
-        <w:t xml:space="preserve">Tiempo de dedicación</w:t>
-      </w:r>
-    </w:p>
-    <w:p>
-      <w:pPr>
-        <w:pStyle w:val="ListParagraph"/>
-        <w:numPr>
-          <w:ilvl w:val="0"/>
-          <w:numId w:val="1"/>
-        </w:numPr>
+        <w:ind w:left="360"/>
+      </w:pPr>
+      <w:r>
+        <w:rPr>
+          <w:sz w:val="24"/>
+          <w:szCs w:val="24"/>
+        </w:rPr>
+        <w:t xml:space="preserve">• Tiempo de dedicación</w:t>
+      </w:r>
+    </w:p>
+    <w:p>
+      <w:pPr>
         <w:spacing w:after="50"/>
-      </w:pPr>
-      <w:r>
-        <w:t xml:space="preserve">Tendencias diarias</w:t>
-      </w:r>
-    </w:p>
-    <w:p>
-      <w:pPr>
-        <w:pStyle w:val="ListParagraph"/>
-        <w:numPr>
-          <w:ilvl w:val="0"/>
-          <w:numId w:val="1"/>
-        </w:numPr>
+        <w:ind w:left="360"/>
+      </w:pPr>
+      <w:r>
+        <w:rPr>
+          <w:sz w:val="24"/>
+          <w:szCs w:val="24"/>
+        </w:rPr>
+        <w:t xml:space="preserve">• Tendencias diarias</w:t>
+      </w:r>
+    </w:p>
+    <w:p>
+      <w:pPr>
         <w:spacing w:after="50"/>
-      </w:pPr>
-      <w:r>
-        <w:t xml:space="preserve">Estadísticas de curso específico</w:t>
+        <w:ind w:left="360"/>
+      </w:pPr>
+      <w:r>
+        <w:rPr>
+          <w:sz w:val="24"/>
+          <w:szCs w:val="24"/>
+        </w:rPr>
+        <w:t xml:space="preserve">• Estadísticas de curso específico</w:t>
       </w:r>
     </w:p>
     <w:p>
@@ -18033,10 +18290,16 @@
         <w:rPr>
           <w:b/>
           <w:bCs/>
+          <w:sz w:val="24"/>
+          <w:szCs w:val="24"/>
         </w:rPr>
         <w:t xml:space="preserve">Responsabilidad: </w:t>
       </w:r>
       <w:r>
+        <w:rPr>
+          <w:sz w:val="24"/>
+          <w:szCs w:val="24"/>
+        </w:rPr>
         <w:t xml:space="preserve">Exportación de datos a CSV/Excel</w:t>
       </w:r>
     </w:p>
@@ -18063,10 +18326,16 @@
         <w:rPr>
           <w:b/>
           <w:bCs/>
+          <w:sz w:val="24"/>
+          <w:szCs w:val="24"/>
         </w:rPr>
         <w:t xml:space="preserve">Responsabilidad: </w:t>
       </w:r>
       <w:r>
+        <w:rPr>
+          <w:sz w:val="24"/>
+          <w:szCs w:val="24"/>
+        </w:rPr>
         <w:t xml:space="preserve">Exportación avanzada con gráficos</w:t>
       </w:r>
     </w:p>
@@ -18075,59 +18344,63 @@
         <w:spacing w:before="100" w:after="50"/>
       </w:pPr>
       <w:r>
+        <w:rPr>
+          <w:sz w:val="24"/>
+          <w:szCs w:val="24"/>
+        </w:rPr>
         <w:t xml:space="preserve">Características:</w:t>
       </w:r>
     </w:p>
     <w:p>
       <w:pPr>
-        <w:pStyle w:val="ListParagraph"/>
-        <w:numPr>
-          <w:ilvl w:val="0"/>
-          <w:numId w:val="1"/>
-        </w:numPr>
         <w:spacing w:after="50"/>
-      </w:pPr>
-      <w:r>
-        <w:t xml:space="preserve">Generación de gráficos en Excel</w:t>
-      </w:r>
-    </w:p>
-    <w:p>
-      <w:pPr>
-        <w:pStyle w:val="ListParagraph"/>
-        <w:numPr>
-          <w:ilvl w:val="0"/>
-          <w:numId w:val="1"/>
-        </w:numPr>
+        <w:ind w:left="360"/>
+      </w:pPr>
+      <w:r>
+        <w:rPr>
+          <w:sz w:val="24"/>
+          <w:szCs w:val="24"/>
+        </w:rPr>
+        <w:t xml:space="preserve">• Generación de gráficos en Excel</w:t>
+      </w:r>
+    </w:p>
+    <w:p>
+      <w:pPr>
         <w:spacing w:after="50"/>
-      </w:pPr>
-      <w:r>
-        <w:t xml:space="preserve">Formato profesional con estilos</w:t>
-      </w:r>
-    </w:p>
-    <w:p>
-      <w:pPr>
-        <w:pStyle w:val="ListParagraph"/>
-        <w:numPr>
-          <w:ilvl w:val="0"/>
-          <w:numId w:val="1"/>
-        </w:numPr>
+        <w:ind w:left="360"/>
+      </w:pPr>
+      <w:r>
+        <w:rPr>
+          <w:sz w:val="24"/>
+          <w:szCs w:val="24"/>
+        </w:rPr>
+        <w:t xml:space="preserve">• Formato profesional con estilos</w:t>
+      </w:r>
+    </w:p>
+    <w:p>
+      <w:pPr>
         <w:spacing w:after="50"/>
-      </w:pPr>
-      <w:r>
-        <w:t xml:space="preserve">Múltiples hojas de trabajo</w:t>
-      </w:r>
-    </w:p>
-    <w:p>
-      <w:pPr>
-        <w:pStyle w:val="ListParagraph"/>
-        <w:numPr>
-          <w:ilvl w:val="0"/>
-          <w:numId w:val="1"/>
-        </w:numPr>
+        <w:ind w:left="360"/>
+      </w:pPr>
+      <w:r>
+        <w:rPr>
+          <w:sz w:val="24"/>
+          <w:szCs w:val="24"/>
+        </w:rPr>
+        <w:t xml:space="preserve">• Múltiples hojas de trabajo</w:t>
+      </w:r>
+    </w:p>
+    <w:p>
+      <w:pPr>
         <w:spacing w:after="50"/>
-      </w:pPr>
-      <w:r>
-        <w:t xml:space="preserve">Solo para exportación tipo 'summary'</w:t>
+        <w:ind w:left="360"/>
+      </w:pPr>
+      <w:r>
+        <w:rPr>
+          <w:sz w:val="24"/>
+          <w:szCs w:val="24"/>
+        </w:rPr>
+        <w:t xml:space="preserve">• Solo para exportación tipo 'summary'</w:t>
       </w:r>
     </w:p>
     <w:p>
@@ -18153,10 +18426,16 @@
         <w:rPr>
           <w:b/>
           <w:bCs/>
+          <w:sz w:val="24"/>
+          <w:szCs w:val="24"/>
         </w:rPr>
         <w:t xml:space="preserve">Responsabilidad: </w:t>
       </w:r>
       <w:r>
+        <w:rPr>
+          <w:sz w:val="24"/>
+          <w:szCs w:val="24"/>
+        </w:rPr>
         <w:t xml:space="preserve">Tarea programada de pre-cálculo</w:t>
       </w:r>
     </w:p>
@@ -18183,10 +18462,16 @@
         <w:rPr>
           <w:b/>
           <w:bCs/>
+          <w:sz w:val="24"/>
+          <w:szCs w:val="24"/>
         </w:rPr>
         <w:t xml:space="preserve">Responsabilidad: </w:t>
       </w:r>
       <w:r>
+        <w:rPr>
+          <w:sz w:val="24"/>
+          <w:szCs w:val="24"/>
+        </w:rPr>
         <w:t xml:space="preserve">Cumplimiento GDPR</w:t>
       </w:r>
     </w:p>
@@ -18197,15 +18482,6 @@
       </w:pPr>
       <w:r>
         <w:t xml:space="preserve">Capabilities y Seguridad</w:t>
-      </w:r>
-    </w:p>
-    <w:p>
-      <w:pPr>
-        <w:pStyle w:val="PieTabla"/>
-        <w:spacing w:before="200" w:after="100"/>
-      </w:pPr>
-      <w:r>
-        <w:t xml:space="preserve">Tabla 3. Capabilities del plugin Platform Usage Report</w:t>
       </w:r>
     </w:p>
     <w:tbl>
@@ -18242,6 +18518,11 @@
           </w:tcPr>
           <w:p>
             <w:r>
+              <w:rPr>
+                <w:b/>
+                <w:bCs/>
+                <w:color w:val="FFFFFF"/>
+              </w:rPr>
               <w:t xml:space="preserve">Capability</w:t>
             </w:r>
           </w:p>
@@ -18258,6 +18539,11 @@
           </w:tcPr>
           <w:p>
             <w:r>
+              <w:rPr>
+                <w:b/>
+                <w:bCs/>
+                <w:color w:val="FFFFFF"/>
+              </w:rPr>
               <w:t xml:space="preserve">Tipo</w:t>
             </w:r>
           </w:p>
@@ -18274,6 +18560,11 @@
           </w:tcPr>
           <w:p>
             <w:r>
+              <w:rPr>
+                <w:b/>
+                <w:bCs/>
+                <w:color w:val="FFFFFF"/>
+              </w:rPr>
               <w:t xml:space="preserve">Propósito</w:t>
             </w:r>
           </w:p>
@@ -18290,6 +18581,11 @@
           </w:tcPr>
           <w:p>
             <w:r>
+              <w:rPr>
+                <w:b/>
+                <w:bCs/>
+                <w:color w:val="FFFFFF"/>
+              </w:rPr>
               <w:t xml:space="preserve">Roles por defecto</w:t>
             </w:r>
           </w:p>
@@ -18422,6 +18718,15 @@
     </w:tbl>
     <w:p>
       <w:pPr>
+        <w:pStyle w:val="PieTabla"/>
+        <w:spacing w:before="100" w:after="300"/>
+      </w:pPr>
+      <w:r>
+        <w:t xml:space="preserve">Tabla 7. Capabilities del plugin Platform Usage Report</w:t>
+      </w:r>
+    </w:p>
+    <w:p>
+      <w:pPr>
         <w:pStyle w:val="Heading2"/>
         <w:spacing w:before="300" w:after="150"/>
       </w:pPr>
@@ -18435,6 +18740,10 @@
         <w:jc w:val="both"/>
       </w:pPr>
       <w:r>
+        <w:rPr>
+          <w:sz w:val="24"/>
+          <w:szCs w:val="24"/>
+        </w:rPr>
         <w:t xml:space="preserve">El plugin Platform Usage Report proporciona un conjunto completo de métricas organizadas en las siguientes categorías:</w:t>
       </w:r>
     </w:p>
@@ -18454,91 +18763,94 @@
     </w:p>
     <w:p>
       <w:pPr>
-        <w:pStyle w:val="ListParagraph"/>
-        <w:numPr>
-          <w:ilvl w:val="0"/>
-          <w:numId w:val="1"/>
-        </w:numPr>
         <w:spacing w:after="50"/>
-      </w:pPr>
-      <w:r>
-        <w:t xml:space="preserve">Total de logins/accesos en período</w:t>
-      </w:r>
-    </w:p>
-    <w:p>
-      <w:pPr>
-        <w:pStyle w:val="ListParagraph"/>
-        <w:numPr>
-          <w:ilvl w:val="0"/>
-          <w:numId w:val="1"/>
-        </w:numPr>
+        <w:ind w:left="360"/>
+      </w:pPr>
+      <w:r>
+        <w:rPr>
+          <w:sz w:val="24"/>
+          <w:szCs w:val="24"/>
+        </w:rPr>
+        <w:t xml:space="preserve">• Total de logins/accesos en período</w:t>
+      </w:r>
+    </w:p>
+    <w:p>
+      <w:pPr>
         <w:spacing w:after="50"/>
-      </w:pPr>
-      <w:r>
-        <w:t xml:space="preserve">Usuarios únicos que accedieron</w:t>
-      </w:r>
-    </w:p>
-    <w:p>
-      <w:pPr>
-        <w:pStyle w:val="ListParagraph"/>
-        <w:numPr>
-          <w:ilvl w:val="0"/>
-          <w:numId w:val="1"/>
-        </w:numPr>
+        <w:ind w:left="360"/>
+      </w:pPr>
+      <w:r>
+        <w:rPr>
+          <w:sz w:val="24"/>
+          <w:szCs w:val="24"/>
+        </w:rPr>
+        <w:t xml:space="preserve">• Usuarios únicos que accedieron</w:t>
+      </w:r>
+    </w:p>
+    <w:p>
+      <w:pPr>
         <w:spacing w:after="50"/>
-      </w:pPr>
-      <w:r>
-        <w:t xml:space="preserve">Promedio de logins por día</w:t>
-      </w:r>
-    </w:p>
-    <w:p>
-      <w:pPr>
-        <w:pStyle w:val="ListParagraph"/>
-        <w:numPr>
-          <w:ilvl w:val="0"/>
-          <w:numId w:val="1"/>
-        </w:numPr>
+        <w:ind w:left="360"/>
+      </w:pPr>
+      <w:r>
+        <w:rPr>
+          <w:sz w:val="24"/>
+          <w:szCs w:val="24"/>
+        </w:rPr>
+        <w:t xml:space="preserve">• Promedio de logins por día</w:t>
+      </w:r>
+    </w:p>
+    <w:p>
+      <w:pPr>
         <w:spacing w:after="50"/>
-      </w:pPr>
-      <w:r>
-        <w:t xml:space="preserve">Promedio de logins por usuario</w:t>
-      </w:r>
-    </w:p>
-    <w:p>
-      <w:pPr>
-        <w:pStyle w:val="ListParagraph"/>
-        <w:numPr>
-          <w:ilvl w:val="0"/>
-          <w:numId w:val="1"/>
-        </w:numPr>
+        <w:ind w:left="360"/>
+      </w:pPr>
+      <w:r>
+        <w:rPr>
+          <w:sz w:val="24"/>
+          <w:szCs w:val="24"/>
+        </w:rPr>
+        <w:t xml:space="preserve">• Promedio de logins por usuario</w:t>
+      </w:r>
+    </w:p>
+    <w:p>
+      <w:pPr>
         <w:spacing w:after="50"/>
-      </w:pPr>
-      <w:r>
-        <w:t xml:space="preserve">Tendencia diaria de logins</w:t>
-      </w:r>
-    </w:p>
-    <w:p>
-      <w:pPr>
-        <w:pStyle w:val="ListParagraph"/>
-        <w:numPr>
-          <w:ilvl w:val="0"/>
-          <w:numId w:val="1"/>
-        </w:numPr>
+        <w:ind w:left="360"/>
+      </w:pPr>
+      <w:r>
+        <w:rPr>
+          <w:sz w:val="24"/>
+          <w:szCs w:val="24"/>
+        </w:rPr>
+        <w:t xml:space="preserve">• Tendencia diaria de logins</w:t>
+      </w:r>
+    </w:p>
+    <w:p>
+      <w:pPr>
         <w:spacing w:after="50"/>
-      </w:pPr>
-      <w:r>
-        <w:t xml:space="preserve">Usuarios únicos por día</w:t>
+        <w:ind w:left="360"/>
+      </w:pPr>
+      <w:r>
+        <w:rPr>
+          <w:sz w:val="24"/>
+          <w:szCs w:val="24"/>
+        </w:rPr>
+        <w:t xml:space="preserve">• Usuarios únicos por día</w:t>
       </w:r>
     </w:p>
     <w:p>
       <w:pPr>
         <w:spacing w:before="100" w:after="100"/>
+        <w:ind w:left="360"/>
       </w:pPr>
       <w:r>
         <w:rPr>
           <w:i/>
           <w:iCs/>
           <w:color w:val="646363"/>
+          <w:sz w:val="22"/>
+          <w:szCs w:val="22"/>
         </w:rPr>
         <w:t xml:space="preserve">Contexto: </w:t>
       </w:r>
@@ -18547,6 +18859,8 @@
           <w:i/>
           <w:iCs/>
           <w:color w:val="646363"/>
+          <w:sz w:val="22"/>
+          <w:szCs w:val="22"/>
         </w:rPr>
         <w:t xml:space="preserve">En curso: mide accesos al curso. En plataforma: mide logins globales</w:t>
       </w:r>
@@ -18567,54 +18881,54 @@
     </w:p>
     <w:p>
       <w:pPr>
-        <w:pStyle w:val="ListParagraph"/>
-        <w:numPr>
-          <w:ilvl w:val="0"/>
-          <w:numId w:val="1"/>
-        </w:numPr>
         <w:spacing w:after="50"/>
-      </w:pPr>
-      <w:r>
-        <w:t xml:space="preserve">Total de usuarios</w:t>
-      </w:r>
-    </w:p>
-    <w:p>
-      <w:pPr>
-        <w:pStyle w:val="ListParagraph"/>
-        <w:numPr>
-          <w:ilvl w:val="0"/>
-          <w:numId w:val="1"/>
-        </w:numPr>
+        <w:ind w:left="360"/>
+      </w:pPr>
+      <w:r>
+        <w:rPr>
+          <w:sz w:val="24"/>
+          <w:szCs w:val="24"/>
+        </w:rPr>
+        <w:t xml:space="preserve">• Total de usuarios</w:t>
+      </w:r>
+    </w:p>
+    <w:p>
+      <w:pPr>
         <w:spacing w:after="50"/>
-      </w:pPr>
-      <w:r>
-        <w:t xml:space="preserve">Usuarios activos (accedieron en período)</w:t>
-      </w:r>
-    </w:p>
-    <w:p>
-      <w:pPr>
-        <w:pStyle w:val="ListParagraph"/>
-        <w:numPr>
-          <w:ilvl w:val="0"/>
-          <w:numId w:val="1"/>
-        </w:numPr>
+        <w:ind w:left="360"/>
+      </w:pPr>
+      <w:r>
+        <w:rPr>
+          <w:sz w:val="24"/>
+          <w:szCs w:val="24"/>
+        </w:rPr>
+        <w:t xml:space="preserve">• Usuarios activos (accedieron en período)</w:t>
+      </w:r>
+    </w:p>
+    <w:p>
+      <w:pPr>
         <w:spacing w:after="50"/>
-      </w:pPr>
-      <w:r>
-        <w:t xml:space="preserve">Usuarios inactivos</w:t>
-      </w:r>
-    </w:p>
-    <w:p>
-      <w:pPr>
-        <w:pStyle w:val="ListParagraph"/>
-        <w:numPr>
-          <w:ilvl w:val="0"/>
-          <w:numId w:val="1"/>
-        </w:numPr>
+        <w:ind w:left="360"/>
+      </w:pPr>
+      <w:r>
+        <w:rPr>
+          <w:sz w:val="24"/>
+          <w:szCs w:val="24"/>
+        </w:rPr>
+        <w:t xml:space="preserve">• Usuarios inactivos</w:t>
+      </w:r>
+    </w:p>
+    <w:p>
+      <w:pPr>
         <w:spacing w:after="50"/>
-      </w:pPr>
-      <w:r>
-        <w:t xml:space="preserve">Detalles por usuario con último acceso</w:t>
+        <w:ind w:left="360"/>
+      </w:pPr>
+      <w:r>
+        <w:rPr>
+          <w:sz w:val="24"/>
+          <w:szCs w:val="24"/>
+        </w:rPr>
+        <w:t xml:space="preserve">• Detalles por usuario con último acceso</w:t>
       </w:r>
     </w:p>
     <w:p>
@@ -18633,54 +18947,54 @@
     </w:p>
     <w:p>
       <w:pPr>
-        <w:pStyle w:val="ListParagraph"/>
-        <w:numPr>
-          <w:ilvl w:val="0"/>
-          <w:numId w:val="1"/>
-        </w:numPr>
         <w:spacing w:after="50"/>
-      </w:pPr>
-      <w:r>
-        <w:t xml:space="preserve">Top cursos por número de accesos</w:t>
-      </w:r>
-    </w:p>
-    <w:p>
-      <w:pPr>
-        <w:pStyle w:val="ListParagraph"/>
-        <w:numPr>
-          <w:ilvl w:val="0"/>
-          <w:numId w:val="1"/>
-        </w:numPr>
+        <w:ind w:left="360"/>
+      </w:pPr>
+      <w:r>
+        <w:rPr>
+          <w:sz w:val="24"/>
+          <w:szCs w:val="24"/>
+        </w:rPr>
+        <w:t xml:space="preserve">• Top cursos por número de accesos</w:t>
+      </w:r>
+    </w:p>
+    <w:p>
+      <w:pPr>
         <w:spacing w:after="50"/>
-      </w:pPr>
-      <w:r>
-        <w:t xml:space="preserve">Usuarios únicos por curso</w:t>
-      </w:r>
-    </w:p>
-    <w:p>
-      <w:pPr>
-        <w:pStyle w:val="ListParagraph"/>
-        <w:numPr>
-          <w:ilvl w:val="0"/>
-          <w:numId w:val="1"/>
-        </w:numPr>
+        <w:ind w:left="360"/>
+      </w:pPr>
+      <w:r>
+        <w:rPr>
+          <w:sz w:val="24"/>
+          <w:szCs w:val="24"/>
+        </w:rPr>
+        <w:t xml:space="preserve">• Usuarios únicos por curso</w:t>
+      </w:r>
+    </w:p>
+    <w:p>
+      <w:pPr>
         <w:spacing w:after="50"/>
-      </w:pPr>
-      <w:r>
-        <w:t xml:space="preserve">Tendencias de acceso a cursos</w:t>
-      </w:r>
-    </w:p>
-    <w:p>
-      <w:pPr>
-        <w:pStyle w:val="ListParagraph"/>
-        <w:numPr>
-          <w:ilvl w:val="0"/>
-          <w:numId w:val="1"/>
-        </w:numPr>
+        <w:ind w:left="360"/>
+      </w:pPr>
+      <w:r>
+        <w:rPr>
+          <w:sz w:val="24"/>
+          <w:szCs w:val="24"/>
+        </w:rPr>
+        <w:t xml:space="preserve">• Tendencias de acceso a cursos</w:t>
+      </w:r>
+    </w:p>
+    <w:p>
+      <w:pPr>
         <w:spacing w:after="50"/>
-      </w:pPr>
-      <w:r>
-        <w:t xml:space="preserve">Último acceso a cada curso</w:t>
+        <w:ind w:left="360"/>
+      </w:pPr>
+      <w:r>
+        <w:rPr>
+          <w:sz w:val="24"/>
+          <w:szCs w:val="24"/>
+        </w:rPr>
+        <w:t xml:space="preserve">• Último acceso a cada curso</w:t>
       </w:r>
     </w:p>
     <w:p>
@@ -18699,54 +19013,54 @@
     </w:p>
     <w:p>
       <w:pPr>
-        <w:pStyle w:val="ListParagraph"/>
-        <w:numPr>
-          <w:ilvl w:val="0"/>
-          <w:numId w:val="1"/>
-        </w:numPr>
         <w:spacing w:after="50"/>
-      </w:pPr>
-      <w:r>
-        <w:t xml:space="preserve">Top actividades más accedidas</w:t>
-      </w:r>
-    </w:p>
-    <w:p>
-      <w:pPr>
-        <w:pStyle w:val="ListParagraph"/>
-        <w:numPr>
-          <w:ilvl w:val="0"/>
-          <w:numId w:val="1"/>
-        </w:numPr>
+        <w:ind w:left="360"/>
+      </w:pPr>
+      <w:r>
+        <w:rPr>
+          <w:sz w:val="24"/>
+          <w:szCs w:val="24"/>
+        </w:rPr>
+        <w:t xml:space="preserve">• Top actividades más accedidas</w:t>
+      </w:r>
+    </w:p>
+    <w:p>
+      <w:pPr>
         <w:spacing w:after="50"/>
-      </w:pPr>
-      <w:r>
-        <w:t xml:space="preserve">Tipo de actividad (foro, tarea, quiz, etc.)</w:t>
-      </w:r>
-    </w:p>
-    <w:p>
-      <w:pPr>
-        <w:pStyle w:val="ListParagraph"/>
-        <w:numPr>
-          <w:ilvl w:val="0"/>
-          <w:numId w:val="1"/>
-        </w:numPr>
+        <w:ind w:left="360"/>
+      </w:pPr>
+      <w:r>
+        <w:rPr>
+          <w:sz w:val="24"/>
+          <w:szCs w:val="24"/>
+        </w:rPr>
+        <w:t xml:space="preserve">• Tipo de actividad (foro, tarea, quiz, etc.)</w:t>
+      </w:r>
+    </w:p>
+    <w:p>
+      <w:pPr>
         <w:spacing w:after="50"/>
-      </w:pPr>
-      <w:r>
-        <w:t xml:space="preserve">Usuarios únicos que accedieron</w:t>
-      </w:r>
-    </w:p>
-    <w:p>
-      <w:pPr>
-        <w:pStyle w:val="ListParagraph"/>
-        <w:numPr>
-          <w:ilvl w:val="0"/>
-          <w:numId w:val="1"/>
-        </w:numPr>
+        <w:ind w:left="360"/>
+      </w:pPr>
+      <w:r>
+        <w:rPr>
+          <w:sz w:val="24"/>
+          <w:szCs w:val="24"/>
+        </w:rPr>
+        <w:t xml:space="preserve">• Usuarios únicos que accedieron</w:t>
+      </w:r>
+    </w:p>
+    <w:p>
+      <w:pPr>
         <w:spacing w:after="50"/>
-      </w:pPr>
-      <w:r>
-        <w:t xml:space="preserve">Curso al que pertenece</w:t>
+        <w:ind w:left="360"/>
+      </w:pPr>
+      <w:r>
+        <w:rPr>
+          <w:sz w:val="24"/>
+          <w:szCs w:val="24"/>
+        </w:rPr>
+        <w:t xml:space="preserve">• Curso al que pertenece</w:t>
       </w:r>
     </w:p>
     <w:p>
@@ -18765,54 +19079,54 @@
     </w:p>
     <w:p>
       <w:pPr>
-        <w:pStyle w:val="ListParagraph"/>
-        <w:numPr>
-          <w:ilvl w:val="0"/>
-          <w:numId w:val="1"/>
-        </w:numPr>
         <w:spacing w:after="50"/>
-      </w:pPr>
-      <w:r>
-        <w:t xml:space="preserve">Total de completaciones en período</w:t>
-      </w:r>
-    </w:p>
-    <w:p>
-      <w:pPr>
-        <w:pStyle w:val="ListParagraph"/>
-        <w:numPr>
-          <w:ilvl w:val="0"/>
-          <w:numId w:val="1"/>
-        </w:numPr>
+        <w:ind w:left="360"/>
+      </w:pPr>
+      <w:r>
+        <w:rPr>
+          <w:sz w:val="24"/>
+          <w:szCs w:val="24"/>
+        </w:rPr>
+        <w:t xml:space="preserve">• Total de completaciones en período</w:t>
+      </w:r>
+    </w:p>
+    <w:p>
+      <w:pPr>
         <w:spacing w:after="50"/>
-      </w:pPr>
-      <w:r>
-        <w:t xml:space="preserve">Cursos únicos completados</w:t>
-      </w:r>
-    </w:p>
-    <w:p>
-      <w:pPr>
-        <w:pStyle w:val="ListParagraph"/>
-        <w:numPr>
-          <w:ilvl w:val="0"/>
-          <w:numId w:val="1"/>
-        </w:numPr>
+        <w:ind w:left="360"/>
+      </w:pPr>
+      <w:r>
+        <w:rPr>
+          <w:sz w:val="24"/>
+          <w:szCs w:val="24"/>
+        </w:rPr>
+        <w:t xml:space="preserve">• Cursos únicos completados</w:t>
+      </w:r>
+    </w:p>
+    <w:p>
+      <w:pPr>
         <w:spacing w:after="50"/>
-      </w:pPr>
-      <w:r>
-        <w:t xml:space="preserve">Promedio de completaciones por día</w:t>
-      </w:r>
-    </w:p>
-    <w:p>
-      <w:pPr>
-        <w:pStyle w:val="ListParagraph"/>
-        <w:numPr>
-          <w:ilvl w:val="0"/>
-          <w:numId w:val="1"/>
-        </w:numPr>
+        <w:ind w:left="360"/>
+      </w:pPr>
+      <w:r>
+        <w:rPr>
+          <w:sz w:val="24"/>
+          <w:szCs w:val="24"/>
+        </w:rPr>
+        <w:t xml:space="preserve">• Promedio de completaciones por día</w:t>
+      </w:r>
+    </w:p>
+    <w:p>
+      <w:pPr>
         <w:spacing w:after="50"/>
-      </w:pPr>
-      <w:r>
-        <w:t xml:space="preserve">Tendencia de completaciones</w:t>
+        <w:ind w:left="360"/>
+      </w:pPr>
+      <w:r>
+        <w:rPr>
+          <w:sz w:val="24"/>
+          <w:szCs w:val="24"/>
+        </w:rPr>
+        <w:t xml:space="preserve">• Tendencia de completaciones</w:t>
       </w:r>
     </w:p>
     <w:p>
@@ -18831,65 +19145,68 @@
     </w:p>
     <w:p>
       <w:pPr>
-        <w:pStyle w:val="ListParagraph"/>
-        <w:numPr>
-          <w:ilvl w:val="0"/>
-          <w:numId w:val="1"/>
-        </w:numPr>
         <w:spacing w:after="50"/>
-      </w:pPr>
-      <w:r>
-        <w:t xml:space="preserve">Tiempo total de dedicación por curso</w:t>
-      </w:r>
-    </w:p>
-    <w:p>
-      <w:pPr>
-        <w:pStyle w:val="ListParagraph"/>
-        <w:numPr>
-          <w:ilvl w:val="0"/>
-          <w:numId w:val="1"/>
-        </w:numPr>
+        <w:ind w:left="360"/>
+      </w:pPr>
+      <w:r>
+        <w:rPr>
+          <w:sz w:val="24"/>
+          <w:szCs w:val="24"/>
+        </w:rPr>
+        <w:t xml:space="preserve">• Tiempo total de dedicación por curso</w:t>
+      </w:r>
+    </w:p>
+    <w:p>
+      <w:pPr>
         <w:spacing w:after="50"/>
-      </w:pPr>
-      <w:r>
-        <w:t xml:space="preserve">Tiempo promedio por estudiante</w:t>
-      </w:r>
-    </w:p>
-    <w:p>
-      <w:pPr>
-        <w:pStyle w:val="ListParagraph"/>
-        <w:numPr>
-          <w:ilvl w:val="0"/>
-          <w:numId w:val="1"/>
-        </w:numPr>
+        <w:ind w:left="360"/>
+      </w:pPr>
+      <w:r>
+        <w:rPr>
+          <w:sz w:val="24"/>
+          <w:szCs w:val="24"/>
+        </w:rPr>
+        <w:t xml:space="preserve">• Tiempo promedio por estudiante</w:t>
+      </w:r>
+    </w:p>
+    <w:p>
+      <w:pPr>
         <w:spacing w:after="50"/>
-      </w:pPr>
-      <w:r>
-        <w:t xml:space="preserve">Ranking de cursos por dedicación</w:t>
-      </w:r>
-    </w:p>
-    <w:p>
-      <w:pPr>
-        <w:pStyle w:val="ListParagraph"/>
-        <w:numPr>
-          <w:ilvl w:val="0"/>
-          <w:numId w:val="1"/>
-        </w:numPr>
+        <w:ind w:left="360"/>
+      </w:pPr>
+      <w:r>
+        <w:rPr>
+          <w:sz w:val="24"/>
+          <w:szCs w:val="24"/>
+        </w:rPr>
+        <w:t xml:space="preserve">• Ranking de cursos por dedicación</w:t>
+      </w:r>
+    </w:p>
+    <w:p>
+      <w:pPr>
         <w:spacing w:after="50"/>
-      </w:pPr>
-      <w:r>
-        <w:t xml:space="preserve">Porcentaje de dedicación de cada curso</w:t>
+        <w:ind w:left="360"/>
+      </w:pPr>
+      <w:r>
+        <w:rPr>
+          <w:sz w:val="24"/>
+          <w:szCs w:val="24"/>
+        </w:rPr>
+        <w:t xml:space="preserve">• Porcentaje de dedicación de cada curso</w:t>
       </w:r>
     </w:p>
     <w:p>
       <w:pPr>
         <w:spacing w:after="100"/>
+        <w:ind w:left="360"/>
       </w:pPr>
       <w:r>
         <w:rPr>
           <w:i/>
           <w:iCs/>
           <w:color w:val="646363"/>
+          <w:sz w:val="22"/>
+          <w:szCs w:val="22"/>
         </w:rPr>
         <w:t xml:space="preserve">Fuente de datos: </w:t>
       </w:r>
@@ -18898,6 +19215,8 @@
           <w:i/>
           <w:iCs/>
           <w:color w:val="646363"/>
+          <w:sz w:val="22"/>
+          <w:szCs w:val="22"/>
         </w:rPr>
         <w:t xml:space="preserve">Datos pre-calculados (preferido) o cálculo en tiempo real</w:t>
       </w:r>
@@ -18918,85 +19237,144 @@
     </w:p>
     <w:p>
       <w:pPr>
-        <w:pStyle w:val="ListParagraph"/>
-        <w:numPr>
-          <w:ilvl w:val="0"/>
-          <w:numId w:val="1"/>
-        </w:numPr>
         <w:spacing w:after="50"/>
-      </w:pPr>
-      <w:r>
-        <w:t xml:space="preserve">Usuarios matriculados</w:t>
-      </w:r>
-    </w:p>
-    <w:p>
-      <w:pPr>
-        <w:pStyle w:val="ListParagraph"/>
-        <w:numPr>
-          <w:ilvl w:val="0"/>
-          <w:numId w:val="1"/>
-        </w:numPr>
+        <w:ind w:left="360"/>
+      </w:pPr>
+      <w:r>
+        <w:rPr>
+          <w:sz w:val="24"/>
+          <w:szCs w:val="24"/>
+        </w:rPr>
+        <w:t xml:space="preserve">• Usuarios matriculados</w:t>
+      </w:r>
+    </w:p>
+    <w:p>
+      <w:pPr>
         <w:spacing w:after="50"/>
-      </w:pPr>
-      <w:r>
-        <w:t xml:space="preserve">Usuarios activos en período</w:t>
-      </w:r>
-    </w:p>
-    <w:p>
-      <w:pPr>
-        <w:pStyle w:val="ListParagraph"/>
-        <w:numPr>
-          <w:ilvl w:val="0"/>
-          <w:numId w:val="1"/>
-        </w:numPr>
+        <w:ind w:left="360"/>
+      </w:pPr>
+      <w:r>
+        <w:rPr>
+          <w:sz w:val="24"/>
+          <w:szCs w:val="24"/>
+        </w:rPr>
+        <w:t xml:space="preserve">• Usuarios activos en período</w:t>
+      </w:r>
+    </w:p>
+    <w:p>
+      <w:pPr>
         <w:spacing w:after="50"/>
-      </w:pPr>
-      <w:r>
-        <w:t xml:space="preserve">Completaciones en período</w:t>
-      </w:r>
-    </w:p>
-    <w:p>
-      <w:pPr>
-        <w:pStyle w:val="ListParagraph"/>
-        <w:numPr>
-          <w:ilvl w:val="0"/>
-          <w:numId w:val="1"/>
-        </w:numPr>
+        <w:ind w:left="360"/>
+      </w:pPr>
+      <w:r>
+        <w:rPr>
+          <w:sz w:val="24"/>
+          <w:szCs w:val="24"/>
+        </w:rPr>
+        <w:t xml:space="preserve">• Completaciones en período</w:t>
+      </w:r>
+    </w:p>
+    <w:p>
+      <w:pPr>
         <w:spacing w:after="50"/>
-      </w:pPr>
-      <w:r>
-        <w:t xml:space="preserve">Accesos totales</w:t>
-      </w:r>
-    </w:p>
-    <w:p>
-      <w:pPr>
-        <w:pStyle w:val="ListParagraph"/>
-        <w:numPr>
-          <w:ilvl w:val="0"/>
-          <w:numId w:val="1"/>
-        </w:numPr>
+        <w:ind w:left="360"/>
+      </w:pPr>
+      <w:r>
+        <w:rPr>
+          <w:sz w:val="24"/>
+          <w:szCs w:val="24"/>
+        </w:rPr>
+        <w:t xml:space="preserve">• Accesos totales</w:t>
+      </w:r>
+    </w:p>
+    <w:p>
+      <w:pPr>
         <w:spacing w:after="50"/>
-      </w:pPr>
-      <w:r>
-        <w:t xml:space="preserve">Dedicación total y promedio</w:t>
+        <w:ind w:left="360"/>
+      </w:pPr>
+      <w:r>
+        <w:rPr>
+          <w:sz w:val="24"/>
+          <w:szCs w:val="24"/>
+        </w:rPr>
+        <w:t xml:space="preserve">• Dedicación total y promedio</w:t>
+      </w:r>
+    </w:p>
+    <w:p>
+      <w:pPr>
+        <w:pStyle w:val="Heading2"/>
+        <w:spacing w:before="300" w:after="150"/>
+      </w:pPr>
+      <w:r>
+        <w:t xml:space="preserve">Flujo de Datos</w:t>
+      </w:r>
+    </w:p>
+    <w:p>
+      <w:pPr>
+        <w:spacing w:after="200"/>
+        <w:jc w:val="both"/>
+      </w:pPr>
+      <w:r>
+        <w:rPr>
+          <w:sz w:val="24"/>
+          <w:szCs w:val="24"/>
+        </w:rPr>
+        <w:t xml:space="preserve">El plugin procesa datos de múltiples fuentes de Moodle para generar reportes consolidados de uso de la plataforma.</w:t>
+      </w:r>
+    </w:p>
+    <w:p>
+      <w:pPr>
+        <w:spacing w:before="200" w:after="100"/>
+        <w:jc w:val="center"/>
+      </w:pPr>
+      <w:r>
+        <w:drawing>
+          <wp:inline distT="0" distB="0" distL="0" distR="0">
+            <wp:extent cx="4953000" cy="3305175"/>
+            <wp:effectExtent t="0" r="0" b="0" l="0"/>
+            <wp:docPr id="1" name="" descr="" title=""/>
+            <wp:cNvGraphicFramePr>
+              <a:graphicFrameLocks xmlns:a="http://schemas.openxmlformats.org/drawingml/2006/main" noChangeAspect="1"/>
+            </wp:cNvGraphicFramePr>
+            <a:graphic xmlns:a="http://schemas.openxmlformats.org/drawingml/2006/main">
+              <a:graphicData uri="http://schemas.openxmlformats.org/drawingml/2006/picture">
+                <pic:pic xmlns:pic="http://schemas.openxmlformats.org/drawingml/2006/picture">
+                  <pic:nvPicPr>
+                    <pic:cNvPr id="0" name="" descr=""/>
+                    <pic:cNvPicPr>
+                      <a:picLocks noChangeAspect="1" noChangeArrowheads="1"/>
+                    </pic:cNvPicPr>
+                  </pic:nvPicPr>
+                  <pic:blipFill>
+                    <a:blip r:embed="rId20" cstate="none"/>
+                    <a:srcRect/>
+                    <a:stretch>
+                      <a:fillRect/>
+                    </a:stretch>
+                  </pic:blipFill>
+                  <pic:spPr bwMode="auto">
+                    <a:xfrm>
+                      <a:off x="0" y="0"/>
+                      <a:ext cx="4953000" cy="3305175"/>
+                    </a:xfrm>
+                    <a:prstGeom prst="rect">
+                      <a:avLst/>
+                    </a:prstGeom>
+                  </pic:spPr>
+                </pic:pic>
+              </a:graphicData>
+            </a:graphic>
+          </wp:inline>
+        </w:drawing>
       </w:r>
     </w:p>
     <w:p>
       <w:pPr>
         <w:pStyle w:val="PieIlustracion"/>
-        <w:spacing w:before="300" w:after="200"/>
-      </w:pPr>
-      <w:r>
-        <w:t xml:space="preserve">Ilustración 2. Diagrama de flujo de datos - Platform Usage Report</w:t>
-      </w:r>
-    </w:p>
-    <w:p>
-      <w:pPr>
-        <w:spacing w:after="300"/>
-        <w:jc w:val="center"/>
-      </w:pPr>
-      <w:r>
-        <w:t xml:space="preserve">[Ver archivo: svg/report_platform_usage/data_flow_diagram.svg]</w:t>
+        <w:spacing w:before="100" w:after="300"/>
+      </w:pPr>
+      <w:r>
+        <w:t xml:space="preserve">Figura 12. Diagrama de flujo de datos - Platform Usage Report</w:t>
       </w:r>
     </w:p>
     <w:p>
@@ -19010,7 +19388,7 @@
         <w:spacing w:before="400" w:after="200"/>
       </w:pPr>
       <w:r>
-        <w:t xml:space="preserve">PLATFORM ACCESS GENERATOR</w:t>
+        <w:t xml:space="preserve">PLUGIN LOCAL_PLATFORM_ACCESS</w:t>
       </w:r>
     </w:p>
     <w:p>
@@ -19028,17 +19406,27 @@
         <w:jc w:val="both"/>
       </w:pPr>
       <w:r>
+        <w:rPr>
+          <w:sz w:val="24"/>
+          <w:szCs w:val="24"/>
+        </w:rPr>
         <w:t xml:space="preserve">Platform Access Generator es un plugin de tipo </w:t>
       </w:r>
       <w:r>
         <w:rPr>
           <w:b/>
           <w:bCs/>
+          <w:sz w:val="24"/>
+          <w:szCs w:val="24"/>
         </w:rPr>
         <w:t xml:space="preserve">local</w:t>
       </w:r>
       <w:r>
-        <w:t xml:space="preserve"> cuyo propósito es Plugin para generar registros de acceso ficticios a la plataforma Moodle/IOMAD, incluyendo inicios de sesión, accesos a cursos, actividades y eventos relacionados. Útil para pruebas, desarrollo y análisis de reportes.</w:t>
+        <w:rPr>
+          <w:sz w:val="24"/>
+          <w:szCs w:val="24"/>
+        </w:rPr>
+        <w:t xml:space="preserve"> cuyo propósito es Plugin para generar registros de acceso ficticios a la plataforma Moodle/IOMAD, incluyendo inicios de sesión, accesos a cursos, actividades y eventos relacionados. Útil para pruebas, desarrollo y análisis de reportes..</w:t>
       </w:r>
     </w:p>
     <w:p>
@@ -19050,10 +19438,16 @@
         <w:rPr>
           <w:b/>
           <w:bCs/>
+          <w:sz w:val="24"/>
+          <w:szCs w:val="24"/>
         </w:rPr>
         <w:t xml:space="preserve">Arquitectura: </w:t>
       </w:r>
       <w:r>
+        <w:rPr>
+          <w:sz w:val="24"/>
+          <w:szCs w:val="24"/>
+        </w:rPr>
         <w:t xml:space="preserve">Diseño moderno con clases orientadas a objetos, sin lib.php, optimizado para inserciones masivas en base de datos</w:t>
       </w:r>
     </w:p>
@@ -19062,124 +19456,128 @@
         <w:spacing w:before="100" w:after="100"/>
       </w:pPr>
       <w:r>
+        <w:rPr>
+          <w:sz w:val="24"/>
+          <w:szCs w:val="24"/>
+        </w:rPr>
         <w:t xml:space="preserve">Características principales:</w:t>
       </w:r>
     </w:p>
     <w:p>
       <w:pPr>
-        <w:pStyle w:val="ListParagraph"/>
-        <w:numPr>
-          <w:ilvl w:val="0"/>
-          <w:numId w:val="1"/>
-        </w:numPr>
         <w:spacing w:after="100"/>
-      </w:pPr>
-      <w:r>
-        <w:t xml:space="preserve">Generación masiva de registros de acceso con buffering</w:t>
-      </w:r>
-    </w:p>
-    <w:p>
-      <w:pPr>
-        <w:pStyle w:val="ListParagraph"/>
-        <w:numPr>
-          <w:ilvl w:val="0"/>
-          <w:numId w:val="1"/>
-        </w:numPr>
+        <w:ind w:left="360"/>
+      </w:pPr>
+      <w:r>
+        <w:rPr>
+          <w:sz w:val="24"/>
+          <w:szCs w:val="24"/>
+        </w:rPr>
+        <w:t xml:space="preserve">• Generación masiva de registros de acceso con buffering</w:t>
+      </w:r>
+    </w:p>
+    <w:p>
+      <w:pPr>
         <w:spacing w:after="100"/>
-      </w:pPr>
-      <w:r>
-        <w:t xml:space="preserve">Soporte multi-empresa (IOMAD)</w:t>
-      </w:r>
-    </w:p>
-    <w:p>
-      <w:pPr>
-        <w:pStyle w:val="ListParagraph"/>
-        <w:numPr>
-          <w:ilvl w:val="0"/>
-          <w:numId w:val="1"/>
-        </w:numPr>
+        <w:ind w:left="360"/>
+      </w:pPr>
+      <w:r>
+        <w:rPr>
+          <w:sz w:val="24"/>
+          <w:szCs w:val="24"/>
+        </w:rPr>
+        <w:t xml:space="preserve">• Soporte multi-empresa (IOMAD)</w:t>
+      </w:r>
+    </w:p>
+    <w:p>
+      <w:pPr>
         <w:spacing w:after="100"/>
-      </w:pPr>
-      <w:r>
-        <w:t xml:space="preserve">Configuración flexible por formulario web</w:t>
-      </w:r>
-    </w:p>
-    <w:p>
-      <w:pPr>
-        <w:pStyle w:val="ListParagraph"/>
-        <w:numPr>
-          <w:ilvl w:val="0"/>
-          <w:numId w:val="1"/>
-        </w:numPr>
+        <w:ind w:left="360"/>
+      </w:pPr>
+      <w:r>
+        <w:rPr>
+          <w:sz w:val="24"/>
+          <w:szCs w:val="24"/>
+        </w:rPr>
+        <w:t xml:space="preserve">• Configuración flexible por formulario web</w:t>
+      </w:r>
+    </w:p>
+    <w:p>
+      <w:pPr>
         <w:spacing w:after="100"/>
-      </w:pPr>
-      <w:r>
-        <w:t xml:space="preserve">Optimización con inserciones en lotes de 500 registros</w:t>
-      </w:r>
-    </w:p>
-    <w:p>
-      <w:pPr>
-        <w:pStyle w:val="ListParagraph"/>
-        <w:numPr>
-          <w:ilvl w:val="0"/>
-          <w:numId w:val="1"/>
-        </w:numPr>
+        <w:ind w:left="360"/>
+      </w:pPr>
+      <w:r>
+        <w:rPr>
+          <w:sz w:val="24"/>
+          <w:szCs w:val="24"/>
+        </w:rPr>
+        <w:t xml:space="preserve">• Optimización con inserciones en lotes de 500 registros</w:t>
+      </w:r>
+    </w:p>
+    <w:p>
+      <w:pPr>
         <w:spacing w:after="100"/>
-      </w:pPr>
-      <w:r>
-        <w:t xml:space="preserve">Sistema de caching para contextos y matriculaciones</w:t>
-      </w:r>
-    </w:p>
-    <w:p>
-      <w:pPr>
-        <w:pStyle w:val="ListParagraph"/>
-        <w:numPr>
-          <w:ilvl w:val="0"/>
-          <w:numId w:val="1"/>
-        </w:numPr>
+        <w:ind w:left="360"/>
+      </w:pPr>
+      <w:r>
+        <w:rPr>
+          <w:sz w:val="24"/>
+          <w:szCs w:val="24"/>
+        </w:rPr>
+        <w:t xml:space="preserve">• Sistema de caching para contextos y matriculaciones</w:t>
+      </w:r>
+    </w:p>
+    <w:p>
+      <w:pPr>
         <w:spacing w:after="100"/>
-      </w:pPr>
-      <w:r>
-        <w:t xml:space="preserve">Limpieza opcional de registros existentes con TRUNCATE</w:t>
-      </w:r>
-    </w:p>
-    <w:p>
-      <w:pPr>
-        <w:pStyle w:val="ListParagraph"/>
-        <w:numPr>
-          <w:ilvl w:val="0"/>
-          <w:numId w:val="1"/>
-        </w:numPr>
+        <w:ind w:left="360"/>
+      </w:pPr>
+      <w:r>
+        <w:rPr>
+          <w:sz w:val="24"/>
+          <w:szCs w:val="24"/>
+        </w:rPr>
+        <w:t xml:space="preserve">• Limpieza opcional de registros existentes con TRUNCATE</w:t>
+      </w:r>
+    </w:p>
+    <w:p>
+      <w:pPr>
         <w:spacing w:after="100"/>
-      </w:pPr>
-      <w:r>
-        <w:t xml:space="preserve">Generación de eventos avanzados (dashboard, logout, completions)</w:t>
-      </w:r>
-    </w:p>
-    <w:p>
-      <w:pPr>
-        <w:pStyle w:val="ListParagraph"/>
-        <w:numPr>
-          <w:ilvl w:val="0"/>
-          <w:numId w:val="1"/>
-        </w:numPr>
+        <w:ind w:left="360"/>
+      </w:pPr>
+      <w:r>
+        <w:rPr>
+          <w:sz w:val="24"/>
+          <w:szCs w:val="24"/>
+        </w:rPr>
+        <w:t xml:space="preserve">• Generación de eventos avanzados (dashboard, logout, completions)</w:t>
+      </w:r>
+    </w:p>
+    <w:p>
+      <w:pPr>
         <w:spacing w:after="100"/>
-      </w:pPr>
-      <w:r>
-        <w:t xml:space="preserve">Barra de progreso para procesos largos</w:t>
-      </w:r>
-    </w:p>
-    <w:p>
-      <w:pPr>
-        <w:pStyle w:val="ListParagraph"/>
-        <w:numPr>
-          <w:ilvl w:val="0"/>
-          <w:numId w:val="1"/>
-        </w:numPr>
+        <w:ind w:left="360"/>
+      </w:pPr>
+      <w:r>
+        <w:rPr>
+          <w:sz w:val="24"/>
+          <w:szCs w:val="24"/>
+        </w:rPr>
+        <w:t xml:space="preserve">• Barra de progreso para procesos largos</w:t>
+      </w:r>
+    </w:p>
+    <w:p>
+      <w:pPr>
         <w:spacing w:after="100"/>
-      </w:pPr>
-      <w:r>
-        <w:t xml:space="preserve">Estadísticas detalladas post-generación</w:t>
+        <w:ind w:left="360"/>
+      </w:pPr>
+      <w:r>
+        <w:rPr>
+          <w:sz w:val="24"/>
+          <w:szCs w:val="24"/>
+        </w:rPr>
+        <w:t xml:space="preserve">• Estadísticas detalladas post-generación</w:t>
       </w:r>
     </w:p>
     <w:p>
@@ -19190,10 +19588,16 @@
         <w:rPr>
           <w:b/>
           <w:bCs/>
+          <w:sz w:val="24"/>
+          <w:szCs w:val="24"/>
         </w:rPr>
         <w:t xml:space="preserve">Estado de desarrollo: </w:t>
       </w:r>
       <w:r>
+        <w:rPr>
+          <w:sz w:val="24"/>
+          <w:szCs w:val="24"/>
+        </w:rPr>
         <w:t xml:space="preserve">Stable (MATURITY_STABLE)</w:t>
       </w:r>
     </w:p>
@@ -19205,10 +19609,16 @@
         <w:rPr>
           <w:b/>
           <w:bCs/>
+          <w:sz w:val="24"/>
+          <w:szCs w:val="24"/>
         </w:rPr>
         <w:t xml:space="preserve">Integración IOMAD: </w:t>
       </w:r>
       <w:r>
+        <w:rPr>
+          <w:sz w:val="24"/>
+          <w:szCs w:val="24"/>
+        </w:rPr>
         <w:t xml:space="preserve">Totalmente integrado con sistema multi-empresa de IOMAD</w:t>
       </w:r>
     </w:p>
@@ -19223,11 +19633,79 @@
     </w:p>
     <w:p>
       <w:pPr>
-        <w:pStyle w:val="PieTabla"/>
+        <w:spacing w:after="200"/>
+        <w:jc w:val="both"/>
+      </w:pPr>
+      <w:r>
+        <w:rPr>
+          <w:sz w:val="24"/>
+          <w:szCs w:val="24"/>
+        </w:rPr>
+        <w:t xml:space="preserve">El plugin local_platform_access utiliza una estructura moderna basada en namespaces y clases, sin depender de lib.php para sus funcionalidades principales.</w:t>
+      </w:r>
+    </w:p>
+    <w:p>
+      <w:pPr>
         <w:spacing w:before="200" w:after="100"/>
-      </w:pPr>
-      <w:r>
-        <w:t xml:space="preserve">Tabla 1. Información de versión - Platform Access Generator</w:t>
+        <w:jc w:val="center"/>
+      </w:pPr>
+      <w:r>
+        <w:drawing>
+          <wp:inline distT="0" distB="0" distL="0" distR="0">
+            <wp:extent cx="4572000" cy="2790825"/>
+            <wp:effectExtent t="0" r="0" b="0" l="0"/>
+            <wp:docPr id="1" name="" descr="" title=""/>
+            <wp:cNvGraphicFramePr>
+              <a:graphicFrameLocks xmlns:a="http://schemas.openxmlformats.org/drawingml/2006/main" noChangeAspect="1"/>
+            </wp:cNvGraphicFramePr>
+            <a:graphic xmlns:a="http://schemas.openxmlformats.org/drawingml/2006/main">
+              <a:graphicData uri="http://schemas.openxmlformats.org/drawingml/2006/picture">
+                <pic:pic xmlns:pic="http://schemas.openxmlformats.org/drawingml/2006/picture">
+                  <pic:nvPicPr>
+                    <pic:cNvPr id="0" name="" descr=""/>
+                    <pic:cNvPicPr>
+                      <a:picLocks noChangeAspect="1" noChangeArrowheads="1"/>
+                    </pic:cNvPicPr>
+                  </pic:nvPicPr>
+                  <pic:blipFill>
+                    <a:blip r:embed="rId21" cstate="none"/>
+                    <a:srcRect/>
+                    <a:stretch>
+                      <a:fillRect/>
+                    </a:stretch>
+                  </pic:blipFill>
+                  <pic:spPr bwMode="auto">
+                    <a:xfrm>
+                      <a:off x="0" y="0"/>
+                      <a:ext cx="4572000" cy="2790825"/>
+                    </a:xfrm>
+                    <a:prstGeom prst="rect">
+                      <a:avLst/>
+                    </a:prstGeom>
+                  </pic:spPr>
+                </pic:pic>
+              </a:graphicData>
+            </a:graphic>
+          </wp:inline>
+        </w:drawing>
+      </w:r>
+    </w:p>
+    <w:p>
+      <w:pPr>
+        <w:pStyle w:val="PieIlustracion"/>
+        <w:spacing w:before="100" w:after="300"/>
+      </w:pPr>
+      <w:r>
+        <w:t xml:space="preserve">Figura 13. Estructura de directorios del plugin local_platform_access</w:t>
+      </w:r>
+    </w:p>
+    <w:p>
+      <w:pPr>
+        <w:pStyle w:val="Heading3"/>
+        <w:spacing w:before="200" w:after="100"/>
+      </w:pPr>
+      <w:r>
+        <w:t xml:space="preserve">Información de Versión</w:t>
       </w:r>
     </w:p>
     <w:tbl>
@@ -19261,10 +19739,12 @@
             </w:tcMar>
           </w:tcPr>
           <w:p>
-            <w:pPr>
-              <w:pStyle w:val="Normal"/>
-            </w:pPr>
-            <w:r>
+            <w:r>
+              <w:rPr>
+                <w:b/>
+                <w:bCs/>
+                <w:color w:val="FFFFFF"/>
+              </w:rPr>
               <w:t xml:space="preserve">Atributo</w:t>
             </w:r>
           </w:p>
@@ -19280,10 +19760,12 @@
             </w:tcMar>
           </w:tcPr>
           <w:p>
-            <w:pPr>
-              <w:pStyle w:val="Normal"/>
-            </w:pPr>
-            <w:r>
+            <w:r>
+              <w:rPr>
+                <w:b/>
+                <w:bCs/>
+                <w:color w:val="FFFFFF"/>
+              </w:rPr>
               <w:t xml:space="preserve">Valor</w:t>
             </w:r>
           </w:p>
@@ -19516,6 +19998,15 @@
     </w:tbl>
     <w:p>
       <w:pPr>
+        <w:pStyle w:val="PieTabla"/>
+        <w:spacing w:before="100" w:after="300"/>
+      </w:pPr>
+      <w:r>
+        <w:t xml:space="preserve">Tabla 8. Información de versión - Platform Access Generator</w:t>
+      </w:r>
+    </w:p>
+    <w:p>
+      <w:pPr>
         <w:spacing w:before="200" w:after="200"/>
         <w:jc w:val="both"/>
       </w:pPr>
@@ -19523,10 +20014,16 @@
         <w:rPr>
           <w:b/>
           <w:bCs/>
+          <w:sz w:val="24"/>
+          <w:szCs w:val="24"/>
         </w:rPr>
         <w:t xml:space="preserve">Nota importante: </w:t>
       </w:r>
       <w:r>
+        <w:rPr>
+          <w:sz w:val="24"/>
+          <w:szCs w:val="24"/>
+        </w:rPr>
         <w:t xml:space="preserve">Este plugin NO utiliza lib.php, adoptando un diseño moderno basado completamente en clases con namespaces.</w:t>
       </w:r>
     </w:p>
@@ -19545,35 +20042,82 @@
         <w:jc w:val="both"/>
       </w:pPr>
       <w:r>
+        <w:rPr>
+          <w:sz w:val="24"/>
+          <w:szCs w:val="24"/>
+        </w:rPr>
         <w:t xml:space="preserve">El plugin implementa el patrón de diseño </w:t>
       </w:r>
       <w:r>
         <w:rPr>
           <w:b/>
           <w:bCs/>
+          <w:sz w:val="24"/>
+          <w:szCs w:val="24"/>
         </w:rPr>
         <w:t xml:space="preserve">Generador con buffer pattern y cache pattern</w:t>
       </w:r>
       <w:r>
+        <w:rPr>
+          <w:sz w:val="24"/>
+          <w:szCs w:val="24"/>
+        </w:rPr>
         <w:t xml:space="preserve">, optimizado para operaciones masivas de inserción en base de datos.</w:t>
       </w:r>
     </w:p>
     <w:p>
       <w:pPr>
+        <w:spacing w:before="200" w:after="100"/>
+        <w:jc w:val="center"/>
+      </w:pPr>
+      <w:r>
+        <w:drawing>
+          <wp:inline distT="0" distB="0" distL="0" distR="0">
+            <wp:extent cx="4762500" cy="3867150"/>
+            <wp:effectExtent t="0" r="0" b="0" l="0"/>
+            <wp:docPr id="1" name="" descr="" title=""/>
+            <wp:cNvGraphicFramePr>
+              <a:graphicFrameLocks xmlns:a="http://schemas.openxmlformats.org/drawingml/2006/main" noChangeAspect="1"/>
+            </wp:cNvGraphicFramePr>
+            <a:graphic xmlns:a="http://schemas.openxmlformats.org/drawingml/2006/main">
+              <a:graphicData uri="http://schemas.openxmlformats.org/drawingml/2006/picture">
+                <pic:pic xmlns:pic="http://schemas.openxmlformats.org/drawingml/2006/picture">
+                  <pic:nvPicPr>
+                    <pic:cNvPr id="0" name="" descr=""/>
+                    <pic:cNvPicPr>
+                      <a:picLocks noChangeAspect="1" noChangeArrowheads="1"/>
+                    </pic:cNvPicPr>
+                  </pic:nvPicPr>
+                  <pic:blipFill>
+                    <a:blip r:embed="rId22" cstate="none"/>
+                    <a:srcRect/>
+                    <a:stretch>
+                      <a:fillRect/>
+                    </a:stretch>
+                  </pic:blipFill>
+                  <pic:spPr bwMode="auto">
+                    <a:xfrm>
+                      <a:off x="0" y="0"/>
+                      <a:ext cx="4762500" cy="3867150"/>
+                    </a:xfrm>
+                    <a:prstGeom prst="rect">
+                      <a:avLst/>
+                    </a:prstGeom>
+                  </pic:spPr>
+                </pic:pic>
+              </a:graphicData>
+            </a:graphic>
+          </wp:inline>
+        </w:drawing>
+      </w:r>
+    </w:p>
+    <w:p>
+      <w:pPr>
         <w:pStyle w:val="PieIlustracion"/>
-        <w:spacing w:before="200" w:after="200"/>
-      </w:pPr>
-      <w:r>
-        <w:t xml:space="preserve">Ilustración 1. Diagrama de arquitectura - Platform Access Generator</w:t>
-      </w:r>
-    </w:p>
-    <w:p>
-      <w:pPr>
-        <w:spacing w:after="300"/>
-        <w:jc w:val="center"/>
-      </w:pPr>
-      <w:r>
-        <w:t xml:space="preserve">[Ver archivo: svg/local_platform_access/architecture_diagram.svg]</w:t>
+        <w:spacing w:before="100" w:after="300"/>
+      </w:pPr>
+      <w:r>
+        <w:t xml:space="preserve">Figura 14. Diagrama de arquitectura - Platform Access Generator</w:t>
       </w:r>
     </w:p>
     <w:p>
@@ -19607,11 +20151,15 @@
         <w:rPr>
           <w:b/>
           <w:bCs/>
+          <w:sz w:val="24"/>
+          <w:szCs w:val="24"/>
         </w:rPr>
         <w:t xml:space="preserve">Namespace: </w:t>
       </w:r>
       <w:r>
         <w:rPr>
+          <w:sz w:val="24"/>
+          <w:szCs w:val="24"/>
           <w:rFonts w:ascii="Courier New" w:cs="Courier New" w:eastAsia="Courier New" w:hAnsi="Courier New"/>
         </w:rPr>
         <w:t xml:space="preserve">local_platform_access</w:t>
@@ -19625,10 +20173,16 @@
         <w:rPr>
           <w:b/>
           <w:bCs/>
+          <w:sz w:val="24"/>
+          <w:szCs w:val="24"/>
         </w:rPr>
         <w:t xml:space="preserve">Tipo: </w:t>
       </w:r>
       <w:r>
+        <w:rPr>
+          <w:sz w:val="24"/>
+          <w:szCs w:val="24"/>
+        </w:rPr>
         <w:t xml:space="preserve">Servicio principal</w:t>
       </w:r>
     </w:p>
@@ -19641,10 +20195,16 @@
         <w:rPr>
           <w:b/>
           <w:bCs/>
+          <w:sz w:val="24"/>
+          <w:szCs w:val="24"/>
         </w:rPr>
         <w:t xml:space="preserve">Responsabilidad: </w:t>
       </w:r>
       <w:r>
+        <w:rPr>
+          <w:sz w:val="24"/>
+          <w:szCs w:val="24"/>
+        </w:rPr>
         <w:t xml:space="preserve">Generación masiva de registros con optimizaciones de rendimiento</w:t>
       </w:r>
     </w:p>
@@ -19653,17 +20213,17 @@
         <w:spacing w:before="100" w:after="50"/>
       </w:pPr>
       <w:r>
+        <w:rPr>
+          <w:sz w:val="24"/>
+          <w:szCs w:val="24"/>
+        </w:rPr>
         <w:t xml:space="preserve">Métodos públicos clave:</w:t>
       </w:r>
     </w:p>
     <w:p>
       <w:pPr>
-        <w:pStyle w:val="ListParagraph"/>
-        <w:numPr>
-          <w:ilvl w:val="0"/>
-          <w:numId w:val="1"/>
-        </w:numPr>
         <w:spacing w:after="50"/>
+        <w:ind w:left="360"/>
       </w:pPr>
       <w:r>
         <w:rPr>
@@ -19671,17 +20231,13 @@
           <w:szCs w:val="20"/>
           <w:rFonts w:ascii="Courier New" w:cs="Courier New" w:eastAsia="Courier New" w:hAnsi="Courier New"/>
         </w:rPr>
-        <w:t xml:space="preserve">get_users(): Obtiene usuarios a procesar</w:t>
-      </w:r>
-    </w:p>
-    <w:p>
-      <w:pPr>
-        <w:pStyle w:val="ListParagraph"/>
-        <w:numPr>
-          <w:ilvl w:val="0"/>
-          <w:numId w:val="1"/>
-        </w:numPr>
+        <w:t xml:space="preserve">• get_users(): Obtiene usuarios a procesar</w:t>
+      </w:r>
+    </w:p>
+    <w:p>
+      <w:pPr>
         <w:spacing w:after="50"/>
+        <w:ind w:left="360"/>
       </w:pPr>
       <w:r>
         <w:rPr>
@@ -19689,17 +20245,13 @@
           <w:szCs w:val="20"/>
           <w:rFonts w:ascii="Courier New" w:cs="Courier New" w:eastAsia="Courier New" w:hAnsi="Courier New"/>
         </w:rPr>
-        <w:t xml:space="preserve">run(callable $callback): Ejecuta generación completa</w:t>
-      </w:r>
-    </w:p>
-    <w:p>
-      <w:pPr>
-        <w:pStyle w:val="ListParagraph"/>
-        <w:numPr>
-          <w:ilvl w:val="0"/>
-          <w:numId w:val="1"/>
-        </w:numPr>
+        <w:t xml:space="preserve">• run(callable $callback): Ejecuta generación completa</w:t>
+      </w:r>
+    </w:p>
+    <w:p>
+      <w:pPr>
         <w:spacing w:after="50"/>
+        <w:ind w:left="360"/>
       </w:pPr>
       <w:r>
         <w:rPr>
@@ -19707,17 +20259,13 @@
           <w:szCs w:val="20"/>
           <w:rFonts w:ascii="Courier New" w:cs="Courier New" w:eastAsia="Courier New" w:hAnsi="Courier New"/>
         </w:rPr>
-        <w:t xml:space="preserve">get_stats(): Retorna estadísticas</w:t>
-      </w:r>
-    </w:p>
-    <w:p>
-      <w:pPr>
-        <w:pStyle w:val="ListParagraph"/>
-        <w:numPr>
-          <w:ilvl w:val="0"/>
-          <w:numId w:val="1"/>
-        </w:numPr>
+        <w:t xml:space="preserve">• get_stats(): Retorna estadísticas</w:t>
+      </w:r>
+    </w:p>
+    <w:p>
+      <w:pPr>
         <w:spacing w:after="50"/>
+        <w:ind w:left="360"/>
       </w:pPr>
       <w:r>
         <w:rPr>
@@ -19725,17 +20273,13 @@
           <w:szCs w:val="20"/>
           <w:rFonts w:ascii="Courier New" w:cs="Courier New" w:eastAsia="Courier New" w:hAnsi="Courier New"/>
         </w:rPr>
-        <w:t xml:space="preserve">clean_existing_records(array $users): Limpia registros existentes</w:t>
-      </w:r>
-    </w:p>
-    <w:p>
-      <w:pPr>
-        <w:pStyle w:val="ListParagraph"/>
-        <w:numPr>
-          <w:ilvl w:val="0"/>
-          <w:numId w:val="1"/>
-        </w:numPr>
+        <w:t xml:space="preserve">• clean_existing_records(array $users): Limpia registros existentes</w:t>
+      </w:r>
+    </w:p>
+    <w:p>
+      <w:pPr>
         <w:spacing w:after="50"/>
+        <w:ind w:left="360"/>
       </w:pPr>
       <w:r>
         <w:rPr>
@@ -19743,7 +20287,7 @@
           <w:szCs w:val="20"/>
           <w:rFonts w:ascii="Courier New" w:cs="Courier New" w:eastAsia="Courier New" w:hAnsi="Courier New"/>
         </w:rPr>
-        <w:t xml:space="preserve">get_companies(): Obtiene lista de empresas (estático)</w:t>
+        <w:t xml:space="preserve">• get_companies(): Obtiene lista de empresas (estático)</w:t>
       </w:r>
     </w:p>
     <w:p>
@@ -19751,72 +20295,76 @@
         <w:spacing w:before="100" w:after="50"/>
       </w:pPr>
       <w:r>
+        <w:rPr>
+          <w:sz w:val="24"/>
+          <w:szCs w:val="24"/>
+        </w:rPr>
         <w:t xml:space="preserve">Optimizaciones implementadas:</w:t>
       </w:r>
     </w:p>
     <w:p>
       <w:pPr>
-        <w:pStyle w:val="ListParagraph"/>
-        <w:numPr>
-          <w:ilvl w:val="0"/>
-          <w:numId w:val="1"/>
-        </w:numPr>
         <w:spacing w:after="50"/>
-      </w:pPr>
-      <w:r>
-        <w:t xml:space="preserve">Buffering con lotes de 500 registros</w:t>
-      </w:r>
-    </w:p>
-    <w:p>
-      <w:pPr>
-        <w:pStyle w:val="ListParagraph"/>
-        <w:numPr>
-          <w:ilvl w:val="0"/>
-          <w:numId w:val="1"/>
-        </w:numPr>
+        <w:ind w:left="360"/>
+      </w:pPr>
+      <w:r>
+        <w:rPr>
+          <w:sz w:val="24"/>
+          <w:szCs w:val="24"/>
+        </w:rPr>
+        <w:t xml:space="preserve">• Buffering con lotes de 500 registros</w:t>
+      </w:r>
+    </w:p>
+    <w:p>
+      <w:pPr>
         <w:spacing w:after="50"/>
-      </w:pPr>
-      <w:r>
-        <w:t xml:space="preserve">Pre-carga de matriculaciones en memoria</w:t>
-      </w:r>
-    </w:p>
-    <w:p>
-      <w:pPr>
-        <w:pStyle w:val="ListParagraph"/>
-        <w:numPr>
-          <w:ilvl w:val="0"/>
-          <w:numId w:val="1"/>
-        </w:numPr>
+        <w:ind w:left="360"/>
+      </w:pPr>
+      <w:r>
+        <w:rPr>
+          <w:sz w:val="24"/>
+          <w:szCs w:val="24"/>
+        </w:rPr>
+        <w:t xml:space="preserve">• Pre-carga de matriculaciones en memoria</w:t>
+      </w:r>
+    </w:p>
+    <w:p>
+      <w:pPr>
         <w:spacing w:after="50"/>
-      </w:pPr>
-      <w:r>
-        <w:t xml:space="preserve">Cache de contextos (course, module, user)</w:t>
-      </w:r>
-    </w:p>
-    <w:p>
-      <w:pPr>
-        <w:pStyle w:val="ListParagraph"/>
-        <w:numPr>
-          <w:ilvl w:val="0"/>
-          <w:numId w:val="1"/>
-        </w:numPr>
+        <w:ind w:left="360"/>
+      </w:pPr>
+      <w:r>
+        <w:rPr>
+          <w:sz w:val="24"/>
+          <w:szCs w:val="24"/>
+        </w:rPr>
+        <w:t xml:space="preserve">• Cache de contextos (course, module, user)</w:t>
+      </w:r>
+    </w:p>
+    <w:p>
+      <w:pPr>
         <w:spacing w:after="50"/>
-      </w:pPr>
-      <w:r>
-        <w:t xml:space="preserve">Uso de TRUNCATE para limpieza rápida</w:t>
-      </w:r>
-    </w:p>
-    <w:p>
-      <w:pPr>
-        <w:pStyle w:val="ListParagraph"/>
-        <w:numPr>
-          <w:ilvl w:val="0"/>
-          <w:numId w:val="1"/>
-        </w:numPr>
+        <w:ind w:left="360"/>
+      </w:pPr>
+      <w:r>
+        <w:rPr>
+          <w:sz w:val="24"/>
+          <w:szCs w:val="24"/>
+        </w:rPr>
+        <w:t xml:space="preserve">• Uso de TRUNCATE para limpieza rápida</w:t>
+      </w:r>
+    </w:p>
+    <w:p>
+      <w:pPr>
         <w:spacing w:after="50"/>
-      </w:pPr>
-      <w:r>
-        <w:t xml:space="preserve">Verificación cacheada de existencia de tablas</w:t>
+        <w:ind w:left="360"/>
+      </w:pPr>
+      <w:r>
+        <w:rPr>
+          <w:sz w:val="24"/>
+          <w:szCs w:val="24"/>
+        </w:rPr>
+        <w:t xml:space="preserve">• Verificación cacheada de existencia de tablas</w:t>
       </w:r>
     </w:p>
     <w:p>
@@ -19841,11 +20389,15 @@
         <w:rPr>
           <w:b/>
           <w:bCs/>
+          <w:sz w:val="24"/>
+          <w:szCs w:val="24"/>
         </w:rPr>
         <w:t xml:space="preserve">Namespace: </w:t>
       </w:r>
       <w:r>
         <w:rPr>
+          <w:sz w:val="24"/>
+          <w:szCs w:val="24"/>
           <w:rFonts w:ascii="Courier New" w:cs="Courier New" w:eastAsia="Courier New" w:hAnsi="Courier New"/>
         </w:rPr>
         <w:t xml:space="preserve">local_platform_access\form</w:t>
@@ -19859,10 +20411,16 @@
         <w:rPr>
           <w:b/>
           <w:bCs/>
+          <w:sz w:val="24"/>
+          <w:szCs w:val="24"/>
         </w:rPr>
         <w:t xml:space="preserve">Tipo: </w:t>
       </w:r>
       <w:r>
+        <w:rPr>
+          <w:sz w:val="24"/>
+          <w:szCs w:val="24"/>
+        </w:rPr>
         <w:t xml:space="preserve">Formulario Moodle</w:t>
       </w:r>
     </w:p>
@@ -19875,10 +20433,16 @@
         <w:rPr>
           <w:b/>
           <w:bCs/>
+          <w:sz w:val="24"/>
+          <w:szCs w:val="24"/>
         </w:rPr>
         <w:t xml:space="preserve">Responsabilidad: </w:t>
       </w:r>
       <w:r>
+        <w:rPr>
+          <w:sz w:val="24"/>
+          <w:szCs w:val="24"/>
+        </w:rPr>
         <w:t xml:space="preserve">Interfaz de configuración de generación</w:t>
       </w:r>
     </w:p>
@@ -19887,72 +20451,76 @@
         <w:spacing w:before="100" w:after="50"/>
       </w:pPr>
       <w:r>
+        <w:rPr>
+          <w:sz w:val="24"/>
+          <w:szCs w:val="24"/>
+        </w:rPr>
         <w:t xml:space="preserve">Secciones del formulario:</w:t>
       </w:r>
     </w:p>
     <w:p>
       <w:pPr>
-        <w:pStyle w:val="ListParagraph"/>
-        <w:numPr>
-          <w:ilvl w:val="0"/>
-          <w:numId w:val="1"/>
-        </w:numPr>
         <w:spacing w:after="50"/>
-      </w:pPr>
-      <w:r>
-        <w:t xml:space="preserve">General Options</w:t>
-      </w:r>
-    </w:p>
-    <w:p>
-      <w:pPr>
-        <w:pStyle w:val="ListParagraph"/>
-        <w:numPr>
-          <w:ilvl w:val="0"/>
-          <w:numId w:val="1"/>
-        </w:numPr>
+        <w:ind w:left="360"/>
+      </w:pPr>
+      <w:r>
+        <w:rPr>
+          <w:sz w:val="24"/>
+          <w:szCs w:val="24"/>
+        </w:rPr>
+        <w:t xml:space="preserve">• General Options</w:t>
+      </w:r>
+    </w:p>
+    <w:p>
+      <w:pPr>
         <w:spacing w:after="50"/>
-      </w:pPr>
-      <w:r>
-        <w:t xml:space="preserve">User Settings</w:t>
-      </w:r>
-    </w:p>
-    <w:p>
-      <w:pPr>
-        <w:pStyle w:val="ListParagraph"/>
-        <w:numPr>
-          <w:ilvl w:val="0"/>
-          <w:numId w:val="1"/>
-        </w:numPr>
+        <w:ind w:left="360"/>
+      </w:pPr>
+      <w:r>
+        <w:rPr>
+          <w:sz w:val="24"/>
+          <w:szCs w:val="24"/>
+        </w:rPr>
+        <w:t xml:space="preserve">• User Settings</w:t>
+      </w:r>
+    </w:p>
+    <w:p>
+      <w:pPr>
         <w:spacing w:after="50"/>
-      </w:pPr>
-      <w:r>
-        <w:t xml:space="preserve">Date Range</w:t>
-      </w:r>
-    </w:p>
-    <w:p>
-      <w:pPr>
-        <w:pStyle w:val="ListParagraph"/>
-        <w:numPr>
-          <w:ilvl w:val="0"/>
-          <w:numId w:val="1"/>
-        </w:numPr>
+        <w:ind w:left="360"/>
+      </w:pPr>
+      <w:r>
+        <w:rPr>
+          <w:sz w:val="24"/>
+          <w:szCs w:val="24"/>
+        </w:rPr>
+        <w:t xml:space="preserve">• Date Range</w:t>
+      </w:r>
+    </w:p>
+    <w:p>
+      <w:pPr>
         <w:spacing w:after="50"/>
-      </w:pPr>
-      <w:r>
-        <w:t xml:space="preserve">Access Counts</w:t>
-      </w:r>
-    </w:p>
-    <w:p>
-      <w:pPr>
-        <w:pStyle w:val="ListParagraph"/>
-        <w:numPr>
-          <w:ilvl w:val="0"/>
-          <w:numId w:val="1"/>
-        </w:numPr>
+        <w:ind w:left="360"/>
+      </w:pPr>
+      <w:r>
+        <w:rPr>
+          <w:sz w:val="24"/>
+          <w:szCs w:val="24"/>
+        </w:rPr>
+        <w:t xml:space="preserve">• Access Counts</w:t>
+      </w:r>
+    </w:p>
+    <w:p>
+      <w:pPr>
         <w:spacing w:after="50"/>
-      </w:pPr>
-      <w:r>
-        <w:t xml:space="preserve">Advanced Events</w:t>
+        <w:ind w:left="360"/>
+      </w:pPr>
+      <w:r>
+        <w:rPr>
+          <w:sz w:val="24"/>
+          <w:szCs w:val="24"/>
+        </w:rPr>
+        <w:t xml:space="preserve">• Advanced Events</w:t>
       </w:r>
     </w:p>
     <w:p>
@@ -19977,11 +20545,15 @@
         <w:rPr>
           <w:b/>
           <w:bCs/>
+          <w:sz w:val="24"/>
+          <w:szCs w:val="24"/>
         </w:rPr>
         <w:t xml:space="preserve">Namespace: </w:t>
       </w:r>
       <w:r>
         <w:rPr>
+          <w:sz w:val="24"/>
+          <w:szCs w:val="24"/>
           <w:rFonts w:ascii="Courier New" w:cs="Courier New" w:eastAsia="Courier New" w:hAnsi="Courier New"/>
         </w:rPr>
         <w:t xml:space="preserve">local_platform_access\privacy</w:t>
@@ -19995,10 +20567,16 @@
         <w:rPr>
           <w:b/>
           <w:bCs/>
+          <w:sz w:val="24"/>
+          <w:szCs w:val="24"/>
         </w:rPr>
         <w:t xml:space="preserve">Tipo: </w:t>
       </w:r>
       <w:r>
+        <w:rPr>
+          <w:sz w:val="24"/>
+          <w:szCs w:val="24"/>
+        </w:rPr>
         <w:t xml:space="preserve">Proveedor de privacidad</w:t>
       </w:r>
     </w:p>
@@ -20011,10 +20589,16 @@
         <w:rPr>
           <w:b/>
           <w:bCs/>
+          <w:sz w:val="24"/>
+          <w:szCs w:val="24"/>
         </w:rPr>
         <w:t xml:space="preserve">Responsabilidad: </w:t>
       </w:r>
       <w:r>
+        <w:rPr>
+          <w:sz w:val="24"/>
+          <w:szCs w:val="24"/>
+        </w:rPr>
         <w:t xml:space="preserve">Cumplimiento GDPR - declara que no almacena datos personales propios</w:t>
       </w:r>
     </w:p>
@@ -20025,15 +20609,6 @@
       </w:pPr>
       <w:r>
         <w:t xml:space="preserve">Capabilities y Seguridad</w:t>
-      </w:r>
-    </w:p>
-    <w:p>
-      <w:pPr>
-        <w:pStyle w:val="PieTabla"/>
-        <w:spacing w:before="200" w:after="100"/>
-      </w:pPr>
-      <w:r>
-        <w:t xml:space="preserve">Tabla 2. Capabilities del plugin Platform Access Generator</w:t>
       </w:r>
     </w:p>
     <w:tbl>
@@ -20070,6 +20645,11 @@
           </w:tcPr>
           <w:p>
             <w:r>
+              <w:rPr>
+                <w:b/>
+                <w:bCs/>
+                <w:color w:val="FFFFFF"/>
+              </w:rPr>
               <w:t xml:space="preserve">Capability</w:t>
             </w:r>
           </w:p>
@@ -20086,6 +20666,11 @@
           </w:tcPr>
           <w:p>
             <w:r>
+              <w:rPr>
+                <w:b/>
+                <w:bCs/>
+                <w:color w:val="FFFFFF"/>
+              </w:rPr>
               <w:t xml:space="preserve">Tipo</w:t>
             </w:r>
           </w:p>
@@ -20102,6 +20687,11 @@
           </w:tcPr>
           <w:p>
             <w:r>
+              <w:rPr>
+                <w:b/>
+                <w:bCs/>
+                <w:color w:val="FFFFFF"/>
+              </w:rPr>
               <w:t xml:space="preserve">Riesgos</w:t>
             </w:r>
           </w:p>
@@ -20118,6 +20708,11 @@
           </w:tcPr>
           <w:p>
             <w:r>
+              <w:rPr>
+                <w:b/>
+                <w:bCs/>
+                <w:color w:val="FFFFFF"/>
+              </w:rPr>
               <w:t xml:space="preserve">Propósito</w:t>
             </w:r>
           </w:p>
@@ -20250,75 +20845,88 @@
     </w:tbl>
     <w:p>
       <w:pPr>
+        <w:pStyle w:val="PieTabla"/>
+        <w:spacing w:before="100" w:after="200"/>
+      </w:pPr>
+      <w:r>
+        <w:t xml:space="preserve">Tabla 9. Capabilities del plugin Platform Access Generator</w:t>
+      </w:r>
+    </w:p>
+    <w:p>
+      <w:pPr>
         <w:spacing w:before="200" w:after="100"/>
       </w:pPr>
       <w:r>
+        <w:rPr>
+          <w:sz w:val="24"/>
+          <w:szCs w:val="24"/>
+        </w:rPr>
         <w:t xml:space="preserve">Controles de seguridad implementados:</w:t>
       </w:r>
     </w:p>
     <w:p>
       <w:pPr>
-        <w:pStyle w:val="ListParagraph"/>
-        <w:numPr>
-          <w:ilvl w:val="0"/>
-          <w:numId w:val="1"/>
-        </w:numPr>
         <w:spacing w:after="50"/>
-      </w:pPr>
-      <w:r>
-        <w:t xml:space="preserve">Verificación de login</w:t>
-      </w:r>
-    </w:p>
-    <w:p>
-      <w:pPr>
-        <w:pStyle w:val="ListParagraph"/>
-        <w:numPr>
-          <w:ilvl w:val="0"/>
-          <w:numId w:val="1"/>
-        </w:numPr>
+        <w:ind w:left="360"/>
+      </w:pPr>
+      <w:r>
+        <w:rPr>
+          <w:sz w:val="24"/>
+          <w:szCs w:val="24"/>
+        </w:rPr>
+        <w:t xml:space="preserve">• Verificación de login</w:t>
+      </w:r>
+    </w:p>
+    <w:p>
+      <w:pPr>
         <w:spacing w:after="50"/>
-      </w:pPr>
-      <w:r>
-        <w:t xml:space="preserve">Verificación de capacidades</w:t>
-      </w:r>
-    </w:p>
-    <w:p>
-      <w:pPr>
-        <w:pStyle w:val="ListParagraph"/>
-        <w:numPr>
-          <w:ilvl w:val="0"/>
-          <w:numId w:val="1"/>
-        </w:numPr>
+        <w:ind w:left="360"/>
+      </w:pPr>
+      <w:r>
+        <w:rPr>
+          <w:sz w:val="24"/>
+          <w:szCs w:val="24"/>
+        </w:rPr>
+        <w:t xml:space="preserve">• Verificación de capacidades</w:t>
+      </w:r>
+    </w:p>
+    <w:p>
+      <w:pPr>
         <w:spacing w:after="50"/>
-      </w:pPr>
-      <w:r>
-        <w:t xml:space="preserve">Validación de sesskey</w:t>
-      </w:r>
-    </w:p>
-    <w:p>
-      <w:pPr>
-        <w:pStyle w:val="ListParagraph"/>
-        <w:numPr>
-          <w:ilvl w:val="0"/>
-          <w:numId w:val="1"/>
-        </w:numPr>
+        <w:ind w:left="360"/>
+      </w:pPr>
+      <w:r>
+        <w:rPr>
+          <w:sz w:val="24"/>
+          <w:szCs w:val="24"/>
+        </w:rPr>
+        <w:t xml:space="preserve">• Validación de sesskey</w:t>
+      </w:r>
+    </w:p>
+    <w:p>
+      <w:pPr>
         <w:spacing w:after="50"/>
-      </w:pPr>
-      <w:r>
-        <w:t xml:space="preserve">Contexto de sistema (solo admins)</w:t>
-      </w:r>
-    </w:p>
-    <w:p>
-      <w:pPr>
-        <w:pStyle w:val="ListParagraph"/>
-        <w:numPr>
-          <w:ilvl w:val="0"/>
-          <w:numId w:val="1"/>
-        </w:numPr>
+        <w:ind w:left="360"/>
+      </w:pPr>
+      <w:r>
+        <w:rPr>
+          <w:sz w:val="24"/>
+          <w:szCs w:val="24"/>
+        </w:rPr>
+        <w:t xml:space="preserve">• Contexto de sistema (solo admins)</w:t>
+      </w:r>
+    </w:p>
+    <w:p>
+      <w:pPr>
         <w:spacing w:after="50"/>
-      </w:pPr>
-      <w:r>
-        <w:t xml:space="preserve">Confirmación antes de ejecución</w:t>
+        <w:ind w:left="360"/>
+      </w:pPr>
+      <w:r>
+        <w:rPr>
+          <w:sz w:val="24"/>
+          <w:szCs w:val="24"/>
+        </w:rPr>
+        <w:t xml:space="preserve">• Confirmación antes de ejecución</w:t>
       </w:r>
     </w:p>
     <w:p>
@@ -20336,6 +20944,10 @@
         <w:jc w:val="both"/>
       </w:pPr>
       <w:r>
+        <w:rPr>
+          <w:sz w:val="24"/>
+          <w:szCs w:val="24"/>
+        </w:rPr>
         <w:t xml:space="preserve">El proceso completo de generación de registros de acceso sigue los siguientes pasos:</w:t>
       </w:r>
     </w:p>
@@ -20344,6 +20956,10 @@
         <w:spacing w:after="100"/>
       </w:pPr>
       <w:r>
+        <w:rPr>
+          <w:sz w:val="24"/>
+          <w:szCs w:val="24"/>
+        </w:rPr>
         <w:t xml:space="preserve">1. Usuario accede a Administración &gt; Development &gt; Platform Access Generator</w:t>
       </w:r>
     </w:p>
@@ -20352,6 +20968,10 @@
         <w:spacing w:after="100"/>
       </w:pPr>
       <w:r>
+        <w:rPr>
+          <w:sz w:val="24"/>
+          <w:szCs w:val="24"/>
+        </w:rPr>
         <w:t xml:space="preserve">2. Sistema muestra formulario con opciones de configuración</w:t>
       </w:r>
     </w:p>
@@ -20360,6 +20980,10 @@
         <w:spacing w:after="100"/>
       </w:pPr>
       <w:r>
+        <w:rPr>
+          <w:sz w:val="24"/>
+          <w:szCs w:val="24"/>
+        </w:rPr>
         <w:t xml:space="preserve">3. Usuario configura empresa, fechas, rangos y opciones</w:t>
       </w:r>
     </w:p>
@@ -20368,6 +20992,10 @@
         <w:spacing w:after="100"/>
       </w:pPr>
       <w:r>
+        <w:rPr>
+          <w:sz w:val="24"/>
+          <w:szCs w:val="24"/>
+        </w:rPr>
         <w:t xml:space="preserve">4. Usuario envía formulario</w:t>
       </w:r>
     </w:p>
@@ -20376,6 +21004,10 @@
         <w:spacing w:after="100"/>
       </w:pPr>
       <w:r>
+        <w:rPr>
+          <w:sz w:val="24"/>
+          <w:szCs w:val="24"/>
+        </w:rPr>
         <w:t xml:space="preserve">5. Sistema redirige a generate.php con parámetros</w:t>
       </w:r>
     </w:p>
@@ -20384,6 +21016,10 @@
         <w:spacing w:after="100"/>
       </w:pPr>
       <w:r>
+        <w:rPr>
+          <w:sz w:val="24"/>
+          <w:szCs w:val="24"/>
+        </w:rPr>
         <w:t xml:space="preserve">6. Sistema solicita confirmación</w:t>
       </w:r>
     </w:p>
@@ -20392,6 +21028,10 @@
         <w:spacing w:after="100"/>
       </w:pPr>
       <w:r>
+        <w:rPr>
+          <w:sz w:val="24"/>
+          <w:szCs w:val="24"/>
+        </w:rPr>
         <w:t xml:space="preserve">7. Usuario confirma</w:t>
       </w:r>
     </w:p>
@@ -20400,6 +21040,10 @@
         <w:spacing w:after="100"/>
       </w:pPr>
       <w:r>
+        <w:rPr>
+          <w:sz w:val="24"/>
+          <w:szCs w:val="24"/>
+        </w:rPr>
         <w:t xml:space="preserve">8. Sistema aumenta límites de tiempo y memoria</w:t>
       </w:r>
     </w:p>
@@ -20408,6 +21052,10 @@
         <w:spacing w:after="100"/>
       </w:pPr>
       <w:r>
+        <w:rPr>
+          <w:sz w:val="24"/>
+          <w:szCs w:val="24"/>
+        </w:rPr>
         <w:t xml:space="preserve">9. Sistema crea instancia del generador con opciones</w:t>
       </w:r>
     </w:p>
@@ -20416,6 +21064,10 @@
         <w:spacing w:after="100"/>
       </w:pPr>
       <w:r>
+        <w:rPr>
+          <w:sz w:val="24"/>
+          <w:szCs w:val="24"/>
+        </w:rPr>
         <w:t xml:space="preserve">10. Sistema obtiene lista de usuarios a procesar</w:t>
       </w:r>
     </w:p>
@@ -20424,6 +21076,10 @@
         <w:spacing w:after="100"/>
       </w:pPr>
       <w:r>
+        <w:rPr>
+          <w:sz w:val="24"/>
+          <w:szCs w:val="24"/>
+        </w:rPr>
         <w:t xml:space="preserve">11. Sistema limpia registros existentes (si cleanbeforegenerate=1)</w:t>
       </w:r>
     </w:p>
@@ -20432,6 +21088,10 @@
         <w:spacing w:after="100"/>
       </w:pPr>
       <w:r>
+        <w:rPr>
+          <w:sz w:val="24"/>
+          <w:szCs w:val="24"/>
+        </w:rPr>
         <w:t xml:space="preserve">12. Sistema pre-carga enrollments y contextos</w:t>
       </w:r>
     </w:p>
@@ -20440,6 +21100,10 @@
         <w:spacing w:after="100"/>
       </w:pPr>
       <w:r>
+        <w:rPr>
+          <w:sz w:val="24"/>
+          <w:szCs w:val="24"/>
+        </w:rPr>
         <w:t xml:space="preserve">13. Sistema actualiza fechas de creación de usuarios (si updateusercreated=1)</w:t>
       </w:r>
     </w:p>
@@ -20448,6 +21112,10 @@
         <w:spacing w:after="100"/>
       </w:pPr>
       <w:r>
+        <w:rPr>
+          <w:sz w:val="24"/>
+          <w:szCs w:val="24"/>
+        </w:rPr>
         <w:t xml:space="preserve">14. Sistema procesa cada usuario con callbacks de progreso</w:t>
       </w:r>
     </w:p>
@@ -20456,6 +21124,10 @@
         <w:spacing w:after="100"/>
       </w:pPr>
       <w:r>
+        <w:rPr>
+          <w:sz w:val="24"/>
+          <w:szCs w:val="24"/>
+        </w:rPr>
         <w:t xml:space="preserve">15. Para cada usuario: genera logins, dashboard, cursos, actividades, completions</w:t>
       </w:r>
     </w:p>
@@ -20464,6 +21136,10 @@
         <w:spacing w:after="100"/>
       </w:pPr>
       <w:r>
+        <w:rPr>
+          <w:sz w:val="24"/>
+          <w:szCs w:val="24"/>
+        </w:rPr>
         <w:t xml:space="preserve">16. Sistema bufferiza registros y hace flush cada 500</w:t>
       </w:r>
     </w:p>
@@ -20472,6 +21148,10 @@
         <w:spacing w:after="100"/>
       </w:pPr>
       <w:r>
+        <w:rPr>
+          <w:sz w:val="24"/>
+          <w:szCs w:val="24"/>
+        </w:rPr>
         <w:t xml:space="preserve">17. Sistema actualiza campos de acceso de usuarios</w:t>
       </w:r>
     </w:p>
@@ -20480,6 +21160,10 @@
         <w:spacing w:after="100"/>
       </w:pPr>
       <w:r>
+        <w:rPr>
+          <w:sz w:val="24"/>
+          <w:szCs w:val="24"/>
+        </w:rPr>
         <w:t xml:space="preserve">18. Sistema muestra tabla de estadísticas</w:t>
       </w:r>
     </w:p>
@@ -20488,25 +21172,66 @@
         <w:spacing w:after="100"/>
       </w:pPr>
       <w:r>
+        <w:rPr>
+          <w:sz w:val="24"/>
+          <w:szCs w:val="24"/>
+        </w:rPr>
         <w:t xml:space="preserve">19. Usuario ve resumen y puede continuar</w:t>
       </w:r>
     </w:p>
     <w:p>
       <w:pPr>
+        <w:spacing w:before="200" w:after="100"/>
+        <w:jc w:val="center"/>
+      </w:pPr>
+      <w:r>
+        <w:drawing>
+          <wp:inline distT="0" distB="0" distL="0" distR="0">
+            <wp:extent cx="4953000" cy="2752725"/>
+            <wp:effectExtent t="0" r="0" b="0" l="0"/>
+            <wp:docPr id="1" name="" descr="" title=""/>
+            <wp:cNvGraphicFramePr>
+              <a:graphicFrameLocks xmlns:a="http://schemas.openxmlformats.org/drawingml/2006/main" noChangeAspect="1"/>
+            </wp:cNvGraphicFramePr>
+            <a:graphic xmlns:a="http://schemas.openxmlformats.org/drawingml/2006/main">
+              <a:graphicData uri="http://schemas.openxmlformats.org/drawingml/2006/picture">
+                <pic:pic xmlns:pic="http://schemas.openxmlformats.org/drawingml/2006/picture">
+                  <pic:nvPicPr>
+                    <pic:cNvPr id="0" name="" descr=""/>
+                    <pic:cNvPicPr>
+                      <a:picLocks noChangeAspect="1" noChangeArrowheads="1"/>
+                    </pic:cNvPicPr>
+                  </pic:nvPicPr>
+                  <pic:blipFill>
+                    <a:blip r:embed="rId23" cstate="none"/>
+                    <a:srcRect/>
+                    <a:stretch>
+                      <a:fillRect/>
+                    </a:stretch>
+                  </pic:blipFill>
+                  <pic:spPr bwMode="auto">
+                    <a:xfrm>
+                      <a:off x="0" y="0"/>
+                      <a:ext cx="4953000" cy="2752725"/>
+                    </a:xfrm>
+                    <a:prstGeom prst="rect">
+                      <a:avLst/>
+                    </a:prstGeom>
+                  </pic:spPr>
+                </pic:pic>
+              </a:graphicData>
+            </a:graphic>
+          </wp:inline>
+        </w:drawing>
+      </w:r>
+    </w:p>
+    <w:p>
+      <w:pPr>
         <w:pStyle w:val="PieIlustracion"/>
-        <w:spacing w:before="300" w:after="200"/>
-      </w:pPr>
-      <w:r>
-        <w:t xml:space="preserve">Ilustración 2. Diagrama de flujo de generación - Platform Access Generator</w:t>
-      </w:r>
-    </w:p>
-    <w:p>
-      <w:pPr>
-        <w:spacing w:after="300"/>
-        <w:jc w:val="center"/>
-      </w:pPr>
-      <w:r>
-        <w:t xml:space="preserve">[Ver archivo: svg/local_platform_access/generation_flow_diagram.svg]</w:t>
+        <w:spacing w:before="100" w:after="300"/>
+      </w:pPr>
+      <w:r>
+        <w:t xml:space="preserve">Figura 15. Diagrama de flujo de generación - Platform Access Generator</w:t>
       </w:r>
     </w:p>
     <w:p>
@@ -20524,16 +21249,11 @@
         <w:jc w:val="both"/>
       </w:pPr>
       <w:r>
+        <w:rPr>
+          <w:sz w:val="24"/>
+          <w:szCs w:val="24"/>
+        </w:rPr>
         <w:t xml:space="preserve">El plugin implementa múltiples técnicas de optimización para garantizar rendimiento óptimo incluso con grandes volúmenes de datos:</w:t>
-      </w:r>
-    </w:p>
-    <w:p>
-      <w:pPr>
-        <w:pStyle w:val="PieTabla"/>
-        <w:spacing w:before="200" w:after="100"/>
-      </w:pPr>
-      <w:r>
-        <w:t xml:space="preserve">Tabla 3. Técnicas de optimización implementadas</w:t>
       </w:r>
     </w:p>
     <w:tbl>
@@ -20569,6 +21289,11 @@
           </w:tcPr>
           <w:p>
             <w:r>
+              <w:rPr>
+                <w:b/>
+                <w:bCs/>
+                <w:color w:val="FFFFFF"/>
+              </w:rPr>
               <w:t xml:space="preserve">Técnica</w:t>
             </w:r>
           </w:p>
@@ -20585,6 +21310,11 @@
           </w:tcPr>
           <w:p>
             <w:r>
+              <w:rPr>
+                <w:b/>
+                <w:bCs/>
+                <w:color w:val="FFFFFF"/>
+              </w:rPr>
               <w:t xml:space="preserve">Descripción</w:t>
             </w:r>
           </w:p>
@@ -20601,6 +21331,11 @@
           </w:tcPr>
           <w:p>
             <w:r>
+              <w:rPr>
+                <w:b/>
+                <w:bCs/>
+                <w:color w:val="FFFFFF"/>
+              </w:rPr>
               <w:t xml:space="preserve">Impacto</w:t>
             </w:r>
           </w:p>
@@ -20891,6 +21626,15 @@
     </w:tbl>
     <w:p>
       <w:pPr>
+        <w:pStyle w:val="PieTabla"/>
+        <w:spacing w:before="100" w:after="200"/>
+      </w:pPr>
+      <w:r>
+        <w:t xml:space="preserve">Tabla 10. Técnicas de optimización implementadas</w:t>
+      </w:r>
+    </w:p>
+    <w:p>
+      <w:pPr>
         <w:spacing w:before="200" w:after="200"/>
         <w:jc w:val="both"/>
       </w:pPr>
@@ -20898,10 +21642,16 @@
         <w:rPr>
           <w:b/>
           <w:bCs/>
+          <w:sz w:val="24"/>
+          <w:szCs w:val="24"/>
         </w:rPr>
         <w:t xml:space="preserve">Constantes de configuración: </w:t>
       </w:r>
       <w:r>
+        <w:rPr>
+          <w:sz w:val="24"/>
+          <w:szCs w:val="24"/>
+        </w:rPr>
         <w:t xml:space="preserve">El plugin utiliza un tamaño de lote (BATCH_SIZE) de 500 registros, memoria configurada como MEMORY_HUGE y tiempo de ejecución ilimitado (0).</w:t>
       </w:r>
     </w:p>
@@ -20920,6 +21670,10 @@
         <w:jc w:val="both"/>
       </w:pPr>
       <w:r>
+        <w:rPr>
+          <w:sz w:val="24"/>
+          <w:szCs w:val="24"/>
+        </w:rPr>
         <w:t xml:space="preserve">El plugin está Funciona en Moodle estándar (ignora tablas IOMAD si no existen).</w:t>
       </w:r>
     </w:p>
@@ -20928,71 +21682,67 @@
         <w:spacing w:before="100" w:after="50"/>
       </w:pPr>
       <w:r>
+        <w:rPr>
+          <w:sz w:val="24"/>
+          <w:szCs w:val="24"/>
+        </w:rPr>
         <w:t xml:space="preserve">Tablas IOMAD utilizadas:</w:t>
       </w:r>
     </w:p>
     <w:p>
       <w:pPr>
-        <w:pStyle w:val="ListParagraph"/>
-        <w:numPr>
-          <w:ilvl w:val="0"/>
-          <w:numId w:val="1"/>
-        </w:numPr>
         <w:spacing w:after="50"/>
-      </w:pPr>
-      <w:r>
-        <w:rPr>
+        <w:ind w:left="360"/>
+      </w:pPr>
+      <w:r>
+        <w:rPr>
+          <w:sz w:val="22"/>
+          <w:szCs w:val="22"/>
           <w:rFonts w:ascii="Courier New" w:cs="Courier New" w:eastAsia="Courier New" w:hAnsi="Courier New"/>
         </w:rPr>
-        <w:t xml:space="preserve">company</w:t>
-      </w:r>
-    </w:p>
-    <w:p>
-      <w:pPr>
-        <w:pStyle w:val="ListParagraph"/>
-        <w:numPr>
-          <w:ilvl w:val="0"/>
-          <w:numId w:val="1"/>
-        </w:numPr>
+        <w:t xml:space="preserve">• company</w:t>
+      </w:r>
+    </w:p>
+    <w:p>
+      <w:pPr>
         <w:spacing w:after="50"/>
-      </w:pPr>
-      <w:r>
-        <w:rPr>
+        <w:ind w:left="360"/>
+      </w:pPr>
+      <w:r>
+        <w:rPr>
+          <w:sz w:val="22"/>
+          <w:szCs w:val="22"/>
           <w:rFonts w:ascii="Courier New" w:cs="Courier New" w:eastAsia="Courier New" w:hAnsi="Courier New"/>
         </w:rPr>
-        <w:t xml:space="preserve">company_users</w:t>
-      </w:r>
-    </w:p>
-    <w:p>
-      <w:pPr>
-        <w:pStyle w:val="ListParagraph"/>
-        <w:numPr>
-          <w:ilvl w:val="0"/>
-          <w:numId w:val="1"/>
-        </w:numPr>
+        <w:t xml:space="preserve">• company_users</w:t>
+      </w:r>
+    </w:p>
+    <w:p>
+      <w:pPr>
         <w:spacing w:after="50"/>
-      </w:pPr>
-      <w:r>
-        <w:rPr>
+        <w:ind w:left="360"/>
+      </w:pPr>
+      <w:r>
+        <w:rPr>
+          <w:sz w:val="22"/>
+          <w:szCs w:val="22"/>
           <w:rFonts w:ascii="Courier New" w:cs="Courier New" w:eastAsia="Courier New" w:hAnsi="Courier New"/>
         </w:rPr>
-        <w:t xml:space="preserve">company_course</w:t>
-      </w:r>
-    </w:p>
-    <w:p>
-      <w:pPr>
-        <w:pStyle w:val="ListParagraph"/>
-        <w:numPr>
-          <w:ilvl w:val="0"/>
-          <w:numId w:val="1"/>
-        </w:numPr>
+        <w:t xml:space="preserve">• company_course</w:t>
+      </w:r>
+    </w:p>
+    <w:p>
+      <w:pPr>
         <w:spacing w:after="50"/>
-      </w:pPr>
-      <w:r>
-        <w:rPr>
+        <w:ind w:left="360"/>
+      </w:pPr>
+      <w:r>
+        <w:rPr>
+          <w:sz w:val="22"/>
+          <w:szCs w:val="22"/>
           <w:rFonts w:ascii="Courier New" w:cs="Courier New" w:eastAsia="Courier New" w:hAnsi="Courier New"/>
         </w:rPr>
-        <w:t xml:space="preserve">local_report_user_logins</w:t>
+        <w:t xml:space="preserve">• local_report_user_logins</w:t>
       </w:r>
     </w:p>
     <w:p>
@@ -21000,72 +21750,76 @@
         <w:spacing w:before="200" w:after="100"/>
       </w:pPr>
       <w:r>
+        <w:rPr>
+          <w:sz w:val="24"/>
+          <w:szCs w:val="24"/>
+        </w:rPr>
         <w:t xml:space="preserve">Funcionalidades específicas de IOMAD:</w:t>
       </w:r>
     </w:p>
     <w:p>
       <w:pPr>
-        <w:pStyle w:val="ListParagraph"/>
-        <w:numPr>
-          <w:ilvl w:val="0"/>
-          <w:numId w:val="1"/>
-        </w:numPr>
         <w:spacing w:after="50"/>
-      </w:pPr>
-      <w:r>
-        <w:t xml:space="preserve">Selector de empresa en formulario</w:t>
-      </w:r>
-    </w:p>
-    <w:p>
-      <w:pPr>
-        <w:pStyle w:val="ListParagraph"/>
-        <w:numPr>
-          <w:ilvl w:val="0"/>
-          <w:numId w:val="1"/>
-        </w:numPr>
+        <w:ind w:left="360"/>
+      </w:pPr>
+      <w:r>
+        <w:rPr>
+          <w:sz w:val="24"/>
+          <w:szCs w:val="24"/>
+        </w:rPr>
+        <w:t xml:space="preserve">• Selector de empresa en formulario</w:t>
+      </w:r>
+    </w:p>
+    <w:p>
+      <w:pPr>
         <w:spacing w:after="50"/>
-      </w:pPr>
-      <w:r>
-        <w:t xml:space="preserve">Filtrado de usuarios por empresa</w:t>
-      </w:r>
-    </w:p>
-    <w:p>
-      <w:pPr>
-        <w:pStyle w:val="ListParagraph"/>
-        <w:numPr>
-          <w:ilvl w:val="0"/>
-          <w:numId w:val="1"/>
-        </w:numPr>
+        <w:ind w:left="360"/>
+      </w:pPr>
+      <w:r>
+        <w:rPr>
+          <w:sz w:val="24"/>
+          <w:szCs w:val="24"/>
+        </w:rPr>
+        <w:t xml:space="preserve">• Filtrado de usuarios por empresa</w:t>
+      </w:r>
+    </w:p>
+    <w:p>
+      <w:pPr>
         <w:spacing w:after="50"/>
-      </w:pPr>
-      <w:r>
-        <w:t xml:space="preserve">Filtrado de cursos por empresa</w:t>
-      </w:r>
-    </w:p>
-    <w:p>
-      <w:pPr>
-        <w:pStyle w:val="ListParagraph"/>
-        <w:numPr>
-          <w:ilvl w:val="0"/>
-          <w:numId w:val="1"/>
-        </w:numPr>
+        <w:ind w:left="360"/>
+      </w:pPr>
+      <w:r>
+        <w:rPr>
+          <w:sz w:val="24"/>
+          <w:szCs w:val="24"/>
+        </w:rPr>
+        <w:t xml:space="preserve">• Filtrado de cursos por empresa</w:t>
+      </w:r>
+    </w:p>
+    <w:p>
+      <w:pPr>
         <w:spacing w:after="50"/>
-      </w:pPr>
-      <w:r>
-        <w:t xml:space="preserve">Actualización de estadísticas en local_report_user_logins</w:t>
-      </w:r>
-    </w:p>
-    <w:p>
-      <w:pPr>
-        <w:pStyle w:val="ListParagraph"/>
-        <w:numPr>
-          <w:ilvl w:val="0"/>
-          <w:numId w:val="1"/>
-        </w:numPr>
+        <w:ind w:left="360"/>
+      </w:pPr>
+      <w:r>
+        <w:rPr>
+          <w:sz w:val="24"/>
+          <w:szCs w:val="24"/>
+        </w:rPr>
+        <w:t xml:space="preserve">• Actualización de estadísticas en local_report_user_logins</w:t>
+      </w:r>
+    </w:p>
+    <w:p>
+      <w:pPr>
         <w:spacing w:after="50"/>
-      </w:pPr>
-      <w:r>
-        <w:t xml:space="preserve">Respeto de suspensiones a nivel empresa</w:t>
+        <w:ind w:left="360"/>
+      </w:pPr>
+      <w:r>
+        <w:rPr>
+          <w:sz w:val="24"/>
+          <w:szCs w:val="24"/>
+        </w:rPr>
+        <w:t xml:space="preserve">• Respeto de suspensiones a nivel empresa</w:t>
       </w:r>
     </w:p>
     <w:p>
@@ -21083,6 +21837,10 @@
         <w:jc w:val="both"/>
       </w:pPr>
       <w:r>
+        <w:rPr>
+          <w:sz w:val="24"/>
+          <w:szCs w:val="24"/>
+        </w:rPr>
         <w:t xml:space="preserve">El plugin Platform Access Generator está diseñado para los siguientes casos de uso:</w:t>
       </w:r>
     </w:p>
@@ -21091,6 +21849,10 @@
         <w:spacing w:after="100"/>
       </w:pPr>
       <w:r>
+        <w:rPr>
+          <w:sz w:val="24"/>
+          <w:szCs w:val="24"/>
+        </w:rPr>
         <w:t xml:space="preserve">1. Generación de datos de prueba para desarrollo</w:t>
       </w:r>
     </w:p>
@@ -21099,6 +21861,10 @@
         <w:spacing w:after="100"/>
       </w:pPr>
       <w:r>
+        <w:rPr>
+          <w:sz w:val="24"/>
+          <w:szCs w:val="24"/>
+        </w:rPr>
         <w:t xml:space="preserve">2. Población de registros históricos para análisis</w:t>
       </w:r>
     </w:p>
@@ -21107,6 +21873,10 @@
         <w:spacing w:after="100"/>
       </w:pPr>
       <w:r>
+        <w:rPr>
+          <w:sz w:val="24"/>
+          <w:szCs w:val="24"/>
+        </w:rPr>
         <w:t xml:space="preserve">3. Testing de reportes y dashboards</w:t>
       </w:r>
     </w:p>
@@ -21115,6 +21885,10 @@
         <w:spacing w:after="100"/>
       </w:pPr>
       <w:r>
+        <w:rPr>
+          <w:sz w:val="24"/>
+          <w:szCs w:val="24"/>
+        </w:rPr>
         <w:t xml:space="preserve">4. Simulación de actividad de usuario para demos</w:t>
       </w:r>
     </w:p>
@@ -21123,6 +21897,10 @@
         <w:spacing w:after="100"/>
       </w:pPr>
       <w:r>
+        <w:rPr>
+          <w:sz w:val="24"/>
+          <w:szCs w:val="24"/>
+        </w:rPr>
         <w:t xml:space="preserve">5. Validación de rendimiento de queries de reportes</w:t>
       </w:r>
     </w:p>
@@ -21143,10 +21921,16 @@
         <w:rPr>
           <w:b/>
           <w:bCs/>
+          <w:sz w:val="24"/>
+          <w:szCs w:val="24"/>
         </w:rPr>
         <w:t xml:space="preserve">Calidad del código: </w:t>
       </w:r>
       <w:r>
+        <w:rPr>
+          <w:sz w:val="24"/>
+          <w:szCs w:val="24"/>
+        </w:rPr>
         <w:t xml:space="preserve">Alta - Bien estructurado, moderno, optimizado</w:t>
       </w:r>
     </w:p>
@@ -21158,10 +21942,16 @@
         <w:rPr>
           <w:b/>
           <w:bCs/>
+          <w:sz w:val="24"/>
+          <w:szCs w:val="24"/>
         </w:rPr>
         <w:t xml:space="preserve">Rendimiento: </w:t>
       </w:r>
       <w:r>
+        <w:rPr>
+          <w:sz w:val="24"/>
+          <w:szCs w:val="24"/>
+        </w:rPr>
         <w:t xml:space="preserve">Excelente - Múltiples optimizaciones implementadas</w:t>
       </w:r>
     </w:p>
@@ -21173,10 +21963,16 @@
         <w:rPr>
           <w:b/>
           <w:bCs/>
+          <w:sz w:val="24"/>
+          <w:szCs w:val="24"/>
         </w:rPr>
         <w:t xml:space="preserve">Integración IOMAD: </w:t>
       </w:r>
       <w:r>
+        <w:rPr>
+          <w:sz w:val="24"/>
+          <w:szCs w:val="24"/>
+        </w:rPr>
         <w:t xml:space="preserve">Excelente - Totalmente integrado con fallback a Moodle estándar</w:t>
       </w:r>
     </w:p>
@@ -21186,6 +21982,10 @@
         <w:jc w:val="both"/>
       </w:pPr>
       <w:r>
+        <w:rPr>
+          <w:sz w:val="24"/>
+          <w:szCs w:val="24"/>
+        </w:rPr>
         <w:t xml:space="preserve">Este plugin representa una solución robusta y bien diseñada para la generación de datos de prueba en entornos Moodle/IOMAD, con un enfoque especial en rendimiento y escalabilidad.</w:t>
       </w:r>
     </w:p>

--- a/docs/informe_tecnico/output/INFORME_TECNICO_PLUGINS_ISER_2025.docx
+++ b/docs/informe_tecnico/output/INFORME_TECNICO_PLUGINS_ISER_2025.docx
@@ -250,7 +250,7 @@
         <w:rPr>
           <w:b/>
           <w:bCs/>
-          <w:color w:val="EB4335"/>
+          <w:color w:val="1B9E88"/>
           <w:sz w:val="28"/>
           <w:szCs w:val="28"/>
           <w:caps/>
@@ -261,19 +261,795 @@
     </w:p>
     <w:p>
       <w:pPr>
-        <w:spacing w:before="200" w:after="400"/>
-        <w:jc w:val="center"/>
+        <w:pBdr>
+          <w:bottom w:val="single" w:color="1B9E88" w:sz="8" w:space="1"/>
+        </w:pBdr>
+        <w:tabs>
+          <w:tab w:val="left" w:pos="1200"/>
+          <w:tab w:val="right" w:pos="9000"/>
+        </w:tabs>
+        <w:spacing w:before="200" w:after="150"/>
+      </w:pPr>
+      <w:r>
+        <w:rPr>
+          <w:b/>
+          <w:bCs/>
+          <w:sz w:val="22"/>
+          <w:szCs w:val="22"/>
+          <w:rFonts w:ascii="Arial" w:cs="Arial" w:eastAsia="Arial" w:hAnsi="Arial"/>
+        </w:rPr>
+        <w:t xml:space="preserve">Figura</w:t>
+      </w:r>
+      <w:r>
+        <w:rPr>
+          <w:sz w:val="22"/>
+          <w:szCs w:val="22"/>
+        </w:rPr>
+        <w:t xml:space="preserve">	</w:t>
+      </w:r>
+      <w:r>
+        <w:rPr>
+          <w:b/>
+          <w:bCs/>
+          <w:sz w:val="22"/>
+          <w:szCs w:val="22"/>
+          <w:rFonts w:ascii="Arial" w:cs="Arial" w:eastAsia="Arial" w:hAnsi="Arial"/>
+        </w:rPr>
+        <w:t xml:space="preserve">Título</w:t>
+      </w:r>
+      <w:r>
+        <w:rPr>
+          <w:sz w:val="22"/>
+          <w:szCs w:val="22"/>
+        </w:rPr>
+        <w:t xml:space="preserve">	</w:t>
+      </w:r>
+      <w:r>
+        <w:rPr>
+          <w:b/>
+          <w:bCs/>
+          <w:sz w:val="22"/>
+          <w:szCs w:val="22"/>
+          <w:rFonts w:ascii="Arial" w:cs="Arial" w:eastAsia="Arial" w:hAnsi="Arial"/>
+        </w:rPr>
+        <w:t xml:space="preserve">Pág.</w:t>
+      </w:r>
+    </w:p>
+    <w:p>
+      <w:pPr>
+        <w:tabs>
+          <w:tab w:val="left" w:pos="1200"/>
+          <w:tab w:val="right" w:pos="9000" w:leader="dot"/>
+        </w:tabs>
+        <w:spacing w:before="80" w:after="80"/>
+      </w:pPr>
+      <w:r>
+        <w:rPr>
+          <w:color w:val="1B9E88"/>
+          <w:sz w:val="22"/>
+          <w:szCs w:val="22"/>
+          <w:rFonts w:ascii="Arial" w:cs="Arial" w:eastAsia="Arial" w:hAnsi="Arial"/>
+        </w:rPr>
+        <w:t xml:space="preserve">Figura 1</w:t>
+      </w:r>
+      <w:r>
+        <w:rPr>
+          <w:sz w:val="22"/>
+          <w:szCs w:val="22"/>
+        </w:rPr>
+        <w:t xml:space="preserve">	</w:t>
+      </w:r>
+      <w:r>
+        <w:rPr>
+          <w:sz w:val="22"/>
+          <w:szCs w:val="22"/>
+          <w:rFonts w:ascii="Arial" w:cs="Arial" w:eastAsia="Arial" w:hAnsi="Arial"/>
+        </w:rPr>
+        <w:t xml:space="preserve">Estructura de directorios del plugin local_jobboard</w:t>
+      </w:r>
+      <w:r>
+        <w:rPr>
+          <w:sz w:val="22"/>
+          <w:szCs w:val="22"/>
+        </w:rPr>
+        <w:t xml:space="preserve">	</w:t>
+      </w:r>
+      <w:r>
+        <w:rPr>
+          <w:sz w:val="22"/>
+          <w:szCs w:val="22"/>
+          <w:rFonts w:ascii="Arial" w:cs="Arial" w:eastAsia="Arial" w:hAnsi="Arial"/>
+        </w:rPr>
+        <w:t xml:space="preserve">8</w:t>
+      </w:r>
+    </w:p>
+    <w:p>
+      <w:pPr>
+        <w:tabs>
+          <w:tab w:val="left" w:pos="1200"/>
+          <w:tab w:val="right" w:pos="9000" w:leader="dot"/>
+        </w:tabs>
+        <w:spacing w:before="80" w:after="80"/>
+      </w:pPr>
+      <w:r>
+        <w:rPr>
+          <w:color w:val="1B9E88"/>
+          <w:sz w:val="22"/>
+          <w:szCs w:val="22"/>
+          <w:rFonts w:ascii="Arial" w:cs="Arial" w:eastAsia="Arial" w:hAnsi="Arial"/>
+        </w:rPr>
+        <w:t xml:space="preserve">Figura 2</w:t>
+      </w:r>
+      <w:r>
+        <w:rPr>
+          <w:sz w:val="22"/>
+          <w:szCs w:val="22"/>
+        </w:rPr>
+        <w:t xml:space="preserve">	</w:t>
+      </w:r>
+      <w:r>
+        <w:rPr>
+          <w:sz w:val="22"/>
+          <w:szCs w:val="22"/>
+          <w:rFonts w:ascii="Arial" w:cs="Arial" w:eastAsia="Arial" w:hAnsi="Arial"/>
+        </w:rPr>
+        <w:t xml:space="preserve">Arquitectura del plugin local_jobboard</w:t>
+      </w:r>
+      <w:r>
+        <w:rPr>
+          <w:sz w:val="22"/>
+          <w:szCs w:val="22"/>
+        </w:rPr>
+        <w:t xml:space="preserve">	</w:t>
+      </w:r>
+      <w:r>
+        <w:rPr>
+          <w:sz w:val="22"/>
+          <w:szCs w:val="22"/>
+          <w:rFonts w:ascii="Arial" w:cs="Arial" w:eastAsia="Arial" w:hAnsi="Arial"/>
+        </w:rPr>
+        <w:t xml:space="preserve">9</w:t>
+      </w:r>
+    </w:p>
+    <w:p>
+      <w:pPr>
+        <w:tabs>
+          <w:tab w:val="left" w:pos="1200"/>
+          <w:tab w:val="right" w:pos="9000" w:leader="dot"/>
+        </w:tabs>
+        <w:spacing w:before="80" w:after="80"/>
+      </w:pPr>
+      <w:r>
+        <w:rPr>
+          <w:color w:val="1B9E88"/>
+          <w:sz w:val="22"/>
+          <w:szCs w:val="22"/>
+          <w:rFonts w:ascii="Arial" w:cs="Arial" w:eastAsia="Arial" w:hAnsi="Arial"/>
+        </w:rPr>
+        <w:t xml:space="preserve">Figura 3</w:t>
+      </w:r>
+      <w:r>
+        <w:rPr>
+          <w:sz w:val="22"/>
+          <w:szCs w:val="22"/>
+        </w:rPr>
+        <w:t xml:space="preserve">	</w:t>
+      </w:r>
+      <w:r>
+        <w:rPr>
+          <w:sz w:val="22"/>
+          <w:szCs w:val="22"/>
+          <w:rFonts w:ascii="Arial" w:cs="Arial" w:eastAsia="Arial" w:hAnsi="Arial"/>
+        </w:rPr>
+        <w:t xml:space="preserve">Diagrama de casos de uso</w:t>
+      </w:r>
+      <w:r>
+        <w:rPr>
+          <w:sz w:val="22"/>
+          <w:szCs w:val="22"/>
+        </w:rPr>
+        <w:t xml:space="preserve">	</w:t>
+      </w:r>
+      <w:r>
+        <w:rPr>
+          <w:sz w:val="22"/>
+          <w:szCs w:val="22"/>
+          <w:rFonts w:ascii="Arial" w:cs="Arial" w:eastAsia="Arial" w:hAnsi="Arial"/>
+        </w:rPr>
+        <w:t xml:space="preserve">10</w:t>
+      </w:r>
+    </w:p>
+    <w:p>
+      <w:pPr>
+        <w:tabs>
+          <w:tab w:val="left" w:pos="1200"/>
+          <w:tab w:val="right" w:pos="9000" w:leader="dot"/>
+        </w:tabs>
+        <w:spacing w:before="80" w:after="80"/>
+      </w:pPr>
+      <w:r>
+        <w:rPr>
+          <w:color w:val="1B9E88"/>
+          <w:sz w:val="22"/>
+          <w:szCs w:val="22"/>
+          <w:rFonts w:ascii="Arial" w:cs="Arial" w:eastAsia="Arial" w:hAnsi="Arial"/>
+        </w:rPr>
+        <w:t xml:space="preserve">Figura 4</w:t>
+      </w:r>
+      <w:r>
+        <w:rPr>
+          <w:sz w:val="22"/>
+          <w:szCs w:val="22"/>
+        </w:rPr>
+        <w:t xml:space="preserve">	</w:t>
+      </w:r>
+      <w:r>
+        <w:rPr>
+          <w:sz w:val="22"/>
+          <w:szCs w:val="22"/>
+          <w:rFonts w:ascii="Arial" w:cs="Arial" w:eastAsia="Arial" w:hAnsi="Arial"/>
+        </w:rPr>
+        <w:t xml:space="preserve">Diagrama entidad-relación del plugin local_jobboard</w:t>
+      </w:r>
+      <w:r>
+        <w:rPr>
+          <w:sz w:val="22"/>
+          <w:szCs w:val="22"/>
+        </w:rPr>
+        <w:t xml:space="preserve">	</w:t>
+      </w:r>
+      <w:r>
+        <w:rPr>
+          <w:sz w:val="22"/>
+          <w:szCs w:val="22"/>
+          <w:rFonts w:ascii="Arial" w:cs="Arial" w:eastAsia="Arial" w:hAnsi="Arial"/>
+        </w:rPr>
+        <w:t xml:space="preserve">12</w:t>
+      </w:r>
+    </w:p>
+    <w:p>
+      <w:pPr>
+        <w:tabs>
+          <w:tab w:val="left" w:pos="1200"/>
+          <w:tab w:val="right" w:pos="9000" w:leader="dot"/>
+        </w:tabs>
+        <w:spacing w:before="80" w:after="80"/>
+      </w:pPr>
+      <w:r>
+        <w:rPr>
+          <w:color w:val="1B9E88"/>
+          <w:sz w:val="22"/>
+          <w:szCs w:val="22"/>
+          <w:rFonts w:ascii="Arial" w:cs="Arial" w:eastAsia="Arial" w:hAnsi="Arial"/>
+        </w:rPr>
+        <w:t xml:space="preserve">Figura 5</w:t>
+      </w:r>
+      <w:r>
+        <w:rPr>
+          <w:sz w:val="22"/>
+          <w:szCs w:val="22"/>
+        </w:rPr>
+        <w:t xml:space="preserve">	</w:t>
+      </w:r>
+      <w:r>
+        <w:rPr>
+          <w:sz w:val="22"/>
+          <w:szCs w:val="22"/>
+          <w:rFonts w:ascii="Arial" w:cs="Arial" w:eastAsia="Arial" w:hAnsi="Arial"/>
+        </w:rPr>
+        <w:t xml:space="preserve">Diagrama de clases principales</w:t>
+      </w:r>
+      <w:r>
+        <w:rPr>
+          <w:sz w:val="22"/>
+          <w:szCs w:val="22"/>
+        </w:rPr>
+        <w:t xml:space="preserve">	</w:t>
+      </w:r>
+      <w:r>
+        <w:rPr>
+          <w:sz w:val="22"/>
+          <w:szCs w:val="22"/>
+          <w:rFonts w:ascii="Arial" w:cs="Arial" w:eastAsia="Arial" w:hAnsi="Arial"/>
+        </w:rPr>
+        <w:t xml:space="preserve">14</w:t>
+      </w:r>
+    </w:p>
+    <w:p>
+      <w:pPr>
+        <w:tabs>
+          <w:tab w:val="left" w:pos="1200"/>
+          <w:tab w:val="right" w:pos="9000" w:leader="dot"/>
+        </w:tabs>
+        <w:spacing w:before="80" w:after="80"/>
+      </w:pPr>
+      <w:r>
+        <w:rPr>
+          <w:color w:val="1B9E88"/>
+          <w:sz w:val="22"/>
+          <w:szCs w:val="22"/>
+          <w:rFonts w:ascii="Arial" w:cs="Arial" w:eastAsia="Arial" w:hAnsi="Arial"/>
+        </w:rPr>
+        <w:t xml:space="preserve">Figura 6</w:t>
+      </w:r>
+      <w:r>
+        <w:rPr>
+          <w:sz w:val="22"/>
+          <w:szCs w:val="22"/>
+        </w:rPr>
+        <w:t xml:space="preserve">	</w:t>
+      </w:r>
+      <w:r>
+        <w:rPr>
+          <w:sz w:val="22"/>
+          <w:szCs w:val="22"/>
+          <w:rFonts w:ascii="Arial" w:cs="Arial" w:eastAsia="Arial" w:hAnsi="Arial"/>
+        </w:rPr>
+        <w:t xml:space="preserve">Servicios web disponibles</w:t>
+      </w:r>
+      <w:r>
+        <w:rPr>
+          <w:sz w:val="22"/>
+          <w:szCs w:val="22"/>
+        </w:rPr>
+        <w:t xml:space="preserve">	</w:t>
+      </w:r>
+      <w:r>
+        <w:rPr>
+          <w:sz w:val="22"/>
+          <w:szCs w:val="22"/>
+          <w:rFonts w:ascii="Arial" w:cs="Arial" w:eastAsia="Arial" w:hAnsi="Arial"/>
+        </w:rPr>
+        <w:t xml:space="preserve">16</w:t>
+      </w:r>
+    </w:p>
+    <w:p>
+      <w:pPr>
+        <w:tabs>
+          <w:tab w:val="left" w:pos="1200"/>
+          <w:tab w:val="right" w:pos="9000" w:leader="dot"/>
+        </w:tabs>
+        <w:spacing w:before="80" w:after="80"/>
+      </w:pPr>
+      <w:r>
+        <w:rPr>
+          <w:color w:val="1B9E88"/>
+          <w:sz w:val="22"/>
+          <w:szCs w:val="22"/>
+          <w:rFonts w:ascii="Arial" w:cs="Arial" w:eastAsia="Arial" w:hAnsi="Arial"/>
+        </w:rPr>
+        <w:t xml:space="preserve">Figura 7</w:t>
+      </w:r>
+      <w:r>
+        <w:rPr>
+          <w:sz w:val="22"/>
+          <w:szCs w:val="22"/>
+        </w:rPr>
+        <w:t xml:space="preserve">	</w:t>
+      </w:r>
+      <w:r>
+        <w:rPr>
+          <w:sz w:val="22"/>
+          <w:szCs w:val="22"/>
+          <w:rFonts w:ascii="Arial" w:cs="Arial" w:eastAsia="Arial" w:hAnsi="Arial"/>
+        </w:rPr>
+        <w:t xml:space="preserve">Flujo de estados de vacante</w:t>
+      </w:r>
+      <w:r>
+        <w:rPr>
+          <w:sz w:val="22"/>
+          <w:szCs w:val="22"/>
+        </w:rPr>
+        <w:t xml:space="preserve">	</w:t>
+      </w:r>
+      <w:r>
+        <w:rPr>
+          <w:sz w:val="22"/>
+          <w:szCs w:val="22"/>
+          <w:rFonts w:ascii="Arial" w:cs="Arial" w:eastAsia="Arial" w:hAnsi="Arial"/>
+        </w:rPr>
+        <w:t xml:space="preserve">18</w:t>
+      </w:r>
+    </w:p>
+    <w:p>
+      <w:pPr>
+        <w:tabs>
+          <w:tab w:val="left" w:pos="1200"/>
+          <w:tab w:val="right" w:pos="9000" w:leader="dot"/>
+        </w:tabs>
+        <w:spacing w:before="80" w:after="80"/>
+      </w:pPr>
+      <w:r>
+        <w:rPr>
+          <w:color w:val="1B9E88"/>
+          <w:sz w:val="22"/>
+          <w:szCs w:val="22"/>
+          <w:rFonts w:ascii="Arial" w:cs="Arial" w:eastAsia="Arial" w:hAnsi="Arial"/>
+        </w:rPr>
+        <w:t xml:space="preserve">Figura 8</w:t>
+      </w:r>
+      <w:r>
+        <w:rPr>
+          <w:sz w:val="22"/>
+          <w:szCs w:val="22"/>
+        </w:rPr>
+        <w:t xml:space="preserve">	</w:t>
+      </w:r>
+      <w:r>
+        <w:rPr>
+          <w:sz w:val="22"/>
+          <w:szCs w:val="22"/>
+          <w:rFonts w:ascii="Arial" w:cs="Arial" w:eastAsia="Arial" w:hAnsi="Arial"/>
+        </w:rPr>
+        <w:t xml:space="preserve">Flujo de postulación</w:t>
+      </w:r>
+      <w:r>
+        <w:rPr>
+          <w:sz w:val="22"/>
+          <w:szCs w:val="22"/>
+        </w:rPr>
+        <w:t xml:space="preserve">	</w:t>
+      </w:r>
+      <w:r>
+        <w:rPr>
+          <w:sz w:val="22"/>
+          <w:szCs w:val="22"/>
+          <w:rFonts w:ascii="Arial" w:cs="Arial" w:eastAsia="Arial" w:hAnsi="Arial"/>
+        </w:rPr>
+        <w:t xml:space="preserve">19</w:t>
+      </w:r>
+    </w:p>
+    <w:p>
+      <w:pPr>
+        <w:tabs>
+          <w:tab w:val="left" w:pos="1200"/>
+          <w:tab w:val="right" w:pos="9000" w:leader="dot"/>
+        </w:tabs>
+        <w:spacing w:before="80" w:after="80"/>
+      </w:pPr>
+      <w:r>
+        <w:rPr>
+          <w:color w:val="1B9E88"/>
+          <w:sz w:val="22"/>
+          <w:szCs w:val="22"/>
+          <w:rFonts w:ascii="Arial" w:cs="Arial" w:eastAsia="Arial" w:hAnsi="Arial"/>
+        </w:rPr>
+        <w:t xml:space="preserve">Figura 9</w:t>
+      </w:r>
+      <w:r>
+        <w:rPr>
+          <w:sz w:val="22"/>
+          <w:szCs w:val="22"/>
+        </w:rPr>
+        <w:t xml:space="preserve">	</w:t>
+      </w:r>
+      <w:r>
+        <w:rPr>
+          <w:sz w:val="22"/>
+          <w:szCs w:val="22"/>
+          <w:rFonts w:ascii="Arial" w:cs="Arial" w:eastAsia="Arial" w:hAnsi="Arial"/>
+        </w:rPr>
+        <w:t xml:space="preserve">Ciclo de vida de la aplicación</w:t>
+      </w:r>
+      <w:r>
+        <w:rPr>
+          <w:sz w:val="22"/>
+          <w:szCs w:val="22"/>
+        </w:rPr>
+        <w:t xml:space="preserve">	</w:t>
+      </w:r>
+      <w:r>
+        <w:rPr>
+          <w:sz w:val="22"/>
+          <w:szCs w:val="22"/>
+          <w:rFonts w:ascii="Arial" w:cs="Arial" w:eastAsia="Arial" w:hAnsi="Arial"/>
+        </w:rPr>
+        <w:t xml:space="preserve">20</w:t>
+      </w:r>
+    </w:p>
+    <w:p>
+      <w:pPr>
+        <w:tabs>
+          <w:tab w:val="left" w:pos="1200"/>
+          <w:tab w:val="right" w:pos="9000" w:leader="dot"/>
+        </w:tabs>
+        <w:spacing w:before="80" w:after="80"/>
+      </w:pPr>
+      <w:r>
+        <w:rPr>
+          <w:color w:val="1B9E88"/>
+          <w:sz w:val="22"/>
+          <w:szCs w:val="22"/>
+          <w:rFonts w:ascii="Arial" w:cs="Arial" w:eastAsia="Arial" w:hAnsi="Arial"/>
+        </w:rPr>
+        <w:t xml:space="preserve">Figura 10</w:t>
+      </w:r>
+      <w:r>
+        <w:rPr>
+          <w:sz w:val="22"/>
+          <w:szCs w:val="22"/>
+        </w:rPr>
+        <w:t xml:space="preserve">	</w:t>
+      </w:r>
+      <w:r>
+        <w:rPr>
+          <w:sz w:val="22"/>
+          <w:szCs w:val="22"/>
+          <w:rFonts w:ascii="Arial" w:cs="Arial" w:eastAsia="Arial" w:hAnsi="Arial"/>
+        </w:rPr>
+        <w:t xml:space="preserve">Estructura de directorios del plugin report_platform_usage</w:t>
+      </w:r>
+      <w:r>
+        <w:rPr>
+          <w:sz w:val="22"/>
+          <w:szCs w:val="22"/>
+        </w:rPr>
+        <w:t xml:space="preserve">	</w:t>
+      </w:r>
+      <w:r>
+        <w:rPr>
+          <w:sz w:val="22"/>
+          <w:szCs w:val="22"/>
+          <w:rFonts w:ascii="Arial" w:cs="Arial" w:eastAsia="Arial" w:hAnsi="Arial"/>
+        </w:rPr>
+        <w:t xml:space="preserve">22</w:t>
+      </w:r>
+    </w:p>
+    <w:p>
+      <w:pPr>
+        <w:tabs>
+          <w:tab w:val="left" w:pos="1200"/>
+          <w:tab w:val="right" w:pos="9000" w:leader="dot"/>
+        </w:tabs>
+        <w:spacing w:before="80" w:after="80"/>
+      </w:pPr>
+      <w:r>
+        <w:rPr>
+          <w:color w:val="1B9E88"/>
+          <w:sz w:val="22"/>
+          <w:szCs w:val="22"/>
+          <w:rFonts w:ascii="Arial" w:cs="Arial" w:eastAsia="Arial" w:hAnsi="Arial"/>
+        </w:rPr>
+        <w:t xml:space="preserve">Figura 11</w:t>
+      </w:r>
+      <w:r>
+        <w:rPr>
+          <w:sz w:val="22"/>
+          <w:szCs w:val="22"/>
+        </w:rPr>
+        <w:t xml:space="preserve">	</w:t>
+      </w:r>
+      <w:r>
+        <w:rPr>
+          <w:sz w:val="22"/>
+          <w:szCs w:val="22"/>
+          <w:rFonts w:ascii="Arial" w:cs="Arial" w:eastAsia="Arial" w:hAnsi="Arial"/>
+        </w:rPr>
+        <w:t xml:space="preserve">Diagrama de arquitectura - Platform Usage Report</w:t>
+      </w:r>
+      <w:r>
+        <w:rPr>
+          <w:sz w:val="22"/>
+          <w:szCs w:val="22"/>
+        </w:rPr>
+        <w:t xml:space="preserve">	</w:t>
+      </w:r>
+      <w:r>
+        <w:rPr>
+          <w:sz w:val="22"/>
+          <w:szCs w:val="22"/>
+          <w:rFonts w:ascii="Arial" w:cs="Arial" w:eastAsia="Arial" w:hAnsi="Arial"/>
+        </w:rPr>
+        <w:t xml:space="preserve">24</w:t>
+      </w:r>
+    </w:p>
+    <w:p>
+      <w:pPr>
+        <w:tabs>
+          <w:tab w:val="left" w:pos="1200"/>
+          <w:tab w:val="right" w:pos="9000" w:leader="dot"/>
+        </w:tabs>
+        <w:spacing w:before="80" w:after="80"/>
+      </w:pPr>
+      <w:r>
+        <w:rPr>
+          <w:color w:val="1B9E88"/>
+          <w:sz w:val="22"/>
+          <w:szCs w:val="22"/>
+          <w:rFonts w:ascii="Arial" w:cs="Arial" w:eastAsia="Arial" w:hAnsi="Arial"/>
+        </w:rPr>
+        <w:t xml:space="preserve">Figura 12</w:t>
+      </w:r>
+      <w:r>
+        <w:rPr>
+          <w:sz w:val="22"/>
+          <w:szCs w:val="22"/>
+        </w:rPr>
+        <w:t xml:space="preserve">	</w:t>
+      </w:r>
+      <w:r>
+        <w:rPr>
+          <w:sz w:val="22"/>
+          <w:szCs w:val="22"/>
+          <w:rFonts w:ascii="Arial" w:cs="Arial" w:eastAsia="Arial" w:hAnsi="Arial"/>
+        </w:rPr>
+        <w:t xml:space="preserve">Diagrama de flujo de datos - Platform Usage Report</w:t>
+      </w:r>
+      <w:r>
+        <w:rPr>
+          <w:sz w:val="22"/>
+          <w:szCs w:val="22"/>
+        </w:rPr>
+        <w:t xml:space="preserve">	</w:t>
+      </w:r>
+      <w:r>
+        <w:rPr>
+          <w:sz w:val="22"/>
+          <w:szCs w:val="22"/>
+          <w:rFonts w:ascii="Arial" w:cs="Arial" w:eastAsia="Arial" w:hAnsi="Arial"/>
+        </w:rPr>
+        <w:t xml:space="preserve">28</w:t>
+      </w:r>
+    </w:p>
+    <w:p>
+      <w:pPr>
+        <w:tabs>
+          <w:tab w:val="left" w:pos="1200"/>
+          <w:tab w:val="right" w:pos="9000" w:leader="dot"/>
+        </w:tabs>
+        <w:spacing w:before="80" w:after="80"/>
+      </w:pPr>
+      <w:r>
+        <w:rPr>
+          <w:color w:val="1B9E88"/>
+          <w:sz w:val="22"/>
+          <w:szCs w:val="22"/>
+          <w:rFonts w:ascii="Arial" w:cs="Arial" w:eastAsia="Arial" w:hAnsi="Arial"/>
+        </w:rPr>
+        <w:t xml:space="preserve">Figura 13</w:t>
+      </w:r>
+      <w:r>
+        <w:rPr>
+          <w:sz w:val="22"/>
+          <w:szCs w:val="22"/>
+        </w:rPr>
+        <w:t xml:space="preserve">	</w:t>
+      </w:r>
+      <w:r>
+        <w:rPr>
+          <w:sz w:val="22"/>
+          <w:szCs w:val="22"/>
+          <w:rFonts w:ascii="Arial" w:cs="Arial" w:eastAsia="Arial" w:hAnsi="Arial"/>
+        </w:rPr>
+        <w:t xml:space="preserve">Estructura de directorios del plugin local_platform_access</w:t>
+      </w:r>
+      <w:r>
+        <w:rPr>
+          <w:sz w:val="22"/>
+          <w:szCs w:val="22"/>
+        </w:rPr>
+        <w:t xml:space="preserve">	</w:t>
+      </w:r>
+      <w:r>
+        <w:rPr>
+          <w:sz w:val="22"/>
+          <w:szCs w:val="22"/>
+          <w:rFonts w:ascii="Arial" w:cs="Arial" w:eastAsia="Arial" w:hAnsi="Arial"/>
+        </w:rPr>
+        <w:t xml:space="preserve">32</w:t>
+      </w:r>
+    </w:p>
+    <w:p>
+      <w:pPr>
+        <w:tabs>
+          <w:tab w:val="left" w:pos="1200"/>
+          <w:tab w:val="right" w:pos="9000" w:leader="dot"/>
+        </w:tabs>
+        <w:spacing w:before="80" w:after="80"/>
+      </w:pPr>
+      <w:r>
+        <w:rPr>
+          <w:color w:val="1B9E88"/>
+          <w:sz w:val="22"/>
+          <w:szCs w:val="22"/>
+          <w:rFonts w:ascii="Arial" w:cs="Arial" w:eastAsia="Arial" w:hAnsi="Arial"/>
+        </w:rPr>
+        <w:t xml:space="preserve">Figura 14</w:t>
+      </w:r>
+      <w:r>
+        <w:rPr>
+          <w:sz w:val="22"/>
+          <w:szCs w:val="22"/>
+        </w:rPr>
+        <w:t xml:space="preserve">	</w:t>
+      </w:r>
+      <w:r>
+        <w:rPr>
+          <w:sz w:val="22"/>
+          <w:szCs w:val="22"/>
+          <w:rFonts w:ascii="Arial" w:cs="Arial" w:eastAsia="Arial" w:hAnsi="Arial"/>
+        </w:rPr>
+        <w:t xml:space="preserve">Diagrama de arquitectura - Platform Access Generator</w:t>
+      </w:r>
+      <w:r>
+        <w:rPr>
+          <w:sz w:val="22"/>
+          <w:szCs w:val="22"/>
+        </w:rPr>
+        <w:t xml:space="preserve">	</w:t>
+      </w:r>
+      <w:r>
+        <w:rPr>
+          <w:sz w:val="22"/>
+          <w:szCs w:val="22"/>
+          <w:rFonts w:ascii="Arial" w:cs="Arial" w:eastAsia="Arial" w:hAnsi="Arial"/>
+        </w:rPr>
+        <w:t xml:space="preserve">34</w:t>
+      </w:r>
+    </w:p>
+    <w:p>
+      <w:pPr>
+        <w:tabs>
+          <w:tab w:val="left" w:pos="1200"/>
+          <w:tab w:val="right" w:pos="9000" w:leader="dot"/>
+        </w:tabs>
+        <w:spacing w:before="80" w:after="80"/>
+      </w:pPr>
+      <w:r>
+        <w:rPr>
+          <w:color w:val="1B9E88"/>
+          <w:sz w:val="22"/>
+          <w:szCs w:val="22"/>
+          <w:rFonts w:ascii="Arial" w:cs="Arial" w:eastAsia="Arial" w:hAnsi="Arial"/>
+        </w:rPr>
+        <w:t xml:space="preserve">Figura 15</w:t>
+      </w:r>
+      <w:r>
+        <w:rPr>
+          <w:sz w:val="22"/>
+          <w:szCs w:val="22"/>
+        </w:rPr>
+        <w:t xml:space="preserve">	</w:t>
+      </w:r>
+      <w:r>
+        <w:rPr>
+          <w:sz w:val="22"/>
+          <w:szCs w:val="22"/>
+          <w:rFonts w:ascii="Arial" w:cs="Arial" w:eastAsia="Arial" w:hAnsi="Arial"/>
+        </w:rPr>
+        <w:t xml:space="preserve">Diagrama de flujo de generación - Platform Access Generator</w:t>
+      </w:r>
+      <w:r>
+        <w:rPr>
+          <w:sz w:val="22"/>
+          <w:szCs w:val="22"/>
+        </w:rPr>
+        <w:t xml:space="preserve">	</w:t>
+      </w:r>
+      <w:r>
+        <w:rPr>
+          <w:sz w:val="22"/>
+          <w:szCs w:val="22"/>
+          <w:rFonts w:ascii="Arial" w:cs="Arial" w:eastAsia="Arial" w:hAnsi="Arial"/>
+        </w:rPr>
+        <w:t xml:space="preserve">38</w:t>
+      </w:r>
+    </w:p>
+    <w:p>
+      <w:pPr>
+        <w:spacing w:before="300" w:after="200"/>
+        <w:jc w:val="right"/>
       </w:pPr>
       <w:r>
         <w:rPr>
           <w:i/>
           <w:iCs/>
           <w:color w:val="646363"/>
-          <w:sz w:val="22"/>
-          <w:szCs w:val="22"/>
+          <w:sz w:val="20"/>
+          <w:szCs w:val="20"/>
           <w:rFonts w:ascii="Arial" w:cs="Arial" w:eastAsia="Arial" w:hAnsi="Arial"/>
         </w:rPr>
-        <w:t xml:space="preserve">Las ilustraciones serán listadas automáticamente en la versión final del documento.</w:t>
+        <w:t xml:space="preserve">Total de ilustraciones: 15</w:t>
       </w:r>
     </w:p>
     <w:p>
@@ -290,7 +1066,7 @@
         <w:rPr>
           <w:b/>
           <w:bCs/>
-          <w:color w:val="EB4335"/>
+          <w:color w:val="1B9E88"/>
           <w:sz w:val="28"/>
           <w:szCs w:val="28"/>
           <w:caps/>
@@ -301,19 +1077,555 @@
     </w:p>
     <w:p>
       <w:pPr>
-        <w:spacing w:before="200" w:after="400"/>
-        <w:jc w:val="center"/>
+        <w:pBdr>
+          <w:bottom w:val="single" w:color="1B9E88" w:sz="8" w:space="1"/>
+        </w:pBdr>
+        <w:tabs>
+          <w:tab w:val="left" w:pos="1200"/>
+          <w:tab w:val="right" w:pos="9000"/>
+        </w:tabs>
+        <w:spacing w:before="200" w:after="150"/>
+      </w:pPr>
+      <w:r>
+        <w:rPr>
+          <w:b/>
+          <w:bCs/>
+          <w:sz w:val="22"/>
+          <w:szCs w:val="22"/>
+          <w:rFonts w:ascii="Arial" w:cs="Arial" w:eastAsia="Arial" w:hAnsi="Arial"/>
+        </w:rPr>
+        <w:t xml:space="preserve">Tabla</w:t>
+      </w:r>
+      <w:r>
+        <w:rPr>
+          <w:sz w:val="22"/>
+          <w:szCs w:val="22"/>
+        </w:rPr>
+        <w:t xml:space="preserve">	</w:t>
+      </w:r>
+      <w:r>
+        <w:rPr>
+          <w:b/>
+          <w:bCs/>
+          <w:sz w:val="22"/>
+          <w:szCs w:val="22"/>
+          <w:rFonts w:ascii="Arial" w:cs="Arial" w:eastAsia="Arial" w:hAnsi="Arial"/>
+        </w:rPr>
+        <w:t xml:space="preserve">Título</w:t>
+      </w:r>
+      <w:r>
+        <w:rPr>
+          <w:sz w:val="22"/>
+          <w:szCs w:val="22"/>
+        </w:rPr>
+        <w:t xml:space="preserve">	</w:t>
+      </w:r>
+      <w:r>
+        <w:rPr>
+          <w:b/>
+          <w:bCs/>
+          <w:sz w:val="22"/>
+          <w:szCs w:val="22"/>
+          <w:rFonts w:ascii="Arial" w:cs="Arial" w:eastAsia="Arial" w:hAnsi="Arial"/>
+        </w:rPr>
+        <w:t xml:space="preserve">Pág.</w:t>
+      </w:r>
+    </w:p>
+    <w:p>
+      <w:pPr>
+        <w:tabs>
+          <w:tab w:val="left" w:pos="1200"/>
+          <w:tab w:val="right" w:pos="9000" w:leader="dot"/>
+        </w:tabs>
+        <w:spacing w:before="80" w:after="80"/>
+      </w:pPr>
+      <w:r>
+        <w:rPr>
+          <w:color w:val="1B9E88"/>
+          <w:sz w:val="22"/>
+          <w:szCs w:val="22"/>
+          <w:rFonts w:ascii="Arial" w:cs="Arial" w:eastAsia="Arial" w:hAnsi="Arial"/>
+        </w:rPr>
+        <w:t xml:space="preserve">Tabla 1</w:t>
+      </w:r>
+      <w:r>
+        <w:rPr>
+          <w:sz w:val="22"/>
+          <w:szCs w:val="22"/>
+        </w:rPr>
+        <w:t xml:space="preserve">	</w:t>
+      </w:r>
+      <w:r>
+        <w:rPr>
+          <w:sz w:val="22"/>
+          <w:szCs w:val="22"/>
+          <w:rFonts w:ascii="Arial" w:cs="Arial" w:eastAsia="Arial" w:hAnsi="Arial"/>
+        </w:rPr>
+        <w:t xml:space="preserve">Tecnologías utilizadas en los plugins</w:t>
+      </w:r>
+      <w:r>
+        <w:rPr>
+          <w:sz w:val="22"/>
+          <w:szCs w:val="22"/>
+        </w:rPr>
+        <w:t xml:space="preserve">	</w:t>
+      </w:r>
+      <w:r>
+        <w:rPr>
+          <w:sz w:val="22"/>
+          <w:szCs w:val="22"/>
+          <w:rFonts w:ascii="Arial" w:cs="Arial" w:eastAsia="Arial" w:hAnsi="Arial"/>
+        </w:rPr>
+        <w:t xml:space="preserve">7</w:t>
+      </w:r>
+    </w:p>
+    <w:p>
+      <w:pPr>
+        <w:tabs>
+          <w:tab w:val="left" w:pos="1200"/>
+          <w:tab w:val="right" w:pos="9000" w:leader="dot"/>
+        </w:tabs>
+        <w:spacing w:before="80" w:after="80"/>
+      </w:pPr>
+      <w:r>
+        <w:rPr>
+          <w:color w:val="1B9E88"/>
+          <w:sz w:val="22"/>
+          <w:szCs w:val="22"/>
+          <w:rFonts w:ascii="Arial" w:cs="Arial" w:eastAsia="Arial" w:hAnsi="Arial"/>
+        </w:rPr>
+        <w:t xml:space="preserve">Tabla 2</w:t>
+      </w:r>
+      <w:r>
+        <w:rPr>
+          <w:sz w:val="22"/>
+          <w:szCs w:val="22"/>
+        </w:rPr>
+        <w:t xml:space="preserve">	</w:t>
+      </w:r>
+      <w:r>
+        <w:rPr>
+          <w:sz w:val="22"/>
+          <w:szCs w:val="22"/>
+          <w:rFonts w:ascii="Arial" w:cs="Arial" w:eastAsia="Arial" w:hAnsi="Arial"/>
+        </w:rPr>
+        <w:t xml:space="preserve">Información de versión del plugin local_jobboard</w:t>
+      </w:r>
+      <w:r>
+        <w:rPr>
+          <w:sz w:val="22"/>
+          <w:szCs w:val="22"/>
+        </w:rPr>
+        <w:t xml:space="preserve">	</w:t>
+      </w:r>
+      <w:r>
+        <w:rPr>
+          <w:sz w:val="22"/>
+          <w:szCs w:val="22"/>
+          <w:rFonts w:ascii="Arial" w:cs="Arial" w:eastAsia="Arial" w:hAnsi="Arial"/>
+        </w:rPr>
+        <w:t xml:space="preserve">8</w:t>
+      </w:r>
+    </w:p>
+    <w:p>
+      <w:pPr>
+        <w:tabs>
+          <w:tab w:val="left" w:pos="1200"/>
+          <w:tab w:val="right" w:pos="9000" w:leader="dot"/>
+        </w:tabs>
+        <w:spacing w:before="80" w:after="80"/>
+      </w:pPr>
+      <w:r>
+        <w:rPr>
+          <w:color w:val="1B9E88"/>
+          <w:sz w:val="22"/>
+          <w:szCs w:val="22"/>
+          <w:rFonts w:ascii="Arial" w:cs="Arial" w:eastAsia="Arial" w:hAnsi="Arial"/>
+        </w:rPr>
+        <w:t xml:space="preserve">Tabla 3</w:t>
+      </w:r>
+      <w:r>
+        <w:rPr>
+          <w:sz w:val="22"/>
+          <w:szCs w:val="22"/>
+        </w:rPr>
+        <w:t xml:space="preserve">	</w:t>
+      </w:r>
+      <w:r>
+        <w:rPr>
+          <w:sz w:val="22"/>
+          <w:szCs w:val="22"/>
+          <w:rFonts w:ascii="Arial" w:cs="Arial" w:eastAsia="Arial" w:hAnsi="Arial"/>
+        </w:rPr>
+        <w:t xml:space="preserve">Resumen de tablas de base de datos</w:t>
+      </w:r>
+      <w:r>
+        <w:rPr>
+          <w:sz w:val="22"/>
+          <w:szCs w:val="22"/>
+        </w:rPr>
+        <w:t xml:space="preserve">	</w:t>
+      </w:r>
+      <w:r>
+        <w:rPr>
+          <w:sz w:val="22"/>
+          <w:szCs w:val="22"/>
+          <w:rFonts w:ascii="Arial" w:cs="Arial" w:eastAsia="Arial" w:hAnsi="Arial"/>
+        </w:rPr>
+        <w:t xml:space="preserve">11</w:t>
+      </w:r>
+    </w:p>
+    <w:p>
+      <w:pPr>
+        <w:tabs>
+          <w:tab w:val="left" w:pos="1200"/>
+          <w:tab w:val="right" w:pos="9000" w:leader="dot"/>
+        </w:tabs>
+        <w:spacing w:before="80" w:after="80"/>
+      </w:pPr>
+      <w:r>
+        <w:rPr>
+          <w:color w:val="1B9E88"/>
+          <w:sz w:val="22"/>
+          <w:szCs w:val="22"/>
+          <w:rFonts w:ascii="Arial" w:cs="Arial" w:eastAsia="Arial" w:hAnsi="Arial"/>
+        </w:rPr>
+        <w:t xml:space="preserve">Tabla 4</w:t>
+      </w:r>
+      <w:r>
+        <w:rPr>
+          <w:sz w:val="22"/>
+          <w:szCs w:val="22"/>
+        </w:rPr>
+        <w:t xml:space="preserve">	</w:t>
+      </w:r>
+      <w:r>
+        <w:rPr>
+          <w:sz w:val="22"/>
+          <w:szCs w:val="22"/>
+          <w:rFonts w:ascii="Arial" w:cs="Arial" w:eastAsia="Arial" w:hAnsi="Arial"/>
+        </w:rPr>
+        <w:t xml:space="preserve">Servicios web disponibles</w:t>
+      </w:r>
+      <w:r>
+        <w:rPr>
+          <w:sz w:val="22"/>
+          <w:szCs w:val="22"/>
+        </w:rPr>
+        <w:t xml:space="preserve">	</w:t>
+      </w:r>
+      <w:r>
+        <w:rPr>
+          <w:sz w:val="22"/>
+          <w:szCs w:val="22"/>
+          <w:rFonts w:ascii="Arial" w:cs="Arial" w:eastAsia="Arial" w:hAnsi="Arial"/>
+        </w:rPr>
+        <w:t xml:space="preserve">17</w:t>
+      </w:r>
+    </w:p>
+    <w:p>
+      <w:pPr>
+        <w:tabs>
+          <w:tab w:val="left" w:pos="1200"/>
+          <w:tab w:val="right" w:pos="9000" w:leader="dot"/>
+        </w:tabs>
+        <w:spacing w:before="80" w:after="80"/>
+      </w:pPr>
+      <w:r>
+        <w:rPr>
+          <w:color w:val="1B9E88"/>
+          <w:sz w:val="22"/>
+          <w:szCs w:val="22"/>
+          <w:rFonts w:ascii="Arial" w:cs="Arial" w:eastAsia="Arial" w:hAnsi="Arial"/>
+        </w:rPr>
+        <w:t xml:space="preserve">Tabla 5</w:t>
+      </w:r>
+      <w:r>
+        <w:rPr>
+          <w:sz w:val="22"/>
+          <w:szCs w:val="22"/>
+        </w:rPr>
+        <w:t xml:space="preserve">	</w:t>
+      </w:r>
+      <w:r>
+        <w:rPr>
+          <w:sz w:val="22"/>
+          <w:szCs w:val="22"/>
+          <w:rFonts w:ascii="Arial" w:cs="Arial" w:eastAsia="Arial" w:hAnsi="Arial"/>
+        </w:rPr>
+        <w:t xml:space="preserve">Información de versión - Platform Usage Report</w:t>
+      </w:r>
+      <w:r>
+        <w:rPr>
+          <w:sz w:val="22"/>
+          <w:szCs w:val="22"/>
+        </w:rPr>
+        <w:t xml:space="preserve">	</w:t>
+      </w:r>
+      <w:r>
+        <w:rPr>
+          <w:sz w:val="22"/>
+          <w:szCs w:val="22"/>
+          <w:rFonts w:ascii="Arial" w:cs="Arial" w:eastAsia="Arial" w:hAnsi="Arial"/>
+        </w:rPr>
+        <w:t xml:space="preserve">23</w:t>
+      </w:r>
+    </w:p>
+    <w:p>
+      <w:pPr>
+        <w:tabs>
+          <w:tab w:val="left" w:pos="1200"/>
+          <w:tab w:val="right" w:pos="9000" w:leader="dot"/>
+        </w:tabs>
+        <w:spacing w:before="80" w:after="80"/>
+      </w:pPr>
+      <w:r>
+        <w:rPr>
+          <w:color w:val="1B9E88"/>
+          <w:sz w:val="22"/>
+          <w:szCs w:val="22"/>
+          <w:rFonts w:ascii="Arial" w:cs="Arial" w:eastAsia="Arial" w:hAnsi="Arial"/>
+        </w:rPr>
+        <w:t xml:space="preserve">Tabla 6</w:t>
+      </w:r>
+      <w:r>
+        <w:rPr>
+          <w:sz w:val="22"/>
+          <w:szCs w:val="22"/>
+        </w:rPr>
+        <w:t xml:space="preserve">	</w:t>
+      </w:r>
+      <w:r>
+        <w:rPr>
+          <w:sz w:val="22"/>
+          <w:szCs w:val="22"/>
+          <w:rFonts w:ascii="Arial" w:cs="Arial" w:eastAsia="Arial" w:hAnsi="Arial"/>
+        </w:rPr>
+        <w:t xml:space="preserve">Tabla report_platform_usage_summary</w:t>
+      </w:r>
+      <w:r>
+        <w:rPr>
+          <w:sz w:val="22"/>
+          <w:szCs w:val="22"/>
+        </w:rPr>
+        <w:t xml:space="preserve">	</w:t>
+      </w:r>
+      <w:r>
+        <w:rPr>
+          <w:sz w:val="22"/>
+          <w:szCs w:val="22"/>
+          <w:rFonts w:ascii="Arial" w:cs="Arial" w:eastAsia="Arial" w:hAnsi="Arial"/>
+        </w:rPr>
+        <w:t xml:space="preserve">25</w:t>
+      </w:r>
+    </w:p>
+    <w:p>
+      <w:pPr>
+        <w:tabs>
+          <w:tab w:val="left" w:pos="1200"/>
+          <w:tab w:val="right" w:pos="9000" w:leader="dot"/>
+        </w:tabs>
+        <w:spacing w:before="80" w:after="80"/>
+      </w:pPr>
+      <w:r>
+        <w:rPr>
+          <w:color w:val="1B9E88"/>
+          <w:sz w:val="22"/>
+          <w:szCs w:val="22"/>
+          <w:rFonts w:ascii="Arial" w:cs="Arial" w:eastAsia="Arial" w:hAnsi="Arial"/>
+        </w:rPr>
+        <w:t xml:space="preserve">Tabla 7</w:t>
+      </w:r>
+      <w:r>
+        <w:rPr>
+          <w:sz w:val="22"/>
+          <w:szCs w:val="22"/>
+        </w:rPr>
+        <w:t xml:space="preserve">	</w:t>
+      </w:r>
+      <w:r>
+        <w:rPr>
+          <w:sz w:val="22"/>
+          <w:szCs w:val="22"/>
+          <w:rFonts w:ascii="Arial" w:cs="Arial" w:eastAsia="Arial" w:hAnsi="Arial"/>
+        </w:rPr>
+        <w:t xml:space="preserve">Capabilities del plugin Platform Usage Report</w:t>
+      </w:r>
+      <w:r>
+        <w:rPr>
+          <w:sz w:val="22"/>
+          <w:szCs w:val="22"/>
+        </w:rPr>
+        <w:t xml:space="preserve">	</w:t>
+      </w:r>
+      <w:r>
+        <w:rPr>
+          <w:sz w:val="22"/>
+          <w:szCs w:val="22"/>
+          <w:rFonts w:ascii="Arial" w:cs="Arial" w:eastAsia="Arial" w:hAnsi="Arial"/>
+        </w:rPr>
+        <w:t xml:space="preserve">27</w:t>
+      </w:r>
+    </w:p>
+    <w:p>
+      <w:pPr>
+        <w:tabs>
+          <w:tab w:val="left" w:pos="1200"/>
+          <w:tab w:val="right" w:pos="9000" w:leader="dot"/>
+        </w:tabs>
+        <w:spacing w:before="80" w:after="80"/>
+      </w:pPr>
+      <w:r>
+        <w:rPr>
+          <w:color w:val="1B9E88"/>
+          <w:sz w:val="22"/>
+          <w:szCs w:val="22"/>
+          <w:rFonts w:ascii="Arial" w:cs="Arial" w:eastAsia="Arial" w:hAnsi="Arial"/>
+        </w:rPr>
+        <w:t xml:space="preserve">Tabla 8</w:t>
+      </w:r>
+      <w:r>
+        <w:rPr>
+          <w:sz w:val="22"/>
+          <w:szCs w:val="22"/>
+        </w:rPr>
+        <w:t xml:space="preserve">	</w:t>
+      </w:r>
+      <w:r>
+        <w:rPr>
+          <w:sz w:val="22"/>
+          <w:szCs w:val="22"/>
+          <w:rFonts w:ascii="Arial" w:cs="Arial" w:eastAsia="Arial" w:hAnsi="Arial"/>
+        </w:rPr>
+        <w:t xml:space="preserve">Información de versión - Platform Access Generator</w:t>
+      </w:r>
+      <w:r>
+        <w:rPr>
+          <w:sz w:val="22"/>
+          <w:szCs w:val="22"/>
+        </w:rPr>
+        <w:t xml:space="preserve">	</w:t>
+      </w:r>
+      <w:r>
+        <w:rPr>
+          <w:sz w:val="22"/>
+          <w:szCs w:val="22"/>
+          <w:rFonts w:ascii="Arial" w:cs="Arial" w:eastAsia="Arial" w:hAnsi="Arial"/>
+        </w:rPr>
+        <w:t xml:space="preserve">33</w:t>
+      </w:r>
+    </w:p>
+    <w:p>
+      <w:pPr>
+        <w:tabs>
+          <w:tab w:val="left" w:pos="1200"/>
+          <w:tab w:val="right" w:pos="9000" w:leader="dot"/>
+        </w:tabs>
+        <w:spacing w:before="80" w:after="80"/>
+      </w:pPr>
+      <w:r>
+        <w:rPr>
+          <w:color w:val="1B9E88"/>
+          <w:sz w:val="22"/>
+          <w:szCs w:val="22"/>
+          <w:rFonts w:ascii="Arial" w:cs="Arial" w:eastAsia="Arial" w:hAnsi="Arial"/>
+        </w:rPr>
+        <w:t xml:space="preserve">Tabla 9</w:t>
+      </w:r>
+      <w:r>
+        <w:rPr>
+          <w:sz w:val="22"/>
+          <w:szCs w:val="22"/>
+        </w:rPr>
+        <w:t xml:space="preserve">	</w:t>
+      </w:r>
+      <w:r>
+        <w:rPr>
+          <w:sz w:val="22"/>
+          <w:szCs w:val="22"/>
+          <w:rFonts w:ascii="Arial" w:cs="Arial" w:eastAsia="Arial" w:hAnsi="Arial"/>
+        </w:rPr>
+        <w:t xml:space="preserve">Capabilities del plugin Platform Access Generator</w:t>
+      </w:r>
+      <w:r>
+        <w:rPr>
+          <w:sz w:val="22"/>
+          <w:szCs w:val="22"/>
+        </w:rPr>
+        <w:t xml:space="preserve">	</w:t>
+      </w:r>
+      <w:r>
+        <w:rPr>
+          <w:sz w:val="22"/>
+          <w:szCs w:val="22"/>
+          <w:rFonts w:ascii="Arial" w:cs="Arial" w:eastAsia="Arial" w:hAnsi="Arial"/>
+        </w:rPr>
+        <w:t xml:space="preserve">36</w:t>
+      </w:r>
+    </w:p>
+    <w:p>
+      <w:pPr>
+        <w:tabs>
+          <w:tab w:val="left" w:pos="1200"/>
+          <w:tab w:val="right" w:pos="9000" w:leader="dot"/>
+        </w:tabs>
+        <w:spacing w:before="80" w:after="80"/>
+      </w:pPr>
+      <w:r>
+        <w:rPr>
+          <w:color w:val="1B9E88"/>
+          <w:sz w:val="22"/>
+          <w:szCs w:val="22"/>
+          <w:rFonts w:ascii="Arial" w:cs="Arial" w:eastAsia="Arial" w:hAnsi="Arial"/>
+        </w:rPr>
+        <w:t xml:space="preserve">Tabla 10</w:t>
+      </w:r>
+      <w:r>
+        <w:rPr>
+          <w:sz w:val="22"/>
+          <w:szCs w:val="22"/>
+        </w:rPr>
+        <w:t xml:space="preserve">	</w:t>
+      </w:r>
+      <w:r>
+        <w:rPr>
+          <w:sz w:val="22"/>
+          <w:szCs w:val="22"/>
+          <w:rFonts w:ascii="Arial" w:cs="Arial" w:eastAsia="Arial" w:hAnsi="Arial"/>
+        </w:rPr>
+        <w:t xml:space="preserve">Técnicas de optimización implementadas</w:t>
+      </w:r>
+      <w:r>
+        <w:rPr>
+          <w:sz w:val="22"/>
+          <w:szCs w:val="22"/>
+        </w:rPr>
+        <w:t xml:space="preserve">	</w:t>
+      </w:r>
+      <w:r>
+        <w:rPr>
+          <w:sz w:val="22"/>
+          <w:szCs w:val="22"/>
+          <w:rFonts w:ascii="Arial" w:cs="Arial" w:eastAsia="Arial" w:hAnsi="Arial"/>
+        </w:rPr>
+        <w:t xml:space="preserve">39</w:t>
+      </w:r>
+    </w:p>
+    <w:p>
+      <w:pPr>
+        <w:spacing w:before="300" w:after="200"/>
+        <w:jc w:val="right"/>
       </w:pPr>
       <w:r>
         <w:rPr>
           <w:i/>
           <w:iCs/>
           <w:color w:val="646363"/>
-          <w:sz w:val="22"/>
-          <w:szCs w:val="22"/>
+          <w:sz w:val="20"/>
+          <w:szCs w:val="20"/>
           <w:rFonts w:ascii="Arial" w:cs="Arial" w:eastAsia="Arial" w:hAnsi="Arial"/>
         </w:rPr>
-        <w:t xml:space="preserve">Las tablas serán listadas automáticamente en la versión final del documento.</w:t>
+        <w:t xml:space="preserve">Total de tablas: 10</w:t>
       </w:r>
     </w:p>
     <w:p>
@@ -2899,7 +4211,7 @@
       <w:r>
         <w:drawing>
           <wp:inline distT="0" distB="0" distL="0" distR="0">
-            <wp:extent cx="4953000" cy="5229225"/>
+            <wp:extent cx="4953000" cy="5734050"/>
             <wp:effectExtent t="0" r="0" b="0" l="0"/>
             <wp:docPr id="1" name="" descr="" title=""/>
             <wp:cNvGraphicFramePr>
@@ -2924,7 +4236,7 @@
                   <pic:spPr bwMode="auto">
                     <a:xfrm>
                       <a:off x="0" y="0"/>
-                      <a:ext cx="4953000" cy="5229225"/>
+                      <a:ext cx="4953000" cy="5734050"/>
                     </a:xfrm>
                     <a:prstGeom prst="rect">
                       <a:avLst/>
@@ -16993,7 +18305,7 @@
       <w:r>
         <w:drawing>
           <wp:inline distT="0" distB="0" distL="0" distR="0">
-            <wp:extent cx="4953000" cy="3305175"/>
+            <wp:extent cx="4953000" cy="3467100"/>
             <wp:effectExtent t="0" r="0" b="0" l="0"/>
             <wp:docPr id="1" name="" descr="" title=""/>
             <wp:cNvGraphicFramePr>
@@ -17018,7 +18330,7 @@
                   <pic:spPr bwMode="auto">
                     <a:xfrm>
                       <a:off x="0" y="0"/>
-                      <a:ext cx="4953000" cy="3305175"/>
+                      <a:ext cx="4953000" cy="3467100"/>
                     </a:xfrm>
                     <a:prstGeom prst="rect">
                       <a:avLst/>

--- a/docs/informe_tecnico/output/INFORME_TECNICO_PLUGINS_ISER_2025.docx
+++ b/docs/informe_tecnico/output/INFORME_TECNICO_PLUGINS_ISER_2025.docx
@@ -1991,7 +1991,7 @@
         <w:spacing w:before="400" w:after="200"/>
       </w:pPr>
       <w:r>
-        <w:t xml:space="preserve">3. METODOLOGÍA</w:t>
+        <w:t xml:space="preserve">3. ALCANCE</w:t>
       </w:r>
     </w:p>
     <w:p>
@@ -2004,21 +2004,12 @@
           <w:sz w:val="24"/>
           <w:szCs w:val="24"/>
         </w:rPr>
-        <w:t xml:space="preserve">La elaboración de este informe técnico siguió una metodología sistemática de análisis de código y documentación que garantiza la precisión y completitud de la información presentada.</w:t>
-      </w:r>
-    </w:p>
-    <w:p>
-      <w:pPr>
-        <w:pStyle w:val="Heading2"/>
-        <w:spacing w:before="300" w:after="150"/>
-      </w:pPr>
-      <w:r>
-        <w:t xml:space="preserve">3.1 Fases del Proceso</w:t>
-      </w:r>
-    </w:p>
-    <w:p>
-      <w:pPr>
-        <w:spacing w:before="200" w:after="100"/>
+        <w:t xml:space="preserve">Este documento cubre la documentación técnica de los tres plugins mencionados en su versión actual (2025). El alcance incluye:</w:t>
+      </w:r>
+    </w:p>
+    <w:p>
+      <w:pPr>
+        <w:spacing w:after="100"/>
       </w:pPr>
       <w:r>
         <w:rPr>
@@ -2028,308 +2019,6 @@
           <w:sz w:val="24"/>
           <w:szCs w:val="24"/>
         </w:rPr>
-        <w:t xml:space="preserve">Fase 1: Análisis de Código Fuente</w:t>
-      </w:r>
-    </w:p>
-    <w:p>
-      <w:pPr>
-        <w:spacing w:after="50"/>
-        <w:ind w:left="360"/>
-        <w:jc w:val="both"/>
-      </w:pPr>
-      <w:r>
-        <w:rPr>
-          <w:sz w:val="24"/>
-          <w:szCs w:val="24"/>
-        </w:rPr>
-        <w:t xml:space="preserve">Revisión sistemática de todos los archivos PHP, JavaScript, XML y CSS de cada plugin, extrayendo información sobre clases, funciones, constantes y configuraciones.</w:t>
-      </w:r>
-    </w:p>
-    <w:p>
-      <w:pPr>
-        <w:spacing w:after="100"/>
-        <w:ind w:left="360"/>
-      </w:pPr>
-      <w:r>
-        <w:rPr>
-          <w:b/>
-          <w:bCs/>
-          <w:i/>
-          <w:iCs/>
-          <w:sz w:val="22"/>
-          <w:szCs w:val="22"/>
-        </w:rPr>
-        <w:t xml:space="preserve">Herramientas: </w:t>
-      </w:r>
-      <w:r>
-        <w:rPr>
-          <w:i/>
-          <w:iCs/>
-          <w:color w:val="646363"/>
-          <w:sz w:val="22"/>
-          <w:szCs w:val="22"/>
-        </w:rPr>
-        <w:t xml:space="preserve">Análisis estático de código, parsing de archivos XML</w:t>
-      </w:r>
-    </w:p>
-    <w:p>
-      <w:pPr>
-        <w:spacing w:before="200" w:after="100"/>
-      </w:pPr>
-      <w:r>
-        <w:rPr>
-          <w:b/>
-          <w:bCs/>
-          <w:color w:val="1B9E88"/>
-          <w:sz w:val="24"/>
-          <w:szCs w:val="24"/>
-        </w:rPr>
-        <w:t xml:space="preserve">Fase 2: Extracción de Esquemas</w:t>
-      </w:r>
-    </w:p>
-    <w:p>
-      <w:pPr>
-        <w:spacing w:after="50"/>
-        <w:ind w:left="360"/>
-        <w:jc w:val="both"/>
-      </w:pPr>
-      <w:r>
-        <w:rPr>
-          <w:sz w:val="24"/>
-          <w:szCs w:val="24"/>
-        </w:rPr>
-        <w:t xml:space="preserve">Análisis de archivos install.xml y access.php para documentar la estructura de base de datos y el sistema de permisos.</w:t>
-      </w:r>
-    </w:p>
-    <w:p>
-      <w:pPr>
-        <w:spacing w:after="100"/>
-        <w:ind w:left="360"/>
-      </w:pPr>
-      <w:r>
-        <w:rPr>
-          <w:b/>
-          <w:bCs/>
-          <w:i/>
-          <w:iCs/>
-          <w:sz w:val="22"/>
-          <w:szCs w:val="22"/>
-        </w:rPr>
-        <w:t xml:space="preserve">Herramientas: </w:t>
-      </w:r>
-      <w:r>
-        <w:rPr>
-          <w:i/>
-          <w:iCs/>
-          <w:color w:val="646363"/>
-          <w:sz w:val="22"/>
-          <w:szCs w:val="22"/>
-        </w:rPr>
-        <w:t xml:space="preserve">Parsing XML, análisis de definiciones de capabilities</w:t>
-      </w:r>
-    </w:p>
-    <w:p>
-      <w:pPr>
-        <w:spacing w:before="200" w:after="100"/>
-      </w:pPr>
-      <w:r>
-        <w:rPr>
-          <w:b/>
-          <w:bCs/>
-          <w:color w:val="1B9E88"/>
-          <w:sz w:val="24"/>
-          <w:szCs w:val="24"/>
-        </w:rPr>
-        <w:t xml:space="preserve">Fase 3: Generación de Diagramas</w:t>
-      </w:r>
-    </w:p>
-    <w:p>
-      <w:pPr>
-        <w:spacing w:after="50"/>
-        <w:ind w:left="360"/>
-        <w:jc w:val="both"/>
-      </w:pPr>
-      <w:r>
-        <w:rPr>
-          <w:sz w:val="24"/>
-          <w:szCs w:val="24"/>
-        </w:rPr>
-        <w:t xml:space="preserve">Creación de diagramas técnicos en formato SVG que ilustran la arquitectura, flujos de trabajo y relaciones entre componentes.</w:t>
-      </w:r>
-    </w:p>
-    <w:p>
-      <w:pPr>
-        <w:spacing w:after="100"/>
-        <w:ind w:left="360"/>
-      </w:pPr>
-      <w:r>
-        <w:rPr>
-          <w:b/>
-          <w:bCs/>
-          <w:i/>
-          <w:iCs/>
-          <w:sz w:val="22"/>
-          <w:szCs w:val="22"/>
-        </w:rPr>
-        <w:t xml:space="preserve">Herramientas: </w:t>
-      </w:r>
-      <w:r>
-        <w:rPr>
-          <w:i/>
-          <w:iCs/>
-          <w:color w:val="646363"/>
-          <w:sz w:val="22"/>
-          <w:szCs w:val="22"/>
-        </w:rPr>
-        <w:t xml:space="preserve">Diseño vectorial SVG con colores corporativos ISER</w:t>
-      </w:r>
-    </w:p>
-    <w:p>
-      <w:pPr>
-        <w:spacing w:before="200" w:after="100"/>
-      </w:pPr>
-      <w:r>
-        <w:rPr>
-          <w:b/>
-          <w:bCs/>
-          <w:color w:val="1B9E88"/>
-          <w:sz w:val="24"/>
-          <w:szCs w:val="24"/>
-        </w:rPr>
-        <w:t xml:space="preserve">Fase 4: Consolidación de Datos</w:t>
-      </w:r>
-    </w:p>
-    <w:p>
-      <w:pPr>
-        <w:spacing w:after="50"/>
-        <w:ind w:left="360"/>
-        <w:jc w:val="both"/>
-      </w:pPr>
-      <w:r>
-        <w:rPr>
-          <w:sz w:val="24"/>
-          <w:szCs w:val="24"/>
-        </w:rPr>
-        <w:t xml:space="preserve">Integración de toda la información extraída en estructuras JSON que sirven como fuente de datos para el documento.</w:t>
-      </w:r>
-    </w:p>
-    <w:p>
-      <w:pPr>
-        <w:spacing w:after="100"/>
-        <w:ind w:left="360"/>
-      </w:pPr>
-      <w:r>
-        <w:rPr>
-          <w:b/>
-          <w:bCs/>
-          <w:i/>
-          <w:iCs/>
-          <w:sz w:val="22"/>
-          <w:szCs w:val="22"/>
-        </w:rPr>
-        <w:t xml:space="preserve">Herramientas: </w:t>
-      </w:r>
-      <w:r>
-        <w:rPr>
-          <w:i/>
-          <w:iCs/>
-          <w:color w:val="646363"/>
-          <w:sz w:val="22"/>
-          <w:szCs w:val="22"/>
-        </w:rPr>
-        <w:t xml:space="preserve">Procesamiento JSON, validación de datos</w:t>
-      </w:r>
-    </w:p>
-    <w:p>
-      <w:pPr>
-        <w:spacing w:before="200" w:after="100"/>
-      </w:pPr>
-      <w:r>
-        <w:rPr>
-          <w:b/>
-          <w:bCs/>
-          <w:color w:val="1B9E88"/>
-          <w:sz w:val="24"/>
-          <w:szCs w:val="24"/>
-        </w:rPr>
-        <w:t xml:space="preserve">Fase 5: Generación del Documento</w:t>
-      </w:r>
-    </w:p>
-    <w:p>
-      <w:pPr>
-        <w:spacing w:after="50"/>
-        <w:ind w:left="360"/>
-        <w:jc w:val="both"/>
-      </w:pPr>
-      <w:r>
-        <w:rPr>
-          <w:sz w:val="24"/>
-          <w:szCs w:val="24"/>
-        </w:rPr>
-        <w:t xml:space="preserve">Producción automatizada del documento Word (.docx) utilizando plantillas y estilos ICONTEC.</w:t>
-      </w:r>
-    </w:p>
-    <w:p>
-      <w:pPr>
-        <w:spacing w:after="100"/>
-        <w:ind w:left="360"/>
-      </w:pPr>
-      <w:r>
-        <w:rPr>
-          <w:b/>
-          <w:bCs/>
-          <w:i/>
-          <w:iCs/>
-          <w:sz w:val="22"/>
-          <w:szCs w:val="22"/>
-        </w:rPr>
-        <w:t xml:space="preserve">Herramientas: </w:t>
-      </w:r>
-      <w:r>
-        <w:rPr>
-          <w:i/>
-          <w:iCs/>
-          <w:color w:val="646363"/>
-          <w:sz w:val="22"/>
-          <w:szCs w:val="22"/>
-        </w:rPr>
-        <w:t xml:space="preserve">Librería docx para Node.js, Sharp para procesamiento de imágenes</w:t>
-      </w:r>
-    </w:p>
-    <w:p>
-      <w:pPr>
-        <w:pStyle w:val="Heading1"/>
-        <w:spacing w:before="400" w:after="200"/>
-      </w:pPr>
-      <w:r>
-        <w:t xml:space="preserve">4. ALCANCE</w:t>
-      </w:r>
-    </w:p>
-    <w:p>
-      <w:pPr>
-        <w:spacing w:after="200"/>
-        <w:jc w:val="both"/>
-      </w:pPr>
-      <w:r>
-        <w:rPr>
-          <w:sz w:val="24"/>
-          <w:szCs w:val="24"/>
-        </w:rPr>
-        <w:t xml:space="preserve">Este documento cubre la documentación técnica de los tres plugins mencionados en su versión actual (2025). El alcance incluye:</w:t>
-      </w:r>
-    </w:p>
-    <w:p>
-      <w:pPr>
-        <w:spacing w:after="100"/>
-      </w:pPr>
-      <w:r>
-        <w:rPr>
-          <w:b/>
-          <w:bCs/>
-          <w:color w:val="1B9E88"/>
-          <w:sz w:val="24"/>
-          <w:szCs w:val="24"/>
-        </w:rPr>
         <w:t xml:space="preserve">Incluye:</w:t>
       </w:r>
     </w:p>
@@ -2497,7 +2186,7 @@
         <w:spacing w:before="400" w:after="200"/>
       </w:pPr>
       <w:r>
-        <w:t xml:space="preserve">5. TECNOLOGÍAS UTILIZADAS</w:t>
+        <w:t xml:space="preserve">4. TECNOLOGÍAS UTILIZADAS</w:t>
       </w:r>
     </w:p>
     <w:p>
